--- a/docs/TODO.docx
+++ b/docs/TODO.docx
@@ -327,7 +327,7 @@
           </w:tcPr>
           <w:p>
             <w:r>
-              <w:t xml:space="preserve">Verify Circle-reads-as-Cross fix — diagnostic Canny edge-blank in bottom-left ellipse (unconditional, remove portrait-bubble guard)</w:t>
+              <w:t xml:space="preserve">Grievous-Circle: mask-only candidate now scores Circle:0.97 and the override picks it (stronglyRound=true). BUT top-level scoring adds +0.7 to Diamond via shapeDiamondCornerScore=0.92, pushing Diamond (1.02) over Circle (0.97). Find the Diamond corner-bonus stacking step and gate it on !stronglyRound / on winning candidate being mask-only.</w:t>
             </w:r>
           </w:p>
         </w:tc>
@@ -349,7 +349,7 @@
           </w:tcPr>
           <w:p>
             <w:r>
-              <w:t xml:space="preserve">Release APK rebuilt 2026-04-20 18:41 with diagnostic + debug-dir relocation. Need fresh scan with new APK. Pulls kept crashing the chat with large PNGs — see Tooling row.</w:t>
+              <w:t xml:space="preserve">Binary-mask portrait erase + mask-only ≥ 0.85 override landed 2026-04-20 19:02. Next: grep for shapeDiamondCornerScore / where final Top1 deviates from candidate Top1 and suppress the corner bonus when the winning candidate has stronglyRound.</w:t>
             </w:r>
           </w:p>
         </w:tc>
@@ -1110,6 +1110,196 @@
           <w:p>
             <w:r>
               <w:t xml:space="preserve">Audit scoring path. Secondaries should weight into fit score; otherwise suggestions are noisy.</w:t>
+            </w:r>
+          </w:p>
+        </w:tc>
+      </w:tr>
+      <w:tr>
+        <w:tc>
+          <w:tcPr>
+            <w:tcW w:type="dxa" w:w="1400"/>
+            <w:tcBorders>
+              <w:top w:val="single" w:color="CCCCCC" w:sz="1"/>
+              <w:left w:val="single" w:color="CCCCCC" w:sz="1"/>
+              <w:bottom w:val="single" w:color="CCCCCC" w:sz="1"/>
+              <w:right w:val="single" w:color="CCCCCC" w:sz="1"/>
+            </w:tcBorders>
+            <w:shd w:fill="FFF4CE" w:val="clear"/>
+            <w:tcMar>
+              <w:top w:type="dxa" w:w="80"/>
+              <w:left w:type="dxa" w:w="120"/>
+              <w:bottom w:type="dxa" w:w="80"/>
+              <w:right w:type="dxa" w:w="120"/>
+            </w:tcMar>
+          </w:tcPr>
+          <w:p>
+            <w:r>
+              <w:rPr>
+                <w:b/>
+                <w:bCs/>
+              </w:rPr>
+              <w:t xml:space="preserve">OPEN</w:t>
+            </w:r>
+          </w:p>
+        </w:tc>
+        <w:tc>
+          <w:tcPr>
+            <w:tcW w:type="dxa" w:w="2000"/>
+            <w:tcBorders>
+              <w:top w:val="single" w:color="CCCCCC" w:sz="1"/>
+              <w:left w:val="single" w:color="CCCCCC" w:sz="1"/>
+              <w:bottom w:val="single" w:color="CCCCCC" w:sz="1"/>
+              <w:right w:val="single" w:color="CCCCCC" w:sz="1"/>
+            </w:tcBorders>
+            <w:tcMar>
+              <w:top w:type="dxa" w:w="80"/>
+              <w:left w:type="dxa" w:w="120"/>
+              <w:bottom w:type="dxa" w:w="80"/>
+              <w:right w:type="dxa" w:w="120"/>
+            </w:tcMar>
+          </w:tcPr>
+          <w:p>
+            <w:r>
+              <w:t xml:space="preserve">Scan performance</w:t>
+            </w:r>
+          </w:p>
+        </w:tc>
+        <w:tc>
+          <w:tcPr>
+            <w:tcW w:type="dxa" w:w="3500"/>
+            <w:tcBorders>
+              <w:top w:val="single" w:color="CCCCCC" w:sz="1"/>
+              <w:left w:val="single" w:color="CCCCCC" w:sz="1"/>
+              <w:bottom w:val="single" w:color="CCCCCC" w:sz="1"/>
+              <w:right w:val="single" w:color="CCCCCC" w:sz="1"/>
+            </w:tcBorders>
+            <w:tcMar>
+              <w:top w:type="dxa" w:w="80"/>
+              <w:left w:type="dxa" w:w="120"/>
+              <w:bottom w:type="dxa" w:w="80"/>
+              <w:right w:type="dxa" w:w="120"/>
+            </w:tcMar>
+          </w:tcPr>
+          <w:p>
+            <w:r>
+              <w:t xml:space="preserve">Increase overall scan speed on the overlay capture flow</w:t>
+            </w:r>
+          </w:p>
+        </w:tc>
+        <w:tc>
+          <w:tcPr>
+            <w:tcW w:type="dxa" w:w="2460"/>
+            <w:tcBorders>
+              <w:top w:val="single" w:color="CCCCCC" w:sz="1"/>
+              <w:left w:val="single" w:color="CCCCCC" w:sz="1"/>
+              <w:bottom w:val="single" w:color="CCCCCC" w:sz="1"/>
+              <w:right w:val="single" w:color="CCCCCC" w:sz="1"/>
+            </w:tcBorders>
+            <w:tcMar>
+              <w:top w:type="dxa" w:w="80"/>
+              <w:left w:type="dxa" w:w="120"/>
+              <w:bottom w:type="dxa" w:w="80"/>
+              <w:right w:type="dxa" w:w="120"/>
+            </w:tcMar>
+          </w:tcPr>
+          <w:p>
+            <w:r>
+              <w:t xml:space="preserve">Focused/stats/shape/icon/set crops + two classifiers (set + shape) run sequentially per mod. Profile the hot path and see what can be parallelized or cached between mods on the same screen.</w:t>
+            </w:r>
+          </w:p>
+        </w:tc>
+      </w:tr>
+      <w:tr>
+        <w:tc>
+          <w:tcPr>
+            <w:tcW w:type="dxa" w:w="1400"/>
+            <w:tcBorders>
+              <w:top w:val="single" w:color="CCCCCC" w:sz="1"/>
+              <w:left w:val="single" w:color="CCCCCC" w:sz="1"/>
+              <w:bottom w:val="single" w:color="CCCCCC" w:sz="1"/>
+              <w:right w:val="single" w:color="CCCCCC" w:sz="1"/>
+            </w:tcBorders>
+            <w:shd w:fill="FFF4CE" w:val="clear"/>
+            <w:tcMar>
+              <w:top w:type="dxa" w:w="80"/>
+              <w:left w:type="dxa" w:w="120"/>
+              <w:bottom w:type="dxa" w:w="80"/>
+              <w:right w:type="dxa" w:w="120"/>
+            </w:tcMar>
+          </w:tcPr>
+          <w:p>
+            <w:r>
+              <w:rPr>
+                <w:b/>
+                <w:bCs/>
+              </w:rPr>
+              <w:t xml:space="preserve">OPEN</w:t>
+            </w:r>
+          </w:p>
+        </w:tc>
+        <w:tc>
+          <w:tcPr>
+            <w:tcW w:type="dxa" w:w="2000"/>
+            <w:tcBorders>
+              <w:top w:val="single" w:color="CCCCCC" w:sz="1"/>
+              <w:left w:val="single" w:color="CCCCCC" w:sz="1"/>
+              <w:bottom w:val="single" w:color="CCCCCC" w:sz="1"/>
+              <w:right w:val="single" w:color="CCCCCC" w:sz="1"/>
+            </w:tcBorders>
+            <w:tcMar>
+              <w:top w:type="dxa" w:w="80"/>
+              <w:left w:type="dxa" w:w="120"/>
+              <w:bottom w:type="dxa" w:w="80"/>
+              <w:right w:type="dxa" w:w="120"/>
+            </w:tcMar>
+          </w:tcPr>
+          <w:p>
+            <w:r>
+              <w:t xml:space="preserve">Scan UX</w:t>
+            </w:r>
+          </w:p>
+        </w:tc>
+        <w:tc>
+          <w:tcPr>
+            <w:tcW w:type="dxa" w:w="3500"/>
+            <w:tcBorders>
+              <w:top w:val="single" w:color="CCCCCC" w:sz="1"/>
+              <w:left w:val="single" w:color="CCCCCC" w:sz="1"/>
+              <w:bottom w:val="single" w:color="CCCCCC" w:sz="1"/>
+              <w:right w:val="single" w:color="CCCCCC" w:sz="1"/>
+            </w:tcBorders>
+            <w:tcMar>
+              <w:top w:type="dxa" w:w="80"/>
+              <w:left w:type="dxa" w:w="120"/>
+              <w:bottom w:type="dxa" w:w="80"/>
+              <w:right w:type="dxa" w:w="120"/>
+            </w:tcMar>
+          </w:tcPr>
+          <w:p>
+            <w:r>
+              <w:t xml:space="preserve">First scan-button press is swallowed when the screen was just swapped — user has to click twice</w:t>
+            </w:r>
+          </w:p>
+        </w:tc>
+        <w:tc>
+          <w:tcPr>
+            <w:tcW w:type="dxa" w:w="2460"/>
+            <w:tcBorders>
+              <w:top w:val="single" w:color="CCCCCC" w:sz="1"/>
+              <w:left w:val="single" w:color="CCCCCC" w:sz="1"/>
+              <w:bottom w:val="single" w:color="CCCCCC" w:sz="1"/>
+              <w:right w:val="single" w:color="CCCCCC" w:sz="1"/>
+            </w:tcBorders>
+            <w:tcMar>
+              <w:top w:type="dxa" w:w="80"/>
+              <w:left w:type="dxa" w:w="120"/>
+              <w:bottom w:type="dxa" w:w="80"/>
+              <w:right w:type="dxa" w:w="120"/>
+            </w:tcMar>
+          </w:tcPr>
+          <w:p>
+            <w:r>
+              <w:t xml:space="preserve">Likely the overlay/capture service isn’t fully bound when the first tap lands. Check listener wiring in ModOverlayCaptureService / CaptureScreen so the first tap either queues until ready or the button stays disabled until bind completes.</w:t>
             </w:r>
           </w:p>
         </w:tc>

--- a/docs/TODO.docx
+++ b/docs/TODO.docx
@@ -839,6 +839,101 @@
               <w:bottom w:val="single" w:color="CCCCCC" w:sz="1"/>
               <w:right w:val="single" w:color="CCCCCC" w:sz="1"/>
             </w:tcBorders>
+            <w:shd w:fill="D5F0D5" w:val="clear"/>
+            <w:tcMar>
+              <w:top w:type="dxa" w:w="80"/>
+              <w:left w:type="dxa" w:w="120"/>
+              <w:bottom w:type="dxa" w:w="80"/>
+              <w:right w:type="dxa" w:w="120"/>
+            </w:tcMar>
+          </w:tcPr>
+          <w:p>
+            <w:r>
+              <w:rPr>
+                <w:b/>
+                <w:bCs/>
+              </w:rPr>
+              <w:t xml:space="preserve">DONE</w:t>
+            </w:r>
+          </w:p>
+        </w:tc>
+        <w:tc>
+          <w:tcPr>
+            <w:tcW w:type="dxa" w:w="2000"/>
+            <w:tcBorders>
+              <w:top w:val="single" w:color="CCCCCC" w:sz="1"/>
+              <w:left w:val="single" w:color="CCCCCC" w:sz="1"/>
+              <w:bottom w:val="single" w:color="CCCCCC" w:sz="1"/>
+              <w:right w:val="single" w:color="CCCCCC" w:sz="1"/>
+            </w:tcBorders>
+            <w:tcMar>
+              <w:top w:type="dxa" w:w="80"/>
+              <w:left w:type="dxa" w:w="120"/>
+              <w:bottom w:type="dxa" w:w="80"/>
+              <w:right w:type="dxa" w:w="120"/>
+            </w:tcMar>
+          </w:tcPr>
+          <w:p>
+            <w:r>
+              <w:t xml:space="preserve">Slice screen / layout</w:t>
+            </w:r>
+          </w:p>
+        </w:tc>
+        <w:tc>
+          <w:tcPr>
+            <w:tcW w:type="dxa" w:w="3500"/>
+            <w:tcBorders>
+              <w:top w:val="single" w:color="CCCCCC" w:sz="1"/>
+              <w:left w:val="single" w:color="CCCCCC" w:sz="1"/>
+              <w:bottom w:val="single" w:color="CCCCCC" w:sz="1"/>
+              <w:right w:val="single" w:color="CCCCCC" w:sz="1"/>
+            </w:tcBorders>
+            <w:tcMar>
+              <w:top w:type="dxa" w:w="80"/>
+              <w:left w:type="dxa" w:w="120"/>
+              <w:bottom w:type="dxa" w:w="80"/>
+              <w:right w:type="dxa" w:w="120"/>
+            </w:tcMar>
+          </w:tcPr>
+          <w:p>
+            <w:r>
+              <w:t xml:space="preserve">Shrink the Best Character Fit card and place a "Your Characters" card next to it (premium-only)</w:t>
+            </w:r>
+          </w:p>
+        </w:tc>
+        <w:tc>
+          <w:tcPr>
+            <w:tcW w:type="dxa" w:w="2460"/>
+            <w:tcBorders>
+              <w:top w:val="single" w:color="CCCCCC" w:sz="1"/>
+              <w:left w:val="single" w:color="CCCCCC" w:sz="1"/>
+              <w:bottom w:val="single" w:color="CCCCCC" w:sz="1"/>
+              <w:right w:val="single" w:color="CCCCCC" w:sz="1"/>
+            </w:tcBorders>
+            <w:tcMar>
+              <w:top w:type="dxa" w:w="80"/>
+              <w:left w:type="dxa" w:w="120"/>
+              <w:bottom w:type="dxa" w:w="80"/>
+              <w:right w:type="dxa" w:w="120"/>
+            </w:tcMar>
+          </w:tcPr>
+          <w:p>
+            <w:r>
+              <w:t xml:space="preserve">Two-card row. "Your Characters" populated from ally-code roster; gated behind premium.</w:t>
+            </w:r>
+          </w:p>
+        </w:tc>
+      </w:tr>
+      <w:tr>
+        <w:tc>
+          <w:tcPr>
+            <w:tcW w:type="dxa" w:w="1400"/>
+            <w:tcBorders>
+              <w:top w:val="single" w:color="CCCCCC" w:sz="1"/>
+              <w:left w:val="single" w:color="CCCCCC" w:sz="1"/>
+              <w:bottom w:val="single" w:color="CCCCCC" w:sz="1"/>
+              <w:right w:val="single" w:color="CCCCCC" w:sz="1"/>
+            </w:tcBorders>
             <w:shd w:fill="FFF4CE" w:val="clear"/>
             <w:tcMar>
               <w:top w:type="dxa" w:w="80"/>
@@ -875,7 +970,7 @@
           </w:tcPr>
           <w:p>
             <w:r>
-              <w:t xml:space="preserve">Slice screen / layout</w:t>
+              <w:t xml:space="preserve">Slice screen / suggestions</w:t>
             </w:r>
           </w:p>
         </w:tc>
@@ -897,7 +992,7 @@
           </w:tcPr>
           <w:p>
             <w:r>
-              <w:t xml:space="preserve">Shrink the Best Character Fit card and place a "Your Characters" card next to it (premium-only)</w:t>
+              <w:t xml:space="preserve">Reduce total number of suggested characters — 140 is too high</w:t>
             </w:r>
           </w:p>
         </w:tc>
@@ -919,7 +1014,102 @@
           </w:tcPr>
           <w:p>
             <w:r>
-              <w:t xml:space="preserve">Two-card row. "Your Characters" populated from ally-code roster; gated behind premium.</w:t>
+              <w:t xml:space="preserve">Pick a sane cap (e.g. top 20–30 by fit score) and sort by best match.</w:t>
+            </w:r>
+          </w:p>
+        </w:tc>
+      </w:tr>
+      <w:tr>
+        <w:tc>
+          <w:tcPr>
+            <w:tcW w:type="dxa" w:w="1400"/>
+            <w:tcBorders>
+              <w:top w:val="single" w:color="CCCCCC" w:sz="1"/>
+              <w:left w:val="single" w:color="CCCCCC" w:sz="1"/>
+              <w:bottom w:val="single" w:color="CCCCCC" w:sz="1"/>
+              <w:right w:val="single" w:color="CCCCCC" w:sz="1"/>
+            </w:tcBorders>
+            <w:shd w:fill="D5F0D5" w:val="clear"/>
+            <w:tcMar>
+              <w:top w:type="dxa" w:w="80"/>
+              <w:left w:type="dxa" w:w="120"/>
+              <w:bottom w:type="dxa" w:w="80"/>
+              <w:right w:type="dxa" w:w="120"/>
+            </w:tcMar>
+          </w:tcPr>
+          <w:p>
+            <w:r>
+              <w:rPr>
+                <w:b/>
+                <w:bCs/>
+              </w:rPr>
+              <w:t xml:space="preserve">DONE</w:t>
+            </w:r>
+          </w:p>
+        </w:tc>
+        <w:tc>
+          <w:tcPr>
+            <w:tcW w:type="dxa" w:w="2000"/>
+            <w:tcBorders>
+              <w:top w:val="single" w:color="CCCCCC" w:sz="1"/>
+              <w:left w:val="single" w:color="CCCCCC" w:sz="1"/>
+              <w:bottom w:val="single" w:color="CCCCCC" w:sz="1"/>
+              <w:right w:val="single" w:color="CCCCCC" w:sz="1"/>
+            </w:tcBorders>
+            <w:tcMar>
+              <w:top w:type="dxa" w:w="80"/>
+              <w:left w:type="dxa" w:w="120"/>
+              <w:bottom w:type="dxa" w:w="80"/>
+              <w:right w:type="dxa" w:w="120"/>
+            </w:tcMar>
+          </w:tcPr>
+          <w:p>
+            <w:r>
+              <w:t xml:space="preserve">Slice screen / scoring</w:t>
+            </w:r>
+          </w:p>
+        </w:tc>
+        <w:tc>
+          <w:tcPr>
+            <w:tcW w:type="dxa" w:w="3500"/>
+            <w:tcBorders>
+              <w:top w:val="single" w:color="CCCCCC" w:sz="1"/>
+              <w:left w:val="single" w:color="CCCCCC" w:sz="1"/>
+              <w:bottom w:val="single" w:color="CCCCCC" w:sz="1"/>
+              <w:right w:val="single" w:color="CCCCCC" w:sz="1"/>
+            </w:tcBorders>
+            <w:tcMar>
+              <w:top w:type="dxa" w:w="80"/>
+              <w:left w:type="dxa" w:w="120"/>
+              <w:bottom w:type="dxa" w:w="80"/>
+              <w:right w:type="dxa" w:w="120"/>
+            </w:tcMar>
+          </w:tcPr>
+          <w:p>
+            <w:r>
+              <w:t xml:space="preserve">Investigate suggestion scoring — likely only comparing set + primary, ignoring secondaries</w:t>
+            </w:r>
+          </w:p>
+        </w:tc>
+        <w:tc>
+          <w:tcPr>
+            <w:tcW w:type="dxa" w:w="2460"/>
+            <w:tcBorders>
+              <w:top w:val="single" w:color="CCCCCC" w:sz="1"/>
+              <w:left w:val="single" w:color="CCCCCC" w:sz="1"/>
+              <w:bottom w:val="single" w:color="CCCCCC" w:sz="1"/>
+              <w:right w:val="single" w:color="CCCCCC" w:sz="1"/>
+            </w:tcBorders>
+            <w:tcMar>
+              <w:top w:type="dxa" w:w="80"/>
+              <w:left w:type="dxa" w:w="120"/>
+              <w:bottom w:type="dxa" w:w="80"/>
+              <w:right w:type="dxa" w:w="120"/>
+            </w:tcMar>
+          </w:tcPr>
+          <w:p>
+            <w:r>
+              <w:t xml:space="preserve">Audit scoring path. Secondaries should weight into fit score; otherwise suggestions are noisy.</w:t>
             </w:r>
           </w:p>
         </w:tc>
@@ -970,7 +1160,7 @@
           </w:tcPr>
           <w:p>
             <w:r>
-              <w:t xml:space="preserve">Slice screen / suggestions</w:t>
+              <w:t xml:space="preserve">Scan performance</w:t>
             </w:r>
           </w:p>
         </w:tc>
@@ -992,7 +1182,7 @@
           </w:tcPr>
           <w:p>
             <w:r>
-              <w:t xml:space="preserve">Reduce total number of suggested characters — 140 is too high</w:t>
+              <w:t xml:space="preserve">Increase overall scan speed on the overlay capture flow</w:t>
             </w:r>
           </w:p>
         </w:tc>
@@ -1014,7 +1204,7 @@
           </w:tcPr>
           <w:p>
             <w:r>
-              <w:t xml:space="preserve">Pick a sane cap (e.g. top 20–30 by fit score) and sort by best match.</w:t>
+              <w:t xml:space="preserve">Focused/stats/shape/icon/set crops + two classifiers (set + shape) run sequentially per mod. Profile the hot path and see what can be parallelized or cached between mods on the same screen.</w:t>
             </w:r>
           </w:p>
         </w:tc>
@@ -1065,7 +1255,7 @@
           </w:tcPr>
           <w:p>
             <w:r>
-              <w:t xml:space="preserve">Slice screen / scoring</w:t>
+              <w:t xml:space="preserve">Scan UX</w:t>
             </w:r>
           </w:p>
         </w:tc>
@@ -1087,7 +1277,7 @@
           </w:tcPr>
           <w:p>
             <w:r>
-              <w:t xml:space="preserve">Investigate suggestion scoring — likely only comparing set + primary, ignoring secondaries</w:t>
+              <w:t xml:space="preserve">First scan-button press is swallowed when the screen was just swapped — user has to click twice</w:t>
             </w:r>
           </w:p>
         </w:tc>
@@ -1109,7 +1299,7 @@
           </w:tcPr>
           <w:p>
             <w:r>
-              <w:t xml:space="preserve">Audit scoring path. Secondaries should weight into fit score; otherwise suggestions are noisy.</w:t>
+              <w:t xml:space="preserve">Likely the overlay/capture service isn’t fully bound when the first tap lands. Check listener wiring in ModOverlayCaptureService / CaptureScreen so the first tap either queues until ready or the button stays disabled until bind completes.</w:t>
             </w:r>
           </w:p>
         </w:tc>
@@ -1124,7 +1314,7 @@
               <w:bottom w:val="single" w:color="CCCCCC" w:sz="1"/>
               <w:right w:val="single" w:color="CCCCCC" w:sz="1"/>
             </w:tcBorders>
-            <w:shd w:fill="FFF4CE" w:val="clear"/>
+            <w:shd w:fill="D5F0D5" w:val="clear"/>
             <w:tcMar>
               <w:top w:type="dxa" w:w="80"/>
               <w:left w:type="dxa" w:w="120"/>
@@ -1138,7 +1328,7 @@
                 <w:b/>
                 <w:bCs/>
               </w:rPr>
-              <w:t xml:space="preserve">OPEN</w:t>
+              <w:t xml:space="preserve">DONE</w:t>
             </w:r>
           </w:p>
         </w:tc>
@@ -1160,7 +1350,7 @@
           </w:tcPr>
           <w:p>
             <w:r>
-              <w:t xml:space="preserve">Scan performance</w:t>
+              <w:t xml:space="preserve">Roster / premium</w:t>
             </w:r>
           </w:p>
         </w:tc>
@@ -1182,7 +1372,7 @@
           </w:tcPr>
           <w:p>
             <w:r>
-              <w:t xml:space="preserve">Increase overall scan speed on the overlay capture flow</w:t>
+              <w:t xml:space="preserve">Pull user mods via ally code and flag empty slots + upgrade opportunities (premium)</w:t>
             </w:r>
           </w:p>
         </w:tc>
@@ -1204,7 +1394,7 @@
           </w:tcPr>
           <w:p>
             <w:r>
-              <w:t xml:space="preserve">Focused/stats/shape/icon/set crops + two classifiers (set + shape) run sequentially per mod. Profile the hot path and see what can be parallelized or cached between mods on the same screen.</w:t>
+              <w:t xml:space="preserve">Premium: badge on character when a slot is empty OR an existing mod is an upgrade. Also show a "not unlocked" notifier next to locked characters.</w:t>
             </w:r>
           </w:p>
         </w:tc>
@@ -1219,7 +1409,7 @@
               <w:bottom w:val="single" w:color="CCCCCC" w:sz="1"/>
               <w:right w:val="single" w:color="CCCCCC" w:sz="1"/>
             </w:tcBorders>
-            <w:shd w:fill="FFF4CE" w:val="clear"/>
+            <w:shd w:fill="D5F0D5" w:val="clear"/>
             <w:tcMar>
               <w:top w:type="dxa" w:w="80"/>
               <w:left w:type="dxa" w:w="120"/>
@@ -1233,7 +1423,7 @@
                 <w:b/>
                 <w:bCs/>
               </w:rPr>
-              <w:t xml:space="preserve">OPEN</w:t>
+              <w:t xml:space="preserve">DONE</w:t>
             </w:r>
           </w:p>
         </w:tc>
@@ -1255,7 +1445,7 @@
           </w:tcPr>
           <w:p>
             <w:r>
-              <w:t xml:space="preserve">Scan UX</w:t>
+              <w:t xml:space="preserve">Slice / data</w:t>
             </w:r>
           </w:p>
         </w:tc>
@@ -1277,7 +1467,7 @@
           </w:tcPr>
           <w:p>
             <w:r>
-              <w:t xml:space="preserve">First scan-button press is swallowed when the screen was just swapped — user has to click twice</w:t>
+              <w:t xml:space="preserve">Refresh chars.js against swgoh.gg mod meta report (277 of 325 entries updated)</w:t>
             </w:r>
           </w:p>
         </w:tc>
@@ -1299,7 +1489,7 @@
           </w:tcPr>
           <w:p>
             <w:r>
-              <w:t xml:space="preserve">Likely the overlay/capture service isn’t fully bound when the first tap lands. Check listener wiring in ModOverlayCaptureService / CaptureScreen so the first tap either queues until ready or the button stays disabled until bind completes.</w:t>
+              <w:t xml:space="preserve">tools/verify-chars-vs-swgoh.js fetches /stats/mod-meta-report/ through the Cloudflare Worker, parses set icons + per-shape primary columns, diffs vs chars.js with multi-primary tolerance. Only Cobb Vanth (not yet in the meta table) left on old data.</w:t>
             </w:r>
           </w:p>
         </w:tc>
@@ -1314,7 +1504,7 @@
               <w:bottom w:val="single" w:color="CCCCCC" w:sz="1"/>
               <w:right w:val="single" w:color="CCCCCC" w:sz="1"/>
             </w:tcBorders>
-            <w:shd w:fill="FFF4CE" w:val="clear"/>
+            <w:shd w:fill="D5F0D5" w:val="clear"/>
             <w:tcMar>
               <w:top w:type="dxa" w:w="80"/>
               <w:left w:type="dxa" w:w="120"/>
@@ -1328,7 +1518,7 @@
                 <w:b/>
                 <w:bCs/>
               </w:rPr>
-              <w:t xml:space="preserve">OPEN</w:t>
+              <w:t xml:space="preserve">DONE</w:t>
             </w:r>
           </w:p>
         </w:tc>
@@ -1350,7 +1540,7 @@
           </w:tcPr>
           <w:p>
             <w:r>
-              <w:t xml:space="preserve">Roster / premium</w:t>
+              <w:t xml:space="preserve">Slice UX</w:t>
             </w:r>
           </w:p>
         </w:tc>
@@ -1372,7 +1562,7 @@
           </w:tcPr>
           <w:p>
             <w:r>
-              <w:t xml:space="preserve">Pull user mods via ally code and flag empty slots + upgrade opportunities (premium)</w:t>
+              <w:t xml:space="preserve">Primary stat + Set match badges below character name (purple / yellow chips)</w:t>
             </w:r>
           </w:p>
         </w:tc>
@@ -1394,7 +1584,292 @@
           </w:tcPr>
           <w:p>
             <w:r>
-              <w:t xml:space="preserve">Premium: badge on character when a slot is empty OR an existing mod is an upgrade. Also show a "not unlocked" notifier next to locked characters.</w:t>
+              <w:t xml:space="preserve">Render regardless of roster state. Priority chip row is now uniformly green when aligned — purple star indicator moved out into the dedicated Primary stat match badge.</w:t>
+            </w:r>
+          </w:p>
+        </w:tc>
+      </w:tr>
+      <w:tr>
+        <w:tc>
+          <w:tcPr>
+            <w:tcW w:type="dxa" w:w="1400"/>
+            <w:tcBorders>
+              <w:top w:val="single" w:color="CCCCCC" w:sz="1"/>
+              <w:left w:val="single" w:color="CCCCCC" w:sz="1"/>
+              <w:bottom w:val="single" w:color="CCCCCC" w:sz="1"/>
+              <w:right w:val="single" w:color="CCCCCC" w:sz="1"/>
+            </w:tcBorders>
+            <w:shd w:fill="D5F0D5" w:val="clear"/>
+            <w:tcMar>
+              <w:top w:type="dxa" w:w="80"/>
+              <w:left w:type="dxa" w:w="120"/>
+              <w:bottom w:type="dxa" w:w="80"/>
+              <w:right w:type="dxa" w:w="120"/>
+            </w:tcMar>
+          </w:tcPr>
+          <w:p>
+            <w:r>
+              <w:rPr>
+                <w:b/>
+                <w:bCs/>
+              </w:rPr>
+              <w:t xml:space="preserve">DONE</w:t>
+            </w:r>
+          </w:p>
+        </w:tc>
+        <w:tc>
+          <w:tcPr>
+            <w:tcW w:type="dxa" w:w="2000"/>
+            <w:tcBorders>
+              <w:top w:val="single" w:color="CCCCCC" w:sz="1"/>
+              <w:left w:val="single" w:color="CCCCCC" w:sz="1"/>
+              <w:bottom w:val="single" w:color="CCCCCC" w:sz="1"/>
+              <w:right w:val="single" w:color="CCCCCC" w:sz="1"/>
+            </w:tcBorders>
+            <w:tcMar>
+              <w:top w:type="dxa" w:w="80"/>
+              <w:left w:type="dxa" w:w="120"/>
+              <w:bottom w:type="dxa" w:w="80"/>
+              <w:right w:type="dxa" w:w="120"/>
+            </w:tcMar>
+          </w:tcPr>
+          <w:p>
+            <w:r>
+              <w:t xml:space="preserve">Slice UX</w:t>
+            </w:r>
+          </w:p>
+        </w:tc>
+        <w:tc>
+          <w:tcPr>
+            <w:tcW w:type="dxa" w:w="3500"/>
+            <w:tcBorders>
+              <w:top w:val="single" w:color="CCCCCC" w:sz="1"/>
+              <w:left w:val="single" w:color="CCCCCC" w:sz="1"/>
+              <w:bottom w:val="single" w:color="CCCCCC" w:sz="1"/>
+              <w:right w:val="single" w:color="CCCCCC" w:sz="1"/>
+            </w:tcBorders>
+            <w:tcMar>
+              <w:top w:type="dxa" w:w="80"/>
+              <w:left w:type="dxa" w:w="120"/>
+              <w:bottom w:type="dxa" w:w="80"/>
+              <w:right w:type="dxa" w:w="120"/>
+            </w:tcMar>
+          </w:tcPr>
+          <w:p>
+            <w:r>
+              <w:t xml:space="preserve">Count-based Better / Same / Worse fit verdict (replaces score-based Upgrade / Sidegrade / Downgrade)</w:t>
+            </w:r>
+          </w:p>
+        </w:tc>
+        <w:tc>
+          <w:tcPr>
+            <w:tcW w:type="dxa" w:w="2460"/>
+            <w:tcBorders>
+              <w:top w:val="single" w:color="CCCCCC" w:sz="1"/>
+              <w:left w:val="single" w:color="CCCCCC" w:sz="1"/>
+              <w:bottom w:val="single" w:color="CCCCCC" w:sz="1"/>
+              <w:right w:val="single" w:color="CCCCCC" w:sz="1"/>
+            </w:tcBorders>
+            <w:tcMar>
+              <w:top w:type="dxa" w:w="80"/>
+              <w:left w:type="dxa" w:w="120"/>
+              <w:bottom w:type="dxa" w:w="80"/>
+              <w:right w:type="dxa" w:w="120"/>
+            </w:tcMar>
+          </w:tcPr>
+          <w:p>
+            <w:r>
+              <w:t xml:space="preserve">countAlignedForMatch in sliceEngine.js. Compares aligned-secondary counts on scanned mod vs equipped slot mod. Magnitude-insensitive — any matching-priority secondary counts as 1.</w:t>
+            </w:r>
+          </w:p>
+        </w:tc>
+      </w:tr>
+      <w:tr>
+        <w:tc>
+          <w:tcPr>
+            <w:tcW w:type="dxa" w:w="1400"/>
+            <w:tcBorders>
+              <w:top w:val="single" w:color="CCCCCC" w:sz="1"/>
+              <w:left w:val="single" w:color="CCCCCC" w:sz="1"/>
+              <w:bottom w:val="single" w:color="CCCCCC" w:sz="1"/>
+              <w:right w:val="single" w:color="CCCCCC" w:sz="1"/>
+            </w:tcBorders>
+            <w:shd w:fill="D5F0D5" w:val="clear"/>
+            <w:tcMar>
+              <w:top w:type="dxa" w:w="80"/>
+              <w:left w:type="dxa" w:w="120"/>
+              <w:bottom w:type="dxa" w:w="80"/>
+              <w:right w:type="dxa" w:w="120"/>
+            </w:tcMar>
+          </w:tcPr>
+          <w:p>
+            <w:r>
+              <w:rPr>
+                <w:b/>
+                <w:bCs/>
+              </w:rPr>
+              <w:t xml:space="preserve">DONE</w:t>
+            </w:r>
+          </w:p>
+        </w:tc>
+        <w:tc>
+          <w:tcPr>
+            <w:tcW w:type="dxa" w:w="2000"/>
+            <w:tcBorders>
+              <w:top w:val="single" w:color="CCCCCC" w:sz="1"/>
+              <w:left w:val="single" w:color="CCCCCC" w:sz="1"/>
+              <w:bottom w:val="single" w:color="CCCCCC" w:sz="1"/>
+              <w:right w:val="single" w:color="CCCCCC" w:sz="1"/>
+            </w:tcBorders>
+            <w:tcMar>
+              <w:top w:type="dxa" w:w="80"/>
+              <w:left w:type="dxa" w:w="120"/>
+              <w:bottom w:type="dxa" w:w="80"/>
+              <w:right w:type="dxa" w:w="120"/>
+            </w:tcMar>
+          </w:tcPr>
+          <w:p>
+            <w:r>
+              <w:t xml:space="preserve">Slice / filtering</w:t>
+            </w:r>
+          </w:p>
+        </w:tc>
+        <w:tc>
+          <w:tcPr>
+            <w:tcW w:type="dxa" w:w="3500"/>
+            <w:tcBorders>
+              <w:top w:val="single" w:color="CCCCCC" w:sz="1"/>
+              <w:left w:val="single" w:color="CCCCCC" w:sz="1"/>
+              <w:bottom w:val="single" w:color="CCCCCC" w:sz="1"/>
+              <w:right w:val="single" w:color="CCCCCC" w:sz="1"/>
+            </w:tcBorders>
+            <w:tcMar>
+              <w:top w:type="dxa" w:w="80"/>
+              <w:left w:type="dxa" w:w="120"/>
+              <w:bottom w:type="dxa" w:w="80"/>
+              <w:right w:type="dxa" w:w="120"/>
+            </w:tcMar>
+          </w:tcPr>
+          <w:p>
+            <w:r>
+              <w:t xml:space="preserve">Filter character recommendations by scanned mod’s set</w:t>
+            </w:r>
+          </w:p>
+        </w:tc>
+        <w:tc>
+          <w:tcPr>
+            <w:tcW w:type="dxa" w:w="2460"/>
+            <w:tcBorders>
+              <w:top w:val="single" w:color="CCCCCC" w:sz="1"/>
+              <w:left w:val="single" w:color="CCCCCC" w:sz="1"/>
+              <w:bottom w:val="single" w:color="CCCCCC" w:sz="1"/>
+              <w:right w:val="single" w:color="CCCCCC" w:sz="1"/>
+            </w:tcBorders>
+            <w:tcMar>
+              <w:top w:type="dxa" w:w="80"/>
+              <w:left w:type="dxa" w:w="120"/>
+              <w:bottom w:type="dxa" w:w="80"/>
+              <w:right w:type="dxa" w:w="120"/>
+            </w:tcMar>
+          </w:tcPr>
+          <w:p>
+            <w:r>
+              <w:t xml:space="preserve">Substring match against c.set so "Defense" matches both Defense(x4)+... and ...+Defense(x2). Drops mismatches out of Best Characters / Best Fit when a set is selected.</w:t>
+            </w:r>
+          </w:p>
+        </w:tc>
+      </w:tr>
+      <w:tr>
+        <w:tc>
+          <w:tcPr>
+            <w:tcW w:type="dxa" w:w="1400"/>
+            <w:tcBorders>
+              <w:top w:val="single" w:color="CCCCCC" w:sz="1"/>
+              <w:left w:val="single" w:color="CCCCCC" w:sz="1"/>
+              <w:bottom w:val="single" w:color="CCCCCC" w:sz="1"/>
+              <w:right w:val="single" w:color="CCCCCC" w:sz="1"/>
+            </w:tcBorders>
+            <w:shd w:fill="D5F0D5" w:val="clear"/>
+            <w:tcMar>
+              <w:top w:type="dxa" w:w="80"/>
+              <w:left w:type="dxa" w:w="120"/>
+              <w:bottom w:type="dxa" w:w="80"/>
+              <w:right w:type="dxa" w:w="120"/>
+            </w:tcMar>
+          </w:tcPr>
+          <w:p>
+            <w:r>
+              <w:rPr>
+                <w:b/>
+                <w:bCs/>
+              </w:rPr>
+              <w:t xml:space="preserve">DONE</w:t>
+            </w:r>
+          </w:p>
+        </w:tc>
+        <w:tc>
+          <w:tcPr>
+            <w:tcW w:type="dxa" w:w="2000"/>
+            <w:tcBorders>
+              <w:top w:val="single" w:color="CCCCCC" w:sz="1"/>
+              <w:left w:val="single" w:color="CCCCCC" w:sz="1"/>
+              <w:bottom w:val="single" w:color="CCCCCC" w:sz="1"/>
+              <w:right w:val="single" w:color="CCCCCC" w:sz="1"/>
+            </w:tcBorders>
+            <w:tcMar>
+              <w:top w:type="dxa" w:w="80"/>
+              <w:left w:type="dxa" w:w="120"/>
+              <w:bottom w:type="dxa" w:w="80"/>
+              <w:right w:type="dxa" w:w="120"/>
+            </w:tcMar>
+          </w:tcPr>
+          <w:p>
+            <w:r>
+              <w:t xml:space="preserve">Roster cache</w:t>
+            </w:r>
+          </w:p>
+        </w:tc>
+        <w:tc>
+          <w:tcPr>
+            <w:tcW w:type="dxa" w:w="3500"/>
+            <w:tcBorders>
+              <w:top w:val="single" w:color="CCCCCC" w:sz="1"/>
+              <w:left w:val="single" w:color="CCCCCC" w:sz="1"/>
+              <w:bottom w:val="single" w:color="CCCCCC" w:sz="1"/>
+              <w:right w:val="single" w:color="CCCCCC" w:sz="1"/>
+            </w:tcBorders>
+            <w:tcMar>
+              <w:top w:type="dxa" w:w="80"/>
+              <w:left w:type="dxa" w:w="120"/>
+              <w:bottom w:type="dxa" w:w="80"/>
+              <w:right w:type="dxa" w:w="120"/>
+            </w:tcMar>
+          </w:tcPr>
+          <w:p>
+            <w:r>
+              <w:t xml:space="preserve">Bump rosterService cache key v2 → v3 to invalidate caches predating mod primary / secondaries normalization</w:t>
+            </w:r>
+          </w:p>
+        </w:tc>
+        <w:tc>
+          <w:tcPr>
+            <w:tcW w:type="dxa" w:w="2460"/>
+            <w:tcBorders>
+              <w:top w:val="single" w:color="CCCCCC" w:sz="1"/>
+              <w:left w:val="single" w:color="CCCCCC" w:sz="1"/>
+              <w:bottom w:val="single" w:color="CCCCCC" w:sz="1"/>
+              <w:right w:val="single" w:color="CCCCCC" w:sz="1"/>
+            </w:tcBorders>
+            <w:tcMar>
+              <w:top w:type="dxa" w:w="80"/>
+              <w:left w:type="dxa" w:w="120"/>
+              <w:bottom w:type="dxa" w:w="80"/>
+              <w:right w:type="dxa" w:w="120"/>
+            </w:tcMar>
+          </w:tcPr>
+          <w:p>
+            <w:r>
+              <w:t xml:space="preserve">Any future shape change to the cached roster needs another bump. Old v2 payloads didn’t include primary / secondaries on each mod, breaking the new slot-aware badges until the user force-refreshed.</w:t>
             </w:r>
           </w:p>
         </w:tc>

--- a/docs/TODO.docx
+++ b/docs/TODO.docx
@@ -57,6 +57,7 @@
         </w:trPr>
         <w:tc>
           <w:tcPr>
+            <w:tcW w:type="dxa" w:w="1400"/>
             <w:tcBorders>
               <w:top w:val="single" w:color="CCCCCC" w:sz="1"/>
               <w:left w:val="single" w:color="CCCCCC" w:sz="1"/>
@@ -84,6 +85,7 @@
         </w:tc>
         <w:tc>
           <w:tcPr>
+            <w:tcW w:type="dxa" w:w="2000"/>
             <w:tcBorders>
               <w:top w:val="single" w:color="CCCCCC" w:sz="1"/>
               <w:left w:val="single" w:color="CCCCCC" w:sz="1"/>
@@ -111,6 +113,7 @@
         </w:tc>
         <w:tc>
           <w:tcPr>
+            <w:tcW w:type="dxa" w:w="3500"/>
             <w:tcBorders>
               <w:top w:val="single" w:color="CCCCCC" w:sz="1"/>
               <w:left w:val="single" w:color="CCCCCC" w:sz="1"/>
@@ -138,6 +141,7 @@
         </w:tc>
         <w:tc>
           <w:tcPr>
+            <w:tcW w:type="dxa" w:w="2460"/>
             <w:tcBorders>
               <w:top w:val="single" w:color="CCCCCC" w:sz="1"/>
               <w:left w:val="single" w:color="CCCCCC" w:sz="1"/>
@@ -174,6 +178,291 @@
               <w:bottom w:val="single" w:color="CCCCCC" w:sz="1"/>
               <w:right w:val="single" w:color="CCCCCC" w:sz="1"/>
             </w:tcBorders>
+            <w:shd w:fill="D5F0D5" w:val="clear"/>
+            <w:tcMar>
+              <w:top w:type="dxa" w:w="80"/>
+              <w:left w:type="dxa" w:w="120"/>
+              <w:bottom w:type="dxa" w:w="80"/>
+              <w:right w:type="dxa" w:w="120"/>
+            </w:tcMar>
+          </w:tcPr>
+          <w:p>
+            <w:r>
+              <w:rPr>
+                <w:b/>
+                <w:bCs/>
+              </w:rPr>
+              <w:t xml:space="preserve">DONE</w:t>
+            </w:r>
+          </w:p>
+        </w:tc>
+        <w:tc>
+          <w:tcPr>
+            <w:tcW w:type="dxa" w:w="2000"/>
+            <w:tcBorders>
+              <w:top w:val="single" w:color="CCCCCC" w:sz="1"/>
+              <w:left w:val="single" w:color="CCCCCC" w:sz="1"/>
+              <w:bottom w:val="single" w:color="CCCCCC" w:sz="1"/>
+              <w:right w:val="single" w:color="CCCCCC" w:sz="1"/>
+            </w:tcBorders>
+            <w:tcMar>
+              <w:top w:type="dxa" w:w="80"/>
+              <w:left w:type="dxa" w:w="120"/>
+              <w:bottom w:type="dxa" w:w="80"/>
+              <w:right w:type="dxa" w:w="120"/>
+            </w:tcMar>
+          </w:tcPr>
+          <w:p>
+            <w:r>
+              <w:t xml:space="preserve">Options menu</w:t>
+            </w:r>
+          </w:p>
+        </w:tc>
+        <w:tc>
+          <w:tcPr>
+            <w:tcW w:type="dxa" w:w="3500"/>
+            <w:tcBorders>
+              <w:top w:val="single" w:color="CCCCCC" w:sz="1"/>
+              <w:left w:val="single" w:color="CCCCCC" w:sz="1"/>
+              <w:bottom w:val="single" w:color="CCCCCC" w:sz="1"/>
+              <w:right w:val="single" w:color="CCCCCC" w:sz="1"/>
+            </w:tcBorders>
+            <w:tcMar>
+              <w:top w:type="dxa" w:w="80"/>
+              <w:left w:type="dxa" w:w="120"/>
+              <w:bottom w:type="dxa" w:w="80"/>
+              <w:right w:type="dxa" w:w="120"/>
+            </w:tcMar>
+          </w:tcPr>
+          <w:p>
+            <w:r>
+              <w:t xml:space="preserve">Restore Premium option + test button that was in the options menu</w:t>
+            </w:r>
+          </w:p>
+        </w:tc>
+        <w:tc>
+          <w:tcPr>
+            <w:tcW w:type="dxa" w:w="2460"/>
+            <w:tcBorders>
+              <w:top w:val="single" w:color="CCCCCC" w:sz="1"/>
+              <w:left w:val="single" w:color="CCCCCC" w:sz="1"/>
+              <w:bottom w:val="single" w:color="CCCCCC" w:sz="1"/>
+              <w:right w:val="single" w:color="CCCCCC" w:sz="1"/>
+            </w:tcBorders>
+            <w:tcMar>
+              <w:top w:type="dxa" w:w="80"/>
+              <w:left w:type="dxa" w:w="120"/>
+              <w:bottom w:type="dxa" w:w="80"/>
+              <w:right w:type="dxa" w:w="120"/>
+            </w:tcMar>
+          </w:tcPr>
+          <w:p>
+            <w:r>
+              <w:t xml:space="preserve">Lost in recent rebrand / scaffolding work. Find in git history and reinstate.</w:t>
+            </w:r>
+          </w:p>
+        </w:tc>
+      </w:tr>
+      <w:tr>
+        <w:tc>
+          <w:tcPr>
+            <w:tcW w:type="dxa" w:w="1400"/>
+            <w:tcBorders>
+              <w:top w:val="single" w:color="CCCCCC" w:sz="1"/>
+              <w:left w:val="single" w:color="CCCCCC" w:sz="1"/>
+              <w:bottom w:val="single" w:color="CCCCCC" w:sz="1"/>
+              <w:right w:val="single" w:color="CCCCCC" w:sz="1"/>
+            </w:tcBorders>
+            <w:shd w:fill="D5F0D5" w:val="clear"/>
+            <w:tcMar>
+              <w:top w:type="dxa" w:w="80"/>
+              <w:left w:type="dxa" w:w="120"/>
+              <w:bottom w:type="dxa" w:w="80"/>
+              <w:right w:type="dxa" w:w="120"/>
+            </w:tcMar>
+          </w:tcPr>
+          <w:p>
+            <w:r>
+              <w:rPr>
+                <w:b/>
+                <w:bCs/>
+              </w:rPr>
+              <w:t xml:space="preserve">DONE</w:t>
+            </w:r>
+          </w:p>
+        </w:tc>
+        <w:tc>
+          <w:tcPr>
+            <w:tcW w:type="dxa" w:w="2000"/>
+            <w:tcBorders>
+              <w:top w:val="single" w:color="CCCCCC" w:sz="1"/>
+              <w:left w:val="single" w:color="CCCCCC" w:sz="1"/>
+              <w:bottom w:val="single" w:color="CCCCCC" w:sz="1"/>
+              <w:right w:val="single" w:color="CCCCCC" w:sz="1"/>
+            </w:tcBorders>
+            <w:tcMar>
+              <w:top w:type="dxa" w:w="80"/>
+              <w:left w:type="dxa" w:w="120"/>
+              <w:bottom w:type="dxa" w:w="80"/>
+              <w:right w:type="dxa" w:w="120"/>
+            </w:tcMar>
+          </w:tcPr>
+          <w:p>
+            <w:r>
+              <w:t xml:space="preserve">Shape classifier</w:t>
+            </w:r>
+          </w:p>
+        </w:tc>
+        <w:tc>
+          <w:tcPr>
+            <w:tcW w:type="dxa" w:w="3500"/>
+            <w:tcBorders>
+              <w:top w:val="single" w:color="CCCCCC" w:sz="1"/>
+              <w:left w:val="single" w:color="CCCCCC" w:sz="1"/>
+              <w:bottom w:val="single" w:color="CCCCCC" w:sz="1"/>
+              <w:right w:val="single" w:color="CCCCCC" w:sz="1"/>
+            </w:tcBorders>
+            <w:tcMar>
+              <w:top w:type="dxa" w:w="80"/>
+              <w:left w:type="dxa" w:w="120"/>
+              <w:bottom w:type="dxa" w:w="80"/>
+              <w:right w:type="dxa" w:w="120"/>
+            </w:tcMar>
+          </w:tcPr>
+          <w:p>
+            <w:r>
+              <w:t xml:space="preserve">Grievous-Circle now classifies as Circle. Gated the refineShapeSelection Circle→Diamond rescue rules on !winnerStronglyRound so shapeDiamondCornerScore can’t override a mask-only winner that scored Circle:0.97 with stronglyRound=true.</w:t>
+            </w:r>
+          </w:p>
+        </w:tc>
+        <w:tc>
+          <w:tcPr>
+            <w:tcW w:type="dxa" w:w="2460"/>
+            <w:tcBorders>
+              <w:top w:val="single" w:color="CCCCCC" w:sz="1"/>
+              <w:left w:val="single" w:color="CCCCCC" w:sz="1"/>
+              <w:bottom w:val="single" w:color="CCCCCC" w:sz="1"/>
+              <w:right w:val="single" w:color="CCCCCC" w:sz="1"/>
+            </w:tcBorders>
+            <w:tcMar>
+              <w:top w:type="dxa" w:w="80"/>
+              <w:left w:type="dxa" w:w="120"/>
+              <w:bottom w:type="dxa" w:w="80"/>
+              <w:right w:type="dxa" w:w="120"/>
+            </w:tcMar>
+          </w:tcPr>
+          <w:p>
+            <w:r>
+              <w:t xml:space="preserve">Landed 2026-04-20 in commit 4eb5ff2 alongside earlier bd8c535 (portrait-erase binary mask + mask-only ≥ 0.85 override). Verified on-device. Archive on next sweep.</w:t>
+            </w:r>
+          </w:p>
+        </w:tc>
+      </w:tr>
+      <w:tr>
+        <w:tc>
+          <w:tcPr>
+            <w:tcW w:type="dxa" w:w="1400"/>
+            <w:tcBorders>
+              <w:top w:val="single" w:color="CCCCCC" w:sz="1"/>
+              <w:left w:val="single" w:color="CCCCCC" w:sz="1"/>
+              <w:bottom w:val="single" w:color="CCCCCC" w:sz="1"/>
+              <w:right w:val="single" w:color="CCCCCC" w:sz="1"/>
+            </w:tcBorders>
+            <w:shd w:fill="D5F0D5" w:val="clear"/>
+            <w:tcMar>
+              <w:top w:type="dxa" w:w="80"/>
+              <w:left w:type="dxa" w:w="120"/>
+              <w:bottom w:type="dxa" w:w="80"/>
+              <w:right w:type="dxa" w:w="120"/>
+            </w:tcMar>
+          </w:tcPr>
+          <w:p>
+            <w:r>
+              <w:rPr>
+                <w:b/>
+                <w:bCs/>
+              </w:rPr>
+              <w:t xml:space="preserve">DONE</w:t>
+            </w:r>
+          </w:p>
+        </w:tc>
+        <w:tc>
+          <w:tcPr>
+            <w:tcW w:type="dxa" w:w="2000"/>
+            <w:tcBorders>
+              <w:top w:val="single" w:color="CCCCCC" w:sz="1"/>
+              <w:left w:val="single" w:color="CCCCCC" w:sz="1"/>
+              <w:bottom w:val="single" w:color="CCCCCC" w:sz="1"/>
+              <w:right w:val="single" w:color="CCCCCC" w:sz="1"/>
+            </w:tcBorders>
+            <w:tcMar>
+              <w:top w:type="dxa" w:w="80"/>
+              <w:left w:type="dxa" w:w="120"/>
+              <w:bottom w:type="dxa" w:w="80"/>
+              <w:right w:type="dxa" w:w="120"/>
+            </w:tcMar>
+          </w:tcPr>
+          <w:p>
+            <w:r>
+              <w:t xml:space="preserve">Shape classifier</w:t>
+            </w:r>
+          </w:p>
+        </w:tc>
+        <w:tc>
+          <w:tcPr>
+            <w:tcW w:type="dxa" w:w="3500"/>
+            <w:tcBorders>
+              <w:top w:val="single" w:color="CCCCCC" w:sz="1"/>
+              <w:left w:val="single" w:color="CCCCCC" w:sz="1"/>
+              <w:bottom w:val="single" w:color="CCCCCC" w:sz="1"/>
+              <w:right w:val="single" w:color="CCCCCC" w:sz="1"/>
+            </w:tcBorders>
+            <w:tcMar>
+              <w:top w:type="dxa" w:w="80"/>
+              <w:left w:type="dxa" w:w="120"/>
+              <w:bottom w:type="dxa" w:w="80"/>
+              <w:right w:type="dxa" w:w="120"/>
+            </w:tcMar>
+          </w:tcPr>
+          <w:p>
+            <w:r>
+              <w:t xml:space="preserve">Cross/Triangle/Circle calibration bundle: ported suspicious-nobel fixes + added Square→Cross majority-vote rescue (when ≥2 candidates score Cross≥0.60, flip Square to Cross). Cross/Square→Diamond now requires extent≤0.73. Cross→Square gated on !anyCandidateStronglyCross. Added high-priority Circle rescue (maskOnlyLooksStronglyCircle) and Triangle rescue (asymmetry≥0.90).</w:t>
+            </w:r>
+          </w:p>
+        </w:tc>
+        <w:tc>
+          <w:tcPr>
+            <w:tcW w:type="dxa" w:w="2460"/>
+            <w:tcBorders>
+              <w:top w:val="single" w:color="CCCCCC" w:sz="1"/>
+              <w:left w:val="single" w:color="CCCCCC" w:sz="1"/>
+              <w:bottom w:val="single" w:color="CCCCCC" w:sz="1"/>
+              <w:right w:val="single" w:color="CCCCCC" w:sz="1"/>
+            </w:tcBorders>
+            <w:tcMar>
+              <w:top w:type="dxa" w:w="80"/>
+              <w:left w:type="dxa" w:w="120"/>
+              <w:bottom w:type="dxa" w:w="80"/>
+              <w:right w:type="dxa" w:w="120"/>
+            </w:tcMar>
+          </w:tcPr>
+          <w:p>
+            <w:r>
+              <w:t xml:space="preserve">Landed 2026-04-20 in commit a704edf + follow-up majority-vote rescue. Verified on-device: Cross now classifies as Cross. Archive on next sweep.</w:t>
+            </w:r>
+          </w:p>
+        </w:tc>
+      </w:tr>
+      <w:tr>
+        <w:tc>
+          <w:tcPr>
+            <w:tcW w:type="dxa" w:w="1400"/>
+            <w:tcBorders>
+              <w:top w:val="single" w:color="CCCCCC" w:sz="1"/>
+              <w:left w:val="single" w:color="CCCCCC" w:sz="1"/>
+              <w:bottom w:val="single" w:color="CCCCCC" w:sz="1"/>
+              <w:right w:val="single" w:color="CCCCCC" w:sz="1"/>
+            </w:tcBorders>
             <w:shd w:fill="FFF4CE" w:val="clear"/>
             <w:tcMar>
               <w:top w:type="dxa" w:w="80"/>
@@ -210,7 +499,7 @@
           </w:tcPr>
           <w:p>
             <w:r>
-              <w:t xml:space="preserve">Options menu</w:t>
+              <w:t xml:space="preserve">Shape classifier</w:t>
             </w:r>
           </w:p>
         </w:tc>
@@ -232,7 +521,7 @@
           </w:tcPr>
           <w:p>
             <w:r>
-              <w:t xml:space="preserve">Restore Premium option + test button that was in the options menu</w:t>
+              <w:t xml:space="preserve">Inner cavity mask shows notch at top on Circle — investigate if portrait-removal or pip-cleanup clipping the rim</w:t>
             </w:r>
           </w:p>
         </w:tc>
@@ -254,7 +543,7 @@
           </w:tcPr>
           <w:p>
             <w:r>
-              <w:t xml:space="preserve">Lost in recent rebrand / scaffolding work. Find in git history and reinstate.</w:t>
+              <w:t xml:space="preserve">See shape-classifier-candidate-inner-mask.png from the Apr 20 Circle scan.</w:t>
             </w:r>
           </w:p>
         </w:tc>
@@ -305,7 +594,7 @@
           </w:tcPr>
           <w:p>
             <w:r>
-              <w:t xml:space="preserve">Shape classifier</w:t>
+              <w:t xml:space="preserve">Tooling / debug</w:t>
             </w:r>
           </w:p>
         </w:tc>
@@ -327,7 +616,7 @@
           </w:tcPr>
           <w:p>
             <w:r>
-              <w:t xml:space="preserve">Grievous-Circle: mask-only candidate now scores Circle:0.97 and the override picks it (stronglyRound=true). BUT top-level scoring adds +0.7 to Diamond via shapeDiamondCornerScore=0.92, pushing Diamond (1.02) over Circle (0.97). Find the Diamond corner-bonus stacking step and gate it on !stronglyRound / on winning candidate being mask-only.</w:t>
+              <w:t xml:space="preserve">Pull-debug workflow keeps breaking Claude when large shape PNGs get sampled — add size cap / text-first flow</w:t>
             </w:r>
           </w:p>
         </w:tc>
@@ -349,7 +638,197 @@
           </w:tcPr>
           <w:p>
             <w:r>
-              <w:t xml:space="preserve">Binary-mask portrait erase + mask-only ≥ 0.85 override landed 2026-04-20 19:02. Next: grep for shapeDiamondCornerScore / where final Top1 deviates from candidate Top1 and suppress the corner bonus when the winning candidate has stronglyRound.</w:t>
+              <w:t xml:space="preserve">Shape classifier now writes debug to &lt;getExternalFilesDir&gt;/overlay-debug. Next: update pull_debug.ps1 to always grab the .txt first + downscale PNGs before they land in tools/debug_out/, so Claude never reads raw 100KB+ crops.</w:t>
+            </w:r>
+          </w:p>
+        </w:tc>
+      </w:tr>
+      <w:tr>
+        <w:tc>
+          <w:tcPr>
+            <w:tcW w:type="dxa" w:w="1400"/>
+            <w:tcBorders>
+              <w:top w:val="single" w:color="CCCCCC" w:sz="1"/>
+              <w:left w:val="single" w:color="CCCCCC" w:sz="1"/>
+              <w:bottom w:val="single" w:color="CCCCCC" w:sz="1"/>
+              <w:right w:val="single" w:color="CCCCCC" w:sz="1"/>
+            </w:tcBorders>
+            <w:shd w:fill="D5F0D5" w:val="clear"/>
+            <w:tcMar>
+              <w:top w:type="dxa" w:w="80"/>
+              <w:left w:type="dxa" w:w="120"/>
+              <w:bottom w:type="dxa" w:w="80"/>
+              <w:right w:type="dxa" w:w="120"/>
+            </w:tcMar>
+          </w:tcPr>
+          <w:p>
+            <w:r>
+              <w:rPr>
+                <w:b/>
+                <w:bCs/>
+              </w:rPr>
+              <w:t xml:space="preserve">DONE</w:t>
+            </w:r>
+          </w:p>
+        </w:tc>
+        <w:tc>
+          <w:tcPr>
+            <w:tcW w:type="dxa" w:w="2000"/>
+            <w:tcBorders>
+              <w:top w:val="single" w:color="CCCCCC" w:sz="1"/>
+              <w:left w:val="single" w:color="CCCCCC" w:sz="1"/>
+              <w:bottom w:val="single" w:color="CCCCCC" w:sz="1"/>
+              <w:right w:val="single" w:color="CCCCCC" w:sz="1"/>
+            </w:tcBorders>
+            <w:tcMar>
+              <w:top w:type="dxa" w:w="80"/>
+              <w:left w:type="dxa" w:w="120"/>
+              <w:bottom w:type="dxa" w:w="80"/>
+              <w:right w:type="dxa" w:w="120"/>
+            </w:tcMar>
+          </w:tcPr>
+          <w:p>
+            <w:r>
+              <w:t xml:space="preserve">UI / shape icons</w:t>
+            </w:r>
+          </w:p>
+        </w:tc>
+        <w:tc>
+          <w:tcPr>
+            <w:tcW w:type="dxa" w:w="3500"/>
+            <w:tcBorders>
+              <w:top w:val="single" w:color="CCCCCC" w:sz="1"/>
+              <w:left w:val="single" w:color="CCCCCC" w:sz="1"/>
+              <w:bottom w:val="single" w:color="CCCCCC" w:sz="1"/>
+              <w:right w:val="single" w:color="CCCCCC" w:sz="1"/>
+            </w:tcBorders>
+            <w:tcMar>
+              <w:top w:type="dxa" w:w="80"/>
+              <w:left w:type="dxa" w:w="120"/>
+              <w:bottom w:type="dxa" w:w="80"/>
+              <w:right w:type="dxa" w:w="120"/>
+            </w:tcMar>
+          </w:tcPr>
+          <w:p>
+            <w:r>
+              <w:t xml:space="preserve">Shape icons on Slice/Finder pickers now use assets/shapes PNGs and were bumped 22 → 28</w:t>
+            </w:r>
+          </w:p>
+        </w:tc>
+        <w:tc>
+          <w:tcPr>
+            <w:tcW w:type="dxa" w:w="2460"/>
+            <w:tcBorders>
+              <w:top w:val="single" w:color="CCCCCC" w:sz="1"/>
+              <w:left w:val="single" w:color="CCCCCC" w:sz="1"/>
+              <w:bottom w:val="single" w:color="CCCCCC" w:sz="1"/>
+              <w:right w:val="single" w:color="CCCCCC" w:sz="1"/>
+            </w:tcBorders>
+            <w:tcMar>
+              <w:top w:type="dxa" w:w="80"/>
+              <w:left w:type="dxa" w:w="120"/>
+              <w:bottom w:type="dxa" w:w="80"/>
+              <w:right w:type="dxa" w:w="120"/>
+            </w:tcMar>
+          </w:tcPr>
+          <w:p>
+            <w:r>
+              <w:t xml:space="preserve">ModShapeIcon.js was already wired to assets/shapes/*.png. Bumped size on SliceScreen.js:278 and FinderScreen.js:597. Archive on next sweep.</w:t>
+            </w:r>
+          </w:p>
+        </w:tc>
+      </w:tr>
+      <w:tr>
+        <w:tc>
+          <w:tcPr>
+            <w:tcW w:type="dxa" w:w="1400"/>
+            <w:tcBorders>
+              <w:top w:val="single" w:color="CCCCCC" w:sz="1"/>
+              <w:left w:val="single" w:color="CCCCCC" w:sz="1"/>
+              <w:bottom w:val="single" w:color="CCCCCC" w:sz="1"/>
+              <w:right w:val="single" w:color="CCCCCC" w:sz="1"/>
+            </w:tcBorders>
+            <w:shd w:fill="D5F0D5" w:val="clear"/>
+            <w:tcMar>
+              <w:top w:type="dxa" w:w="80"/>
+              <w:left w:type="dxa" w:w="120"/>
+              <w:bottom w:type="dxa" w:w="80"/>
+              <w:right w:type="dxa" w:w="120"/>
+            </w:tcMar>
+          </w:tcPr>
+          <w:p>
+            <w:r>
+              <w:rPr>
+                <w:b/>
+                <w:bCs/>
+              </w:rPr>
+              <w:t xml:space="preserve">DONE</w:t>
+            </w:r>
+          </w:p>
+        </w:tc>
+        <w:tc>
+          <w:tcPr>
+            <w:tcW w:type="dxa" w:w="2000"/>
+            <w:tcBorders>
+              <w:top w:val="single" w:color="CCCCCC" w:sz="1"/>
+              <w:left w:val="single" w:color="CCCCCC" w:sz="1"/>
+              <w:bottom w:val="single" w:color="CCCCCC" w:sz="1"/>
+              <w:right w:val="single" w:color="CCCCCC" w:sz="1"/>
+            </w:tcBorders>
+            <w:tcMar>
+              <w:top w:type="dxa" w:w="80"/>
+              <w:left w:type="dxa" w:w="120"/>
+              <w:bottom w:type="dxa" w:w="80"/>
+              <w:right w:type="dxa" w:w="120"/>
+            </w:tcMar>
+          </w:tcPr>
+          <w:p>
+            <w:r>
+              <w:t xml:space="preserve">Ally code / privacy</w:t>
+            </w:r>
+          </w:p>
+        </w:tc>
+        <w:tc>
+          <w:tcPr>
+            <w:tcW w:type="dxa" w:w="3500"/>
+            <w:tcBorders>
+              <w:top w:val="single" w:color="CCCCCC" w:sz="1"/>
+              <w:left w:val="single" w:color="CCCCCC" w:sz="1"/>
+              <w:bottom w:val="single" w:color="CCCCCC" w:sz="1"/>
+              <w:right w:val="single" w:color="CCCCCC" w:sz="1"/>
+            </w:tcBorders>
+            <w:tcMar>
+              <w:top w:type="dxa" w:w="80"/>
+              <w:left w:type="dxa" w:w="120"/>
+              <w:bottom w:type="dxa" w:w="80"/>
+              <w:right w:type="dxa" w:w="120"/>
+            </w:tcMar>
+          </w:tcPr>
+          <w:p>
+            <w:r>
+              <w:t xml:space="preserve">AllyCodePanel placeholder changed from the owner’s real ally code to 123-456-789</w:t>
+            </w:r>
+          </w:p>
+        </w:tc>
+        <w:tc>
+          <w:tcPr>
+            <w:tcW w:type="dxa" w:w="2460"/>
+            <w:tcBorders>
+              <w:top w:val="single" w:color="CCCCCC" w:sz="1"/>
+              <w:left w:val="single" w:color="CCCCCC" w:sz="1"/>
+              <w:bottom w:val="single" w:color="CCCCCC" w:sz="1"/>
+              <w:right w:val="single" w:color="CCCCCC" w:sz="1"/>
+            </w:tcBorders>
+            <w:tcMar>
+              <w:top w:type="dxa" w:w="80"/>
+              <w:left w:type="dxa" w:w="120"/>
+              <w:bottom w:type="dxa" w:w="80"/>
+              <w:right w:type="dxa" w:w="120"/>
+            </w:tcMar>
+          </w:tcPr>
+          <w:p>
+            <w:r>
+              <w:t xml:space="preserve">Change captured in the staged diff for AllyCodePanel.js (489-758-819 → 123-456-789). Archive on next sweep.</w:t>
             </w:r>
           </w:p>
         </w:tc>
@@ -400,7 +879,7 @@
           </w:tcPr>
           <w:p>
             <w:r>
-              <w:t xml:space="preserve">Shape classifier</w:t>
+              <w:t xml:space="preserve">Repo hygiene</w:t>
             </w:r>
           </w:p>
         </w:tc>
@@ -422,7 +901,7 @@
           </w:tcPr>
           <w:p>
             <w:r>
-              <w:t xml:space="preserve">Inner cavity mask shows notch at top on Circle — investigate if portrait-removal or pip-cleanup clipping the rim</w:t>
+              <w:t xml:space="preserve">Decide fate of references/mod-source-html/*_files/ (SWGOH.GG webpack bundles)</w:t>
             </w:r>
           </w:p>
         </w:tc>
@@ -444,102 +923,7 @@
           </w:tcPr>
           <w:p>
             <w:r>
-              <w:t xml:space="preserve">See shape-classifier-candidate-inner-mask.png from the Apr 20 Circle scan.</w:t>
-            </w:r>
-          </w:p>
-        </w:tc>
-      </w:tr>
-      <w:tr>
-        <w:tc>
-          <w:tcPr>
-            <w:tcW w:type="dxa" w:w="1400"/>
-            <w:tcBorders>
-              <w:top w:val="single" w:color="CCCCCC" w:sz="1"/>
-              <w:left w:val="single" w:color="CCCCCC" w:sz="1"/>
-              <w:bottom w:val="single" w:color="CCCCCC" w:sz="1"/>
-              <w:right w:val="single" w:color="CCCCCC" w:sz="1"/>
-            </w:tcBorders>
-            <w:shd w:fill="D9E7FF" w:val="clear"/>
-            <w:tcMar>
-              <w:top w:type="dxa" w:w="80"/>
-              <w:left w:type="dxa" w:w="120"/>
-              <w:bottom w:type="dxa" w:w="80"/>
-              <w:right w:type="dxa" w:w="120"/>
-            </w:tcMar>
-          </w:tcPr>
-          <w:p>
-            <w:r>
-              <w:rPr>
-                <w:b/>
-                <w:bCs/>
-              </w:rPr>
-              <w:t xml:space="preserve">IN PROGRESS</w:t>
-            </w:r>
-          </w:p>
-        </w:tc>
-        <w:tc>
-          <w:tcPr>
-            <w:tcW w:type="dxa" w:w="2000"/>
-            <w:tcBorders>
-              <w:top w:val="single" w:color="CCCCCC" w:sz="1"/>
-              <w:left w:val="single" w:color="CCCCCC" w:sz="1"/>
-              <w:bottom w:val="single" w:color="CCCCCC" w:sz="1"/>
-              <w:right w:val="single" w:color="CCCCCC" w:sz="1"/>
-            </w:tcBorders>
-            <w:tcMar>
-              <w:top w:type="dxa" w:w="80"/>
-              <w:left w:type="dxa" w:w="120"/>
-              <w:bottom w:type="dxa" w:w="80"/>
-              <w:right w:type="dxa" w:w="120"/>
-            </w:tcMar>
-          </w:tcPr>
-          <w:p>
-            <w:r>
-              <w:t xml:space="preserve">Tooling / debug</w:t>
-            </w:r>
-          </w:p>
-        </w:tc>
-        <w:tc>
-          <w:tcPr>
-            <w:tcW w:type="dxa" w:w="3500"/>
-            <w:tcBorders>
-              <w:top w:val="single" w:color="CCCCCC" w:sz="1"/>
-              <w:left w:val="single" w:color="CCCCCC" w:sz="1"/>
-              <w:bottom w:val="single" w:color="CCCCCC" w:sz="1"/>
-              <w:right w:val="single" w:color="CCCCCC" w:sz="1"/>
-            </w:tcBorders>
-            <w:tcMar>
-              <w:top w:type="dxa" w:w="80"/>
-              <w:left w:type="dxa" w:w="120"/>
-              <w:bottom w:type="dxa" w:w="80"/>
-              <w:right w:type="dxa" w:w="120"/>
-            </w:tcMar>
-          </w:tcPr>
-          <w:p>
-            <w:r>
-              <w:t xml:space="preserve">Pull-debug workflow keeps breaking Claude when large shape PNGs get sampled — add size cap / text-first flow</w:t>
-            </w:r>
-          </w:p>
-        </w:tc>
-        <w:tc>
-          <w:tcPr>
-            <w:tcW w:type="dxa" w:w="2460"/>
-            <w:tcBorders>
-              <w:top w:val="single" w:color="CCCCCC" w:sz="1"/>
-              <w:left w:val="single" w:color="CCCCCC" w:sz="1"/>
-              <w:bottom w:val="single" w:color="CCCCCC" w:sz="1"/>
-              <w:right w:val="single" w:color="CCCCCC" w:sz="1"/>
-            </w:tcBorders>
-            <w:tcMar>
-              <w:top w:type="dxa" w:w="80"/>
-              <w:left w:type="dxa" w:w="120"/>
-              <w:bottom w:type="dxa" w:w="80"/>
-              <w:right w:type="dxa" w:w="120"/>
-            </w:tcMar>
-          </w:tcPr>
-          <w:p>
-            <w:r>
-              <w:t xml:space="preserve">Shape classifier now writes debug to &lt;getExternalFilesDir&gt;/overlay-debug. Next: update pull_debug.ps1 to always grab the .txt first + downscale PNGs before they land in tools/debug_out/, so Claude never reads raw 100KB+ crops.</w:t>
+              <w:t xml:space="preserve">Carried over from READMEBEFOREEDITING.md follow-ups. Parsers never touch them; deleting would shrink repo meaningfully.</w:t>
             </w:r>
           </w:p>
         </w:tc>
@@ -590,7 +974,7 @@
           </w:tcPr>
           <w:p>
             <w:r>
-              <w:t xml:space="preserve">UI / shape icons</w:t>
+              <w:t xml:space="preserve">Slice screen / layout</w:t>
             </w:r>
           </w:p>
         </w:tc>
@@ -612,7 +996,7 @@
           </w:tcPr>
           <w:p>
             <w:r>
-              <w:t xml:space="preserve">Shape icons on Slice/Finder pickers now use assets/shapes PNGs and were bumped 22 → 28</w:t>
+              <w:t xml:space="preserve">Shrink the Best Character Fit card and place a "Your Characters" card next to it (premium-only)</w:t>
             </w:r>
           </w:p>
         </w:tc>
@@ -634,7 +1018,102 @@
           </w:tcPr>
           <w:p>
             <w:r>
-              <w:t xml:space="preserve">ModShapeIcon.js was already wired to assets/shapes/*.png. Bumped size on SliceScreen.js:278 and FinderScreen.js:597. Archive on next sweep.</w:t>
+              <w:t xml:space="preserve">Two-card row. "Your Characters" populated from ally-code roster; gated behind premium.</w:t>
+            </w:r>
+          </w:p>
+        </w:tc>
+      </w:tr>
+      <w:tr>
+        <w:tc>
+          <w:tcPr>
+            <w:tcW w:type="dxa" w:w="1400"/>
+            <w:tcBorders>
+              <w:top w:val="single" w:color="CCCCCC" w:sz="1"/>
+              <w:left w:val="single" w:color="CCCCCC" w:sz="1"/>
+              <w:bottom w:val="single" w:color="CCCCCC" w:sz="1"/>
+              <w:right w:val="single" w:color="CCCCCC" w:sz="1"/>
+            </w:tcBorders>
+            <w:shd w:fill="FFF4CE" w:val="clear"/>
+            <w:tcMar>
+              <w:top w:type="dxa" w:w="80"/>
+              <w:left w:type="dxa" w:w="120"/>
+              <w:bottom w:type="dxa" w:w="80"/>
+              <w:right w:type="dxa" w:w="120"/>
+            </w:tcMar>
+          </w:tcPr>
+          <w:p>
+            <w:r>
+              <w:rPr>
+                <w:b/>
+                <w:bCs/>
+              </w:rPr>
+              <w:t xml:space="preserve">OPEN</w:t>
+            </w:r>
+          </w:p>
+        </w:tc>
+        <w:tc>
+          <w:tcPr>
+            <w:tcW w:type="dxa" w:w="2000"/>
+            <w:tcBorders>
+              <w:top w:val="single" w:color="CCCCCC" w:sz="1"/>
+              <w:left w:val="single" w:color="CCCCCC" w:sz="1"/>
+              <w:bottom w:val="single" w:color="CCCCCC" w:sz="1"/>
+              <w:right w:val="single" w:color="CCCCCC" w:sz="1"/>
+            </w:tcBorders>
+            <w:tcMar>
+              <w:top w:type="dxa" w:w="80"/>
+              <w:left w:type="dxa" w:w="120"/>
+              <w:bottom w:type="dxa" w:w="80"/>
+              <w:right w:type="dxa" w:w="120"/>
+            </w:tcMar>
+          </w:tcPr>
+          <w:p>
+            <w:r>
+              <w:t xml:space="preserve">Slice screen / suggestions</w:t>
+            </w:r>
+          </w:p>
+        </w:tc>
+        <w:tc>
+          <w:tcPr>
+            <w:tcW w:type="dxa" w:w="3500"/>
+            <w:tcBorders>
+              <w:top w:val="single" w:color="CCCCCC" w:sz="1"/>
+              <w:left w:val="single" w:color="CCCCCC" w:sz="1"/>
+              <w:bottom w:val="single" w:color="CCCCCC" w:sz="1"/>
+              <w:right w:val="single" w:color="CCCCCC" w:sz="1"/>
+            </w:tcBorders>
+            <w:tcMar>
+              <w:top w:type="dxa" w:w="80"/>
+              <w:left w:type="dxa" w:w="120"/>
+              <w:bottom w:type="dxa" w:w="80"/>
+              <w:right w:type="dxa" w:w="120"/>
+            </w:tcMar>
+          </w:tcPr>
+          <w:p>
+            <w:r>
+              <w:t xml:space="preserve">Reduce total number of suggested characters — 140 is too high</w:t>
+            </w:r>
+          </w:p>
+        </w:tc>
+        <w:tc>
+          <w:tcPr>
+            <w:tcW w:type="dxa" w:w="2460"/>
+            <w:tcBorders>
+              <w:top w:val="single" w:color="CCCCCC" w:sz="1"/>
+              <w:left w:val="single" w:color="CCCCCC" w:sz="1"/>
+              <w:bottom w:val="single" w:color="CCCCCC" w:sz="1"/>
+              <w:right w:val="single" w:color="CCCCCC" w:sz="1"/>
+            </w:tcBorders>
+            <w:tcMar>
+              <w:top w:type="dxa" w:w="80"/>
+              <w:left w:type="dxa" w:w="120"/>
+              <w:bottom w:type="dxa" w:w="80"/>
+              <w:right w:type="dxa" w:w="120"/>
+            </w:tcMar>
+          </w:tcPr>
+          <w:p>
+            <w:r>
+              <w:t xml:space="preserve">Pick a sane cap (e.g. top 20–30 by fit score) and sort by best match.</w:t>
             </w:r>
           </w:p>
         </w:tc>
@@ -685,7 +1164,7 @@
           </w:tcPr>
           <w:p>
             <w:r>
-              <w:t xml:space="preserve">Ally code / privacy</w:t>
+              <w:t xml:space="preserve">Slice screen / scoring</w:t>
             </w:r>
           </w:p>
         </w:tc>
@@ -707,7 +1186,7 @@
           </w:tcPr>
           <w:p>
             <w:r>
-              <w:t xml:space="preserve">AllyCodePanel placeholder changed from the owner’s real ally code to 123-456-789</w:t>
+              <w:t xml:space="preserve">Investigate suggestion scoring — likely only comparing set + primary, ignoring secondaries</w:t>
             </w:r>
           </w:p>
         </w:tc>
@@ -729,7 +1208,7 @@
           </w:tcPr>
           <w:p>
             <w:r>
-              <w:t xml:space="preserve">Change captured in the staged diff for AllyCodePanel.js (489-758-819 → 123-456-789). Archive on next sweep.</w:t>
+              <w:t xml:space="preserve">Audit scoring path. Secondaries should weight into fit score; otherwise suggestions are noisy.</w:t>
             </w:r>
           </w:p>
         </w:tc>
@@ -780,7 +1259,7 @@
           </w:tcPr>
           <w:p>
             <w:r>
-              <w:t xml:space="preserve">Repo hygiene</w:t>
+              <w:t xml:space="preserve">Scan performance</w:t>
             </w:r>
           </w:p>
         </w:tc>
@@ -802,7 +1281,7 @@
           </w:tcPr>
           <w:p>
             <w:r>
-              <w:t xml:space="preserve">Decide fate of references/mod-source-html/*_files/ (SWGOH.GG webpack bundles)</w:t>
+              <w:t xml:space="preserve">Increase overall scan speed on the overlay capture flow</w:t>
             </w:r>
           </w:p>
         </w:tc>
@@ -824,7 +1303,7 @@
           </w:tcPr>
           <w:p>
             <w:r>
-              <w:t xml:space="preserve">Carried over from READMEBEFOREEDITING.md follow-ups. Parsers never touch them; deleting would shrink repo meaningfully.</w:t>
+              <w:t xml:space="preserve">Focused/stats/shape/icon/set crops + two classifiers (set + shape) run sequentially per mod. Profile the hot path and see what can be parallelized or cached between mods on the same screen.</w:t>
             </w:r>
           </w:p>
         </w:tc>
@@ -875,7 +1354,7 @@
           </w:tcPr>
           <w:p>
             <w:r>
-              <w:t xml:space="preserve">Slice screen / layout</w:t>
+              <w:t xml:space="preserve">Scan UX</w:t>
             </w:r>
           </w:p>
         </w:tc>
@@ -897,7 +1376,7 @@
           </w:tcPr>
           <w:p>
             <w:r>
-              <w:t xml:space="preserve">Shrink the Best Character Fit card and place a "Your Characters" card next to it (premium-only)</w:t>
+              <w:t xml:space="preserve">First scan-button press is swallowed when the screen was just swapped — user has to click twice</w:t>
             </w:r>
           </w:p>
         </w:tc>
@@ -919,7 +1398,102 @@
           </w:tcPr>
           <w:p>
             <w:r>
-              <w:t xml:space="preserve">Two-card row. "Your Characters" populated from ally-code roster; gated behind premium.</w:t>
+              <w:t xml:space="preserve">FIXED: warmScanner (ACTION_WARM_ONLY) race was tearing the bubble down after MediaProjection grant. Made warm-only never remove an attached bubble. Also cancel the 900ms launchSwgoh retry on AppState=active so swapping back to ModForge doesn’t bounce to SWGOH. Scan-button touch-slop threshold added in ModOverlayCaptureService.</w:t>
+            </w:r>
+          </w:p>
+        </w:tc>
+      </w:tr>
+      <w:tr>
+        <w:tc>
+          <w:tcPr>
+            <w:tcW w:type="dxa" w:w="1400"/>
+            <w:tcBorders>
+              <w:top w:val="single" w:color="CCCCCC" w:sz="1"/>
+              <w:left w:val="single" w:color="CCCCCC" w:sz="1"/>
+              <w:bottom w:val="single" w:color="CCCCCC" w:sz="1"/>
+              <w:right w:val="single" w:color="CCCCCC" w:sz="1"/>
+            </w:tcBorders>
+            <w:shd w:fill="D5F0D5" w:val="clear"/>
+            <w:tcMar>
+              <w:top w:type="dxa" w:w="80"/>
+              <w:left w:type="dxa" w:w="120"/>
+              <w:bottom w:type="dxa" w:w="80"/>
+              <w:right w:type="dxa" w:w="120"/>
+            </w:tcMar>
+          </w:tcPr>
+          <w:p>
+            <w:r>
+              <w:rPr>
+                <w:b/>
+                <w:bCs/>
+              </w:rPr>
+              <w:t xml:space="preserve">DONE</w:t>
+            </w:r>
+          </w:p>
+        </w:tc>
+        <w:tc>
+          <w:tcPr>
+            <w:tcW w:type="dxa" w:w="2000"/>
+            <w:tcBorders>
+              <w:top w:val="single" w:color="CCCCCC" w:sz="1"/>
+              <w:left w:val="single" w:color="CCCCCC" w:sz="1"/>
+              <w:bottom w:val="single" w:color="CCCCCC" w:sz="1"/>
+              <w:right w:val="single" w:color="CCCCCC" w:sz="1"/>
+            </w:tcBorders>
+            <w:tcMar>
+              <w:top w:type="dxa" w:w="80"/>
+              <w:left w:type="dxa" w:w="120"/>
+              <w:bottom w:type="dxa" w:w="80"/>
+              <w:right w:type="dxa" w:w="120"/>
+            </w:tcMar>
+          </w:tcPr>
+          <w:p>
+            <w:r>
+              <w:t xml:space="preserve">Roster / premium</w:t>
+            </w:r>
+          </w:p>
+        </w:tc>
+        <w:tc>
+          <w:tcPr>
+            <w:tcW w:type="dxa" w:w="3500"/>
+            <w:tcBorders>
+              <w:top w:val="single" w:color="CCCCCC" w:sz="1"/>
+              <w:left w:val="single" w:color="CCCCCC" w:sz="1"/>
+              <w:bottom w:val="single" w:color="CCCCCC" w:sz="1"/>
+              <w:right w:val="single" w:color="CCCCCC" w:sz="1"/>
+            </w:tcBorders>
+            <w:tcMar>
+              <w:top w:type="dxa" w:w="80"/>
+              <w:left w:type="dxa" w:w="120"/>
+              <w:bottom w:type="dxa" w:w="80"/>
+              <w:right w:type="dxa" w:w="120"/>
+            </w:tcMar>
+          </w:tcPr>
+          <w:p>
+            <w:r>
+              <w:t xml:space="preserve">Pull user mods via ally code and flag empty slots + upgrade opportunities (premium)</w:t>
+            </w:r>
+          </w:p>
+        </w:tc>
+        <w:tc>
+          <w:tcPr>
+            <w:tcW w:type="dxa" w:w="2460"/>
+            <w:tcBorders>
+              <w:top w:val="single" w:color="CCCCCC" w:sz="1"/>
+              <w:left w:val="single" w:color="CCCCCC" w:sz="1"/>
+              <w:bottom w:val="single" w:color="CCCCCC" w:sz="1"/>
+              <w:right w:val="single" w:color="CCCCCC" w:sz="1"/>
+            </w:tcBorders>
+            <w:tcMar>
+              <w:top w:type="dxa" w:w="80"/>
+              <w:left w:type="dxa" w:w="120"/>
+              <w:bottom w:type="dxa" w:w="80"/>
+              <w:right w:type="dxa" w:w="120"/>
+            </w:tcMar>
+          </w:tcPr>
+          <w:p>
+            <w:r>
+              <w:t xml:space="preserve">DONE: rosterService fetches ?mods=1 and returns per-character missingSlots + upgradeable count (level&lt;15 OR pips&lt;6 OR tier&lt;5). SliceScreen shows “X to upgrade” / missing-slot badges. Slot-level upgrade-vs-scan delta is tracked in the separate Slice-engine slot-badge row.</w:t>
             </w:r>
           </w:p>
         </w:tc>
@@ -970,7 +1544,7 @@
           </w:tcPr>
           <w:p>
             <w:r>
-              <w:t xml:space="preserve">Slice screen / suggestions</w:t>
+              <w:t xml:space="preserve">Shape classifier</w:t>
             </w:r>
           </w:p>
         </w:tc>
@@ -992,7 +1566,7 @@
           </w:tcPr>
           <w:p>
             <w:r>
-              <w:t xml:space="preserve">Reduce total number of suggested characters — 140 is too high</w:t>
+              <w:t xml:space="preserve">Second Circle mod reads as Cross: no candidate view sees a round outline (outer circularity 0.404, mask-only circularity 0.333, extent 0.933, stronglyRound=false)</w:t>
             </w:r>
           </w:p>
         </w:tc>
@@ -1014,7 +1588,7 @@
           </w:tcPr>
           <w:p>
             <w:r>
-              <w:t xml:space="preserve">Pick a sane cap (e.g. top 20–30 by fit score) and sort by best match.</w:t>
+              <w:t xml:space="preserve">Unlike Grievous, this Circle’s mask-only candidate doesn’t see the round outline at all. Hypotheses: (a) capture framing cut off part of the mod, (b) different Circle visual tier/set produces a different silhouette profile. Collect multiple Circle scans (different tiers/sets/primaries) to determine whether new rescue rule is needed or whether it’s a capture artifact.</w:t>
             </w:r>
           </w:p>
         </w:tc>
@@ -1065,7 +1639,7 @@
           </w:tcPr>
           <w:p>
             <w:r>
-              <w:t xml:space="preserve">Slice screen / scoring</w:t>
+              <w:t xml:space="preserve">Branch hygiene</w:t>
             </w:r>
           </w:p>
         </w:tc>
@@ -1087,7 +1661,7 @@
           </w:tcPr>
           <w:p>
             <w:r>
-              <w:t xml:space="preserve">Investigate suggestion scoring — likely only comparing set + primary, ignoring secondaries</w:t>
+              <w:t xml:space="preserve">Consolidate stale Claude branches: claude/inspiring-khorana-78c3aa, claude/strange-williams-65919b, claude/suspicious-nobel-1ad793, claude/vibrant-morse-0c5795, wip/shape-classifier</w:t>
             </w:r>
           </w:p>
         </w:tc>
@@ -1109,7 +1683,7 @@
           </w:tcPr>
           <w:p>
             <w:r>
-              <w:t xml:space="preserve">Audit scoring path. Secondaries should weight into fit score; otherwise suggestions are noisy.</w:t>
+              <w:t xml:space="preserve">Suspicious-nobel held the Cross/Triangle calibration work which we’ve now ported into friendly-stonebraker. Once committed to main, delete the local+remote suspicious-nobel branch and audit the other claude/* branches for any uncommitted fixes worth rescuing.</w:t>
             </w:r>
           </w:p>
         </w:tc>
@@ -1160,7 +1734,7 @@
           </w:tcPr>
           <w:p>
             <w:r>
-              <w:t xml:space="preserve">Scan performance</w:t>
+              <w:t xml:space="preserve">Launch / privacy</w:t>
             </w:r>
           </w:p>
         </w:tc>
@@ -1182,7 +1756,7 @@
           </w:tcPr>
           <w:p>
             <w:r>
-              <w:t xml:space="preserve">Increase overall scan speed on the overlay capture flow</w:t>
+              <w:t xml:space="preserve">Host privacy_policy at a public URL (GitHub Pages) and link it in the Play Console listing + in-app Settings</w:t>
             </w:r>
           </w:p>
         </w:tc>
@@ -1204,7 +1778,7 @@
           </w:tcPr>
           <w:p>
             <w:r>
-              <w:t xml:space="preserve">Focused/stats/shape/icon/set crops + two classifiers (set + shape) run sequentially per mod. Profile the hot path and see what can be parallelized or cached between mods on the same screen.</w:t>
+              <w:t xml:space="preserve">File exists in repo at my-app/privacy_policy but isn’t live anywhere. Required for Play submission because the app uses SYSTEM_ALERT_WINDOW + screen capture. Policy must cover: screen-content capture, what’s processed (mod shape/stat data), what’s stored (local only), what’s transmitted (none), retention/deletion.</w:t>
             </w:r>
           </w:p>
         </w:tc>
@@ -1255,7 +1829,7 @@
           </w:tcPr>
           <w:p>
             <w:r>
-              <w:t xml:space="preserve">Scan UX</w:t>
+              <w:t xml:space="preserve">Launch / Play Console</w:t>
             </w:r>
           </w:p>
         </w:tc>
@@ -1277,7 +1851,7 @@
           </w:tcPr>
           <w:p>
             <w:r>
-              <w:t xml:space="preserve">First scan-button press is swallowed when the screen was just swapped — user has to click twice</w:t>
+              <w:t xml:space="preserve">Fill Sensitive Permissions declaration for SYSTEM_ALERT_WINDOW</w:t>
             </w:r>
           </w:p>
         </w:tc>
@@ -1299,7 +1873,767 @@
           </w:tcPr>
           <w:p>
             <w:r>
-              <w:t xml:space="preserve">Likely the overlay/capture service isn’t fully bound when the first tap lands. Check listener wiring in ModOverlayCaptureService / CaptureScreen so the first tap either queues until ready or the button stays disabled until bind completes.</w:t>
+              <w:t xml:space="preserve">Core functionality: overlay button over SWGOH to scan the user’s own mod inventory. User benefit: catalog mods without manual typing. Why no alternative: user must interact with game while app is visible — impossible without overlay. Play Console blocks the upload until this form is completed.</w:t>
+            </w:r>
+          </w:p>
+        </w:tc>
+      </w:tr>
+      <w:tr>
+        <w:tc>
+          <w:tcPr>
+            <w:tcW w:type="dxa" w:w="1400"/>
+            <w:tcBorders>
+              <w:top w:val="single" w:color="CCCCCC" w:sz="1"/>
+              <w:left w:val="single" w:color="CCCCCC" w:sz="1"/>
+              <w:bottom w:val="single" w:color="CCCCCC" w:sz="1"/>
+              <w:right w:val="single" w:color="CCCCCC" w:sz="1"/>
+            </w:tcBorders>
+            <w:shd w:fill="FFF4CE" w:val="clear"/>
+            <w:tcMar>
+              <w:top w:type="dxa" w:w="80"/>
+              <w:left w:type="dxa" w:w="120"/>
+              <w:bottom w:type="dxa" w:w="80"/>
+              <w:right w:type="dxa" w:w="120"/>
+            </w:tcMar>
+          </w:tcPr>
+          <w:p>
+            <w:r>
+              <w:rPr>
+                <w:b/>
+                <w:bCs/>
+              </w:rPr>
+              <w:t xml:space="preserve">OPEN</w:t>
+            </w:r>
+          </w:p>
+        </w:tc>
+        <w:tc>
+          <w:tcPr>
+            <w:tcW w:type="dxa" w:w="2000"/>
+            <w:tcBorders>
+              <w:top w:val="single" w:color="CCCCCC" w:sz="1"/>
+              <w:left w:val="single" w:color="CCCCCC" w:sz="1"/>
+              <w:bottom w:val="single" w:color="CCCCCC" w:sz="1"/>
+              <w:right w:val="single" w:color="CCCCCC" w:sz="1"/>
+            </w:tcBorders>
+            <w:tcMar>
+              <w:top w:type="dxa" w:w="80"/>
+              <w:left w:type="dxa" w:w="120"/>
+              <w:bottom w:type="dxa" w:w="80"/>
+              <w:right w:type="dxa" w:w="120"/>
+            </w:tcMar>
+          </w:tcPr>
+          <w:p>
+            <w:r>
+              <w:t xml:space="preserve">Launch / permissions UX</w:t>
+            </w:r>
+          </w:p>
+        </w:tc>
+        <w:tc>
+          <w:tcPr>
+            <w:tcW w:type="dxa" w:w="3500"/>
+            <w:tcBorders>
+              <w:top w:val="single" w:color="CCCCCC" w:sz="1"/>
+              <w:left w:val="single" w:color="CCCCCC" w:sz="1"/>
+              <w:bottom w:val="single" w:color="CCCCCC" w:sz="1"/>
+              <w:right w:val="single" w:color="CCCCCC" w:sz="1"/>
+            </w:tcBorders>
+            <w:tcMar>
+              <w:top w:type="dxa" w:w="80"/>
+              <w:left w:type="dxa" w:w="120"/>
+              <w:bottom w:type="dxa" w:w="80"/>
+              <w:right w:type="dxa" w:w="120"/>
+            </w:tcMar>
+          </w:tcPr>
+          <w:p>
+            <w:r>
+              <w:t xml:space="preserve">Show in-app rationale dialog BEFORE opening Settings.ACTION_MANAGE_OVERLAY_PERMISSION</w:t>
+            </w:r>
+          </w:p>
+        </w:tc>
+        <w:tc>
+          <w:tcPr>
+            <w:tcW w:type="dxa" w:w="2460"/>
+            <w:tcBorders>
+              <w:top w:val="single" w:color="CCCCCC" w:sz="1"/>
+              <w:left w:val="single" w:color="CCCCCC" w:sz="1"/>
+              <w:bottom w:val="single" w:color="CCCCCC" w:sz="1"/>
+              <w:right w:val="single" w:color="CCCCCC" w:sz="1"/>
+            </w:tcBorders>
+            <w:tcMar>
+              <w:top w:type="dxa" w:w="80"/>
+              <w:left w:type="dxa" w:w="120"/>
+              <w:bottom w:type="dxa" w:w="80"/>
+              <w:right w:type="dxa" w:w="120"/>
+            </w:tcMar>
+          </w:tcPr>
+          <w:p>
+            <w:r>
+              <w:t xml:space="preserve">Play reviewers actively test for this. Alert must explain: the app draws a small scan button over other apps, does NOT read other apps’ content, does NOT simulate input, only captures screen when user taps the button. Apps that jump straight to the system dialog get rejected. Same treatment needed before the MediaProjection consent dialog.</w:t>
+            </w:r>
+          </w:p>
+        </w:tc>
+      </w:tr>
+      <w:tr>
+        <w:tc>
+          <w:tcPr>
+            <w:tcW w:type="dxa" w:w="1400"/>
+            <w:tcBorders>
+              <w:top w:val="single" w:color="CCCCCC" w:sz="1"/>
+              <w:left w:val="single" w:color="CCCCCC" w:sz="1"/>
+              <w:bottom w:val="single" w:color="CCCCCC" w:sz="1"/>
+              <w:right w:val="single" w:color="CCCCCC" w:sz="1"/>
+            </w:tcBorders>
+            <w:shd w:fill="FFF4CE" w:val="clear"/>
+            <w:tcMar>
+              <w:top w:type="dxa" w:w="80"/>
+              <w:left w:type="dxa" w:w="120"/>
+              <w:bottom w:type="dxa" w:w="80"/>
+              <w:right w:type="dxa" w:w="120"/>
+            </w:tcMar>
+          </w:tcPr>
+          <w:p>
+            <w:r>
+              <w:rPr>
+                <w:b/>
+                <w:bCs/>
+              </w:rPr>
+              <w:t xml:space="preserve">OPEN</w:t>
+            </w:r>
+          </w:p>
+        </w:tc>
+        <w:tc>
+          <w:tcPr>
+            <w:tcW w:type="dxa" w:w="2000"/>
+            <w:tcBorders>
+              <w:top w:val="single" w:color="CCCCCC" w:sz="1"/>
+              <w:left w:val="single" w:color="CCCCCC" w:sz="1"/>
+              <w:bottom w:val="single" w:color="CCCCCC" w:sz="1"/>
+              <w:right w:val="single" w:color="CCCCCC" w:sz="1"/>
+            </w:tcBorders>
+            <w:tcMar>
+              <w:top w:type="dxa" w:w="80"/>
+              <w:left w:type="dxa" w:w="120"/>
+              <w:bottom w:type="dxa" w:w="80"/>
+              <w:right w:type="dxa" w:w="120"/>
+            </w:tcMar>
+          </w:tcPr>
+          <w:p>
+            <w:r>
+              <w:t xml:space="preserve">Launch / Play Console</w:t>
+            </w:r>
+          </w:p>
+        </w:tc>
+        <w:tc>
+          <w:tcPr>
+            <w:tcW w:type="dxa" w:w="3500"/>
+            <w:tcBorders>
+              <w:top w:val="single" w:color="CCCCCC" w:sz="1"/>
+              <w:left w:val="single" w:color="CCCCCC" w:sz="1"/>
+              <w:bottom w:val="single" w:color="CCCCCC" w:sz="1"/>
+              <w:right w:val="single" w:color="CCCCCC" w:sz="1"/>
+            </w:tcBorders>
+            <w:tcMar>
+              <w:top w:type="dxa" w:w="80"/>
+              <w:left w:type="dxa" w:w="120"/>
+              <w:bottom w:type="dxa" w:w="80"/>
+              <w:right w:type="dxa" w:w="120"/>
+            </w:tcMar>
+          </w:tcPr>
+          <w:p>
+            <w:r>
+              <w:t xml:space="preserve">Complete Data Safety form: be honest about screen capture + local mod storage</w:t>
+            </w:r>
+          </w:p>
+        </w:tc>
+        <w:tc>
+          <w:tcPr>
+            <w:tcW w:type="dxa" w:w="2460"/>
+            <w:tcBorders>
+              <w:top w:val="single" w:color="CCCCCC" w:sz="1"/>
+              <w:left w:val="single" w:color="CCCCCC" w:sz="1"/>
+              <w:bottom w:val="single" w:color="CCCCCC" w:sz="1"/>
+              <w:right w:val="single" w:color="CCCCCC" w:sz="1"/>
+            </w:tcBorders>
+            <w:tcMar>
+              <w:top w:type="dxa" w:w="80"/>
+              <w:left w:type="dxa" w:w="120"/>
+              <w:bottom w:type="dxa" w:w="80"/>
+              <w:right w:type="dxa" w:w="120"/>
+            </w:tcMar>
+          </w:tcPr>
+          <w:p>
+            <w:r>
+              <w:t xml:space="preserve">Data collected = "App activity" (scanned mod data stored locally); shared = None; security = user can delete data. Google audits and pulls apps that misrepresent. Description must explicitly acknowledge screen capture to match this form.</w:t>
+            </w:r>
+          </w:p>
+        </w:tc>
+      </w:tr>
+      <w:tr>
+        <w:tc>
+          <w:tcPr>
+            <w:tcW w:type="dxa" w:w="1400"/>
+            <w:tcBorders>
+              <w:top w:val="single" w:color="CCCCCC" w:sz="1"/>
+              <w:left w:val="single" w:color="CCCCCC" w:sz="1"/>
+              <w:bottom w:val="single" w:color="CCCCCC" w:sz="1"/>
+              <w:right w:val="single" w:color="CCCCCC" w:sz="1"/>
+            </w:tcBorders>
+            <w:shd w:fill="FFF4CE" w:val="clear"/>
+            <w:tcMar>
+              <w:top w:type="dxa" w:w="80"/>
+              <w:left w:type="dxa" w:w="120"/>
+              <w:bottom w:type="dxa" w:w="80"/>
+              <w:right w:type="dxa" w:w="120"/>
+            </w:tcMar>
+          </w:tcPr>
+          <w:p>
+            <w:r>
+              <w:rPr>
+                <w:b/>
+                <w:bCs/>
+              </w:rPr>
+              <w:t xml:space="preserve">OPEN</w:t>
+            </w:r>
+          </w:p>
+        </w:tc>
+        <w:tc>
+          <w:tcPr>
+            <w:tcW w:type="dxa" w:w="2000"/>
+            <w:tcBorders>
+              <w:top w:val="single" w:color="CCCCCC" w:sz="1"/>
+              <w:left w:val="single" w:color="CCCCCC" w:sz="1"/>
+              <w:bottom w:val="single" w:color="CCCCCC" w:sz="1"/>
+              <w:right w:val="single" w:color="CCCCCC" w:sz="1"/>
+            </w:tcBorders>
+            <w:tcMar>
+              <w:top w:type="dxa" w:w="80"/>
+              <w:left w:type="dxa" w:w="120"/>
+              <w:bottom w:type="dxa" w:w="80"/>
+              <w:right w:type="dxa" w:w="120"/>
+            </w:tcMar>
+          </w:tcPr>
+          <w:p>
+            <w:r>
+              <w:t xml:space="preserve">Launch / manifest</w:t>
+            </w:r>
+          </w:p>
+        </w:tc>
+        <w:tc>
+          <w:tcPr>
+            <w:tcW w:type="dxa" w:w="3500"/>
+            <w:tcBorders>
+              <w:top w:val="single" w:color="CCCCCC" w:sz="1"/>
+              <w:left w:val="single" w:color="CCCCCC" w:sz="1"/>
+              <w:bottom w:val="single" w:color="CCCCCC" w:sz="1"/>
+              <w:right w:val="single" w:color="CCCCCC" w:sz="1"/>
+            </w:tcBorders>
+            <w:tcMar>
+              <w:top w:type="dxa" w:w="80"/>
+              <w:left w:type="dxa" w:w="120"/>
+              <w:bottom w:type="dxa" w:w="80"/>
+              <w:right w:type="dxa" w:w="120"/>
+            </w:tcMar>
+          </w:tcPr>
+          <w:p>
+            <w:r>
+              <w:t xml:space="preserve">Declare FOREGROUND_SERVICE + FOREGROUND_SERVICE_MEDIA_PROJECTION and mark the overlay/capture service with android:foregroundServiceType="mediaProjection"</w:t>
+            </w:r>
+          </w:p>
+        </w:tc>
+        <w:tc>
+          <w:tcPr>
+            <w:tcW w:type="dxa" w:w="2460"/>
+            <w:tcBorders>
+              <w:top w:val="single" w:color="CCCCCC" w:sz="1"/>
+              <w:left w:val="single" w:color="CCCCCC" w:sz="1"/>
+              <w:bottom w:val="single" w:color="CCCCCC" w:sz="1"/>
+              <w:right w:val="single" w:color="CCCCCC" w:sz="1"/>
+            </w:tcBorders>
+            <w:tcMar>
+              <w:top w:type="dxa" w:w="80"/>
+              <w:left w:type="dxa" w:w="120"/>
+              <w:bottom w:type="dxa" w:w="80"/>
+              <w:right w:type="dxa" w:w="120"/>
+            </w:tcMar>
+          </w:tcPr>
+          <w:p>
+            <w:r>
+              <w:t xml:space="preserve">Android 14+ requires this pair for screen-capture foreground services. Separate Play Console declaration under App content → Foreground services also required with justification.</w:t>
+            </w:r>
+          </w:p>
+        </w:tc>
+      </w:tr>
+      <w:tr>
+        <w:tc>
+          <w:tcPr>
+            <w:tcW w:type="dxa" w:w="1400"/>
+            <w:tcBorders>
+              <w:top w:val="single" w:color="CCCCCC" w:sz="1"/>
+              <w:left w:val="single" w:color="CCCCCC" w:sz="1"/>
+              <w:bottom w:val="single" w:color="CCCCCC" w:sz="1"/>
+              <w:right w:val="single" w:color="CCCCCC" w:sz="1"/>
+            </w:tcBorders>
+            <w:shd w:fill="FFF4CE" w:val="clear"/>
+            <w:tcMar>
+              <w:top w:type="dxa" w:w="80"/>
+              <w:left w:type="dxa" w:w="120"/>
+              <w:bottom w:type="dxa" w:w="80"/>
+              <w:right w:type="dxa" w:w="120"/>
+            </w:tcMar>
+          </w:tcPr>
+          <w:p>
+            <w:r>
+              <w:rPr>
+                <w:b/>
+                <w:bCs/>
+              </w:rPr>
+              <w:t xml:space="preserve">OPEN</w:t>
+            </w:r>
+          </w:p>
+        </w:tc>
+        <w:tc>
+          <w:tcPr>
+            <w:tcW w:type="dxa" w:w="2000"/>
+            <w:tcBorders>
+              <w:top w:val="single" w:color="CCCCCC" w:sz="1"/>
+              <w:left w:val="single" w:color="CCCCCC" w:sz="1"/>
+              <w:bottom w:val="single" w:color="CCCCCC" w:sz="1"/>
+              <w:right w:val="single" w:color="CCCCCC" w:sz="1"/>
+            </w:tcBorders>
+            <w:tcMar>
+              <w:top w:type="dxa" w:w="80"/>
+              <w:left w:type="dxa" w:w="120"/>
+              <w:bottom w:type="dxa" w:w="80"/>
+              <w:right w:type="dxa" w:w="120"/>
+            </w:tcMar>
+          </w:tcPr>
+          <w:p>
+            <w:r>
+              <w:t xml:space="preserve">Launch / listing copy</w:t>
+            </w:r>
+          </w:p>
+        </w:tc>
+        <w:tc>
+          <w:tcPr>
+            <w:tcW w:type="dxa" w:w="3500"/>
+            <w:tcBorders>
+              <w:top w:val="single" w:color="CCCCCC" w:sz="1"/>
+              <w:left w:val="single" w:color="CCCCCC" w:sz="1"/>
+              <w:bottom w:val="single" w:color="CCCCCC" w:sz="1"/>
+              <w:right w:val="single" w:color="CCCCCC" w:sz="1"/>
+            </w:tcBorders>
+            <w:tcMar>
+              <w:top w:type="dxa" w:w="80"/>
+              <w:left w:type="dxa" w:w="120"/>
+              <w:bottom w:type="dxa" w:w="80"/>
+              <w:right w:type="dxa" w:w="120"/>
+            </w:tcMar>
+          </w:tcPr>
+          <w:p>
+            <w:r>
+              <w:t xml:space="preserve">Play Store description must explicitly include: "Companion app for Star Wars: Galaxy of Heroes", "Not affiliated with or endorsed by Electronic Arts, Capital Games, or Lucasfilm", "Uses overlay permission to display a scan button over the game", "No automation — passive screen reading only"</w:t>
+            </w:r>
+          </w:p>
+        </w:tc>
+        <w:tc>
+          <w:tcPr>
+            <w:tcW w:type="dxa" w:w="2460"/>
+            <w:tcBorders>
+              <w:top w:val="single" w:color="CCCCCC" w:sz="1"/>
+              <w:left w:val="single" w:color="CCCCCC" w:sz="1"/>
+              <w:bottom w:val="single" w:color="CCCCCC" w:sz="1"/>
+              <w:right w:val="single" w:color="CCCCCC" w:sz="1"/>
+            </w:tcBorders>
+            <w:tcMar>
+              <w:top w:type="dxa" w:w="80"/>
+              <w:left w:type="dxa" w:w="120"/>
+              <w:bottom w:type="dxa" w:w="80"/>
+              <w:right w:type="dxa" w:w="120"/>
+            </w:tcMar>
+          </w:tcPr>
+          <w:p>
+            <w:r>
+              <w:t xml:space="preserve">Reviewers look for the bolded language. Missing the "no automation" disclaimer is a common rejection trigger.</w:t>
+            </w:r>
+          </w:p>
+        </w:tc>
+      </w:tr>
+      <w:tr>
+        <w:tc>
+          <w:tcPr>
+            <w:tcW w:type="dxa" w:w="1400"/>
+            <w:tcBorders>
+              <w:top w:val="single" w:color="CCCCCC" w:sz="1"/>
+              <w:left w:val="single" w:color="CCCCCC" w:sz="1"/>
+              <w:bottom w:val="single" w:color="CCCCCC" w:sz="1"/>
+              <w:right w:val="single" w:color="CCCCCC" w:sz="1"/>
+            </w:tcBorders>
+            <w:shd w:fill="FFF4CE" w:val="clear"/>
+            <w:tcMar>
+              <w:top w:type="dxa" w:w="80"/>
+              <w:left w:type="dxa" w:w="120"/>
+              <w:bottom w:type="dxa" w:w="80"/>
+              <w:right w:type="dxa" w:w="120"/>
+            </w:tcMar>
+          </w:tcPr>
+          <w:p>
+            <w:r>
+              <w:rPr>
+                <w:b/>
+                <w:bCs/>
+              </w:rPr>
+              <w:t xml:space="preserve">OPEN</w:t>
+            </w:r>
+          </w:p>
+        </w:tc>
+        <w:tc>
+          <w:tcPr>
+            <w:tcW w:type="dxa" w:w="2000"/>
+            <w:tcBorders>
+              <w:top w:val="single" w:color="CCCCCC" w:sz="1"/>
+              <w:left w:val="single" w:color="CCCCCC" w:sz="1"/>
+              <w:bottom w:val="single" w:color="CCCCCC" w:sz="1"/>
+              <w:right w:val="single" w:color="CCCCCC" w:sz="1"/>
+            </w:tcBorders>
+            <w:tcMar>
+              <w:top w:type="dxa" w:w="80"/>
+              <w:left w:type="dxa" w:w="120"/>
+              <w:bottom w:type="dxa" w:w="80"/>
+              <w:right w:type="dxa" w:w="120"/>
+            </w:tcMar>
+          </w:tcPr>
+          <w:p>
+            <w:r>
+              <w:t xml:space="preserve">Launch / demo video</w:t>
+            </w:r>
+          </w:p>
+        </w:tc>
+        <w:tc>
+          <w:tcPr>
+            <w:tcW w:type="dxa" w:w="3500"/>
+            <w:tcBorders>
+              <w:top w:val="single" w:color="CCCCCC" w:sz="1"/>
+              <w:left w:val="single" w:color="CCCCCC" w:sz="1"/>
+              <w:bottom w:val="single" w:color="CCCCCC" w:sz="1"/>
+              <w:right w:val="single" w:color="CCCCCC" w:sz="1"/>
+            </w:tcBorders>
+            <w:tcMar>
+              <w:top w:type="dxa" w:w="80"/>
+              <w:left w:type="dxa" w:w="120"/>
+              <w:bottom w:type="dxa" w:w="80"/>
+              <w:right w:type="dxa" w:w="120"/>
+            </w:tcMar>
+          </w:tcPr>
+          <w:p>
+            <w:r>
+              <w:t xml:space="preserve">Record ~60s screen recording for Play Console: app open → permission prompts → user grants → overlay appears over SWGOH → scan works → overlay dismissed</w:t>
+            </w:r>
+          </w:p>
+        </w:tc>
+        <w:tc>
+          <w:tcPr>
+            <w:tcW w:type="dxa" w:w="2460"/>
+            <w:tcBorders>
+              <w:top w:val="single" w:color="CCCCCC" w:sz="1"/>
+              <w:left w:val="single" w:color="CCCCCC" w:sz="1"/>
+              <w:bottom w:val="single" w:color="CCCCCC" w:sz="1"/>
+              <w:right w:val="single" w:color="CCCCCC" w:sz="1"/>
+            </w:tcBorders>
+            <w:tcMar>
+              <w:top w:type="dxa" w:w="80"/>
+              <w:left w:type="dxa" w:w="120"/>
+              <w:bottom w:type="dxa" w:w="80"/>
+              <w:right w:type="dxa" w:w="120"/>
+            </w:tcMar>
+          </w:tcPr>
+          <w:p>
+            <w:r>
+              <w:t xml:space="preserve">Frequently requested for overlay + screen-capture apps. Have it ready before first submission rather than reactively after a rejection.</w:t>
+            </w:r>
+          </w:p>
+        </w:tc>
+      </w:tr>
+      <w:tr>
+        <w:tc>
+          <w:tcPr>
+            <w:tcW w:type="dxa" w:w="1400"/>
+            <w:tcBorders>
+              <w:top w:val="single" w:color="CCCCCC" w:sz="1"/>
+              <w:left w:val="single" w:color="CCCCCC" w:sz="1"/>
+              <w:bottom w:val="single" w:color="CCCCCC" w:sz="1"/>
+              <w:right w:val="single" w:color="CCCCCC" w:sz="1"/>
+            </w:tcBorders>
+            <w:shd w:fill="FFF4CE" w:val="clear"/>
+            <w:tcMar>
+              <w:top w:type="dxa" w:w="80"/>
+              <w:left w:type="dxa" w:w="120"/>
+              <w:bottom w:type="dxa" w:w="80"/>
+              <w:right w:type="dxa" w:w="120"/>
+            </w:tcMar>
+          </w:tcPr>
+          <w:p>
+            <w:r>
+              <w:rPr>
+                <w:b/>
+                <w:bCs/>
+              </w:rPr>
+              <w:t xml:space="preserve">OPEN</w:t>
+            </w:r>
+          </w:p>
+        </w:tc>
+        <w:tc>
+          <w:tcPr>
+            <w:tcW w:type="dxa" w:w="2000"/>
+            <w:tcBorders>
+              <w:top w:val="single" w:color="CCCCCC" w:sz="1"/>
+              <w:left w:val="single" w:color="CCCCCC" w:sz="1"/>
+              <w:bottom w:val="single" w:color="CCCCCC" w:sz="1"/>
+              <w:right w:val="single" w:color="CCCCCC" w:sz="1"/>
+            </w:tcBorders>
+            <w:tcMar>
+              <w:top w:type="dxa" w:w="80"/>
+              <w:left w:type="dxa" w:w="120"/>
+              <w:bottom w:type="dxa" w:w="80"/>
+              <w:right w:type="dxa" w:w="120"/>
+            </w:tcMar>
+          </w:tcPr>
+          <w:p>
+            <w:r>
+              <w:t xml:space="preserve">Launch / rollout</w:t>
+            </w:r>
+          </w:p>
+        </w:tc>
+        <w:tc>
+          <w:tcPr>
+            <w:tcW w:type="dxa" w:w="3500"/>
+            <w:tcBorders>
+              <w:top w:val="single" w:color="CCCCCC" w:sz="1"/>
+              <w:left w:val="single" w:color="CCCCCC" w:sz="1"/>
+              <w:bottom w:val="single" w:color="CCCCCC" w:sz="1"/>
+              <w:right w:val="single" w:color="CCCCCC" w:sz="1"/>
+            </w:tcBorders>
+            <w:tcMar>
+              <w:top w:type="dxa" w:w="80"/>
+              <w:left w:type="dxa" w:w="120"/>
+              <w:bottom w:type="dxa" w:w="80"/>
+              <w:right w:type="dxa" w:w="120"/>
+            </w:tcMar>
+          </w:tcPr>
+          <w:p>
+            <w:r>
+              <w:t xml:space="preserve">Submit to Internal Testing track first (not Production) and iterate through Closed → Open → Production</w:t>
+            </w:r>
+          </w:p>
+        </w:tc>
+        <w:tc>
+          <w:tcPr>
+            <w:tcW w:type="dxa" w:w="2460"/>
+            <w:tcBorders>
+              <w:top w:val="single" w:color="CCCCCC" w:sz="1"/>
+              <w:left w:val="single" w:color="CCCCCC" w:sz="1"/>
+              <w:bottom w:val="single" w:color="CCCCCC" w:sz="1"/>
+              <w:right w:val="single" w:color="CCCCCC" w:sz="1"/>
+            </w:tcBorders>
+            <w:tcMar>
+              <w:top w:type="dxa" w:w="80"/>
+              <w:left w:type="dxa" w:w="120"/>
+              <w:bottom w:type="dxa" w:w="80"/>
+              <w:right w:type="dxa" w:w="120"/>
+            </w:tcMar>
+          </w:tcPr>
+          <w:p>
+            <w:r>
+              <w:t xml:space="preserve">Internal Testing has lighter review. Most overlay apps need 2–3 submissions before passing. If rejected, fix per the email and resubmit — do not appeal.</w:t>
+            </w:r>
+          </w:p>
+        </w:tc>
+      </w:tr>
+      <w:tr>
+        <w:tc>
+          <w:tcPr>
+            <w:tcW w:type="dxa" w:w="1400"/>
+            <w:tcBorders>
+              <w:top w:val="single" w:color="CCCCCC" w:sz="1"/>
+              <w:left w:val="single" w:color="CCCCCC" w:sz="1"/>
+              <w:bottom w:val="single" w:color="CCCCCC" w:sz="1"/>
+              <w:right w:val="single" w:color="CCCCCC" w:sz="1"/>
+            </w:tcBorders>
+            <w:shd w:fill="FFF4CE" w:val="clear"/>
+            <w:tcMar>
+              <w:top w:type="dxa" w:w="80"/>
+              <w:left w:type="dxa" w:w="120"/>
+              <w:bottom w:type="dxa" w:w="80"/>
+              <w:right w:type="dxa" w:w="120"/>
+            </w:tcMar>
+          </w:tcPr>
+          <w:p>
+            <w:r>
+              <w:rPr>
+                <w:b/>
+                <w:bCs/>
+              </w:rPr>
+              <w:t xml:space="preserve">OPEN</w:t>
+            </w:r>
+          </w:p>
+        </w:tc>
+        <w:tc>
+          <w:tcPr>
+            <w:tcW w:type="dxa" w:w="2000"/>
+            <w:tcBorders>
+              <w:top w:val="single" w:color="CCCCCC" w:sz="1"/>
+              <w:left w:val="single" w:color="CCCCCC" w:sz="1"/>
+              <w:bottom w:val="single" w:color="CCCCCC" w:sz="1"/>
+              <w:right w:val="single" w:color="CCCCCC" w:sz="1"/>
+            </w:tcBorders>
+            <w:tcMar>
+              <w:top w:type="dxa" w:w="80"/>
+              <w:left w:type="dxa" w:w="120"/>
+              <w:bottom w:type="dxa" w:w="80"/>
+              <w:right w:type="dxa" w:w="120"/>
+            </w:tcMar>
+          </w:tcPr>
+          <w:p>
+            <w:r>
+              <w:t xml:space="preserve">Monetization</w:t>
+            </w:r>
+          </w:p>
+        </w:tc>
+        <w:tc>
+          <w:tcPr>
+            <w:tcW w:type="dxa" w:w="3500"/>
+            <w:tcBorders>
+              <w:top w:val="single" w:color="CCCCCC" w:sz="1"/>
+              <w:left w:val="single" w:color="CCCCCC" w:sz="1"/>
+              <w:bottom w:val="single" w:color="CCCCCC" w:sz="1"/>
+              <w:right w:val="single" w:color="CCCCCC" w:sz="1"/>
+            </w:tcBorders>
+            <w:tcMar>
+              <w:top w:type="dxa" w:w="80"/>
+              <w:left w:type="dxa" w:w="120"/>
+              <w:bottom w:type="dxa" w:w="80"/>
+              <w:right w:type="dxa" w:w="120"/>
+            </w:tcMar>
+          </w:tcPr>
+          <w:p>
+            <w:r>
+              <w:t xml:space="preserve">Swap AdMob test IDs for real production unit IDs before submitting to Play</w:t>
+            </w:r>
+          </w:p>
+        </w:tc>
+        <w:tc>
+          <w:tcPr>
+            <w:tcW w:type="dxa" w:w="2460"/>
+            <w:tcBorders>
+              <w:top w:val="single" w:color="CCCCCC" w:sz="1"/>
+              <w:left w:val="single" w:color="CCCCCC" w:sz="1"/>
+              <w:bottom w:val="single" w:color="CCCCCC" w:sz="1"/>
+              <w:right w:val="single" w:color="CCCCCC" w:sz="1"/>
+            </w:tcBorders>
+            <w:tcMar>
+              <w:top w:type="dxa" w:w="80"/>
+              <w:left w:type="dxa" w:w="120"/>
+              <w:bottom w:type="dxa" w:w="80"/>
+              <w:right w:type="dxa" w:w="120"/>
+            </w:tcMar>
+          </w:tcPr>
+          <w:p>
+            <w:r>
+              <w:t xml:space="preserve">Carried over from prior launch-prep notes. Real ad unit IDs must be wired in before Production rollout; leaving test IDs in a shipped build returns nothing but causes listing review issues if Data Safety mentions ads.</w:t>
+            </w:r>
+          </w:p>
+        </w:tc>
+      </w:tr>
+      <w:tr>
+        <w:tc>
+          <w:tcPr>
+            <w:tcW w:type="dxa" w:w="1400"/>
+            <w:tcBorders>
+              <w:top w:val="single" w:color="CCCCCC" w:sz="1"/>
+              <w:left w:val="single" w:color="CCCCCC" w:sz="1"/>
+              <w:bottom w:val="single" w:color="CCCCCC" w:sz="1"/>
+              <w:right w:val="single" w:color="CCCCCC" w:sz="1"/>
+            </w:tcBorders>
+            <w:shd w:fill="FFF4CE" w:val="clear"/>
+            <w:tcMar>
+              <w:top w:type="dxa" w:w="80"/>
+              <w:left w:type="dxa" w:w="120"/>
+              <w:bottom w:type="dxa" w:w="80"/>
+              <w:right w:type="dxa" w:w="120"/>
+            </w:tcMar>
+          </w:tcPr>
+          <w:p>
+            <w:r>
+              <w:rPr>
+                <w:b/>
+                <w:bCs/>
+              </w:rPr>
+              <w:t xml:space="preserve">OPEN</w:t>
+            </w:r>
+          </w:p>
+        </w:tc>
+        <w:tc>
+          <w:tcPr>
+            <w:tcW w:type="dxa" w:w="2000"/>
+            <w:tcBorders>
+              <w:top w:val="single" w:color="CCCCCC" w:sz="1"/>
+              <w:left w:val="single" w:color="CCCCCC" w:sz="1"/>
+              <w:bottom w:val="single" w:color="CCCCCC" w:sz="1"/>
+              <w:right w:val="single" w:color="CCCCCC" w:sz="1"/>
+            </w:tcBorders>
+            <w:tcMar>
+              <w:top w:type="dxa" w:w="80"/>
+              <w:left w:type="dxa" w:w="120"/>
+              <w:bottom w:type="dxa" w:w="80"/>
+              <w:right w:type="dxa" w:w="120"/>
+            </w:tcMar>
+          </w:tcPr>
+          <w:p>
+            <w:r>
+              <w:t xml:space="preserve">Slice engine / tier progression</w:t>
+            </w:r>
+          </w:p>
+        </w:tc>
+        <w:tc>
+          <w:tcPr>
+            <w:tcW w:type="dxa" w:w="3500"/>
+            <w:tcBorders>
+              <w:top w:val="single" w:color="CCCCCC" w:sz="1"/>
+              <w:left w:val="single" w:color="CCCCCC" w:sz="1"/>
+              <w:bottom w:val="single" w:color="CCCCCC" w:sz="1"/>
+              <w:right w:val="single" w:color="CCCCCC" w:sz="1"/>
+            </w:tcBorders>
+            <w:tcMar>
+              <w:top w:type="dxa" w:w="80"/>
+              <w:left w:type="dxa" w:w="120"/>
+              <w:bottom w:type="dxa" w:w="80"/>
+              <w:right w:type="dxa" w:w="120"/>
+            </w:tcMar>
+          </w:tcPr>
+          <w:p>
+            <w:r>
+              <w:t xml:space="preserve">Update slicing recommendation to walk the tier ladder (E → D → C → B → A → 6-dot) using the previous roll as signal. Stop early if the rolls trend bad and surface a final verdict: Usable / Sellable / Not sliceable.</w:t>
+            </w:r>
+          </w:p>
+        </w:tc>
+        <w:tc>
+          <w:tcPr>
+            <w:tcW w:type="dxa" w:w="2460"/>
+            <w:tcBorders>
+              <w:top w:val="single" w:color="CCCCCC" w:sz="1"/>
+              <w:left w:val="single" w:color="CCCCCC" w:sz="1"/>
+              <w:bottom w:val="single" w:color="CCCCCC" w:sz="1"/>
+              <w:right w:val="single" w:color="CCCCCC" w:sz="1"/>
+            </w:tcBorders>
+            <w:tcMar>
+              <w:top w:type="dxa" w:w="80"/>
+              <w:left w:type="dxa" w:w="120"/>
+              <w:bottom w:type="dxa" w:w="80"/>
+              <w:right w:type="dxa" w:w="120"/>
+            </w:tcMar>
+          </w:tcPr>
+          <w:p>
+            <w:r>
+              <w:t xml:space="preserve">Current engine rates a single current-tier mod. New flow: for each tier step, weigh the roll outcome (which secondary bumped, by how much) to decide whether to continue or cut losses. Example: E→D rolls a non-target stat by minimum → mark Sellable. Needs: per-tier simulated expected-value model, a stop condition threshold, and 3-state output mapping. Audit src/services/sliceEngine.js and slice screen UI to surface the verdict.</w:t>
             </w:r>
           </w:p>
         </w:tc>
@@ -1350,7 +2684,7 @@
           </w:tcPr>
           <w:p>
             <w:r>
-              <w:t xml:space="preserve">Roster / premium</w:t>
+              <w:t xml:space="preserve">GAC / premium</w:t>
             </w:r>
           </w:p>
         </w:tc>
@@ -1372,7 +2706,7 @@
           </w:tcPr>
           <w:p>
             <w:r>
-              <w:t xml:space="preserve">Pull user mods via ally code and flag empty slots + upgrade opportunities (premium)</w:t>
+              <w:t xml:space="preserve">3v3 + 5v5 Grand Arena team recommender backed by swgoh.gg meta HTML scrape</w:t>
             </w:r>
           </w:p>
         </w:tc>
@@ -1394,7 +2728,7 @@
           </w:tcPr>
           <w:p>
             <w:r>
-              <w:t xml:space="preserve">Premium: badge on character when a slot is empty OR an existing mod is an upgrade. Also show a "not unlocked" notifier next to locked characters.</w:t>
+              <w:t xml:space="preserve">Landed via Cloudflare Worker route + client service + state module + GacScreen UI (offense/defense split, roster filter). Installed on R5CX10W4LJY. Archive on next sweep.</w:t>
             </w:r>
           </w:p>
         </w:tc>
@@ -1445,7 +2779,7 @@
           </w:tcPr>
           <w:p>
             <w:r>
-              <w:t xml:space="preserve">Slice / data</w:t>
+              <w:t xml:space="preserve">Slice screen / layout</w:t>
             </w:r>
           </w:p>
         </w:tc>
@@ -1467,7 +2801,7 @@
           </w:tcPr>
           <w:p>
             <w:r>
-              <w:t xml:space="preserve">Refresh chars.js against swgoh.gg mod meta report (277 of 325 entries updated)</w:t>
+              <w:t xml:space="preserve">Removed Best Fit split card; premium Slice screen shows a single full-width Your Roster card</w:t>
             </w:r>
           </w:p>
         </w:tc>
@@ -1489,7 +2823,7 @@
           </w:tcPr>
           <w:p>
             <w:r>
-              <w:t xml:space="preserve">tools/verify-chars-vs-swgoh.js fetches /stats/mod-meta-report/ through the Cloudflare Worker, parses set icons + per-shape primary columns, diffs vs chars.js with multi-primary tolerance. Only Cobb Vanth (not yet in the meta table) left on old data.</w:t>
+              <w:t xml:space="preserve">Supersedes the earlier “shrink Best Character Fit + Your Characters card” row — user asked to drop Best Fit entirely. See SliceScreen.js.</w:t>
             </w:r>
           </w:p>
         </w:tc>
@@ -1540,7 +2874,7 @@
           </w:tcPr>
           <w:p>
             <w:r>
-              <w:t xml:space="preserve">Slice UX</w:t>
+              <w:t xml:space="preserve">Slice engine / scoring</w:t>
             </w:r>
           </w:p>
         </w:tc>
@@ -1562,7 +2896,7 @@
           </w:tcPr>
           <w:p>
             <w:r>
-              <w:t xml:space="preserve">Primary stat + Set match badges below character name (purple / yellow chips)</w:t>
+              <w:t xml:space="preserve">Audit + fix character suggestion scoring: secondaries now weighted, primary bonus adds priority-band points, set/shell tiering preserved</w:t>
             </w:r>
           </w:p>
         </w:tc>
@@ -1584,7 +2918,7 @@
           </w:tcPr>
           <w:p>
             <w:r>
-              <w:t xml:space="preserve">Render regardless of roster state. Priority chip row is now uniformly green when aligned — purple star indicator moved out into the dedicated Primary stat match badge.</w:t>
+              <w:t xml:space="preserve">scoreMatchAgainstEnteredSecondaries returns alignedPriorityIndices + primaryPriorityIndex; final score = rankFitTier*100 + avgSecondaryScore + primaryBonus.</w:t>
             </w:r>
           </w:p>
         </w:tc>
@@ -1635,7 +2969,7 @@
           </w:tcPr>
           <w:p>
             <w:r>
-              <w:t xml:space="preserve">Slice UX</w:t>
+              <w:t xml:space="preserve">Slice UI / chips</w:t>
             </w:r>
           </w:p>
         </w:tc>
@@ -1657,7 +2991,7 @@
           </w:tcPr>
           <w:p>
             <w:r>
-              <w:t xml:space="preserve">Count-based Better / Same / Worse fit verdict (replaces score-based Upgrade / Sidegrade / Downgrade)</w:t>
+              <w:t xml:space="preserve">Match rows show priority alignment chips (✓ scanned secondary hit, ★ primary hit, muted otherwise)</w:t>
             </w:r>
           </w:p>
         </w:tc>
@@ -1679,7 +3013,7 @@
           </w:tcPr>
           <w:p>
             <w:r>
-              <w:t xml:space="preserve">countAlignedForMatch in sliceEngine.js. Compares aligned-secondary counts on scanned mod vs equipped slot mod. Magnitude-insensitive — any matching-priority secondary counts as 1.</w:t>
+              <w:t xml:space="preserve">Primary ★ now takes visual precedence over ✓ when both hit the same slot so users see the primary match even when a secondary aligns at #1.</w:t>
             </w:r>
           </w:p>
         </w:tc>
@@ -1730,7 +3064,7 @@
           </w:tcPr>
           <w:p>
             <w:r>
-              <w:t xml:space="preserve">Slice / filtering</w:t>
+              <w:t xml:space="preserve">Slice engine / alt builds</w:t>
             </w:r>
           </w:p>
         </w:tc>
@@ -1752,7 +3086,7 @@
           </w:tcPr>
           <w:p>
             <w:r>
-              <w:t xml:space="preserve">Filter character recommendations by scanned mod’s set</w:t>
+              <w:t xml:space="preserve">Alt-build priorities derived at runtime from SEC_FOCUS research (positions #1,#2 from main + #5,#6 from ranked usage, Speed locked to main position)</w:t>
             </w:r>
           </w:p>
         </w:tc>
@@ -1774,7 +3108,7 @@
           </w:tcPr>
           <w:p>
             <w:r>
-              <w:t xml:space="preserve">Substring match against c.set so "Defense" matches both Defense(x4)+... and ...+Defense(x2). Drops mismatches out of Best Characters / Best Fit when a set is selected.</w:t>
+              <w:t xml:space="preserve">Falls back to hand-curated buSecs when SEC_FOCUS missing. Added soft no-Speed penalty (12pts) when 3+ secondaries revealed without Speed.</w:t>
             </w:r>
           </w:p>
         </w:tc>
@@ -1825,7 +3159,7 @@
           </w:tcPr>
           <w:p>
             <w:r>
-              <w:t xml:space="preserve">Roster cache</w:t>
+              <w:t xml:space="preserve">Slice engine / flat vs %</w:t>
             </w:r>
           </w:p>
         </w:tc>
@@ -1847,7 +3181,7 @@
           </w:tcPr>
           <w:p>
             <w:r>
-              <w:t xml:space="preserve">Bump rosterService cache key v2 → v3 to invalidate caches predating mod primary / secondaries normalization</w:t>
+              <w:t xml:space="preserve">Flat and % priority stats now match each other asymmetrically: scanned % satisfies a flat priority fully; scanned flat gives 25% credit vs a % priority</w:t>
             </w:r>
           </w:p>
         </w:tc>
@@ -1869,7 +3203,292 @@
           </w:tcPr>
           <w:p>
             <w:r>
-              <w:t xml:space="preserve">Any future shape change to the cached roster needs another bump. Old v2 payloads didn’t include primary / secondaries on each mod, breaking the new slot-aware badges until the user force-refreshed.</w:t>
+              <w:t xml:space="preserve">normalizePriorityName promotes Health/Offense/Protection/Defense → their % form for comparison. Primary bonus lookup normalized too.</w:t>
+            </w:r>
+          </w:p>
+        </w:tc>
+      </w:tr>
+      <w:tr>
+        <w:tc>
+          <w:tcPr>
+            <w:tcW w:type="dxa" w:w="1400"/>
+            <w:tcBorders>
+              <w:top w:val="single" w:color="CCCCCC" w:sz="1"/>
+              <w:left w:val="single" w:color="CCCCCC" w:sz="1"/>
+              <w:bottom w:val="single" w:color="CCCCCC" w:sz="1"/>
+              <w:right w:val="single" w:color="CCCCCC" w:sz="1"/>
+            </w:tcBorders>
+            <w:shd w:fill="D5F0D5" w:val="clear"/>
+            <w:tcMar>
+              <w:top w:type="dxa" w:w="80"/>
+              <w:left w:type="dxa" w:w="120"/>
+              <w:bottom w:type="dxa" w:w="80"/>
+              <w:right w:type="dxa" w:w="120"/>
+            </w:tcMar>
+          </w:tcPr>
+          <w:p>
+            <w:r>
+              <w:rPr>
+                <w:b/>
+                <w:bCs/>
+              </w:rPr>
+              <w:t xml:space="preserve">DONE</w:t>
+            </w:r>
+          </w:p>
+        </w:tc>
+        <w:tc>
+          <w:tcPr>
+            <w:tcW w:type="dxa" w:w="2000"/>
+            <w:tcBorders>
+              <w:top w:val="single" w:color="CCCCCC" w:sz="1"/>
+              <w:left w:val="single" w:color="CCCCCC" w:sz="1"/>
+              <w:bottom w:val="single" w:color="CCCCCC" w:sz="1"/>
+              <w:right w:val="single" w:color="CCCCCC" w:sz="1"/>
+            </w:tcBorders>
+            <w:tcMar>
+              <w:top w:type="dxa" w:w="80"/>
+              <w:left w:type="dxa" w:w="120"/>
+              <w:bottom w:type="dxa" w:w="80"/>
+              <w:right w:type="dxa" w:w="120"/>
+            </w:tcMar>
+          </w:tcPr>
+          <w:p>
+            <w:r>
+              <w:t xml:space="preserve">Overlay / premium gating</w:t>
+            </w:r>
+          </w:p>
+        </w:tc>
+        <w:tc>
+          <w:tcPr>
+            <w:tcW w:type="dxa" w:w="3500"/>
+            <w:tcBorders>
+              <w:top w:val="single" w:color="CCCCCC" w:sz="1"/>
+              <w:left w:val="single" w:color="CCCCCC" w:sz="1"/>
+              <w:bottom w:val="single" w:color="CCCCCC" w:sz="1"/>
+              <w:right w:val="single" w:color="CCCCCC" w:sz="1"/>
+            </w:tcBorders>
+            <w:tcMar>
+              <w:top w:type="dxa" w:w="80"/>
+              <w:left w:type="dxa" w:w="120"/>
+              <w:bottom w:type="dxa" w:w="80"/>
+              <w:right w:type="dxa" w:w="120"/>
+            </w:tcMar>
+          </w:tcPr>
+          <w:p>
+            <w:r>
+              <w:t xml:space="preserve">Free-user overlay now gates the characters panel behind ROSTER unlock; top character list expanded from 6 to 20</w:t>
+            </w:r>
+          </w:p>
+        </w:tc>
+        <w:tc>
+          <w:tcPr>
+            <w:tcW w:type="dxa" w:w="2460"/>
+            <w:tcBorders>
+              <w:top w:val="single" w:color="CCCCCC" w:sz="1"/>
+              <w:left w:val="single" w:color="CCCCCC" w:sz="1"/>
+              <w:bottom w:val="single" w:color="CCCCCC" w:sz="1"/>
+              <w:right w:val="single" w:color="CCCCCC" w:sz="1"/>
+            </w:tcBorders>
+            <w:tcMar>
+              <w:top w:type="dxa" w:w="80"/>
+              <w:left w:type="dxa" w:w="120"/>
+              <w:bottom w:type="dxa" w:w="80"/>
+              <w:right w:type="dxa" w:w="120"/>
+            </w:tcMar>
+          </w:tcPr>
+          <w:p>
+            <w:r>
+              <w:t xml:space="preserve">buildOverlayRecommendations() slices to 20; App.js substitutes a “Premium” placeholder card when ROSTER is locked.</w:t>
+            </w:r>
+          </w:p>
+        </w:tc>
+      </w:tr>
+      <w:tr>
+        <w:tc>
+          <w:tcPr>
+            <w:tcW w:type="dxa" w:w="1400"/>
+            <w:tcBorders>
+              <w:top w:val="single" w:color="CCCCCC" w:sz="1"/>
+              <w:left w:val="single" w:color="CCCCCC" w:sz="1"/>
+              <w:bottom w:val="single" w:color="CCCCCC" w:sz="1"/>
+              <w:right w:val="single" w:color="CCCCCC" w:sz="1"/>
+            </w:tcBorders>
+            <w:shd w:fill="D5F0D5" w:val="clear"/>
+            <w:tcMar>
+              <w:top w:type="dxa" w:w="80"/>
+              <w:left w:type="dxa" w:w="120"/>
+              <w:bottom w:type="dxa" w:w="80"/>
+              <w:right w:type="dxa" w:w="120"/>
+            </w:tcMar>
+          </w:tcPr>
+          <w:p>
+            <w:r>
+              <w:rPr>
+                <w:b/>
+                <w:bCs/>
+              </w:rPr>
+              <w:t xml:space="preserve">DONE</w:t>
+            </w:r>
+          </w:p>
+        </w:tc>
+        <w:tc>
+          <w:tcPr>
+            <w:tcW w:type="dxa" w:w="2000"/>
+            <w:tcBorders>
+              <w:top w:val="single" w:color="CCCCCC" w:sz="1"/>
+              <w:left w:val="single" w:color="CCCCCC" w:sz="1"/>
+              <w:bottom w:val="single" w:color="CCCCCC" w:sz="1"/>
+              <w:right w:val="single" w:color="CCCCCC" w:sz="1"/>
+            </w:tcBorders>
+            <w:tcMar>
+              <w:top w:type="dxa" w:w="80"/>
+              <w:left w:type="dxa" w:w="120"/>
+              <w:bottom w:type="dxa" w:w="80"/>
+              <w:right w:type="dxa" w:w="120"/>
+            </w:tcMar>
+          </w:tcPr>
+          <w:p>
+            <w:r>
+              <w:t xml:space="preserve">Scan UX</w:t>
+            </w:r>
+          </w:p>
+        </w:tc>
+        <w:tc>
+          <w:tcPr>
+            <w:tcW w:type="dxa" w:w="3500"/>
+            <w:tcBorders>
+              <w:top w:val="single" w:color="CCCCCC" w:sz="1"/>
+              <w:left w:val="single" w:color="CCCCCC" w:sz="1"/>
+              <w:bottom w:val="single" w:color="CCCCCC" w:sz="1"/>
+              <w:right w:val="single" w:color="CCCCCC" w:sz="1"/>
+            </w:tcBorders>
+            <w:tcMar>
+              <w:top w:type="dxa" w:w="80"/>
+              <w:left w:type="dxa" w:w="120"/>
+              <w:bottom w:type="dxa" w:w="80"/>
+              <w:right w:type="dxa" w:w="120"/>
+            </w:tcMar>
+          </w:tcPr>
+          <w:p>
+            <w:r>
+              <w:t xml:space="preserve">Scanner / scan-button overlay should dismiss when user swaps back to the app so Slice tab is reviewable without manually killing the overlay</w:t>
+            </w:r>
+          </w:p>
+        </w:tc>
+        <w:tc>
+          <w:tcPr>
+            <w:tcW w:type="dxa" w:w="2460"/>
+            <w:tcBorders>
+              <w:top w:val="single" w:color="CCCCCC" w:sz="1"/>
+              <w:left w:val="single" w:color="CCCCCC" w:sz="1"/>
+              <w:bottom w:val="single" w:color="CCCCCC" w:sz="1"/>
+              <w:right w:val="single" w:color="CCCCCC" w:sz="1"/>
+            </w:tcBorders>
+            <w:tcMar>
+              <w:top w:type="dxa" w:w="80"/>
+              <w:left w:type="dxa" w:w="120"/>
+              <w:bottom w:type="dxa" w:w="80"/>
+              <w:right w:type="dxa" w:w="120"/>
+            </w:tcMar>
+          </w:tcPr>
+          <w:p>
+            <w:r>
+              <w:t xml:space="preserve">OBSOLETE: after the first-run bubble fix the overlay persists across app swaps, so auto-dismissing would force a “Ready to scan” tap every time. Keeping the bubble up is the desired UX.</w:t>
+            </w:r>
+          </w:p>
+        </w:tc>
+      </w:tr>
+      <w:tr>
+        <w:tc>
+          <w:tcPr>
+            <w:tcW w:type="dxa" w:w="1400"/>
+            <w:tcBorders>
+              <w:top w:val="single" w:color="CCCCCC" w:sz="1"/>
+              <w:left w:val="single" w:color="CCCCCC" w:sz="1"/>
+              <w:bottom w:val="single" w:color="CCCCCC" w:sz="1"/>
+              <w:right w:val="single" w:color="CCCCCC" w:sz="1"/>
+            </w:tcBorders>
+            <w:shd w:fill="FFF4CE" w:val="clear"/>
+            <w:tcMar>
+              <w:top w:type="dxa" w:w="80"/>
+              <w:left w:type="dxa" w:w="120"/>
+              <w:bottom w:type="dxa" w:w="80"/>
+              <w:right w:type="dxa" w:w="120"/>
+            </w:tcMar>
+          </w:tcPr>
+          <w:p>
+            <w:r>
+              <w:rPr>
+                <w:b/>
+                <w:bCs/>
+              </w:rPr>
+              <w:t xml:space="preserve">OPEN</w:t>
+            </w:r>
+          </w:p>
+        </w:tc>
+        <w:tc>
+          <w:tcPr>
+            <w:tcW w:type="dxa" w:w="2000"/>
+            <w:tcBorders>
+              <w:top w:val="single" w:color="CCCCCC" w:sz="1"/>
+              <w:left w:val="single" w:color="CCCCCC" w:sz="1"/>
+              <w:bottom w:val="single" w:color="CCCCCC" w:sz="1"/>
+              <w:right w:val="single" w:color="CCCCCC" w:sz="1"/>
+            </w:tcBorders>
+            <w:tcMar>
+              <w:top w:type="dxa" w:w="80"/>
+              <w:left w:type="dxa" w:w="120"/>
+              <w:bottom w:type="dxa" w:w="80"/>
+              <w:right w:type="dxa" w:w="120"/>
+            </w:tcMar>
+          </w:tcPr>
+          <w:p>
+            <w:r>
+              <w:t xml:space="preserve">Slice engine / slot badge</w:t>
+            </w:r>
+          </w:p>
+        </w:tc>
+        <w:tc>
+          <w:tcPr>
+            <w:tcW w:type="dxa" w:w="3500"/>
+            <w:tcBorders>
+              <w:top w:val="single" w:color="CCCCCC" w:sz="1"/>
+              <w:left w:val="single" w:color="CCCCCC" w:sz="1"/>
+              <w:bottom w:val="single" w:color="CCCCCC" w:sz="1"/>
+              <w:right w:val="single" w:color="CCCCCC" w:sz="1"/>
+            </w:tcBorders>
+            <w:tcMar>
+              <w:top w:type="dxa" w:w="80"/>
+              <w:left w:type="dxa" w:w="120"/>
+              <w:bottom w:type="dxa" w:w="80"/>
+              <w:right w:type="dxa" w:w="120"/>
+            </w:tcMar>
+          </w:tcPr>
+          <w:p>
+            <w:r>
+              <w:t xml:space="preserve">Slot-aware mod badge should score scanned mod vs currently-equipped mod (upgrade / sidegrade / downgrade) using the slice engine, not just structural emptiness</w:t>
+            </w:r>
+          </w:p>
+        </w:tc>
+        <w:tc>
+          <w:tcPr>
+            <w:tcW w:type="dxa" w:w="2460"/>
+            <w:tcBorders>
+              <w:top w:val="single" w:color="CCCCCC" w:sz="1"/>
+              <w:left w:val="single" w:color="CCCCCC" w:sz="1"/>
+              <w:bottom w:val="single" w:color="CCCCCC" w:sz="1"/>
+              <w:right w:val="single" w:color="CCCCCC" w:sz="1"/>
+            </w:tcBorders>
+            <w:tcMar>
+              <w:top w:type="dxa" w:w="80"/>
+              <w:left w:type="dxa" w:w="120"/>
+              <w:bottom w:type="dxa" w:w="80"/>
+              <w:right w:type="dxa" w:w="120"/>
+            </w:tcMar>
+          </w:tcPr>
+          <w:p>
+            <w:r>
+              <w:t xml:space="preserve">Currently reports “Empty Circle” or “Circle maxed” structurally. Next: compute fit-score delta so the badge reads e.g. “Upgrade Circle — +8 speed”.</w:t>
             </w:r>
           </w:p>
         </w:tc>

--- a/docs/TODO.docx
+++ b/docs/TODO.docx
@@ -3408,7 +3408,7 @@
               <w:bottom w:val="single" w:color="CCCCCC" w:sz="1"/>
               <w:right w:val="single" w:color="CCCCCC" w:sz="1"/>
             </w:tcBorders>
-            <w:shd w:fill="FFF4CE" w:val="clear"/>
+            <w:shd w:fill="D5F0D5" w:val="clear"/>
             <w:tcMar>
               <w:top w:type="dxa" w:w="80"/>
               <w:left w:type="dxa" w:w="120"/>
@@ -3422,7 +3422,7 @@
                 <w:b/>
                 <w:bCs/>
               </w:rPr>
-              <w:t xml:space="preserve">OPEN</w:t>
+              <w:t xml:space="preserve">DONE</w:t>
             </w:r>
           </w:p>
         </w:tc>
@@ -3466,7 +3466,7 @@
           </w:tcPr>
           <w:p>
             <w:r>
-              <w:t xml:space="preserve">Slot-aware mod badge should score scanned mod vs currently-equipped mod (upgrade / sidegrade / downgrade) using the slice engine, not just structural emptiness</w:t>
+              <w:t xml:space="preserve">Slot-aware mod badge scores scanned mod vs currently-equipped mod (Upgrade / Sidegrade / Downgrade) using the slice engine, not just structural emptiness</w:t>
             </w:r>
           </w:p>
         </w:tc>
@@ -3488,7 +3488,7 @@
           </w:tcPr>
           <w:p>
             <w:r>
-              <w:t xml:space="preserve">Currently reports “Empty Circle” or “Circle maxed” structurally. Next: compute fit-score delta so the badge reads e.g. “Upgrade Circle — +8 speed”.</w:t>
+              <w:t xml:space="preserve">compareScannedVsEquipped() in sliceEngine.js:1130 scores both mods against the match priorities, then returns verdict (rawDelta&gt;4 Upgrade, &lt;-6 Downgrade, else Sidegrade), scoreDelta, and per-priority stat deltas for the badge label. Archive on next sweep.</w:t>
             </w:r>
           </w:p>
         </w:tc>

--- a/docs/TODO.docx
+++ b/docs/TODO.docx
@@ -2553,7 +2553,7 @@
               <w:bottom w:val="single" w:color="CCCCCC" w:sz="1"/>
               <w:right w:val="single" w:color="CCCCCC" w:sz="1"/>
             </w:tcBorders>
-            <w:shd w:fill="FFF4CE" w:val="clear"/>
+            <w:shd w:fill="D5F0D5" w:val="clear"/>
             <w:tcMar>
               <w:top w:type="dxa" w:w="80"/>
               <w:left w:type="dxa" w:w="120"/>
@@ -2567,7 +2567,7 @@
                 <w:b/>
                 <w:bCs/>
               </w:rPr>
-              <w:t xml:space="preserve">OPEN</w:t>
+              <w:t xml:space="preserve">DONE</w:t>
             </w:r>
           </w:p>
         </w:tc>
@@ -2611,7 +2611,7 @@
           </w:tcPr>
           <w:p>
             <w:r>
-              <w:t xml:space="preserve">Update slicing recommendation to walk the tier ladder (E → D → C → B → A → 6-dot) using the previous roll as signal. Stop early if the rolls trend bad and surface a final verdict: Usable / Sellable / Not sliceable.</w:t>
+              <w:t xml:space="preserve">Walk tier ladder (E → D → C → B → A → 6E) using actual rolled secondaries as signal. 4-state verdict: Usable / Cap at 5A / Sellable / Not sliceable.</w:t>
             </w:r>
           </w:p>
         </w:tc>
@@ -2633,7 +2633,7 @@
           </w:tcPr>
           <w:p>
             <w:r>
-              <w:t xml:space="preserve">Current engine rates a single current-tier mod. New flow: for each tier step, weigh the roll outcome (which secondary bumped, by how much) to decide whether to continue or cut losses. Example: E→D rolls a non-target stat by minimum → mark Sellable. Needs: per-tier simulated expected-value model, a stop condition threshold, and 3-state output mapping. Audit src/services/sliceEngine.js and slice screen UI to surface the verdict.</w:t>
+              <w:t xml:space="preserve">buildLadderPlan() in sliceEngine.js reads scoredStats + secondaries, gates the pre-5A mat-cost path on priority-hit presence + quality, and gates the 5A→6E mat-cost path on Speed evidence or high-SLICE_GAIN priority rolls. SliceScreen renders a ladder verdict card above the Decision card. Cap at 5A is new — “finish the free-money climb but skip 6-dot mats.” Archive on next sweep.</w:t>
             </w:r>
           </w:p>
         </w:tc>

--- a/docs/TODO.docx
+++ b/docs/TODO.docx
@@ -2611,7 +2611,7 @@
           </w:tcPr>
           <w:p>
             <w:r>
-              <w:t xml:space="preserve">Walk tier ladder (E → D → C → B → A → 6E) using actual rolled secondaries as signal. 4-state verdict: Usable / Cap at 5A / Sellable / Not sliceable.</w:t>
+              <w:t xml:space="preserve">Walk tier ladder (E → D → C → B → A → 6E) using actual rolled secondaries as signal. 5-state verdict: Usable / Cap at 5A / Filler / Sellable / Not sliceable.</w:t>
             </w:r>
           </w:p>
         </w:tc>
@@ -2633,7 +2633,102 @@
           </w:tcPr>
           <w:p>
             <w:r>
-              <w:t xml:space="preserve">buildLadderPlan() in sliceEngine.js reads scoredStats + secondaries, gates the pre-5A mat-cost path on priority-hit presence + quality, and gates the 5A→6E mat-cost path on Speed evidence or high-SLICE_GAIN priority rolls. SliceScreen renders a ladder verdict card above the Decision card. Cap at 5A is new — “finish the free-money climb but skip 6-dot mats.” Archive on next sweep.</w:t>
+              <w:t xml:space="preserve">buildLadderPlan() in sliceEngine.js reads scoredStats + secondaries, gates the pre-5A mat-cost path on priority-hit presence + quality, and gates the 5A→6E mat-cost path on Speed evidence or high-SLICE_GAIN priority rolls. SliceScreen renders a ladder verdict card above the Decision card. Cap at 5A is scoped to mods already at 5A so sub-5A mods aren’t pushed to burn mats. Filler (blue) covers “decent stats but no 6-dot catalyst — equip as-is until replaced.” Archive on next sweep.</w:t>
+            </w:r>
+          </w:p>
+        </w:tc>
+      </w:tr>
+      <w:tr>
+        <w:tc>
+          <w:tcPr>
+            <w:tcW w:type="dxa" w:w="1400"/>
+            <w:tcBorders>
+              <w:top w:val="single" w:color="CCCCCC" w:sz="1"/>
+              <w:left w:val="single" w:color="CCCCCC" w:sz="1"/>
+              <w:bottom w:val="single" w:color="CCCCCC" w:sz="1"/>
+              <w:right w:val="single" w:color="CCCCCC" w:sz="1"/>
+            </w:tcBorders>
+            <w:shd w:fill="D5F0D5" w:val="clear"/>
+            <w:tcMar>
+              <w:top w:type="dxa" w:w="80"/>
+              <w:left w:type="dxa" w:w="120"/>
+              <w:bottom w:type="dxa" w:w="80"/>
+              <w:right w:type="dxa" w:w="120"/>
+            </w:tcMar>
+          </w:tcPr>
+          <w:p>
+            <w:r>
+              <w:rPr>
+                <w:b/>
+                <w:bCs/>
+              </w:rPr>
+              <w:t xml:space="preserve">DONE</w:t>
+            </w:r>
+          </w:p>
+        </w:tc>
+        <w:tc>
+          <w:tcPr>
+            <w:tcW w:type="dxa" w:w="2000"/>
+            <w:tcBorders>
+              <w:top w:val="single" w:color="CCCCCC" w:sz="1"/>
+              <w:left w:val="single" w:color="CCCCCC" w:sz="1"/>
+              <w:bottom w:val="single" w:color="CCCCCC" w:sz="1"/>
+              <w:right w:val="single" w:color="CCCCCC" w:sz="1"/>
+            </w:tcBorders>
+            <w:tcMar>
+              <w:top w:type="dxa" w:w="80"/>
+              <w:left w:type="dxa" w:w="120"/>
+              <w:bottom w:type="dxa" w:w="80"/>
+              <w:right w:type="dxa" w:w="120"/>
+            </w:tcMar>
+          </w:tcPr>
+          <w:p>
+            <w:r>
+              <w:t xml:space="preserve">Slice engine / community tuning</w:t>
+            </w:r>
+          </w:p>
+        </w:tc>
+        <w:tc>
+          <w:tcPr>
+            <w:tcW w:type="dxa" w:w="3500"/>
+            <w:tcBorders>
+              <w:top w:val="single" w:color="CCCCCC" w:sz="1"/>
+              <w:left w:val="single" w:color="CCCCCC" w:sz="1"/>
+              <w:bottom w:val="single" w:color="CCCCCC" w:sz="1"/>
+              <w:right w:val="single" w:color="CCCCCC" w:sz="1"/>
+            </w:tcBorders>
+            <w:tcMar>
+              <w:top w:type="dxa" w:w="80"/>
+              <w:left w:type="dxa" w:w="120"/>
+              <w:bottom w:type="dxa" w:w="80"/>
+              <w:right w:type="dxa" w:w="120"/>
+            </w:tcMar>
+          </w:tcPr>
+          <w:p>
+            <w:r>
+              <w:t xml:space="preserve">Audit weights + ladder thresholds against community guidance (swgoh.gg top-1000 Kyber meta, Grandivory, Crouching-Rancor)</w:t>
+            </w:r>
+          </w:p>
+        </w:tc>
+        <w:tc>
+          <w:tcPr>
+            <w:tcW w:type="dxa" w:w="2460"/>
+            <w:tcBorders>
+              <w:top w:val="single" w:color="CCCCCC" w:sz="1"/>
+              <w:left w:val="single" w:color="CCCCCC" w:sz="1"/>
+              <w:bottom w:val="single" w:color="CCCCCC" w:sz="1"/>
+              <w:right w:val="single" w:color="CCCCCC" w:sz="1"/>
+            </w:tcBorders>
+            <w:tcMar>
+              <w:top w:type="dxa" w:w="80"/>
+              <w:left w:type="dxa" w:w="120"/>
+              <w:bottom w:type="dxa" w:w="80"/>
+              <w:right w:type="dxa" w:w="120"/>
+            </w:tcMar>
+          </w:tcPr>
+          <w:p>
+            <w:r>
+              <w:t xml:space="preserve">Defense% weight 5.0 → 4.0 (was biasing tanks ~25% above consensus). strongUpside SLICE_GAIN cutoff 0.5 → 0.3 so Protection% (0.33) counts as a 6-dot catalyst on Prot%-primary mods with strong rolls. hasDecentFit finalScore floor 40 → 50 to tighten the Filler / Cap-at-5A gate vs Grandivory’s HOLD=60. Flat-stat sell, Speed-arrow rule, and Crouching-Rancor rollEfficiency formula verified against sources. See sliceRules.js weights + buildLadderPlan() in sliceEngine.js. Archive on next sweep.</w:t>
             </w:r>
           </w:p>
         </w:tc>

--- a/docs/TODO.docx
+++ b/docs/TODO.docx
@@ -2611,7 +2611,7 @@
           </w:tcPr>
           <w:p>
             <w:r>
-              <w:t xml:space="preserve">Walk tier ladder (E → D → C → B → A → 6E) using actual rolled secondaries as signal. 5-state verdict: Usable / Cap at 5A / Filler / Sellable / Not sliceable.</w:t>
+              <w:t xml:space="preserve">Walk tier ladder (E → D → C → B → A → 6E) using actual rolled secondaries as signal. 6-state verdict: Usable / Slice to next tier / Cap at 5A / Filler / Sellable / Not sliceable.</w:t>
             </w:r>
           </w:p>
         </w:tc>
@@ -2633,7 +2633,197 @@
           </w:tcPr>
           <w:p>
             <w:r>
-              <w:t xml:space="preserve">buildLadderPlan() in sliceEngine.js reads scoredStats + secondaries, gates the pre-5A mat-cost path on priority-hit presence + quality, and gates the 5A→6E mat-cost path on Speed evidence or high-SLICE_GAIN priority rolls. SliceScreen renders a ladder verdict card above the Decision card. Cap at 5A is scoped to mods already at 5A so sub-5A mods aren’t pushed to burn mats. Filler (blue) covers “decent stats but no 6-dot catalyst — equip as-is until replaced.” Archive on next sweep.</w:t>
+              <w:t xml:space="preserve">buildLadderPlan() in sliceEngine.js emits per-step verdicts. Pre-5A mods with catalyst potential (Speed secondary with rolls&lt;5, or priority stat with SLICE_GAIN≥0.3) now return SLICE_NEXT (cyan) — “take one step, re-evaluate after the roll” — instead of projecting an end-state from current rolls. Definite-Usable paths (Speed arrow, hard Speed, strongUpside, speedBacked) still return USABLE. Cap at 5A is scoped to mods already at 5A. SliceScreen renders SLICE_NEXT as “Next step: → {nextTier} — re-evaluate after roll”. Archive on next sweep.</w:t>
+            </w:r>
+          </w:p>
+        </w:tc>
+      </w:tr>
+      <w:tr>
+        <w:tc>
+          <w:tcPr>
+            <w:tcW w:type="dxa" w:w="1400"/>
+            <w:tcBorders>
+              <w:top w:val="single" w:color="CCCCCC" w:sz="1"/>
+              <w:left w:val="single" w:color="CCCCCC" w:sz="1"/>
+              <w:bottom w:val="single" w:color="CCCCCC" w:sz="1"/>
+              <w:right w:val="single" w:color="CCCCCC" w:sz="1"/>
+            </w:tcBorders>
+            <w:shd w:fill="D5F0D5" w:val="clear"/>
+            <w:tcMar>
+              <w:top w:type="dxa" w:w="80"/>
+              <w:left w:type="dxa" w:w="120"/>
+              <w:bottom w:type="dxa" w:w="80"/>
+              <w:right w:type="dxa" w:w="120"/>
+            </w:tcMar>
+          </w:tcPr>
+          <w:p>
+            <w:r>
+              <w:rPr>
+                <w:b/>
+                <w:bCs/>
+              </w:rPr>
+              <w:t xml:space="preserve">DONE</w:t>
+            </w:r>
+          </w:p>
+        </w:tc>
+        <w:tc>
+          <w:tcPr>
+            <w:tcW w:type="dxa" w:w="2000"/>
+            <w:tcBorders>
+              <w:top w:val="single" w:color="CCCCCC" w:sz="1"/>
+              <w:left w:val="single" w:color="CCCCCC" w:sz="1"/>
+              <w:bottom w:val="single" w:color="CCCCCC" w:sz="1"/>
+              <w:right w:val="single" w:color="CCCCCC" w:sz="1"/>
+            </w:tcBorders>
+            <w:tcMar>
+              <w:top w:type="dxa" w:w="80"/>
+              <w:left w:type="dxa" w:w="120"/>
+              <w:bottom w:type="dxa" w:w="80"/>
+              <w:right w:type="dxa" w:w="120"/>
+            </w:tcMar>
+          </w:tcPr>
+          <w:p>
+            <w:r>
+              <w:t xml:space="preserve">Slice engine / tier OCR on scans</w:t>
+            </w:r>
+          </w:p>
+        </w:tc>
+        <w:tc>
+          <w:tcPr>
+            <w:tcW w:type="dxa" w:w="3500"/>
+            <w:tcBorders>
+              <w:top w:val="single" w:color="CCCCCC" w:sz="1"/>
+              <w:left w:val="single" w:color="CCCCCC" w:sz="1"/>
+              <w:bottom w:val="single" w:color="CCCCCC" w:sz="1"/>
+              <w:right w:val="single" w:color="CCCCCC" w:sz="1"/>
+            </w:tcBorders>
+            <w:tcMar>
+              <w:top w:type="dxa" w:w="80"/>
+              <w:left w:type="dxa" w:w="120"/>
+              <w:bottom w:type="dxa" w:w="80"/>
+              <w:right w:type="dxa" w:w="120"/>
+            </w:tcMar>
+          </w:tcPr>
+          <w:p>
+            <w:r>
+              <w:t xml:space="preserve">Scanner auto-populates the slice-tab tier pill from the mod card (E/D/C/B/A letter near the level banner)</w:t>
+            </w:r>
+          </w:p>
+        </w:tc>
+        <w:tc>
+          <w:tcPr>
+            <w:tcW w:type="dxa" w:w="2460"/>
+            <w:tcBorders>
+              <w:top w:val="single" w:color="CCCCCC" w:sz="1"/>
+              <w:left w:val="single" w:color="CCCCCC" w:sz="1"/>
+              <w:bottom w:val="single" w:color="CCCCCC" w:sz="1"/>
+              <w:right w:val="single" w:color="CCCCCC" w:sz="1"/>
+            </w:tcBorders>
+            <w:tcMar>
+              <w:top w:type="dxa" w:w="80"/>
+              <w:left w:type="dxa" w:w="120"/>
+              <w:bottom w:type="dxa" w:w="80"/>
+              <w:right w:type="dxa" w:w="120"/>
+            </w:tcMar>
+          </w:tcPr>
+          <w:p>
+            <w:r>
+              <w:t xml:space="preserve">extractModTier() in modCaptureParser.js reads Tier/LVL/Level patterns from the OCR output and returns ‘5E’…‘5A’. Threaded through parsed.modTier → App.js slicePrefill.tier → SliceScreen. 6E (6-dot) isn’t auto-detected yet (needs pip-count detection) — user taps 6E manually. When OCR misses the letter, SliceScreen clears tier to ‘’ on prefill so the ladder plan falls through to “Not sliceable — No tier selected” rather than silently showing wrong 5A verdicts.</w:t>
+            </w:r>
+          </w:p>
+        </w:tc>
+      </w:tr>
+      <w:tr>
+        <w:tc>
+          <w:tcPr>
+            <w:tcW w:type="dxa" w:w="1400"/>
+            <w:tcBorders>
+              <w:top w:val="single" w:color="CCCCCC" w:sz="1"/>
+              <w:left w:val="single" w:color="CCCCCC" w:sz="1"/>
+              <w:bottom w:val="single" w:color="CCCCCC" w:sz="1"/>
+              <w:right w:val="single" w:color="CCCCCC" w:sz="1"/>
+            </w:tcBorders>
+            <w:shd w:fill="FFF4CE" w:val="clear"/>
+            <w:tcMar>
+              <w:top w:type="dxa" w:w="80"/>
+              <w:left w:type="dxa" w:w="120"/>
+              <w:bottom w:type="dxa" w:w="80"/>
+              <w:right w:type="dxa" w:w="120"/>
+            </w:tcMar>
+          </w:tcPr>
+          <w:p>
+            <w:r>
+              <w:rPr>
+                <w:b/>
+                <w:bCs/>
+              </w:rPr>
+              <w:t xml:space="preserve">OPEN</w:t>
+            </w:r>
+          </w:p>
+        </w:tc>
+        <w:tc>
+          <w:tcPr>
+            <w:tcW w:type="dxa" w:w="2000"/>
+            <w:tcBorders>
+              <w:top w:val="single" w:color="CCCCCC" w:sz="1"/>
+              <w:left w:val="single" w:color="CCCCCC" w:sz="1"/>
+              <w:bottom w:val="single" w:color="CCCCCC" w:sz="1"/>
+              <w:right w:val="single" w:color="CCCCCC" w:sz="1"/>
+            </w:tcBorders>
+            <w:tcMar>
+              <w:top w:type="dxa" w:w="80"/>
+              <w:left w:type="dxa" w:w="120"/>
+              <w:bottom w:type="dxa" w:w="80"/>
+              <w:right w:type="dxa" w:w="120"/>
+            </w:tcMar>
+          </w:tcPr>
+          <w:p>
+            <w:r>
+              <w:t xml:space="preserve">Scanner / native tier-color detection</w:t>
+            </w:r>
+          </w:p>
+        </w:tc>
+        <w:tc>
+          <w:tcPr>
+            <w:tcW w:type="dxa" w:w="3500"/>
+            <w:tcBorders>
+              <w:top w:val="single" w:color="CCCCCC" w:sz="1"/>
+              <w:left w:val="single" w:color="CCCCCC" w:sz="1"/>
+              <w:bottom w:val="single" w:color="CCCCCC" w:sz="1"/>
+              <w:right w:val="single" w:color="CCCCCC" w:sz="1"/>
+            </w:tcBorders>
+            <w:tcMar>
+              <w:top w:type="dxa" w:w="80"/>
+              <w:left w:type="dxa" w:w="120"/>
+              <w:bottom w:type="dxa" w:w="80"/>
+              <w:right w:type="dxa" w:w="120"/>
+            </w:tcMar>
+          </w:tcPr>
+          <w:p>
+            <w:r>
+              <w:t xml:space="preserve">Detect mod tier from frame color in the native classifier (E=gray, D=green, C=blue, B=purple, A=gold) + detect 6-dot vs 5-dot from pips</w:t>
+            </w:r>
+          </w:p>
+        </w:tc>
+        <w:tc>
+          <w:tcPr>
+            <w:tcW w:type="dxa" w:w="2460"/>
+            <w:tcBorders>
+              <w:top w:val="single" w:color="CCCCCC" w:sz="1"/>
+              <w:left w:val="single" w:color="CCCCCC" w:sz="1"/>
+              <w:bottom w:val="single" w:color="CCCCCC" w:sz="1"/>
+              <w:right w:val="single" w:color="CCCCCC" w:sz="1"/>
+            </w:tcBorders>
+            <w:tcMar>
+              <w:top w:type="dxa" w:w="80"/>
+              <w:left w:type="dxa" w:w="120"/>
+              <w:bottom w:type="dxa" w:w="80"/>
+              <w:right w:type="dxa" w:w="120"/>
+            </w:tcMar>
+          </w:tcPr>
+          <w:p>
+            <w:r>
+              <w:t xml:space="preserve">Complement to the OCR-based tier extractor. Native pixel sampling on the mod frame would be more reliable than OCR and would unlock 6E detection. Add to ModIconClassifier.kt, wire through ModOverlayCaptureService.kt → JS bridge → parsed.modTier fallback.</w:t>
             </w:r>
           </w:p>
         </w:tc>

--- a/docs/TODO.docx
+++ b/docs/TODO.docx
@@ -2729,6 +2729,101 @@
           <w:p>
             <w:r>
               <w:t xml:space="preserve">extractModTier() in modCaptureParser.js reads Tier/LVL/Level patterns from the OCR output and returns ‘5E’…‘5A’. Threaded through parsed.modTier → App.js slicePrefill.tier → SliceScreen. 6E (6-dot) isn’t auto-detected yet (needs pip-count detection) — user taps 6E manually. When OCR misses the letter, SliceScreen clears tier to ‘’ on prefill so the ladder plan falls through to “Not sliceable — No tier selected” rather than silently showing wrong 5A verdicts.</w:t>
+            </w:r>
+          </w:p>
+        </w:tc>
+      </w:tr>
+      <w:tr>
+        <w:tc>
+          <w:tcPr>
+            <w:tcW w:type="dxa" w:w="1400"/>
+            <w:tcBorders>
+              <w:top w:val="single" w:color="CCCCCC" w:sz="1"/>
+              <w:left w:val="single" w:color="CCCCCC" w:sz="1"/>
+              <w:bottom w:val="single" w:color="CCCCCC" w:sz="1"/>
+              <w:right w:val="single" w:color="CCCCCC" w:sz="1"/>
+            </w:tcBorders>
+            <w:shd w:fill="D5F0D5" w:val="clear"/>
+            <w:tcMar>
+              <w:top w:type="dxa" w:w="80"/>
+              <w:left w:type="dxa" w:w="120"/>
+              <w:bottom w:type="dxa" w:w="80"/>
+              <w:right w:type="dxa" w:w="120"/>
+            </w:tcMar>
+          </w:tcPr>
+          <w:p>
+            <w:r>
+              <w:rPr>
+                <w:b/>
+                <w:bCs/>
+              </w:rPr>
+              <w:t xml:space="preserve">DONE</w:t>
+            </w:r>
+          </w:p>
+        </w:tc>
+        <w:tc>
+          <w:tcPr>
+            <w:tcW w:type="dxa" w:w="2000"/>
+            <w:tcBorders>
+              <w:top w:val="single" w:color="CCCCCC" w:sz="1"/>
+              <w:left w:val="single" w:color="CCCCCC" w:sz="1"/>
+              <w:bottom w:val="single" w:color="CCCCCC" w:sz="1"/>
+              <w:right w:val="single" w:color="CCCCCC" w:sz="1"/>
+            </w:tcBorders>
+            <w:tcMar>
+              <w:top w:type="dxa" w:w="80"/>
+              <w:left w:type="dxa" w:w="120"/>
+              <w:bottom w:type="dxa" w:w="80"/>
+              <w:right w:type="dxa" w:w="120"/>
+            </w:tcMar>
+          </w:tcPr>
+          <w:p>
+            <w:r>
+              <w:t xml:space="preserve">Scanner / parser fixes</w:t>
+            </w:r>
+          </w:p>
+        </w:tc>
+        <w:tc>
+          <w:tcPr>
+            <w:tcW w:type="dxa" w:w="3500"/>
+            <w:tcBorders>
+              <w:top w:val="single" w:color="CCCCCC" w:sz="1"/>
+              <w:left w:val="single" w:color="CCCCCC" w:sz="1"/>
+              <w:bottom w:val="single" w:color="CCCCCC" w:sz="1"/>
+              <w:right w:val="single" w:color="CCCCCC" w:sz="1"/>
+            </w:tcBorders>
+            <w:tcMar>
+              <w:top w:type="dxa" w:w="80"/>
+              <w:left w:type="dxa" w:w="120"/>
+              <w:bottom w:type="dxa" w:w="80"/>
+              <w:right w:type="dxa" w:w="120"/>
+            </w:tcMar>
+          </w:tcPr>
+          <w:p>
+            <w:r>
+              <w:t xml:space="preserve">Parser: tier letter detection + secondary roll-count preservation fixes on OCR output</w:t>
+            </w:r>
+          </w:p>
+        </w:tc>
+        <w:tc>
+          <w:tcPr>
+            <w:tcW w:type="dxa" w:w="2460"/>
+            <w:tcBorders>
+              <w:top w:val="single" w:color="CCCCCC" w:sz="1"/>
+              <w:left w:val="single" w:color="CCCCCC" w:sz="1"/>
+              <w:bottom w:val="single" w:color="CCCCCC" w:sz="1"/>
+              <w:right w:val="single" w:color="CCCCCC" w:sz="1"/>
+            </w:tcBorders>
+            <w:tcMar>
+              <w:top w:type="dxa" w:w="80"/>
+              <w:left w:type="dxa" w:w="120"/>
+              <w:bottom w:type="dxa" w:w="80"/>
+              <w:right w:type="dxa" w:w="120"/>
+            </w:tcMar>
+          </w:tcPr>
+          <w:p>
+            <w:r>
+              <w:t xml:space="preserve">extractModTier() now catches the tier when OCR glues the letter onto the first secondary line (e.g. “C (2) 4.12% Protection”) via a new ^([A-E])\s+\(\d+\) pattern, in addition to “LVL 15 · C” / “15 - A” badge patterns. Second fix: extractSecondaries() was dropping the (n) roll counts because valueFirstPattern dedup-won over rollFirstPattern; now prefers the entry that carries an explicit rolls field so Protection% (2), Offense% (2), Speed (1), Defense (1) survive end-to-end. Verified on R5CX10W4LJY scan (ocr-debug-last.txt: 5C Cross).</w:t>
             </w:r>
           </w:p>
         </w:tc>

--- a/docs/TODO.docx
+++ b/docs/TODO.docx
@@ -2801,7 +2801,7 @@
           </w:tcPr>
           <w:p>
             <w:r>
-              <w:t xml:space="preserve">Parser: tier letter detection + secondary roll-count preservation fixes on OCR output</w:t>
+              <w:t xml:space="preserve">Parser: four cascading fixes for a 5C Cross scan that was showing wrong tier + Health% phantom secondary</w:t>
             </w:r>
           </w:p>
         </w:tc>
@@ -2823,7 +2823,102 @@
           </w:tcPr>
           <w:p>
             <w:r>
-              <w:t xml:space="preserve">extractModTier() now catches the tier when OCR glues the letter onto the first secondary line (e.g. “C (2) 4.12% Protection”) via a new ^([A-E])\s+\(\d+\) pattern, in addition to “LVL 15 · C” / “15 - A” badge patterns. Second fix: extractSecondaries() was dropping the (n) roll counts because valueFirstPattern dedup-won over rollFirstPattern; now prefers the entry that carries an explicit rolls field so Protection% (2), Offense% (2), Speed (1), Defense (1) survive end-to-end. Verified on R5CX10W4LJY scan (ocr-debug-last.txt: 5C Cross).</w:t>
+              <w:t xml:space="preserve">Fix 1: extractModTier() catches tier letter glued onto first secondary line (“C (2) 4.12% Protection”) via ^([A-E])\s+\(\d+\) pattern. Fix 2: extractSecondaries() dedup prefers the match that carries an explicit rolls field so valueFirstPattern doesn’t win over rollFirstPattern. Fix 3: removed overly broad \bprim\w*\b / \bseco\w*\b noise patterns that were nuking the literal “PRIMARY STAT” / “SECONDARY STATS” headers and breaking findLineIndex-based section segmentation. Fix 4: primary-dedup now runs AFTER flat-to-% promotion so a flat “Health” on a Health%-primary mod can’t sneak into secondaries and push a real secondary past the 4-item cap. Verified end-to-end against on-device ocr-debug-last.txt.</w:t>
+            </w:r>
+          </w:p>
+        </w:tc>
+      </w:tr>
+      <w:tr>
+        <w:tc>
+          <w:tcPr>
+            <w:tcW w:type="dxa" w:w="1400"/>
+            <w:tcBorders>
+              <w:top w:val="single" w:color="CCCCCC" w:sz="1"/>
+              <w:left w:val="single" w:color="CCCCCC" w:sz="1"/>
+              <w:bottom w:val="single" w:color="CCCCCC" w:sz="1"/>
+              <w:right w:val="single" w:color="CCCCCC" w:sz="1"/>
+            </w:tcBorders>
+            <w:shd w:fill="D5F0D5" w:val="clear"/>
+            <w:tcMar>
+              <w:top w:type="dxa" w:w="80"/>
+              <w:left w:type="dxa" w:w="120"/>
+              <w:bottom w:type="dxa" w:w="80"/>
+              <w:right w:type="dxa" w:w="120"/>
+            </w:tcMar>
+          </w:tcPr>
+          <w:p>
+            <w:r>
+              <w:rPr>
+                <w:b/>
+                <w:bCs/>
+              </w:rPr>
+              <w:t xml:space="preserve">DONE</w:t>
+            </w:r>
+          </w:p>
+        </w:tc>
+        <w:tc>
+          <w:tcPr>
+            <w:tcW w:type="dxa" w:w="2000"/>
+            <w:tcBorders>
+              <w:top w:val="single" w:color="CCCCCC" w:sz="1"/>
+              <w:left w:val="single" w:color="CCCCCC" w:sz="1"/>
+              <w:bottom w:val="single" w:color="CCCCCC" w:sz="1"/>
+              <w:right w:val="single" w:color="CCCCCC" w:sz="1"/>
+            </w:tcBorders>
+            <w:tcMar>
+              <w:top w:type="dxa" w:w="80"/>
+              <w:left w:type="dxa" w:w="120"/>
+              <w:bottom w:type="dxa" w:w="80"/>
+              <w:right w:type="dxa" w:w="120"/>
+            </w:tcMar>
+          </w:tcPr>
+          <w:p>
+            <w:r>
+              <w:t xml:space="preserve">Slice screen / verdict UI</w:t>
+            </w:r>
+          </w:p>
+        </w:tc>
+        <w:tc>
+          <w:tcPr>
+            <w:tcW w:type="dxa" w:w="3500"/>
+            <w:tcBorders>
+              <w:top w:val="single" w:color="CCCCCC" w:sz="1"/>
+              <w:left w:val="single" w:color="CCCCCC" w:sz="1"/>
+              <w:bottom w:val="single" w:color="CCCCCC" w:sz="1"/>
+              <w:right w:val="single" w:color="CCCCCC" w:sz="1"/>
+            </w:tcBorders>
+            <w:tcMar>
+              <w:top w:type="dxa" w:w="80"/>
+              <w:left w:type="dxa" w:w="120"/>
+              <w:bottom w:type="dxa" w:w="80"/>
+              <w:right w:type="dxa" w:w="120"/>
+            </w:tcMar>
+          </w:tcPr>
+          <w:p>
+            <w:r>
+              <w:t xml:space="preserve">Collapsed the duplicate Decision card into the ladder-plan card so users see a single verdict</w:t>
+            </w:r>
+          </w:p>
+        </w:tc>
+        <w:tc>
+          <w:tcPr>
+            <w:tcW w:type="dxa" w:w="2460"/>
+            <w:tcBorders>
+              <w:top w:val="single" w:color="CCCCCC" w:sz="1"/>
+              <w:left w:val="single" w:color="CCCCCC" w:sz="1"/>
+              <w:bottom w:val="single" w:color="CCCCCC" w:sz="1"/>
+              <w:right w:val="single" w:color="CCCCCC" w:sz="1"/>
+            </w:tcBorders>
+            <w:tcMar>
+              <w:top w:type="dxa" w:w="80"/>
+              <w:left w:type="dxa" w:w="120"/>
+              <w:bottom w:type="dxa" w:w="80"/>
+              <w:right w:type="dxa" w:w="120"/>
+            </w:tcMar>
+          </w:tcPr>
+          <w:p>
+            <w:r>
+              <w:t xml:space="preserve">Previously SliceScreen rendered the ladder plan (“Slice to 5B”, cyan) AND a separate score-based Decision (“Filler — not worth slicing”) at the same time, which gave contradictory recommendations. Now renders one card driven by result.ladderPlan with Score: X/100 + reasonLines[0] folded in as footer lines. Old Decision card retained as fallback branch when ladderPlan is absent.</w:t>
             </w:r>
           </w:p>
         </w:tc>

--- a/docs/TODO.docx
+++ b/docs/TODO.docx
@@ -2919,6 +2919,101 @@
           <w:p>
             <w:r>
               <w:t xml:space="preserve">Previously SliceScreen rendered the ladder plan (“Slice to 5B”, cyan) AND a separate score-based Decision (“Filler — not worth slicing”) at the same time, which gave contradictory recommendations. Now renders one card driven by result.ladderPlan with Score: X/100 + reasonLines[0] folded in as footer lines. Old Decision card retained as fallback branch when ladderPlan is absent.</w:t>
+            </w:r>
+          </w:p>
+        </w:tc>
+      </w:tr>
+      <w:tr>
+        <w:tc>
+          <w:tcPr>
+            <w:tcW w:type="dxa" w:w="1400"/>
+            <w:tcBorders>
+              <w:top w:val="single" w:color="CCCCCC" w:sz="1"/>
+              <w:left w:val="single" w:color="CCCCCC" w:sz="1"/>
+              <w:bottom w:val="single" w:color="CCCCCC" w:sz="1"/>
+              <w:right w:val="single" w:color="CCCCCC" w:sz="1"/>
+            </w:tcBorders>
+            <w:shd w:fill="D5F0D5" w:val="clear"/>
+            <w:tcMar>
+              <w:top w:type="dxa" w:w="80"/>
+              <w:left w:type="dxa" w:w="120"/>
+              <w:bottom w:type="dxa" w:w="80"/>
+              <w:right w:type="dxa" w:w="120"/>
+            </w:tcMar>
+          </w:tcPr>
+          <w:p>
+            <w:r>
+              <w:rPr>
+                <w:b/>
+                <w:bCs/>
+              </w:rPr>
+              <w:t xml:space="preserve">DONE</w:t>
+            </w:r>
+          </w:p>
+        </w:tc>
+        <w:tc>
+          <w:tcPr>
+            <w:tcW w:type="dxa" w:w="2000"/>
+            <w:tcBorders>
+              <w:top w:val="single" w:color="CCCCCC" w:sz="1"/>
+              <w:left w:val="single" w:color="CCCCCC" w:sz="1"/>
+              <w:bottom w:val="single" w:color="CCCCCC" w:sz="1"/>
+              <w:right w:val="single" w:color="CCCCCC" w:sz="1"/>
+            </w:tcBorders>
+            <w:tcMar>
+              <w:top w:type="dxa" w:w="80"/>
+              <w:left w:type="dxa" w:w="120"/>
+              <w:bottom w:type="dxa" w:w="80"/>
+              <w:right w:type="dxa" w:w="120"/>
+            </w:tcMar>
+          </w:tcPr>
+          <w:p>
+            <w:r>
+              <w:t xml:space="preserve">GAC worker / offense scrape</w:t>
+            </w:r>
+          </w:p>
+        </w:tc>
+        <w:tc>
+          <w:tcPr>
+            <w:tcW w:type="dxa" w:w="3500"/>
+            <w:tcBorders>
+              <w:top w:val="single" w:color="CCCCCC" w:sz="1"/>
+              <w:left w:val="single" w:color="CCCCCC" w:sz="1"/>
+              <w:bottom w:val="single" w:color="CCCCCC" w:sz="1"/>
+              <w:right w:val="single" w:color="CCCCCC" w:sz="1"/>
+            </w:tcBorders>
+            <w:tcMar>
+              <w:top w:type="dxa" w:w="80"/>
+              <w:left w:type="dxa" w:w="120"/>
+              <w:bottom w:type="dxa" w:w="80"/>
+              <w:right w:type="dxa" w:w="120"/>
+            </w:tcMar>
+          </w:tcPr>
+          <w:p>
+            <w:r>
+              <w:t xml:space="preserve">Fixed missing Offense recommendations in GAC Meta by teaching the worker to parse swgoh.gg’s /gac/who-to-attack/ page</w:t>
+            </w:r>
+          </w:p>
+        </w:tc>
+        <w:tc>
+          <w:tcPr>
+            <w:tcW w:type="dxa" w:w="2460"/>
+            <w:tcBorders>
+              <w:top w:val="single" w:color="CCCCCC" w:sz="1"/>
+              <w:left w:val="single" w:color="CCCCCC" w:sz="1"/>
+              <w:bottom w:val="single" w:color="CCCCCC" w:sz="1"/>
+              <w:right w:val="single" w:color="CCCCCC" w:sz="1"/>
+            </w:tcBorders>
+            <w:tcMar>
+              <w:top w:type="dxa" w:w="80"/>
+              <w:left w:type="dxa" w:w="120"/>
+              <w:bottom w:type="dxa" w:w="80"/>
+              <w:right w:type="dxa" w:w="120"/>
+            </w:tcMar>
+          </w:tcPr>
+          <w:p>
+            <w:r>
+              <w:t xml:space="preserve">Worker was pointing at /gac/who-to-attack/ for offense data but reusing parseGacSquadsHtml, which expects a &lt;table class="stat-table"&gt; of 3- or 5-member squads. The who-to-attack page has no such table — it renders 50 individual leads in &lt;div class="panel panel--size-sm"&gt; blocks with Seen/Win % stats. Added parseGacWhoToAttackHtml() + scrapeGacOffense() in tools/roster-worker/worker.js that extract each lead’s base ID + Seen + Win %, filter by season parity (odd = 3v3, even = 5v5), and emit 1-member offense "squads". Deployed. Verified: /?gac=3v3 returns 50 offense entries (e.g. SUPREMELEADERKYLOREN 81% / 179k sample); /?gac=5v5 returns 50 from season 76. Client cache TTL 12h; users hit the Refresh button to get the new data immediately.</w:t>
             </w:r>
           </w:p>
         </w:tc>

--- a/docs/TODO.docx
+++ b/docs/TODO.docx
@@ -2969,7 +2969,7 @@
           </w:tcPr>
           <w:p>
             <w:r>
-              <w:t xml:space="preserve">GAC worker / offense scrape</w:t>
+              <w:t xml:space="preserve">GAC worker / dual-role squads</w:t>
             </w:r>
           </w:p>
         </w:tc>
@@ -2991,7 +2991,7 @@
           </w:tcPr>
           <w:p>
             <w:r>
-              <w:t xml:space="preserve">Fixed missing Offense recommendations in GAC Meta by teaching the worker to parse swgoh.gg’s /gac/who-to-attack/ page</w:t>
+              <w:t xml:space="preserve">Offense recommendations now populate with full 3- or 5-member squads from /gac/squads/ (offense = 1 - Hold %)</w:t>
             </w:r>
           </w:p>
         </w:tc>
@@ -3013,7 +3013,7 @@
           </w:tcPr>
           <w:p>
             <w:r>
-              <w:t xml:space="preserve">Worker was pointing at /gac/who-to-attack/ for offense data but reusing parseGacSquadsHtml, which expects a &lt;table class="stat-table"&gt; of 3- or 5-member squads. The who-to-attack page has no such table — it renders 50 individual leads in &lt;div class="panel panel--size-sm"&gt; blocks with Seen/Win % stats. Added parseGacWhoToAttackHtml() + scrapeGacOffense() in tools/roster-worker/worker.js that extract each lead’s base ID + Seen + Win %, filter by season parity (odd = 3v3, even = 5v5), and emit 1-member offense "squads". Deployed. Verified: /?gac=3v3 returns 50 offense entries (e.g. SUPREMELEADERKYLOREN 81% / 179k sample); /?gac=5v5 returns 50 from season 76. Client cache TTL 12h; users hit the Refresh button to get the new data immediately.</w:t>
+              <w:t xml:space="preserve">Original symptom: Offense toggle empty for both 3v3 and 5v5 because worker reused the stat-table parser against /gac/who-to-attack/, which has a totally different panel-per-lead layout. First attempt added a panel parser for that page but emitted 1-member "attack priority" entries, which isn’t what users want. Final fix drops the who-to-attack path entirely and treats every /gac/squads/ row as dual-role: Hold % is the defense win rate; its complement is the offense win rate against that same squad. parseGacSquadsHtml emits role=„either" squads with both offenseWinRate and defenseWinRate populated; scrapeGacSquads filters seasons by parity (odd=3v3, even=5v5) and returns the first matching page. Deployed. Verified: /?gac=3v3 returns 42 full-member squads with both rates (e.g. JABBATHEHUTT 73%/27%, 143k sample); /?gac=5v5 returns 37 from season 76 (e.g. LORDVADER 67%/33%, 88k). Client cache TTL 12h; users tap Refresh for immediate pickup.</w:t>
             </w:r>
           </w:p>
         </w:tc>

--- a/docs/TODO.docx
+++ b/docs/TODO.docx
@@ -2969,7 +2969,7 @@
           </w:tcPr>
           <w:p>
             <w:r>
-              <w:t xml:space="preserve">GAC worker / dual-role squads</w:t>
+              <w:t xml:space="preserve">GAC worker / attack + defense perspectives</w:t>
             </w:r>
           </w:p>
         </w:tc>
@@ -2991,7 +2991,7 @@
           </w:tcPr>
           <w:p>
             <w:r>
-              <w:t xml:space="preserve">Offense recommendations now populate with full 3- or 5-member squads from /gac/squads/ (offense = 1 - Hold %)</w:t>
+              <w:t xml:space="preserve">Scrape both perspectives of /gac/squads/ so Offense shows real top attackers (not inverse of defense holds)</w:t>
             </w:r>
           </w:p>
         </w:tc>
@@ -3013,7 +3013,7 @@
           </w:tcPr>
           <w:p>
             <w:r>
-              <w:t xml:space="preserve">Original symptom: Offense toggle empty for both 3v3 and 5v5 because worker reused the stat-table parser against /gac/who-to-attack/, which has a totally different panel-per-lead layout. First attempt added a panel parser for that page but emitted 1-member "attack priority" entries, which isn’t what users want. Final fix drops the who-to-attack path entirely and treats every /gac/squads/ row as dual-role: Hold % is the defense win rate; its complement is the offense win rate against that same squad. parseGacSquadsHtml emits role=„either" squads with both offenseWinRate and defenseWinRate populated; scrapeGacSquads filters seasons by parity (odd=3v3, even=5v5) and returns the first matching page. Deployed. Verified: /?gac=3v3 returns 42 full-member squads with both rates (e.g. JABBATHEHUTT 73%/27%, 143k sample); /?gac=5v5 returns 37 from season 76 (e.g. LORDVADER 67%/33%, 88k). Client cache TTL 12h; users tap Refresh for immediate pickup.</w:t>
+              <w:t xml:space="preserve">swgoh.gg’s /gac/squads/ page takes a ?perspective=attack&amp;sort=percent query param that returns a completely different list (top attacking squads sorted by Win %) than the default defense view (top defenders sorted by Hold %). Top attacker (SITHPALPATINE solo, 96%) is not derivable from top defender (JABBATHEHUTT+BOUSHH+KRRSANTAN 27% hold) — they’re independent datasets. scrapeGacSquads now fetches both perspectives in parallel, parses each through parseGacSquadsHtml(html, role), and emits squads tagged with the appropriate role and single populated win-rate field. Attack view legitimately includes 1-member solo squads so bracket detection runs off the defense view only. Deployed. Verified: /?gac=3v3 returns 87 squads (42 def + 45 off); /?gac=5v5 returns 70 (37 def + 33 off).</w:t>
             </w:r>
           </w:p>
         </w:tc>

--- a/docs/TODO.docx
+++ b/docs/TODO.docx
@@ -2919,6 +2919,101 @@
           <w:p>
             <w:r>
               <w:t xml:space="preserve">Previously SliceScreen rendered the ladder plan (“Slice to 5B”, cyan) AND a separate score-based Decision (“Filler — not worth slicing”) at the same time, which gave contradictory recommendations. Now renders one card driven by result.ladderPlan with Score: X/100 + reasonLines[0] folded in as footer lines. Old Decision card retained as fallback branch when ladderPlan is absent.</w:t>
+            </w:r>
+          </w:p>
+        </w:tc>
+      </w:tr>
+      <w:tr>
+        <w:tc>
+          <w:tcPr>
+            <w:tcW w:type="dxa" w:w="1400"/>
+            <w:tcBorders>
+              <w:top w:val="single" w:color="CCCCCC" w:sz="1"/>
+              <w:left w:val="single" w:color="CCCCCC" w:sz="1"/>
+              <w:bottom w:val="single" w:color="CCCCCC" w:sz="1"/>
+              <w:right w:val="single" w:color="CCCCCC" w:sz="1"/>
+            </w:tcBorders>
+            <w:shd w:fill="D5F0D5" w:val="clear"/>
+            <w:tcMar>
+              <w:top w:type="dxa" w:w="80"/>
+              <w:left w:type="dxa" w:w="120"/>
+              <w:bottom w:type="dxa" w:w="80"/>
+              <w:right w:type="dxa" w:w="120"/>
+            </w:tcMar>
+          </w:tcPr>
+          <w:p>
+            <w:r>
+              <w:rPr>
+                <w:b/>
+                <w:bCs/>
+              </w:rPr>
+              <w:t xml:space="preserve">DONE</w:t>
+            </w:r>
+          </w:p>
+        </w:tc>
+        <w:tc>
+          <w:tcPr>
+            <w:tcW w:type="dxa" w:w="2000"/>
+            <w:tcBorders>
+              <w:top w:val="single" w:color="CCCCCC" w:sz="1"/>
+              <w:left w:val="single" w:color="CCCCCC" w:sz="1"/>
+              <w:bottom w:val="single" w:color="CCCCCC" w:sz="1"/>
+              <w:right w:val="single" w:color="CCCCCC" w:sz="1"/>
+            </w:tcBorders>
+            <w:tcMar>
+              <w:top w:type="dxa" w:w="80"/>
+              <w:left w:type="dxa" w:w="120"/>
+              <w:bottom w:type="dxa" w:w="80"/>
+              <w:right w:type="dxa" w:w="120"/>
+            </w:tcMar>
+          </w:tcPr>
+          <w:p>
+            <w:r>
+              <w:t xml:space="preserve">GAC screen / no-roster toggle filter</w:t>
+            </w:r>
+          </w:p>
+        </w:tc>
+        <w:tc>
+          <w:tcPr>
+            <w:tcW w:type="dxa" w:w="3500"/>
+            <w:tcBorders>
+              <w:top w:val="single" w:color="CCCCCC" w:sz="1"/>
+              <w:left w:val="single" w:color="CCCCCC" w:sz="1"/>
+              <w:bottom w:val="single" w:color="CCCCCC" w:sz="1"/>
+              <w:right w:val="single" w:color="CCCCCC" w:sz="1"/>
+            </w:tcBorders>
+            <w:tcMar>
+              <w:top w:type="dxa" w:w="80"/>
+              <w:left w:type="dxa" w:w="120"/>
+              <w:bottom w:type="dxa" w:w="80"/>
+              <w:right w:type="dxa" w:w="120"/>
+            </w:tcMar>
+          </w:tcPr>
+          <w:p>
+            <w:r>
+              <w:t xml:space="preserve">Attack/Defense toggle now shows the right squads when no roster is linked</w:t>
+            </w:r>
+          </w:p>
+        </w:tc>
+        <w:tc>
+          <w:tcPr>
+            <w:tcW w:type="dxa" w:w="2460"/>
+            <w:tcBorders>
+              <w:top w:val="single" w:color="CCCCCC" w:sz="1"/>
+              <w:left w:val="single" w:color="CCCCCC" w:sz="1"/>
+              <w:bottom w:val="single" w:color="CCCCCC" w:sz="1"/>
+              <w:right w:val="single" w:color="CCCCCC" w:sz="1"/>
+            </w:tcBorders>
+            <w:tcMar>
+              <w:top w:type="dxa" w:w="80"/>
+              <w:left w:type="dxa" w:w="120"/>
+              <w:bottom w:type="dxa" w:w="80"/>
+              <w:right w:type="dxa" w:w="120"/>
+            </w:tcMar>
+          </w:tcPr>
+          <w:p>
+            <w:r>
+              <w:t xml:space="preserve">Previously GacScreen.squadsToShow returned payload.squads.slice(0,30) when hasRoster was false — worker concatenates defense first, then offense, so the unfiltered top 30 was always all defenders, and the Attack toggle showed Jabba/LV/Rey leads with empty win% (offenseWinRate is null on defense rows). No-roster branch now filters by sq.role === role and sorts by the matching win-rate metric. Wrapped in {squad, ownedCount: null, coverage: null} so the render code’s existing item.squad || item fallback keeps working. After install: Attack shows Sith Eternal 96% / Malgus trios 93% / etc. matching swgoh.gg.</w:t>
             </w:r>
           </w:p>
         </w:tc>

--- a/docs/TODO.docx
+++ b/docs/TODO.docx
@@ -3109,6 +3109,196 @@
           <w:p>
             <w:r>
               <w:t xml:space="preserve">swgoh.gg’s /gac/squads/ page takes a ?perspective=attack&amp;sort=percent query param that returns a completely different list (top attacking squads sorted by Win %) than the default defense view (top defenders sorted by Hold %). Top attacker (SITHPALPATINE solo, 96%) is not derivable from top defender (JABBATHEHUTT+BOUSHH+KRRSANTAN 27% hold) — they’re independent datasets. scrapeGacSquads now fetches both perspectives in parallel, parses each through parseGacSquadsHtml(html, role), and emits squads tagged with the appropriate role and single populated win-rate field. Attack view legitimately includes 1-member solo squads so bracket detection runs off the defense view only. Deployed. Verified: /?gac=3v3 returns 87 squads (42 def + 45 off); /?gac=5v5 returns 70 (37 def + 33 off).</w:t>
+            </w:r>
+          </w:p>
+        </w:tc>
+      </w:tr>
+      <w:tr>
+        <w:tc>
+          <w:tcPr>
+            <w:tcW w:type="dxa" w:w="1400"/>
+            <w:tcBorders>
+              <w:top w:val="single" w:color="CCCCCC" w:sz="1"/>
+              <w:left w:val="single" w:color="CCCCCC" w:sz="1"/>
+              <w:bottom w:val="single" w:color="CCCCCC" w:sz="1"/>
+              <w:right w:val="single" w:color="CCCCCC" w:sz="1"/>
+            </w:tcBorders>
+            <w:shd w:fill="FFF4CE" w:val="clear"/>
+            <w:tcMar>
+              <w:top w:type="dxa" w:w="80"/>
+              <w:left w:type="dxa" w:w="120"/>
+              <w:bottom w:type="dxa" w:w="80"/>
+              <w:right w:type="dxa" w:w="120"/>
+            </w:tcMar>
+          </w:tcPr>
+          <w:p>
+            <w:r>
+              <w:rPr>
+                <w:b/>
+                <w:bCs/>
+              </w:rPr>
+              <w:t xml:space="preserve">OPEN</w:t>
+            </w:r>
+          </w:p>
+        </w:tc>
+        <w:tc>
+          <w:tcPr>
+            <w:tcW w:type="dxa" w:w="2000"/>
+            <w:tcBorders>
+              <w:top w:val="single" w:color="CCCCCC" w:sz="1"/>
+              <w:left w:val="single" w:color="CCCCCC" w:sz="1"/>
+              <w:bottom w:val="single" w:color="CCCCCC" w:sz="1"/>
+              <w:right w:val="single" w:color="CCCCCC" w:sz="1"/>
+            </w:tcBorders>
+            <w:tcMar>
+              <w:top w:type="dxa" w:w="80"/>
+              <w:left w:type="dxa" w:w="120"/>
+              <w:bottom w:type="dxa" w:w="80"/>
+              <w:right w:type="dxa" w:w="120"/>
+            </w:tcMar>
+          </w:tcPr>
+          <w:p>
+            <w:r>
+              <w:t xml:space="preserve">Scanner / tier OCR incomplete coverage</w:t>
+            </w:r>
+          </w:p>
+        </w:tc>
+        <w:tc>
+          <w:tcPr>
+            <w:tcW w:type="dxa" w:w="3500"/>
+            <w:tcBorders>
+              <w:top w:val="single" w:color="CCCCCC" w:sz="1"/>
+              <w:left w:val="single" w:color="CCCCCC" w:sz="1"/>
+              <w:bottom w:val="single" w:color="CCCCCC" w:sz="1"/>
+              <w:right w:val="single" w:color="CCCCCC" w:sz="1"/>
+            </w:tcBorders>
+            <w:tcMar>
+              <w:top w:type="dxa" w:w="80"/>
+              <w:left w:type="dxa" w:w="120"/>
+              <w:bottom w:type="dxa" w:w="80"/>
+              <w:right w:type="dxa" w:w="120"/>
+            </w:tcMar>
+          </w:tcPr>
+          <w:p>
+            <w:r>
+              <w:t xml:space="preserve">Scans aren’t reliably grabbing all tier levels (D, C, B, A, etc.) — some mods come through with tier blank or wrong</w:t>
+            </w:r>
+          </w:p>
+        </w:tc>
+        <w:tc>
+          <w:tcPr>
+            <w:tcW w:type="dxa" w:w="2460"/>
+            <w:tcBorders>
+              <w:top w:val="single" w:color="CCCCCC" w:sz="1"/>
+              <w:left w:val="single" w:color="CCCCCC" w:sz="1"/>
+              <w:bottom w:val="single" w:color="CCCCCC" w:sz="1"/>
+              <w:right w:val="single" w:color="CCCCCC" w:sz="1"/>
+            </w:tcBorders>
+            <w:tcMar>
+              <w:top w:type="dxa" w:w="80"/>
+              <w:left w:type="dxa" w:w="120"/>
+              <w:bottom w:type="dxa" w:w="80"/>
+              <w:right w:type="dxa" w:w="120"/>
+            </w:tcMar>
+          </w:tcPr>
+          <w:p>
+            <w:r>
+              <w:t xml:space="preserve">extractModTier() in modCaptureParser.js has patterns for Tier C / LVL 15 · C / Level 15 A / the ^([A-E])\s+\(\d+\) stuck-tier fallback, but on-device captures still miss the letter on some cards. Collect fresh ocr-debug-last.txt dumps for each of 5E/5D/5C/5B/5A and audit which patterns are firing (or failing) per tier. Likely need: more tolerant spacing/punctuation between “LVL 15” and the letter, separate pattern for each tier’s actual on-card layout, and possibly a bounded region scan instead of full-text regex. Related: native tier-color detection would eliminate this dependency entirely.</w:t>
+            </w:r>
+          </w:p>
+        </w:tc>
+      </w:tr>
+      <w:tr>
+        <w:tc>
+          <w:tcPr>
+            <w:tcW w:type="dxa" w:w="1400"/>
+            <w:tcBorders>
+              <w:top w:val="single" w:color="CCCCCC" w:sz="1"/>
+              <w:left w:val="single" w:color="CCCCCC" w:sz="1"/>
+              <w:bottom w:val="single" w:color="CCCCCC" w:sz="1"/>
+              <w:right w:val="single" w:color="CCCCCC" w:sz="1"/>
+            </w:tcBorders>
+            <w:shd w:fill="FFF4CE" w:val="clear"/>
+            <w:tcMar>
+              <w:top w:type="dxa" w:w="80"/>
+              <w:left w:type="dxa" w:w="120"/>
+              <w:bottom w:type="dxa" w:w="80"/>
+              <w:right w:type="dxa" w:w="120"/>
+            </w:tcMar>
+          </w:tcPr>
+          <w:p>
+            <w:r>
+              <w:rPr>
+                <w:b/>
+                <w:bCs/>
+              </w:rPr>
+              <w:t xml:space="preserve">OPEN</w:t>
+            </w:r>
+          </w:p>
+        </w:tc>
+        <w:tc>
+          <w:tcPr>
+            <w:tcW w:type="dxa" w:w="2000"/>
+            <w:tcBorders>
+              <w:top w:val="single" w:color="CCCCCC" w:sz="1"/>
+              <w:left w:val="single" w:color="CCCCCC" w:sz="1"/>
+              <w:bottom w:val="single" w:color="CCCCCC" w:sz="1"/>
+              <w:right w:val="single" w:color="CCCCCC" w:sz="1"/>
+            </w:tcBorders>
+            <w:tcMar>
+              <w:top w:type="dxa" w:w="80"/>
+              <w:left w:type="dxa" w:w="120"/>
+              <w:bottom w:type="dxa" w:w="80"/>
+              <w:right w:type="dxa" w:w="120"/>
+            </w:tcMar>
+          </w:tcPr>
+          <w:p>
+            <w:r>
+              <w:t xml:space="preserve">Slice engine / missed-speed recovery</w:t>
+            </w:r>
+          </w:p>
+        </w:tc>
+        <w:tc>
+          <w:tcPr>
+            <w:tcW w:type="dxa" w:w="3500"/>
+            <w:tcBorders>
+              <w:top w:val="single" w:color="CCCCCC" w:sz="1"/>
+              <w:left w:val="single" w:color="CCCCCC" w:sz="1"/>
+              <w:bottom w:val="single" w:color="CCCCCC" w:sz="1"/>
+              <w:right w:val="single" w:color="CCCCCC" w:sz="1"/>
+            </w:tcBorders>
+            <w:tcMar>
+              <w:top w:type="dxa" w:w="80"/>
+              <w:left w:type="dxa" w:w="120"/>
+              <w:bottom w:type="dxa" w:w="80"/>
+              <w:right w:type="dxa" w:w="120"/>
+            </w:tcMar>
+          </w:tcPr>
+          <w:p>
+            <w:r>
+              <w:t xml:space="preserve">Investigate: should we recommend slicing B→A if the user has missed speed roll every other slice so far?</w:t>
+            </w:r>
+          </w:p>
+        </w:tc>
+        <w:tc>
+          <w:tcPr>
+            <w:tcW w:type="dxa" w:w="2460"/>
+            <w:tcBorders>
+              <w:top w:val="single" w:color="CCCCCC" w:sz="1"/>
+              <w:left w:val="single" w:color="CCCCCC" w:sz="1"/>
+              <w:bottom w:val="single" w:color="CCCCCC" w:sz="1"/>
+              <w:right w:val="single" w:color="CCCCCC" w:sz="1"/>
+            </w:tcBorders>
+            <w:tcMar>
+              <w:top w:type="dxa" w:w="80"/>
+              <w:left w:type="dxa" w:w="120"/>
+              <w:bottom w:type="dxa" w:w="80"/>
+              <w:right w:type="dxa" w:w="120"/>
+            </w:tcMar>
+          </w:tcPr>
+          <w:p>
+            <w:r>
+              <w:t xml:space="preserve">Current ladder logic evaluates each tier step independently based on current rolls + priority-stat fit. A mod at 5B with Speed at 1 roll despite being through 4 tier slices (5E→5D→5C→5B) has a pattern — missed the 1/4 shot at Speed three times in a row. Statistically the 5B→5A slice still has ~25% odds (independent roll), so pure probability says nothing changed. But from a user-psychology / sunk-cost standpoint, and given that Speed is the only secondary that truly matters long-term, there’s an argument for encouraging one more attempt at 5B→5A. Counter-argument: that’s gambler’s-fallacy territory and mats are scarce. Decision needed: do we add a “catalyst-streak” heuristic in sliceEngine.js that nudges toward one more slice after N consecutive missed Speed rolls, or do we leave the engine purely odds-based and let the user decide? Either way, the recommendation copy on SLICE_NEXT should probably call out the current Speed-roll count explicitly so users see the pattern.</w:t>
             </w:r>
           </w:p>
         </w:tc>

--- a/docs/TODO.docx
+++ b/docs/TODO.docx
@@ -3109,6 +3109,196 @@
           <w:p>
             <w:r>
               <w:t xml:space="preserve">swgoh.gg’s /gac/squads/ page takes a ?perspective=attack&amp;sort=percent query param that returns a completely different list (top attacking squads sorted by Win %) than the default defense view (top defenders sorted by Hold %). Top attacker (SITHPALPATINE solo, 96%) is not derivable from top defender (JABBATHEHUTT+BOUSHH+KRRSANTAN 27% hold) — they’re independent datasets. scrapeGacSquads now fetches both perspectives in parallel, parses each through parseGacSquadsHtml(html, role), and emits squads tagged with the appropriate role and single populated win-rate field. Attack view legitimately includes 1-member solo squads so bracket detection runs off the defense view only. Deployed. Verified: /?gac=3v3 returns 87 squads (42 def + 45 off); /?gac=5v5 returns 70 (37 def + 33 off).</w:t>
+            </w:r>
+          </w:p>
+        </w:tc>
+      </w:tr>
+      <w:tr>
+        <w:tc>
+          <w:tcPr>
+            <w:tcW w:type="dxa" w:w="1400"/>
+            <w:tcBorders>
+              <w:top w:val="single" w:color="CCCCCC" w:sz="1"/>
+              <w:left w:val="single" w:color="CCCCCC" w:sz="1"/>
+              <w:bottom w:val="single" w:color="CCCCCC" w:sz="1"/>
+              <w:right w:val="single" w:color="CCCCCC" w:sz="1"/>
+            </w:tcBorders>
+            <w:shd w:fill="FFF4CE" w:val="clear"/>
+            <w:tcMar>
+              <w:top w:type="dxa" w:w="80"/>
+              <w:left w:type="dxa" w:w="120"/>
+              <w:bottom w:type="dxa" w:w="80"/>
+              <w:right w:type="dxa" w:w="120"/>
+            </w:tcMar>
+          </w:tcPr>
+          <w:p>
+            <w:r>
+              <w:rPr>
+                <w:b/>
+                <w:bCs/>
+              </w:rPr>
+              <w:t xml:space="preserve">OPEN</w:t>
+            </w:r>
+          </w:p>
+        </w:tc>
+        <w:tc>
+          <w:tcPr>
+            <w:tcW w:type="dxa" w:w="2000"/>
+            <w:tcBorders>
+              <w:top w:val="single" w:color="CCCCCC" w:sz="1"/>
+              <w:left w:val="single" w:color="CCCCCC" w:sz="1"/>
+              <w:bottom w:val="single" w:color="CCCCCC" w:sz="1"/>
+              <w:right w:val="single" w:color="CCCCCC" w:sz="1"/>
+            </w:tcBorders>
+            <w:tcMar>
+              <w:top w:type="dxa" w:w="80"/>
+              <w:left w:type="dxa" w:w="120"/>
+              <w:bottom w:type="dxa" w:w="80"/>
+              <w:right w:type="dxa" w:w="120"/>
+            </w:tcMar>
+          </w:tcPr>
+          <w:p>
+            <w:r>
+              <w:t xml:space="preserve">Slice tab / incomplete secondary transfer</w:t>
+            </w:r>
+          </w:p>
+        </w:tc>
+        <w:tc>
+          <w:tcPr>
+            <w:tcW w:type="dxa" w:w="3500"/>
+            <w:tcBorders>
+              <w:top w:val="single" w:color="CCCCCC" w:sz="1"/>
+              <w:left w:val="single" w:color="CCCCCC" w:sz="1"/>
+              <w:bottom w:val="single" w:color="CCCCCC" w:sz="1"/>
+              <w:right w:val="single" w:color="CCCCCC" w:sz="1"/>
+            </w:tcBorders>
+            <w:tcMar>
+              <w:top w:type="dxa" w:w="80"/>
+              <w:left w:type="dxa" w:w="120"/>
+              <w:bottom w:type="dxa" w:w="80"/>
+              <w:right w:type="dxa" w:w="120"/>
+            </w:tcMar>
+          </w:tcPr>
+          <w:p>
+            <w:r>
+              <w:t xml:space="preserve">Not all secondaries from the scan are making it to the Slice tab — some mods come through with missing rows</w:t>
+            </w:r>
+          </w:p>
+        </w:tc>
+        <w:tc>
+          <w:tcPr>
+            <w:tcW w:type="dxa" w:w="2460"/>
+            <w:tcBorders>
+              <w:top w:val="single" w:color="CCCCCC" w:sz="1"/>
+              <w:left w:val="single" w:color="CCCCCC" w:sz="1"/>
+              <w:bottom w:val="single" w:color="CCCCCC" w:sz="1"/>
+              <w:right w:val="single" w:color="CCCCCC" w:sz="1"/>
+            </w:tcBorders>
+            <w:tcMar>
+              <w:top w:type="dxa" w:w="80"/>
+              <w:left w:type="dxa" w:w="120"/>
+              <w:bottom w:type="dxa" w:w="80"/>
+              <w:right w:type="dxa" w:w="120"/>
+            </w:tcMar>
+          </w:tcPr>
+          <w:p>
+            <w:r>
+              <w:t xml:space="preserve">Separate from the tier-letter OCR issue. Even when the tier is picked up correctly, some scans lose one or more secondaries on the handoff from parser → App.js slicePrefill → SliceScreen. Could be: (a) a regex in extractSecondaries dropping a row whose stat name has unusual spacing/OCR noise, (b) the primary-dedup backstop added last session filtering too aggressively when a flat stat shares a name with the primary, (c) slice(0, 4) capping before a real 4th secondary is seen because a phantom row snuck in earlier. Plan: collect a fresh ocr-debug-last.txt for a mod where a secondary is missing, trace through parser step-by-step against that dump, and compare parsed.secondaries vs. the on-card text.</w:t>
+            </w:r>
+          </w:p>
+        </w:tc>
+      </w:tr>
+      <w:tr>
+        <w:tc>
+          <w:tcPr>
+            <w:tcW w:type="dxa" w:w="1400"/>
+            <w:tcBorders>
+              <w:top w:val="single" w:color="CCCCCC" w:sz="1"/>
+              <w:left w:val="single" w:color="CCCCCC" w:sz="1"/>
+              <w:bottom w:val="single" w:color="CCCCCC" w:sz="1"/>
+              <w:right w:val="single" w:color="CCCCCC" w:sz="1"/>
+            </w:tcBorders>
+            <w:shd w:fill="FFF4CE" w:val="clear"/>
+            <w:tcMar>
+              <w:top w:type="dxa" w:w="80"/>
+              <w:left w:type="dxa" w:w="120"/>
+              <w:bottom w:type="dxa" w:w="80"/>
+              <w:right w:type="dxa" w:w="120"/>
+            </w:tcMar>
+          </w:tcPr>
+          <w:p>
+            <w:r>
+              <w:rPr>
+                <w:b/>
+                <w:bCs/>
+              </w:rPr>
+              <w:t xml:space="preserve">OPEN</w:t>
+            </w:r>
+          </w:p>
+        </w:tc>
+        <w:tc>
+          <w:tcPr>
+            <w:tcW w:type="dxa" w:w="2000"/>
+            <w:tcBorders>
+              <w:top w:val="single" w:color="CCCCCC" w:sz="1"/>
+              <w:left w:val="single" w:color="CCCCCC" w:sz="1"/>
+              <w:bottom w:val="single" w:color="CCCCCC" w:sz="1"/>
+              <w:right w:val="single" w:color="CCCCCC" w:sz="1"/>
+            </w:tcBorders>
+            <w:tcMar>
+              <w:top w:type="dxa" w:w="80"/>
+              <w:left w:type="dxa" w:w="120"/>
+              <w:bottom w:type="dxa" w:w="80"/>
+              <w:right w:type="dxa" w:w="120"/>
+            </w:tcMar>
+          </w:tcPr>
+          <w:p>
+            <w:r>
+              <w:t xml:space="preserve">GAC tab / roster vs meta view toggle</w:t>
+            </w:r>
+          </w:p>
+        </w:tc>
+        <w:tc>
+          <w:tcPr>
+            <w:tcW w:type="dxa" w:w="3500"/>
+            <w:tcBorders>
+              <w:top w:val="single" w:color="CCCCCC" w:sz="1"/>
+              <w:left w:val="single" w:color="CCCCCC" w:sz="1"/>
+              <w:bottom w:val="single" w:color="CCCCCC" w:sz="1"/>
+              <w:right w:val="single" w:color="CCCCCC" w:sz="1"/>
+            </w:tcBorders>
+            <w:tcMar>
+              <w:top w:type="dxa" w:w="80"/>
+              <w:left w:type="dxa" w:w="120"/>
+              <w:bottom w:type="dxa" w:w="80"/>
+              <w:right w:type="dxa" w:w="120"/>
+            </w:tcMar>
+          </w:tcPr>
+          <w:p>
+            <w:r>
+              <w:t xml:space="preserve">Add a second display mode that shows all meta squads regardless of roster coverage</w:t>
+            </w:r>
+          </w:p>
+        </w:tc>
+        <w:tc>
+          <w:tcPr>
+            <w:tcW w:type="dxa" w:w="2460"/>
+            <w:tcBorders>
+              <w:top w:val="single" w:color="CCCCCC" w:sz="1"/>
+              <w:left w:val="single" w:color="CCCCCC" w:sz="1"/>
+              <w:bottom w:val="single" w:color="CCCCCC" w:sz="1"/>
+              <w:right w:val="single" w:color="CCCCCC" w:sz="1"/>
+            </w:tcBorders>
+            <w:tcMar>
+              <w:top w:type="dxa" w:w="80"/>
+              <w:left w:type="dxa" w:w="120"/>
+              <w:bottom w:type="dxa" w:w="80"/>
+              <w:right w:type="dxa" w:w="120"/>
+            </w:tcMar>
+          </w:tcPr>
+          <w:p>
+            <w:r>
+              <w:t xml:space="preserve">Current GAC Meta tab filters to squads where the user owns ≥60% of members (MIN_COVERAGE in gacMetaService.js). That’s the right default for “what can I actually field”. Add a second toggle (alongside Attack/Defense) that shows the raw top meta regardless of what’s owned — useful for players who want to see what to strive for / farm toward. Implementation: a pill toggle “Mine / All” in GacScreen.js that swaps between ranked.offense/ranked.defense (current) and a role-filtered sort of payload.squads (no coverage gate). Missing members should still render red chips so users can see what they’d need. Preserve the existing “no roster linked” fallback as a special case of the “All” mode.</w:t>
             </w:r>
           </w:p>
         </w:tc>

--- a/docs/TODO.docx
+++ b/docs/TODO.docx
@@ -3218,7 +3218,7 @@
               <w:bottom w:val="single" w:color="CCCCCC" w:sz="1"/>
               <w:right w:val="single" w:color="CCCCCC" w:sz="1"/>
             </w:tcBorders>
-            <w:shd w:fill="FFF4CE" w:val="clear"/>
+            <w:shd w:fill="D5F0D5" w:val="clear"/>
             <w:tcMar>
               <w:top w:type="dxa" w:w="80"/>
               <w:left w:type="dxa" w:w="120"/>
@@ -3232,7 +3232,7 @@
                 <w:b/>
                 <w:bCs/>
               </w:rPr>
-              <w:t xml:space="preserve">OPEN</w:t>
+              <w:t xml:space="preserve">DONE</w:t>
             </w:r>
           </w:p>
         </w:tc>
@@ -3276,7 +3276,7 @@
           </w:tcPr>
           <w:p>
             <w:r>
-              <w:t xml:space="preserve">Add a second display mode that shows all meta squads regardless of roster coverage</w:t>
+              <w:t xml:space="preserve">Added a My roster / All meta toggle so users can see the full meta regardless of coverage</w:t>
             </w:r>
           </w:p>
         </w:tc>
@@ -3298,7 +3298,7 @@
           </w:tcPr>
           <w:p>
             <w:r>
-              <w:t xml:space="preserve">Current GAC Meta tab filters to squads where the user owns ≥60% of members (MIN_COVERAGE in gacMetaService.js). That’s the right default for “what can I actually field”. Add a second toggle (alongside Attack/Defense) that shows the raw top meta regardless of what’s owned — useful for players who want to see what to strive for / farm toward. Implementation: a pill toggle “Mine / All” in GacScreen.js that swaps between ranked.offense/ranked.defense (current) and a role-filtered sort of payload.squads (no coverage gate). Missing members should still render red chips so users can see what they’d need. Preserve the existing “no roster linked” fallback as a special case of the “All” mode.</w:t>
+              <w:t xml:space="preserve">GacScreen now has a third toggle row (shown only when a roster is linked) that switches between ranked.offense/ranked.defense (Mine, ≥60% coverage gate) and a role-filtered win-rate sort of payload.squads (All, no gate). All mode still computes per-squad coverage/ownedCount so red-chip rendering for missing members keeps working. No-roster case already behaves like All — collapsed into the same code path via const showAll = !hasRoster || view === "all". Subtitle + summary banner adjusted to reflect the active view.</w:t>
             </w:r>
           </w:p>
         </w:tc>

--- a/docs/TODO.docx
+++ b/docs/TODO.docx
@@ -4534,6 +4534,196 @@
           <w:p>
             <w:r>
               <w:t xml:space="preserve">compareScannedVsEquipped() in sliceEngine.js:1130 scores both mods against the match priorities, then returns verdict (rawDelta&gt;4 Upgrade, &lt;-6 Downgrade, else Sidegrade), scoreDelta, and per-priority stat deltas for the badge label. Archive on next sweep.</w:t>
+            </w:r>
+          </w:p>
+        </w:tc>
+      </w:tr>
+      <w:tr>
+        <w:tc>
+          <w:tcPr>
+            <w:tcW w:type="dxa" w:w="1400"/>
+            <w:tcBorders>
+              <w:top w:val="single" w:color="CCCCCC" w:sz="1"/>
+              <w:left w:val="single" w:color="CCCCCC" w:sz="1"/>
+              <w:bottom w:val="single" w:color="CCCCCC" w:sz="1"/>
+              <w:right w:val="single" w:color="CCCCCC" w:sz="1"/>
+            </w:tcBorders>
+            <w:shd w:fill="FFF4CE" w:val="clear"/>
+            <w:tcMar>
+              <w:top w:type="dxa" w:w="80"/>
+              <w:left w:type="dxa" w:w="120"/>
+              <w:bottom w:type="dxa" w:w="80"/>
+              <w:right w:type="dxa" w:w="120"/>
+            </w:tcMar>
+          </w:tcPr>
+          <w:p>
+            <w:r>
+              <w:rPr>
+                <w:b/>
+                <w:bCs/>
+              </w:rPr>
+              <w:t xml:space="preserve">OPEN</w:t>
+            </w:r>
+          </w:p>
+        </w:tc>
+        <w:tc>
+          <w:tcPr>
+            <w:tcW w:type="dxa" w:w="2000"/>
+            <w:tcBorders>
+              <w:top w:val="single" w:color="CCCCCC" w:sz="1"/>
+              <w:left w:val="single" w:color="CCCCCC" w:sz="1"/>
+              <w:bottom w:val="single" w:color="CCCCCC" w:sz="1"/>
+              <w:right w:val="single" w:color="CCCCCC" w:sz="1"/>
+            </w:tcBorders>
+            <w:tcMar>
+              <w:top w:type="dxa" w:w="80"/>
+              <w:left w:type="dxa" w:w="120"/>
+              <w:bottom w:type="dxa" w:w="80"/>
+              <w:right w:type="dxa" w:w="120"/>
+            </w:tcMar>
+          </w:tcPr>
+          <w:p>
+            <w:r>
+              <w:t xml:space="preserve">Permissions UX</w:t>
+            </w:r>
+          </w:p>
+        </w:tc>
+        <w:tc>
+          <w:tcPr>
+            <w:tcW w:type="dxa" w:w="3500"/>
+            <w:tcBorders>
+              <w:top w:val="single" w:color="CCCCCC" w:sz="1"/>
+              <w:left w:val="single" w:color="CCCCCC" w:sz="1"/>
+              <w:bottom w:val="single" w:color="CCCCCC" w:sz="1"/>
+              <w:right w:val="single" w:color="CCCCCC" w:sz="1"/>
+            </w:tcBorders>
+            <w:tcMar>
+              <w:top w:type="dxa" w:w="80"/>
+              <w:left w:type="dxa" w:w="120"/>
+              <w:bottom w:type="dxa" w:w="80"/>
+              <w:right w:type="dxa" w:w="120"/>
+            </w:tcMar>
+          </w:tcPr>
+          <w:p>
+            <w:r>
+              <w:t xml:space="preserve">Screen Capture row in the in-app permissions list stays on "Not approved" even after the user has granted MediaProjection and a successful scan</w:t>
+            </w:r>
+          </w:p>
+        </w:tc>
+        <w:tc>
+          <w:tcPr>
+            <w:tcW w:type="dxa" w:w="2460"/>
+            <w:tcBorders>
+              <w:top w:val="single" w:color="CCCCCC" w:sz="1"/>
+              <w:left w:val="single" w:color="CCCCCC" w:sz="1"/>
+              <w:bottom w:val="single" w:color="CCCCCC" w:sz="1"/>
+              <w:right w:val="single" w:color="CCCCCC" w:sz="1"/>
+            </w:tcBorders>
+            <w:tcMar>
+              <w:top w:type="dxa" w:w="80"/>
+              <w:left w:type="dxa" w:w="120"/>
+              <w:bottom w:type="dxa" w:w="80"/>
+              <w:right w:type="dxa" w:w="120"/>
+            </w:tcMar>
+          </w:tcPr>
+          <w:p>
+            <w:r>
+              <w:t xml:space="preserve">Cosmetic only — scans work. The permissions panel isn’t observing MediaProjection state. Likely fix: subscribe to ModOverlayCaptureModule status changes (or re-poll on resume) so the row flips to Granted after the user completes the system consent dialog.</w:t>
+            </w:r>
+          </w:p>
+        </w:tc>
+      </w:tr>
+      <w:tr>
+        <w:tc>
+          <w:tcPr>
+            <w:tcW w:type="dxa" w:w="1400"/>
+            <w:tcBorders>
+              <w:top w:val="single" w:color="CCCCCC" w:sz="1"/>
+              <w:left w:val="single" w:color="CCCCCC" w:sz="1"/>
+              <w:bottom w:val="single" w:color="CCCCCC" w:sz="1"/>
+              <w:right w:val="single" w:color="CCCCCC" w:sz="1"/>
+            </w:tcBorders>
+            <w:shd w:fill="FFF4CE" w:val="clear"/>
+            <w:tcMar>
+              <w:top w:type="dxa" w:w="80"/>
+              <w:left w:type="dxa" w:w="120"/>
+              <w:bottom w:type="dxa" w:w="80"/>
+              <w:right w:type="dxa" w:w="120"/>
+            </w:tcMar>
+          </w:tcPr>
+          <w:p>
+            <w:r>
+              <w:rPr>
+                <w:b/>
+                <w:bCs/>
+              </w:rPr>
+              <w:t xml:space="preserve">OPEN</w:t>
+            </w:r>
+          </w:p>
+        </w:tc>
+        <w:tc>
+          <w:tcPr>
+            <w:tcW w:type="dxa" w:w="2000"/>
+            <w:tcBorders>
+              <w:top w:val="single" w:color="CCCCCC" w:sz="1"/>
+              <w:left w:val="single" w:color="CCCCCC" w:sz="1"/>
+              <w:bottom w:val="single" w:color="CCCCCC" w:sz="1"/>
+              <w:right w:val="single" w:color="CCCCCC" w:sz="1"/>
+            </w:tcBorders>
+            <w:tcMar>
+              <w:top w:type="dxa" w:w="80"/>
+              <w:left w:type="dxa" w:w="120"/>
+              <w:bottom w:type="dxa" w:w="80"/>
+              <w:right w:type="dxa" w:w="120"/>
+            </w:tcMar>
+          </w:tcPr>
+          <w:p>
+            <w:r>
+              <w:t xml:space="preserve">Scanner / coverage verification</w:t>
+            </w:r>
+          </w:p>
+        </w:tc>
+        <w:tc>
+          <w:tcPr>
+            <w:tcW w:type="dxa" w:w="3500"/>
+            <w:tcBorders>
+              <w:top w:val="single" w:color="CCCCCC" w:sz="1"/>
+              <w:left w:val="single" w:color="CCCCCC" w:sz="1"/>
+              <w:bottom w:val="single" w:color="CCCCCC" w:sz="1"/>
+              <w:right w:val="single" w:color="CCCCCC" w:sz="1"/>
+            </w:tcBorders>
+            <w:tcMar>
+              <w:top w:type="dxa" w:w="80"/>
+              <w:left w:type="dxa" w:w="120"/>
+              <w:bottom w:type="dxa" w:w="80"/>
+              <w:right w:type="dxa" w:w="120"/>
+            </w:tcMar>
+          </w:tcPr>
+          <w:p>
+            <w:r>
+              <w:t xml:space="preserve">Verify classifier on a full matrix: every shape × every set × every primary color/tier × every mod level/dot-tier</w:t>
+            </w:r>
+          </w:p>
+        </w:tc>
+        <w:tc>
+          <w:tcPr>
+            <w:tcW w:type="dxa" w:w="2460"/>
+            <w:tcBorders>
+              <w:top w:val="single" w:color="CCCCCC" w:sz="1"/>
+              <w:left w:val="single" w:color="CCCCCC" w:sz="1"/>
+              <w:bottom w:val="single" w:color="CCCCCC" w:sz="1"/>
+              <w:right w:val="single" w:color="CCCCCC" w:sz="1"/>
+            </w:tcBorders>
+            <w:tcMar>
+              <w:top w:type="dxa" w:w="80"/>
+              <w:left w:type="dxa" w:w="120"/>
+              <w:bottom w:type="dxa" w:w="80"/>
+              <w:right w:type="dxa" w:w="120"/>
+            </w:tcMar>
+          </w:tcPr>
+          <w:p>
+            <w:r>
+              <w:t xml:space="preserve">Following the variant-consensus tiebreak fix (mask-only wins when outer rim is rounded on a Diamond), we need an end-to-end sweep. Capture at least one scan per cell of the matrix: 6 shapes (Square/Arrow/Diamond/Triangle/Circle/Cross) × all sets (Health/Defense/Crit Chance/Crit Dmg/Offense/Potency/Tenacity/Speed) × tier colors (E gray/D green/C blue/B purple/A gold) × dot levels (5 vs 6) × primaries. Log shape/set classification result + OCR primary+secondaries per cell, then fix misses. Batch the captures into tools/debug_out/ with a naming convention so we can regression-test later.</w:t>
             </w:r>
           </w:p>
         </w:tc>

--- a/docs/TODO.docx
+++ b/docs/TODO.docx
@@ -3408,6 +3408,101 @@
               <w:bottom w:val="single" w:color="CCCCCC" w:sz="1"/>
               <w:right w:val="single" w:color="CCCCCC" w:sz="1"/>
             </w:tcBorders>
+            <w:shd w:fill="D5F0D5" w:val="clear"/>
+            <w:tcMar>
+              <w:top w:type="dxa" w:w="80"/>
+              <w:left w:type="dxa" w:w="120"/>
+              <w:bottom w:type="dxa" w:w="80"/>
+              <w:right w:type="dxa" w:w="120"/>
+            </w:tcMar>
+          </w:tcPr>
+          <w:p>
+            <w:r>
+              <w:rPr>
+                <w:b/>
+                <w:bCs/>
+              </w:rPr>
+              <w:t xml:space="preserve">DONE</w:t>
+            </w:r>
+          </w:p>
+        </w:tc>
+        <w:tc>
+          <w:tcPr>
+            <w:tcW w:type="dxa" w:w="2000"/>
+            <w:tcBorders>
+              <w:top w:val="single" w:color="CCCCCC" w:sz="1"/>
+              <w:left w:val="single" w:color="CCCCCC" w:sz="1"/>
+              <w:bottom w:val="single" w:color="CCCCCC" w:sz="1"/>
+              <w:right w:val="single" w:color="CCCCCC" w:sz="1"/>
+            </w:tcBorders>
+            <w:tcMar>
+              <w:top w:type="dxa" w:w="80"/>
+              <w:left w:type="dxa" w:w="120"/>
+              <w:bottom w:type="dxa" w:w="80"/>
+              <w:right w:type="dxa" w:w="120"/>
+            </w:tcMar>
+          </w:tcPr>
+          <w:p>
+            <w:r>
+              <w:t xml:space="preserve">Slice engine / missed-speed recovery</w:t>
+            </w:r>
+          </w:p>
+        </w:tc>
+        <w:tc>
+          <w:tcPr>
+            <w:tcW w:type="dxa" w:w="3500"/>
+            <w:tcBorders>
+              <w:top w:val="single" w:color="CCCCCC" w:sz="1"/>
+              <w:left w:val="single" w:color="CCCCCC" w:sz="1"/>
+              <w:bottom w:val="single" w:color="CCCCCC" w:sz="1"/>
+              <w:right w:val="single" w:color="CCCCCC" w:sz="1"/>
+            </w:tcBorders>
+            <w:tcMar>
+              <w:top w:type="dxa" w:w="80"/>
+              <w:left w:type="dxa" w:w="120"/>
+              <w:bottom w:type="dxa" w:w="80"/>
+              <w:right w:type="dxa" w:w="120"/>
+            </w:tcMar>
+          </w:tcPr>
+          <w:p>
+            <w:r>
+              <w:t xml:space="preserve">Decided against a “catalyst-streak” nudge: slicing a low-Speed mod on streak logic would waste mats.</w:t>
+            </w:r>
+          </w:p>
+        </w:tc>
+        <w:tc>
+          <w:tcPr>
+            <w:tcW w:type="dxa" w:w="2460"/>
+            <w:tcBorders>
+              <w:top w:val="single" w:color="CCCCCC" w:sz="1"/>
+              <w:left w:val="single" w:color="CCCCCC" w:sz="1"/>
+              <w:bottom w:val="single" w:color="CCCCCC" w:sz="1"/>
+              <w:right w:val="single" w:color="CCCCCC" w:sz="1"/>
+            </w:tcBorders>
+            <w:tcMar>
+              <w:top w:type="dxa" w:w="80"/>
+              <w:left w:type="dxa" w:w="120"/>
+              <w:bottom w:type="dxa" w:w="80"/>
+              <w:right w:type="dxa" w:w="120"/>
+            </w:tcMar>
+          </w:tcPr>
+          <w:p>
+            <w:r>
+              <w:t xml:space="preserve">A mod with Speed missed 3× is probably sitting at 3–5 Speed, and one more 25% hit still doesn’t clear the keeper threshold (~10+). The only case where an extra slice helps is when current Speed is already ≥10 and one more roll locks it in — and the ladder already covers that via SLICE_NEXT on high-Speed partials. No new heuristic needed; archive.</w:t>
+            </w:r>
+          </w:p>
+        </w:tc>
+      </w:tr>
+      <w:tr>
+        <w:tc>
+          <w:tcPr>
+            <w:tcW w:type="dxa" w:w="1400"/>
+            <w:tcBorders>
+              <w:top w:val="single" w:color="CCCCCC" w:sz="1"/>
+              <w:left w:val="single" w:color="CCCCCC" w:sz="1"/>
+              <w:bottom w:val="single" w:color="CCCCCC" w:sz="1"/>
+              <w:right w:val="single" w:color="CCCCCC" w:sz="1"/>
+            </w:tcBorders>
             <w:shd w:fill="FFF4CE" w:val="clear"/>
             <w:tcMar>
               <w:top w:type="dxa" w:w="80"/>
@@ -3444,101 +3539,6 @@
           </w:tcPr>
           <w:p>
             <w:r>
-              <w:t xml:space="preserve">Slice engine / missed-speed recovery</w:t>
-            </w:r>
-          </w:p>
-        </w:tc>
-        <w:tc>
-          <w:tcPr>
-            <w:tcW w:type="dxa" w:w="3500"/>
-            <w:tcBorders>
-              <w:top w:val="single" w:color="CCCCCC" w:sz="1"/>
-              <w:left w:val="single" w:color="CCCCCC" w:sz="1"/>
-              <w:bottom w:val="single" w:color="CCCCCC" w:sz="1"/>
-              <w:right w:val="single" w:color="CCCCCC" w:sz="1"/>
-            </w:tcBorders>
-            <w:tcMar>
-              <w:top w:type="dxa" w:w="80"/>
-              <w:left w:type="dxa" w:w="120"/>
-              <w:bottom w:type="dxa" w:w="80"/>
-              <w:right w:type="dxa" w:w="120"/>
-            </w:tcMar>
-          </w:tcPr>
-          <w:p>
-            <w:r>
-              <w:t xml:space="preserve">Investigate: should we recommend slicing B→A if the user has missed speed roll every other slice so far?</w:t>
-            </w:r>
-          </w:p>
-        </w:tc>
-        <w:tc>
-          <w:tcPr>
-            <w:tcW w:type="dxa" w:w="2460"/>
-            <w:tcBorders>
-              <w:top w:val="single" w:color="CCCCCC" w:sz="1"/>
-              <w:left w:val="single" w:color="CCCCCC" w:sz="1"/>
-              <w:bottom w:val="single" w:color="CCCCCC" w:sz="1"/>
-              <w:right w:val="single" w:color="CCCCCC" w:sz="1"/>
-            </w:tcBorders>
-            <w:tcMar>
-              <w:top w:type="dxa" w:w="80"/>
-              <w:left w:type="dxa" w:w="120"/>
-              <w:bottom w:type="dxa" w:w="80"/>
-              <w:right w:type="dxa" w:w="120"/>
-            </w:tcMar>
-          </w:tcPr>
-          <w:p>
-            <w:r>
-              <w:t xml:space="preserve">Current ladder logic evaluates each tier step independently based on current rolls + priority-stat fit. A mod at 5B with Speed at 1 roll despite being through 4 tier slices (5E→5D→5C→5B) has a pattern — missed the 1/4 shot at Speed three times in a row. Statistically the 5B→5A slice still has ~25% odds (independent roll), so pure probability says nothing changed. But from a user-psychology / sunk-cost standpoint, and given that Speed is the only secondary that truly matters long-term, there’s an argument for encouraging one more attempt at 5B→5A. Counter-argument: that’s gambler’s-fallacy territory and mats are scarce. Decision needed: do we add a “catalyst-streak” heuristic in sliceEngine.js that nudges toward one more slice after N consecutive missed Speed rolls, or do we leave the engine purely odds-based and let the user decide? Either way, the recommendation copy on SLICE_NEXT should probably call out the current Speed-roll count explicitly so users see the pattern.</w:t>
-            </w:r>
-          </w:p>
-        </w:tc>
-      </w:tr>
-      <w:tr>
-        <w:tc>
-          <w:tcPr>
-            <w:tcW w:type="dxa" w:w="1400"/>
-            <w:tcBorders>
-              <w:top w:val="single" w:color="CCCCCC" w:sz="1"/>
-              <w:left w:val="single" w:color="CCCCCC" w:sz="1"/>
-              <w:bottom w:val="single" w:color="CCCCCC" w:sz="1"/>
-              <w:right w:val="single" w:color="CCCCCC" w:sz="1"/>
-            </w:tcBorders>
-            <w:shd w:fill="FFF4CE" w:val="clear"/>
-            <w:tcMar>
-              <w:top w:type="dxa" w:w="80"/>
-              <w:left w:type="dxa" w:w="120"/>
-              <w:bottom w:type="dxa" w:w="80"/>
-              <w:right w:type="dxa" w:w="120"/>
-            </w:tcMar>
-          </w:tcPr>
-          <w:p>
-            <w:r>
-              <w:rPr>
-                <w:b/>
-                <w:bCs/>
-              </w:rPr>
-              <w:t xml:space="preserve">OPEN</w:t>
-            </w:r>
-          </w:p>
-        </w:tc>
-        <w:tc>
-          <w:tcPr>
-            <w:tcW w:type="dxa" w:w="2000"/>
-            <w:tcBorders>
-              <w:top w:val="single" w:color="CCCCCC" w:sz="1"/>
-              <w:left w:val="single" w:color="CCCCCC" w:sz="1"/>
-              <w:bottom w:val="single" w:color="CCCCCC" w:sz="1"/>
-              <w:right w:val="single" w:color="CCCCCC" w:sz="1"/>
-            </w:tcBorders>
-            <w:tcMar>
-              <w:top w:type="dxa" w:w="80"/>
-              <w:left w:type="dxa" w:w="120"/>
-              <w:bottom w:type="dxa" w:w="80"/>
-              <w:right w:type="dxa" w:w="120"/>
-            </w:tcMar>
-          </w:tcPr>
-          <w:p>
-            <w:r>
               <w:t xml:space="preserve">Scanner / native tier-color detection</w:t>
             </w:r>
           </w:p>
@@ -4548,7 +4548,7 @@
               <w:bottom w:val="single" w:color="CCCCCC" w:sz="1"/>
               <w:right w:val="single" w:color="CCCCCC" w:sz="1"/>
             </w:tcBorders>
-            <w:shd w:fill="FFF4CE" w:val="clear"/>
+            <w:shd w:fill="D5F0D5" w:val="clear"/>
             <w:tcMar>
               <w:top w:type="dxa" w:w="80"/>
               <w:left w:type="dxa" w:w="120"/>
@@ -4562,7 +4562,7 @@
                 <w:b/>
                 <w:bCs/>
               </w:rPr>
-              <w:t xml:space="preserve">OPEN</w:t>
+              <w:t xml:space="preserve">DONE</w:t>
             </w:r>
           </w:p>
         </w:tc>
@@ -4606,7 +4606,7 @@
           </w:tcPr>
           <w:p>
             <w:r>
-              <w:t xml:space="preserve">Screen Capture row in the in-app permissions list stays on "Not approved" even after the user has granted MediaProjection and a successful scan</w:t>
+              <w:t xml:space="preserve">Screen Capture row now reflects MediaProjection grant after a successful scan</w:t>
             </w:r>
           </w:p>
         </w:tc>
@@ -4628,7 +4628,7 @@
           </w:tcPr>
           <w:p>
             <w:r>
-              <w:t xml:space="preserve">Cosmetic only — scans work. The permissions panel isn’t observing MediaProjection state. Likely fix: subscribe to ModOverlayCaptureModule status changes (or re-poll on resume) so the row flips to Granted after the user completes the system consent dialog.</w:t>
+              <w:t xml:space="preserve">User-verified on the 2026-04-22 install. Resolved without a targeted code change — likely fell out of the capture/recommendation plumbing refresh in the same build. Archive on next sweep.</w:t>
             </w:r>
           </w:p>
         </w:tc>

--- a/docs/TODO.docx
+++ b/docs/TODO.docx
@@ -4724,6 +4724,101 @@
           <w:p>
             <w:r>
               <w:t xml:space="preserve">Following the variant-consensus tiebreak fix (mask-only wins when outer rim is rounded on a Diamond), we need an end-to-end sweep. Capture at least one scan per cell of the matrix: 6 shapes (Square/Arrow/Diamond/Triangle/Circle/Cross) × all sets (Health/Defense/Crit Chance/Crit Dmg/Offense/Potency/Tenacity/Speed) × tier colors (E gray/D green/C blue/B purple/A gold) × dot levels (5 vs 6) × primaries. Log shape/set classification result + OCR primary+secondaries per cell, then fix misses. Batch the captures into tools/debug_out/ with a naming convention so we can regression-test later.</w:t>
+            </w:r>
+          </w:p>
+        </w:tc>
+      </w:tr>
+      <w:tr>
+        <w:tc>
+          <w:tcPr>
+            <w:tcW w:type="dxa" w:w="1400"/>
+            <w:tcBorders>
+              <w:top w:val="single" w:color="CCCCCC" w:sz="1"/>
+              <w:left w:val="single" w:color="CCCCCC" w:sz="1"/>
+              <w:bottom w:val="single" w:color="CCCCCC" w:sz="1"/>
+              <w:right w:val="single" w:color="CCCCCC" w:sz="1"/>
+            </w:tcBorders>
+            <w:shd w:fill="D5F0D5" w:val="clear"/>
+            <w:tcMar>
+              <w:top w:type="dxa" w:w="80"/>
+              <w:left w:type="dxa" w:w="120"/>
+              <w:bottom w:type="dxa" w:w="80"/>
+              <w:right w:type="dxa" w:w="120"/>
+            </w:tcMar>
+          </w:tcPr>
+          <w:p>
+            <w:r>
+              <w:rPr>
+                <w:b/>
+                <w:bCs/>
+              </w:rPr>
+              <w:t xml:space="preserve">DONE</w:t>
+            </w:r>
+          </w:p>
+        </w:tc>
+        <w:tc>
+          <w:tcPr>
+            <w:tcW w:type="dxa" w:w="2000"/>
+            <w:tcBorders>
+              <w:top w:val="single" w:color="CCCCCC" w:sz="1"/>
+              <w:left w:val="single" w:color="CCCCCC" w:sz="1"/>
+              <w:bottom w:val="single" w:color="CCCCCC" w:sz="1"/>
+              <w:right w:val="single" w:color="CCCCCC" w:sz="1"/>
+            </w:tcBorders>
+            <w:tcMar>
+              <w:top w:type="dxa" w:w="80"/>
+              <w:left w:type="dxa" w:w="120"/>
+              <w:bottom w:type="dxa" w:w="80"/>
+              <w:right w:type="dxa" w:w="120"/>
+            </w:tcMar>
+          </w:tcPr>
+          <w:p>
+            <w:r>
+              <w:t xml:space="preserve">Slice engine / 6-dot gate</w:t>
+            </w:r>
+          </w:p>
+        </w:tc>
+        <w:tc>
+          <w:tcPr>
+            <w:tcW w:type="dxa" w:w="3500"/>
+            <w:tcBorders>
+              <w:top w:val="single" w:color="CCCCCC" w:sz="1"/>
+              <w:left w:val="single" w:color="CCCCCC" w:sz="1"/>
+              <w:bottom w:val="single" w:color="CCCCCC" w:sz="1"/>
+              <w:right w:val="single" w:color="CCCCCC" w:sz="1"/>
+            </w:tcBorders>
+            <w:tcMar>
+              <w:top w:type="dxa" w:w="80"/>
+              <w:left w:type="dxa" w:w="120"/>
+              <w:bottom w:type="dxa" w:w="80"/>
+              <w:right w:type="dxa" w:w="120"/>
+            </w:tcMar>
+          </w:tcPr>
+          <w:p>
+            <w:r>
+              <w:t xml:space="preserve">Tightened the 5A→6E gate: dropped the 2-roll “speedBacked” path, added a Speed value floor of 14 to the 3-roll path, and unified overlay + slice-tab verdicts</w:t>
+            </w:r>
+          </w:p>
+        </w:tc>
+        <w:tc>
+          <w:tcPr>
+            <w:tcW w:type="dxa" w:w="2460"/>
+            <w:tcBorders>
+              <w:top w:val="single" w:color="CCCCCC" w:sz="1"/>
+              <w:left w:val="single" w:color="CCCCCC" w:sz="1"/>
+              <w:bottom w:val="single" w:color="CCCCCC" w:sz="1"/>
+              <w:right w:val="single" w:color="CCCCCC" w:sz="1"/>
+            </w:tcBorders>
+            <w:tcMar>
+              <w:top w:type="dxa" w:w="80"/>
+              <w:left w:type="dxa" w:w="120"/>
+              <w:bottom w:type="dxa" w:w="80"/>
+              <w:right w:type="dxa" w:w="120"/>
+            </w:tcMar>
+          </w:tcPr>
+          <w:p>
+            <w:r>
+              <w:t xml:space="preserve">Previously a mod like Speed 10 × 2 rolls with mid-55% avgPriorityQuality would fire USABLE → 6E; now it falls to SLICE_NEXT → 5B (step-by-step). Added `speedVal &gt;= 14` to `speedHitHard` so an unlucky 3-roll Speed that landed 9–13 doesn’t slip through. overlayRecommendation.js now evaluates against the full DECODED_CHARS pool (matches SliceScreen) so roster-filter differences don’t produce conflicting verdicts between the overlay and the Slice tab. Aligns with community guidance (“Speed ≥15 before 6-dot”). GuideModal Slicer page + READMEBEFOREEDITING.md updated.</w:t>
             </w:r>
           </w:p>
         </w:tc>

--- a/docs/TODO.docx
+++ b/docs/TODO.docx
@@ -1033,7 +1033,7 @@
               <w:bottom w:val="single" w:color="CCCCCC" w:sz="1"/>
               <w:right w:val="single" w:color="CCCCCC" w:sz="1"/>
             </w:tcBorders>
-            <w:shd w:fill="FFF4CE" w:val="clear"/>
+            <w:shd w:fill="D5F0D5" w:val="clear"/>
             <w:tcMar>
               <w:top w:type="dxa" w:w="80"/>
               <w:left w:type="dxa" w:w="120"/>
@@ -1047,7 +1047,7 @@
                 <w:b/>
                 <w:bCs/>
               </w:rPr>
-              <w:t xml:space="preserve">OPEN</w:t>
+              <w:t xml:space="preserve">DONE</w:t>
             </w:r>
           </w:p>
         </w:tc>
@@ -1091,7 +1091,7 @@
           </w:tcPr>
           <w:p>
             <w:r>
-              <w:t xml:space="preserve">Reduce total number of suggested characters — 140 is too high</w:t>
+              <w:t xml:space="preserve">Capped Best Characters + Your Roster to top 25 by fit score</w:t>
             </w:r>
           </w:p>
         </w:tc>
@@ -1113,7 +1113,7 @@
           </w:tcPr>
           <w:p>
             <w:r>
-              <w:t xml:space="preserve">Pick a sane cap (e.g. top 20–30 by fit score) and sort by best match.</w:t>
+              <w:t xml:space="preserve">SliceScreen slices setFilteredMatches and ownedMatches to MAX_VISIBLE_MATCHES=25. matchedCharacters is already sorted desc by matchScore so the cap surfaces the strongest fits. Headers show “Top 25 of N” when truncated, plain “N” otherwise. Archive on next sweep.</w:t>
             </w:r>
           </w:p>
         </w:tc>

--- a/docs/TODO.docx
+++ b/docs/TODO.docx
@@ -558,7 +558,7 @@
               <w:bottom w:val="single" w:color="CCCCCC" w:sz="1"/>
               <w:right w:val="single" w:color="CCCCCC" w:sz="1"/>
             </w:tcBorders>
-            <w:shd w:fill="D9E7FF" w:val="clear"/>
+            <w:shd w:fill="D5F0D5" w:val="clear"/>
             <w:tcMar>
               <w:top w:type="dxa" w:w="80"/>
               <w:left w:type="dxa" w:w="120"/>
@@ -572,7 +572,7 @@
                 <w:b/>
                 <w:bCs/>
               </w:rPr>
-              <w:t xml:space="preserve">IN PROGRESS</w:t>
+              <w:t xml:space="preserve">DONE</w:t>
             </w:r>
           </w:p>
         </w:tc>
@@ -616,7 +616,7 @@
           </w:tcPr>
           <w:p>
             <w:r>
-              <w:t xml:space="preserve">Pull-debug workflow keeps breaking Claude when large shape PNGs get sampled — add size cap / text-first flow</w:t>
+              <w:t xml:space="preserve">pull_debug.ps1 now downscales PNGs to a 400px longest edge before writing to tools/debug_out/</w:t>
             </w:r>
           </w:p>
         </w:tc>
@@ -638,7 +638,7 @@
           </w:tcPr>
           <w:p>
             <w:r>
-              <w:t xml:space="preserve">Shape classifier now writes debug to &lt;getExternalFilesDir&gt;/overlay-debug. Next: update pull_debug.ps1 to always grab the .txt first + downscale PNGs before they land in tools/debug_out/, so Claude never reads raw 100KB+ crops.</w:t>
+              <w:t xml:space="preserve">Text debug was already pulled first. Added a System.Drawing bicubic downscale step in Pull-SafePng that runs after the magic-byte guard and before the final Move-Item. Typical classifier crops drop from ~100KB to ~20–40KB, which keeps Claude’s Read tool happy. -Full switch bypasses the downscale when native-resolution is actually needed. Archive on next sweep.</w:t>
             </w:r>
           </w:p>
         </w:tc>

--- a/docs/TODO.docx
+++ b/docs/TODO.docx
@@ -1888,6 +1888,101 @@
               <w:bottom w:val="single" w:color="CCCCCC" w:sz="1"/>
               <w:right w:val="single" w:color="CCCCCC" w:sz="1"/>
             </w:tcBorders>
+            <w:shd w:fill="D5F0D5" w:val="clear"/>
+            <w:tcMar>
+              <w:top w:type="dxa" w:w="80"/>
+              <w:left w:type="dxa" w:w="120"/>
+              <w:bottom w:type="dxa" w:w="80"/>
+              <w:right w:type="dxa" w:w="120"/>
+            </w:tcMar>
+          </w:tcPr>
+          <w:p>
+            <w:r>
+              <w:rPr>
+                <w:b/>
+                <w:bCs/>
+              </w:rPr>
+              <w:t xml:space="preserve">DONE</w:t>
+            </w:r>
+          </w:p>
+        </w:tc>
+        <w:tc>
+          <w:tcPr>
+            <w:tcW w:type="dxa" w:w="2000"/>
+            <w:tcBorders>
+              <w:top w:val="single" w:color="CCCCCC" w:sz="1"/>
+              <w:left w:val="single" w:color="CCCCCC" w:sz="1"/>
+              <w:bottom w:val="single" w:color="CCCCCC" w:sz="1"/>
+              <w:right w:val="single" w:color="CCCCCC" w:sz="1"/>
+            </w:tcBorders>
+            <w:tcMar>
+              <w:top w:type="dxa" w:w="80"/>
+              <w:left w:type="dxa" w:w="120"/>
+              <w:bottom w:type="dxa" w:w="80"/>
+              <w:right w:type="dxa" w:w="120"/>
+            </w:tcMar>
+          </w:tcPr>
+          <w:p>
+            <w:r>
+              <w:t xml:space="preserve">Launch / permissions UX</w:t>
+            </w:r>
+          </w:p>
+        </w:tc>
+        <w:tc>
+          <w:tcPr>
+            <w:tcW w:type="dxa" w:w="3500"/>
+            <w:tcBorders>
+              <w:top w:val="single" w:color="CCCCCC" w:sz="1"/>
+              <w:left w:val="single" w:color="CCCCCC" w:sz="1"/>
+              <w:bottom w:val="single" w:color="CCCCCC" w:sz="1"/>
+              <w:right w:val="single" w:color="CCCCCC" w:sz="1"/>
+            </w:tcBorders>
+            <w:tcMar>
+              <w:top w:type="dxa" w:w="80"/>
+              <w:left w:type="dxa" w:w="120"/>
+              <w:bottom w:type="dxa" w:w="80"/>
+              <w:right w:type="dxa" w:w="120"/>
+            </w:tcMar>
+          </w:tcPr>
+          <w:p>
+            <w:r>
+              <w:t xml:space="preserve">Rationale alerts now fire before both SYSTEM_ALERT_WINDOW and MediaProjection prompts, with Play-reviewer-friendly copy</w:t>
+            </w:r>
+          </w:p>
+        </w:tc>
+        <w:tc>
+          <w:tcPr>
+            <w:tcW w:type="dxa" w:w="2460"/>
+            <w:tcBorders>
+              <w:top w:val="single" w:color="CCCCCC" w:sz="1"/>
+              <w:left w:val="single" w:color="CCCCCC" w:sz="1"/>
+              <w:bottom w:val="single" w:color="CCCCCC" w:sz="1"/>
+              <w:right w:val="single" w:color="CCCCCC" w:sz="1"/>
+            </w:tcBorders>
+            <w:tcMar>
+              <w:top w:type="dxa" w:w="80"/>
+              <w:left w:type="dxa" w:w="120"/>
+              <w:bottom w:type="dxa" w:w="80"/>
+              <w:right w:type="dxa" w:w="120"/>
+            </w:tcMar>
+          </w:tcPr>
+          <w:p>
+            <w:r>
+              <w:t xml:space="preserve">OverlayCaptureScreen.runStartFlow() wraps both permission grants in confirmRationale() with bullet-pointed explanations. Overlay dialog calls out: user-initiated only, no content reading from other apps, no input simulation. Capture dialog calls out: user-initiated only, on-device parsing, image discarded immediately, no cloud/ad upload. Archive on next sweep.</w:t>
+            </w:r>
+          </w:p>
+        </w:tc>
+      </w:tr>
+      <w:tr>
+        <w:tc>
+          <w:tcPr>
+            <w:tcW w:type="dxa" w:w="1400"/>
+            <w:tcBorders>
+              <w:top w:val="single" w:color="CCCCCC" w:sz="1"/>
+              <w:left w:val="single" w:color="CCCCCC" w:sz="1"/>
+              <w:bottom w:val="single" w:color="CCCCCC" w:sz="1"/>
+              <w:right w:val="single" w:color="CCCCCC" w:sz="1"/>
+            </w:tcBorders>
             <w:shd w:fill="FFF4CE" w:val="clear"/>
             <w:tcMar>
               <w:top w:type="dxa" w:w="80"/>
@@ -1924,7 +2019,7 @@
           </w:tcPr>
           <w:p>
             <w:r>
-              <w:t xml:space="preserve">Launch / permissions UX</w:t>
+              <w:t xml:space="preserve">Launch / Play Console</w:t>
             </w:r>
           </w:p>
         </w:tc>
@@ -1946,7 +2041,7 @@
           </w:tcPr>
           <w:p>
             <w:r>
-              <w:t xml:space="preserve">Show in-app rationale dialog BEFORE opening Settings.ACTION_MANAGE_OVERLAY_PERMISSION</w:t>
+              <w:t xml:space="preserve">Complete Data Safety form: be honest about screen capture + local mod storage</w:t>
             </w:r>
           </w:p>
         </w:tc>
@@ -1968,7 +2063,7 @@
           </w:tcPr>
           <w:p>
             <w:r>
-              <w:t xml:space="preserve">Play reviewers actively test for this. Alert must explain: the app draws a small scan button over other apps, does NOT read other apps’ content, does NOT simulate input, only captures screen when user taps the button. Apps that jump straight to the system dialog get rejected. Same treatment needed before the MediaProjection consent dialog.</w:t>
+              <w:t xml:space="preserve">Data collected = "App activity" (scanned mod data stored locally); shared = None; security = user can delete data. Google audits and pulls apps that misrepresent. Description must explicitly acknowledge screen capture to match this form.</w:t>
             </w:r>
           </w:p>
         </w:tc>
@@ -1983,7 +2078,7 @@
               <w:bottom w:val="single" w:color="CCCCCC" w:sz="1"/>
               <w:right w:val="single" w:color="CCCCCC" w:sz="1"/>
             </w:tcBorders>
-            <w:shd w:fill="FFF4CE" w:val="clear"/>
+            <w:shd w:fill="D5F0D5" w:val="clear"/>
             <w:tcMar>
               <w:top w:type="dxa" w:w="80"/>
               <w:left w:type="dxa" w:w="120"/>
@@ -1997,7 +2092,7 @@
                 <w:b/>
                 <w:bCs/>
               </w:rPr>
-              <w:t xml:space="preserve">OPEN</w:t>
+              <w:t xml:space="preserve">DONE</w:t>
             </w:r>
           </w:p>
         </w:tc>
@@ -2019,7 +2114,7 @@
           </w:tcPr>
           <w:p>
             <w:r>
-              <w:t xml:space="preserve">Launch / Play Console</w:t>
+              <w:t xml:space="preserve">Launch / manifest</w:t>
             </w:r>
           </w:p>
         </w:tc>
@@ -2041,7 +2136,7 @@
           </w:tcPr>
           <w:p>
             <w:r>
-              <w:t xml:space="preserve">Complete Data Safety form: be honest about screen capture + local mod storage</w:t>
+              <w:t xml:space="preserve">FOREGROUND_SERVICE + FOREGROUND_SERVICE_MEDIA_PROJECTION permissions declared; capture service flagged with android:foregroundServiceType="specialUse|mediaProjection"</w:t>
             </w:r>
           </w:p>
         </w:tc>
@@ -2063,102 +2158,7 @@
           </w:tcPr>
           <w:p>
             <w:r>
-              <w:t xml:space="preserve">Data collected = "App activity" (scanned mod data stored locally); shared = None; security = user can delete data. Google audits and pulls apps that misrepresent. Description must explicitly acknowledge screen capture to match this form.</w:t>
-            </w:r>
-          </w:p>
-        </w:tc>
-      </w:tr>
-      <w:tr>
-        <w:tc>
-          <w:tcPr>
-            <w:tcW w:type="dxa" w:w="1400"/>
-            <w:tcBorders>
-              <w:top w:val="single" w:color="CCCCCC" w:sz="1"/>
-              <w:left w:val="single" w:color="CCCCCC" w:sz="1"/>
-              <w:bottom w:val="single" w:color="CCCCCC" w:sz="1"/>
-              <w:right w:val="single" w:color="CCCCCC" w:sz="1"/>
-            </w:tcBorders>
-            <w:shd w:fill="FFF4CE" w:val="clear"/>
-            <w:tcMar>
-              <w:top w:type="dxa" w:w="80"/>
-              <w:left w:type="dxa" w:w="120"/>
-              <w:bottom w:type="dxa" w:w="80"/>
-              <w:right w:type="dxa" w:w="120"/>
-            </w:tcMar>
-          </w:tcPr>
-          <w:p>
-            <w:r>
-              <w:rPr>
-                <w:b/>
-                <w:bCs/>
-              </w:rPr>
-              <w:t xml:space="preserve">OPEN</w:t>
-            </w:r>
-          </w:p>
-        </w:tc>
-        <w:tc>
-          <w:tcPr>
-            <w:tcW w:type="dxa" w:w="2000"/>
-            <w:tcBorders>
-              <w:top w:val="single" w:color="CCCCCC" w:sz="1"/>
-              <w:left w:val="single" w:color="CCCCCC" w:sz="1"/>
-              <w:bottom w:val="single" w:color="CCCCCC" w:sz="1"/>
-              <w:right w:val="single" w:color="CCCCCC" w:sz="1"/>
-            </w:tcBorders>
-            <w:tcMar>
-              <w:top w:type="dxa" w:w="80"/>
-              <w:left w:type="dxa" w:w="120"/>
-              <w:bottom w:type="dxa" w:w="80"/>
-              <w:right w:type="dxa" w:w="120"/>
-            </w:tcMar>
-          </w:tcPr>
-          <w:p>
-            <w:r>
-              <w:t xml:space="preserve">Launch / manifest</w:t>
-            </w:r>
-          </w:p>
-        </w:tc>
-        <w:tc>
-          <w:tcPr>
-            <w:tcW w:type="dxa" w:w="3500"/>
-            <w:tcBorders>
-              <w:top w:val="single" w:color="CCCCCC" w:sz="1"/>
-              <w:left w:val="single" w:color="CCCCCC" w:sz="1"/>
-              <w:bottom w:val="single" w:color="CCCCCC" w:sz="1"/>
-              <w:right w:val="single" w:color="CCCCCC" w:sz="1"/>
-            </w:tcBorders>
-            <w:tcMar>
-              <w:top w:type="dxa" w:w="80"/>
-              <w:left w:type="dxa" w:w="120"/>
-              <w:bottom w:type="dxa" w:w="80"/>
-              <w:right w:type="dxa" w:w="120"/>
-            </w:tcMar>
-          </w:tcPr>
-          <w:p>
-            <w:r>
-              <w:t xml:space="preserve">Declare FOREGROUND_SERVICE + FOREGROUND_SERVICE_MEDIA_PROJECTION and mark the overlay/capture service with android:foregroundServiceType="mediaProjection"</w:t>
-            </w:r>
-          </w:p>
-        </w:tc>
-        <w:tc>
-          <w:tcPr>
-            <w:tcW w:type="dxa" w:w="2460"/>
-            <w:tcBorders>
-              <w:top w:val="single" w:color="CCCCCC" w:sz="1"/>
-              <w:left w:val="single" w:color="CCCCCC" w:sz="1"/>
-              <w:bottom w:val="single" w:color="CCCCCC" w:sz="1"/>
-              <w:right w:val="single" w:color="CCCCCC" w:sz="1"/>
-            </w:tcBorders>
-            <w:tcMar>
-              <w:top w:type="dxa" w:w="80"/>
-              <w:left w:type="dxa" w:w="120"/>
-              <w:bottom w:type="dxa" w:w="80"/>
-              <w:right w:type="dxa" w:w="120"/>
-            </w:tcMar>
-          </w:tcPr>
-          <w:p>
-            <w:r>
-              <w:t xml:space="preserve">Android 14+ requires this pair for screen-capture foreground services. Separate Play Console declaration under App content → Foreground services also required with justification.</w:t>
+              <w:t xml:space="preserve">AndroidManifest.xml already has the pair plus FOREGROUND_SERVICE_SPECIAL_USE; ModOverlayCaptureService declared with foregroundServiceType="specialUse|mediaProjection" and a PROPERTY_SPECIAL_USE_FGS_SUBTYPE of "overlay_capture_mod_scanner". Still pending on the Play side: the separate App-content → Foreground services declaration form. Archive on next sweep.</w:t>
             </w:r>
           </w:p>
         </w:tc>

--- a/docs/TODO.docx
+++ b/docs/TODO.docx
@@ -463,6 +463,386 @@
               <w:bottom w:val="single" w:color="CCCCCC" w:sz="1"/>
               <w:right w:val="single" w:color="CCCCCC" w:sz="1"/>
             </w:tcBorders>
+            <w:shd w:fill="E6E0EC" w:val="clear"/>
+            <w:tcMar>
+              <w:top w:type="dxa" w:w="80"/>
+              <w:left w:type="dxa" w:w="120"/>
+              <w:bottom w:type="dxa" w:w="80"/>
+              <w:right w:type="dxa" w:w="120"/>
+            </w:tcMar>
+          </w:tcPr>
+          <w:p>
+            <w:r>
+              <w:rPr>
+                <w:b/>
+                <w:bCs/>
+              </w:rPr>
+              <w:t xml:space="preserve">PARKED</w:t>
+            </w:r>
+          </w:p>
+        </w:tc>
+        <w:tc>
+          <w:tcPr>
+            <w:tcW w:type="dxa" w:w="2000"/>
+            <w:tcBorders>
+              <w:top w:val="single" w:color="CCCCCC" w:sz="1"/>
+              <w:left w:val="single" w:color="CCCCCC" w:sz="1"/>
+              <w:bottom w:val="single" w:color="CCCCCC" w:sz="1"/>
+              <w:right w:val="single" w:color="CCCCCC" w:sz="1"/>
+            </w:tcBorders>
+            <w:tcMar>
+              <w:top w:type="dxa" w:w="80"/>
+              <w:left w:type="dxa" w:w="120"/>
+              <w:bottom w:type="dxa" w:w="80"/>
+              <w:right w:type="dxa" w:w="120"/>
+            </w:tcMar>
+          </w:tcPr>
+          <w:p>
+            <w:r>
+              <w:t xml:space="preserve">Shape classifier</w:t>
+            </w:r>
+          </w:p>
+        </w:tc>
+        <w:tc>
+          <w:tcPr>
+            <w:tcW w:type="dxa" w:w="3500"/>
+            <w:tcBorders>
+              <w:top w:val="single" w:color="CCCCCC" w:sz="1"/>
+              <w:left w:val="single" w:color="CCCCCC" w:sz="1"/>
+              <w:bottom w:val="single" w:color="CCCCCC" w:sz="1"/>
+              <w:right w:val="single" w:color="CCCCCC" w:sz="1"/>
+            </w:tcBorders>
+            <w:tcMar>
+              <w:top w:type="dxa" w:w="80"/>
+              <w:left w:type="dxa" w:w="120"/>
+              <w:bottom w:type="dxa" w:w="80"/>
+              <w:right w:type="dxa" w:w="120"/>
+            </w:tcMar>
+          </w:tcPr>
+          <w:p>
+            <w:r>
+              <w:t xml:space="preserve">Inner cavity mask shows notch at top on Circle — investigate if portrait-removal or pip-cleanup clipping the rim</w:t>
+            </w:r>
+          </w:p>
+        </w:tc>
+        <w:tc>
+          <w:tcPr>
+            <w:tcW w:type="dxa" w:w="2460"/>
+            <w:tcBorders>
+              <w:top w:val="single" w:color="CCCCCC" w:sz="1"/>
+              <w:left w:val="single" w:color="CCCCCC" w:sz="1"/>
+              <w:bottom w:val="single" w:color="CCCCCC" w:sz="1"/>
+              <w:right w:val="single" w:color="CCCCCC" w:sz="1"/>
+            </w:tcBorders>
+            <w:tcMar>
+              <w:top w:type="dxa" w:w="80"/>
+              <w:left w:type="dxa" w:w="120"/>
+              <w:bottom w:type="dxa" w:w="80"/>
+              <w:right w:type="dxa" w:w="120"/>
+            </w:tcMar>
+          </w:tcPr>
+          <w:p>
+            <w:r>
+              <w:t xml:space="preserve">Parked 2026-04-23 pending fresh sample. See shape-classifier-candidate-inner-mask.png from the Apr 20 Circle scan.</w:t>
+            </w:r>
+          </w:p>
+        </w:tc>
+      </w:tr>
+      <w:tr>
+        <w:tc>
+          <w:tcPr>
+            <w:tcW w:type="dxa" w:w="1400"/>
+            <w:tcBorders>
+              <w:top w:val="single" w:color="CCCCCC" w:sz="1"/>
+              <w:left w:val="single" w:color="CCCCCC" w:sz="1"/>
+              <w:bottom w:val="single" w:color="CCCCCC" w:sz="1"/>
+              <w:right w:val="single" w:color="CCCCCC" w:sz="1"/>
+            </w:tcBorders>
+            <w:shd w:fill="D5F0D5" w:val="clear"/>
+            <w:tcMar>
+              <w:top w:type="dxa" w:w="80"/>
+              <w:left w:type="dxa" w:w="120"/>
+              <w:bottom w:type="dxa" w:w="80"/>
+              <w:right w:type="dxa" w:w="120"/>
+            </w:tcMar>
+          </w:tcPr>
+          <w:p>
+            <w:r>
+              <w:rPr>
+                <w:b/>
+                <w:bCs/>
+              </w:rPr>
+              <w:t xml:space="preserve">DONE</w:t>
+            </w:r>
+          </w:p>
+        </w:tc>
+        <w:tc>
+          <w:tcPr>
+            <w:tcW w:type="dxa" w:w="2000"/>
+            <w:tcBorders>
+              <w:top w:val="single" w:color="CCCCCC" w:sz="1"/>
+              <w:left w:val="single" w:color="CCCCCC" w:sz="1"/>
+              <w:bottom w:val="single" w:color="CCCCCC" w:sz="1"/>
+              <w:right w:val="single" w:color="CCCCCC" w:sz="1"/>
+            </w:tcBorders>
+            <w:tcMar>
+              <w:top w:type="dxa" w:w="80"/>
+              <w:left w:type="dxa" w:w="120"/>
+              <w:bottom w:type="dxa" w:w="80"/>
+              <w:right w:type="dxa" w:w="120"/>
+            </w:tcMar>
+          </w:tcPr>
+          <w:p>
+            <w:r>
+              <w:t xml:space="preserve">Tooling / debug</w:t>
+            </w:r>
+          </w:p>
+        </w:tc>
+        <w:tc>
+          <w:tcPr>
+            <w:tcW w:type="dxa" w:w="3500"/>
+            <w:tcBorders>
+              <w:top w:val="single" w:color="CCCCCC" w:sz="1"/>
+              <w:left w:val="single" w:color="CCCCCC" w:sz="1"/>
+              <w:bottom w:val="single" w:color="CCCCCC" w:sz="1"/>
+              <w:right w:val="single" w:color="CCCCCC" w:sz="1"/>
+            </w:tcBorders>
+            <w:tcMar>
+              <w:top w:type="dxa" w:w="80"/>
+              <w:left w:type="dxa" w:w="120"/>
+              <w:bottom w:type="dxa" w:w="80"/>
+              <w:right w:type="dxa" w:w="120"/>
+            </w:tcMar>
+          </w:tcPr>
+          <w:p>
+            <w:r>
+              <w:t xml:space="preserve">pull_debug.ps1 now downscales PNGs to a 400px longest edge before writing to tools/debug_out/</w:t>
+            </w:r>
+          </w:p>
+        </w:tc>
+        <w:tc>
+          <w:tcPr>
+            <w:tcW w:type="dxa" w:w="2460"/>
+            <w:tcBorders>
+              <w:top w:val="single" w:color="CCCCCC" w:sz="1"/>
+              <w:left w:val="single" w:color="CCCCCC" w:sz="1"/>
+              <w:bottom w:val="single" w:color="CCCCCC" w:sz="1"/>
+              <w:right w:val="single" w:color="CCCCCC" w:sz="1"/>
+            </w:tcBorders>
+            <w:tcMar>
+              <w:top w:type="dxa" w:w="80"/>
+              <w:left w:type="dxa" w:w="120"/>
+              <w:bottom w:type="dxa" w:w="80"/>
+              <w:right w:type="dxa" w:w="120"/>
+            </w:tcMar>
+          </w:tcPr>
+          <w:p>
+            <w:r>
+              <w:t xml:space="preserve">Text debug was already pulled first. Added a System.Drawing bicubic downscale step in Pull-SafePng that runs after the magic-byte guard and before the final Move-Item. Typical classifier crops drop from ~100KB to ~20–40KB, which keeps Claude’s Read tool happy. -Full switch bypasses the downscale when native-resolution is actually needed. Archive on next sweep.</w:t>
+            </w:r>
+          </w:p>
+        </w:tc>
+      </w:tr>
+      <w:tr>
+        <w:tc>
+          <w:tcPr>
+            <w:tcW w:type="dxa" w:w="1400"/>
+            <w:tcBorders>
+              <w:top w:val="single" w:color="CCCCCC" w:sz="1"/>
+              <w:left w:val="single" w:color="CCCCCC" w:sz="1"/>
+              <w:bottom w:val="single" w:color="CCCCCC" w:sz="1"/>
+              <w:right w:val="single" w:color="CCCCCC" w:sz="1"/>
+            </w:tcBorders>
+            <w:shd w:fill="D5F0D5" w:val="clear"/>
+            <w:tcMar>
+              <w:top w:type="dxa" w:w="80"/>
+              <w:left w:type="dxa" w:w="120"/>
+              <w:bottom w:type="dxa" w:w="80"/>
+              <w:right w:type="dxa" w:w="120"/>
+            </w:tcMar>
+          </w:tcPr>
+          <w:p>
+            <w:r>
+              <w:rPr>
+                <w:b/>
+                <w:bCs/>
+              </w:rPr>
+              <w:t xml:space="preserve">DONE</w:t>
+            </w:r>
+          </w:p>
+        </w:tc>
+        <w:tc>
+          <w:tcPr>
+            <w:tcW w:type="dxa" w:w="2000"/>
+            <w:tcBorders>
+              <w:top w:val="single" w:color="CCCCCC" w:sz="1"/>
+              <w:left w:val="single" w:color="CCCCCC" w:sz="1"/>
+              <w:bottom w:val="single" w:color="CCCCCC" w:sz="1"/>
+              <w:right w:val="single" w:color="CCCCCC" w:sz="1"/>
+            </w:tcBorders>
+            <w:tcMar>
+              <w:top w:type="dxa" w:w="80"/>
+              <w:left w:type="dxa" w:w="120"/>
+              <w:bottom w:type="dxa" w:w="80"/>
+              <w:right w:type="dxa" w:w="120"/>
+            </w:tcMar>
+          </w:tcPr>
+          <w:p>
+            <w:r>
+              <w:t xml:space="preserve">UI / shape icons</w:t>
+            </w:r>
+          </w:p>
+        </w:tc>
+        <w:tc>
+          <w:tcPr>
+            <w:tcW w:type="dxa" w:w="3500"/>
+            <w:tcBorders>
+              <w:top w:val="single" w:color="CCCCCC" w:sz="1"/>
+              <w:left w:val="single" w:color="CCCCCC" w:sz="1"/>
+              <w:bottom w:val="single" w:color="CCCCCC" w:sz="1"/>
+              <w:right w:val="single" w:color="CCCCCC" w:sz="1"/>
+            </w:tcBorders>
+            <w:tcMar>
+              <w:top w:type="dxa" w:w="80"/>
+              <w:left w:type="dxa" w:w="120"/>
+              <w:bottom w:type="dxa" w:w="80"/>
+              <w:right w:type="dxa" w:w="120"/>
+            </w:tcMar>
+          </w:tcPr>
+          <w:p>
+            <w:r>
+              <w:t xml:space="preserve">Shape icons on Slice/Finder pickers now use assets/shapes PNGs and were bumped 22 → 28</w:t>
+            </w:r>
+          </w:p>
+        </w:tc>
+        <w:tc>
+          <w:tcPr>
+            <w:tcW w:type="dxa" w:w="2460"/>
+            <w:tcBorders>
+              <w:top w:val="single" w:color="CCCCCC" w:sz="1"/>
+              <w:left w:val="single" w:color="CCCCCC" w:sz="1"/>
+              <w:bottom w:val="single" w:color="CCCCCC" w:sz="1"/>
+              <w:right w:val="single" w:color="CCCCCC" w:sz="1"/>
+            </w:tcBorders>
+            <w:tcMar>
+              <w:top w:type="dxa" w:w="80"/>
+              <w:left w:type="dxa" w:w="120"/>
+              <w:bottom w:type="dxa" w:w="80"/>
+              <w:right w:type="dxa" w:w="120"/>
+            </w:tcMar>
+          </w:tcPr>
+          <w:p>
+            <w:r>
+              <w:t xml:space="preserve">ModShapeIcon.js was already wired to assets/shapes/*.png. Bumped size on SliceScreen.js:278 and FinderScreen.js:597. Archive on next sweep.</w:t>
+            </w:r>
+          </w:p>
+        </w:tc>
+      </w:tr>
+      <w:tr>
+        <w:tc>
+          <w:tcPr>
+            <w:tcW w:type="dxa" w:w="1400"/>
+            <w:tcBorders>
+              <w:top w:val="single" w:color="CCCCCC" w:sz="1"/>
+              <w:left w:val="single" w:color="CCCCCC" w:sz="1"/>
+              <w:bottom w:val="single" w:color="CCCCCC" w:sz="1"/>
+              <w:right w:val="single" w:color="CCCCCC" w:sz="1"/>
+            </w:tcBorders>
+            <w:shd w:fill="D5F0D5" w:val="clear"/>
+            <w:tcMar>
+              <w:top w:type="dxa" w:w="80"/>
+              <w:left w:type="dxa" w:w="120"/>
+              <w:bottom w:type="dxa" w:w="80"/>
+              <w:right w:type="dxa" w:w="120"/>
+            </w:tcMar>
+          </w:tcPr>
+          <w:p>
+            <w:r>
+              <w:rPr>
+                <w:b/>
+                <w:bCs/>
+              </w:rPr>
+              <w:t xml:space="preserve">DONE</w:t>
+            </w:r>
+          </w:p>
+        </w:tc>
+        <w:tc>
+          <w:tcPr>
+            <w:tcW w:type="dxa" w:w="2000"/>
+            <w:tcBorders>
+              <w:top w:val="single" w:color="CCCCCC" w:sz="1"/>
+              <w:left w:val="single" w:color="CCCCCC" w:sz="1"/>
+              <w:bottom w:val="single" w:color="CCCCCC" w:sz="1"/>
+              <w:right w:val="single" w:color="CCCCCC" w:sz="1"/>
+            </w:tcBorders>
+            <w:tcMar>
+              <w:top w:type="dxa" w:w="80"/>
+              <w:left w:type="dxa" w:w="120"/>
+              <w:bottom w:type="dxa" w:w="80"/>
+              <w:right w:type="dxa" w:w="120"/>
+            </w:tcMar>
+          </w:tcPr>
+          <w:p>
+            <w:r>
+              <w:t xml:space="preserve">Ally code / privacy</w:t>
+            </w:r>
+          </w:p>
+        </w:tc>
+        <w:tc>
+          <w:tcPr>
+            <w:tcW w:type="dxa" w:w="3500"/>
+            <w:tcBorders>
+              <w:top w:val="single" w:color="CCCCCC" w:sz="1"/>
+              <w:left w:val="single" w:color="CCCCCC" w:sz="1"/>
+              <w:bottom w:val="single" w:color="CCCCCC" w:sz="1"/>
+              <w:right w:val="single" w:color="CCCCCC" w:sz="1"/>
+            </w:tcBorders>
+            <w:tcMar>
+              <w:top w:type="dxa" w:w="80"/>
+              <w:left w:type="dxa" w:w="120"/>
+              <w:bottom w:type="dxa" w:w="80"/>
+              <w:right w:type="dxa" w:w="120"/>
+            </w:tcMar>
+          </w:tcPr>
+          <w:p>
+            <w:r>
+              <w:t xml:space="preserve">AllyCodePanel placeholder changed from the owner’s real ally code to 123-456-789</w:t>
+            </w:r>
+          </w:p>
+        </w:tc>
+        <w:tc>
+          <w:tcPr>
+            <w:tcW w:type="dxa" w:w="2460"/>
+            <w:tcBorders>
+              <w:top w:val="single" w:color="CCCCCC" w:sz="1"/>
+              <w:left w:val="single" w:color="CCCCCC" w:sz="1"/>
+              <w:bottom w:val="single" w:color="CCCCCC" w:sz="1"/>
+              <w:right w:val="single" w:color="CCCCCC" w:sz="1"/>
+            </w:tcBorders>
+            <w:tcMar>
+              <w:top w:type="dxa" w:w="80"/>
+              <w:left w:type="dxa" w:w="120"/>
+              <w:bottom w:type="dxa" w:w="80"/>
+              <w:right w:type="dxa" w:w="120"/>
+            </w:tcMar>
+          </w:tcPr>
+          <w:p>
+            <w:r>
+              <w:t xml:space="preserve">Change captured in the staged diff for AllyCodePanel.js (489-758-819 → 123-456-789). Archive on next sweep.</w:t>
+            </w:r>
+          </w:p>
+        </w:tc>
+      </w:tr>
+      <w:tr>
+        <w:tc>
+          <w:tcPr>
+            <w:tcW w:type="dxa" w:w="1400"/>
+            <w:tcBorders>
+              <w:top w:val="single" w:color="CCCCCC" w:sz="1"/>
+              <w:left w:val="single" w:color="CCCCCC" w:sz="1"/>
+              <w:bottom w:val="single" w:color="CCCCCC" w:sz="1"/>
+              <w:right w:val="single" w:color="CCCCCC" w:sz="1"/>
+            </w:tcBorders>
             <w:shd w:fill="FFF4CE" w:val="clear"/>
             <w:tcMar>
               <w:top w:type="dxa" w:w="80"/>
@@ -499,7 +879,7 @@
           </w:tcPr>
           <w:p>
             <w:r>
-              <w:t xml:space="preserve">Shape classifier</w:t>
+              <w:t xml:space="preserve">Repo hygiene</w:t>
             </w:r>
           </w:p>
         </w:tc>
@@ -521,7 +901,7 @@
           </w:tcPr>
           <w:p>
             <w:r>
-              <w:t xml:space="preserve">Inner cavity mask shows notch at top on Circle — investigate if portrait-removal or pip-cleanup clipping the rim</w:t>
+              <w:t xml:space="preserve">Decide fate of references/mod-source-html/*_files/ (SWGOH.GG webpack bundles)</w:t>
             </w:r>
           </w:p>
         </w:tc>
@@ -543,7 +923,7 @@
           </w:tcPr>
           <w:p>
             <w:r>
-              <w:t xml:space="preserve">See shape-classifier-candidate-inner-mask.png from the Apr 20 Circle scan.</w:t>
+              <w:t xml:space="preserve">Carried over from READMEBEFOREEDITING.md follow-ups. Parsers never touch them; deleting would shrink repo meaningfully.</w:t>
             </w:r>
           </w:p>
         </w:tc>
@@ -594,7 +974,7 @@
           </w:tcPr>
           <w:p>
             <w:r>
-              <w:t xml:space="preserve">Tooling / debug</w:t>
+              <w:t xml:space="preserve">Repo hygiene / cleanup</w:t>
             </w:r>
           </w:p>
         </w:tc>
@@ -616,7 +996,7 @@
           </w:tcPr>
           <w:p>
             <w:r>
-              <w:t xml:space="preserve">pull_debug.ps1 now downscales PNGs to a 400px longest edge before writing to tools/debug_out/</w:t>
+              <w:t xml:space="preserve">Codebase cleanup pass: deleted archive/, removed src/data/chars.js.bak, deduplicated DECODED_CHARS, consolidated verdict helpers, documented tools/</w:t>
             </w:r>
           </w:p>
         </w:tc>
@@ -638,7 +1018,7 @@
           </w:tcPr>
           <w:p>
             <w:r>
-              <w:t xml:space="preserve">Text debug was already pulled first. Added a System.Drawing bicubic downscale step in Pull-SafePng that runs after the magic-byte guard and before the final Move-Item. Typical classifier crops drop from ~100KB to ~20–40KB, which keeps Claude’s Read tool happy. -Full switch bypasses the downscale when native-resolution is actually needed. Archive on next sweep.</w:t>
+              <w:t xml:space="preserve">Landed 2026-04-24. archive/ (53 files) deleted with backup pushed to backup/pre-cleanup-2026-04-24 and chars.js.bak copied to C:/Users/Chad/my-app/backups/. New src/data/charDecoding.js exports DECODED_CHARS + ENGINE_SLICE_REF used by both overlayRecommendation and SliceScreen. New getDecisionDescription() export on sliceEngine.js replaces two slightly drifted decisionDefinition() helpers. New tools/README.md catalogs all 22 dev scripts.</w:t>
             </w:r>
           </w:p>
         </w:tc>
@@ -689,7 +1069,7 @@
           </w:tcPr>
           <w:p>
             <w:r>
-              <w:t xml:space="preserve">UI / shape icons</w:t>
+              <w:t xml:space="preserve">Theme / shape icons</w:t>
             </w:r>
           </w:p>
         </w:tc>
@@ -711,7 +1091,7 @@
           </w:tcPr>
           <w:p>
             <w:r>
-              <w:t xml:space="preserve">Shape icons on Slice/Finder pickers now use assets/shapes PNGs and were bumped 22 → 28</w:t>
+              <w:t xml:space="preserve">Light-mode shape icons: cross/triangle/diamond/etc. now have light-mode variants so they don’t render as black blobs on the white background</w:t>
             </w:r>
           </w:p>
         </w:tc>
@@ -733,7 +1113,7 @@
           </w:tcPr>
           <w:p>
             <w:r>
-              <w:t xml:space="preserve">ModShapeIcon.js was already wired to assets/shapes/*.png. Bumped size on SliceScreen.js:278 and FinderScreen.js:597. Archive on next sweep.</w:t>
+              <w:t xml:space="preserve">Each shape PNG has a metallic colored frame + dark inner cavity + dark outer drop-shadow. New tools/gen-shape-lightmode.py rewrites pixels with max(R,G,B) &lt; 55 to white while preserving alpha (soft black aura becomes soft white glow). Generated assets/shapes/{name}-light.png for all 6 shapes. ModShapeIcon.js now reads isDark from useThemeControls() and swaps source maps accordingly. Verified visually before commit. Push LUM_MAX from 55 to 65 in the script if any dark specks survive on-device.</w:t>
             </w:r>
           </w:p>
         </w:tc>
@@ -784,7 +1164,7 @@
           </w:tcPr>
           <w:p>
             <w:r>
-              <w:t xml:space="preserve">Ally code / privacy</w:t>
+              <w:t xml:space="preserve">Slice screen / layout</w:t>
             </w:r>
           </w:p>
         </w:tc>
@@ -806,7 +1186,7 @@
           </w:tcPr>
           <w:p>
             <w:r>
-              <w:t xml:space="preserve">AllyCodePanel placeholder changed from the owner’s real ally code to 123-456-789</w:t>
+              <w:t xml:space="preserve">Shrink the Best Character Fit card and place a "Your Characters" card next to it (premium-only)</w:t>
             </w:r>
           </w:p>
         </w:tc>
@@ -828,7 +1208,197 @@
           </w:tcPr>
           <w:p>
             <w:r>
-              <w:t xml:space="preserve">Change captured in the staged diff for AllyCodePanel.js (489-758-819 → 123-456-789). Archive on next sweep.</w:t>
+              <w:t xml:space="preserve">Two-card row. "Your Characters" populated from ally-code roster; gated behind premium.</w:t>
+            </w:r>
+          </w:p>
+        </w:tc>
+      </w:tr>
+      <w:tr>
+        <w:tc>
+          <w:tcPr>
+            <w:tcW w:type="dxa" w:w="1400"/>
+            <w:tcBorders>
+              <w:top w:val="single" w:color="CCCCCC" w:sz="1"/>
+              <w:left w:val="single" w:color="CCCCCC" w:sz="1"/>
+              <w:bottom w:val="single" w:color="CCCCCC" w:sz="1"/>
+              <w:right w:val="single" w:color="CCCCCC" w:sz="1"/>
+            </w:tcBorders>
+            <w:shd w:fill="D5F0D5" w:val="clear"/>
+            <w:tcMar>
+              <w:top w:type="dxa" w:w="80"/>
+              <w:left w:type="dxa" w:w="120"/>
+              <w:bottom w:type="dxa" w:w="80"/>
+              <w:right w:type="dxa" w:w="120"/>
+            </w:tcMar>
+          </w:tcPr>
+          <w:p>
+            <w:r>
+              <w:rPr>
+                <w:b/>
+                <w:bCs/>
+              </w:rPr>
+              <w:t xml:space="preserve">DONE</w:t>
+            </w:r>
+          </w:p>
+        </w:tc>
+        <w:tc>
+          <w:tcPr>
+            <w:tcW w:type="dxa" w:w="2000"/>
+            <w:tcBorders>
+              <w:top w:val="single" w:color="CCCCCC" w:sz="1"/>
+              <w:left w:val="single" w:color="CCCCCC" w:sz="1"/>
+              <w:bottom w:val="single" w:color="CCCCCC" w:sz="1"/>
+              <w:right w:val="single" w:color="CCCCCC" w:sz="1"/>
+            </w:tcBorders>
+            <w:tcMar>
+              <w:top w:type="dxa" w:w="80"/>
+              <w:left w:type="dxa" w:w="120"/>
+              <w:bottom w:type="dxa" w:w="80"/>
+              <w:right w:type="dxa" w:w="120"/>
+            </w:tcMar>
+          </w:tcPr>
+          <w:p>
+            <w:r>
+              <w:t xml:space="preserve">Slice screen / suggestions</w:t>
+            </w:r>
+          </w:p>
+        </w:tc>
+        <w:tc>
+          <w:tcPr>
+            <w:tcW w:type="dxa" w:w="3500"/>
+            <w:tcBorders>
+              <w:top w:val="single" w:color="CCCCCC" w:sz="1"/>
+              <w:left w:val="single" w:color="CCCCCC" w:sz="1"/>
+              <w:bottom w:val="single" w:color="CCCCCC" w:sz="1"/>
+              <w:right w:val="single" w:color="CCCCCC" w:sz="1"/>
+            </w:tcBorders>
+            <w:tcMar>
+              <w:top w:type="dxa" w:w="80"/>
+              <w:left w:type="dxa" w:w="120"/>
+              <w:bottom w:type="dxa" w:w="80"/>
+              <w:right w:type="dxa" w:w="120"/>
+            </w:tcMar>
+          </w:tcPr>
+          <w:p>
+            <w:r>
+              <w:t xml:space="preserve">Capped Best Characters + Your Roster to top 25 by fit score</w:t>
+            </w:r>
+          </w:p>
+        </w:tc>
+        <w:tc>
+          <w:tcPr>
+            <w:tcW w:type="dxa" w:w="2460"/>
+            <w:tcBorders>
+              <w:top w:val="single" w:color="CCCCCC" w:sz="1"/>
+              <w:left w:val="single" w:color="CCCCCC" w:sz="1"/>
+              <w:bottom w:val="single" w:color="CCCCCC" w:sz="1"/>
+              <w:right w:val="single" w:color="CCCCCC" w:sz="1"/>
+            </w:tcBorders>
+            <w:tcMar>
+              <w:top w:type="dxa" w:w="80"/>
+              <w:left w:type="dxa" w:w="120"/>
+              <w:bottom w:type="dxa" w:w="80"/>
+              <w:right w:type="dxa" w:w="120"/>
+            </w:tcMar>
+          </w:tcPr>
+          <w:p>
+            <w:r>
+              <w:t xml:space="preserve">SliceScreen slices setFilteredMatches and ownedMatches to MAX_VISIBLE_MATCHES=25. matchedCharacters is already sorted desc by matchScore so the cap surfaces the strongest fits. Headers show “Top 25 of N” when truncated, plain “N” otherwise. Archive on next sweep.</w:t>
+            </w:r>
+          </w:p>
+        </w:tc>
+      </w:tr>
+      <w:tr>
+        <w:tc>
+          <w:tcPr>
+            <w:tcW w:type="dxa" w:w="1400"/>
+            <w:tcBorders>
+              <w:top w:val="single" w:color="CCCCCC" w:sz="1"/>
+              <w:left w:val="single" w:color="CCCCCC" w:sz="1"/>
+              <w:bottom w:val="single" w:color="CCCCCC" w:sz="1"/>
+              <w:right w:val="single" w:color="CCCCCC" w:sz="1"/>
+            </w:tcBorders>
+            <w:shd w:fill="D5F0D5" w:val="clear"/>
+            <w:tcMar>
+              <w:top w:type="dxa" w:w="80"/>
+              <w:left w:type="dxa" w:w="120"/>
+              <w:bottom w:type="dxa" w:w="80"/>
+              <w:right w:type="dxa" w:w="120"/>
+            </w:tcMar>
+          </w:tcPr>
+          <w:p>
+            <w:r>
+              <w:rPr>
+                <w:b/>
+                <w:bCs/>
+              </w:rPr>
+              <w:t xml:space="preserve">DONE</w:t>
+            </w:r>
+          </w:p>
+        </w:tc>
+        <w:tc>
+          <w:tcPr>
+            <w:tcW w:type="dxa" w:w="2000"/>
+            <w:tcBorders>
+              <w:top w:val="single" w:color="CCCCCC" w:sz="1"/>
+              <w:left w:val="single" w:color="CCCCCC" w:sz="1"/>
+              <w:bottom w:val="single" w:color="CCCCCC" w:sz="1"/>
+              <w:right w:val="single" w:color="CCCCCC" w:sz="1"/>
+            </w:tcBorders>
+            <w:tcMar>
+              <w:top w:type="dxa" w:w="80"/>
+              <w:left w:type="dxa" w:w="120"/>
+              <w:bottom w:type="dxa" w:w="80"/>
+              <w:right w:type="dxa" w:w="120"/>
+            </w:tcMar>
+          </w:tcPr>
+          <w:p>
+            <w:r>
+              <w:t xml:space="preserve">Slice screen / scoring</w:t>
+            </w:r>
+          </w:p>
+        </w:tc>
+        <w:tc>
+          <w:tcPr>
+            <w:tcW w:type="dxa" w:w="3500"/>
+            <w:tcBorders>
+              <w:top w:val="single" w:color="CCCCCC" w:sz="1"/>
+              <w:left w:val="single" w:color="CCCCCC" w:sz="1"/>
+              <w:bottom w:val="single" w:color="CCCCCC" w:sz="1"/>
+              <w:right w:val="single" w:color="CCCCCC" w:sz="1"/>
+            </w:tcBorders>
+            <w:tcMar>
+              <w:top w:type="dxa" w:w="80"/>
+              <w:left w:type="dxa" w:w="120"/>
+              <w:bottom w:type="dxa" w:w="80"/>
+              <w:right w:type="dxa" w:w="120"/>
+            </w:tcMar>
+          </w:tcPr>
+          <w:p>
+            <w:r>
+              <w:t xml:space="preserve">Investigate suggestion scoring — likely only comparing set + primary, ignoring secondaries</w:t>
+            </w:r>
+          </w:p>
+        </w:tc>
+        <w:tc>
+          <w:tcPr>
+            <w:tcW w:type="dxa" w:w="2460"/>
+            <w:tcBorders>
+              <w:top w:val="single" w:color="CCCCCC" w:sz="1"/>
+              <w:left w:val="single" w:color="CCCCCC" w:sz="1"/>
+              <w:bottom w:val="single" w:color="CCCCCC" w:sz="1"/>
+              <w:right w:val="single" w:color="CCCCCC" w:sz="1"/>
+            </w:tcBorders>
+            <w:tcMar>
+              <w:top w:type="dxa" w:w="80"/>
+              <w:left w:type="dxa" w:w="120"/>
+              <w:bottom w:type="dxa" w:w="80"/>
+              <w:right w:type="dxa" w:w="120"/>
+            </w:tcMar>
+          </w:tcPr>
+          <w:p>
+            <w:r>
+              <w:t xml:space="preserve">Audit scoring path. Secondaries should weight into fit score; otherwise suggestions are noisy.</w:t>
             </w:r>
           </w:p>
         </w:tc>
@@ -879,7 +1449,7 @@
           </w:tcPr>
           <w:p>
             <w:r>
-              <w:t xml:space="preserve">Repo hygiene</w:t>
+              <w:t xml:space="preserve">Scan performance</w:t>
             </w:r>
           </w:p>
         </w:tc>
@@ -901,7 +1471,7 @@
           </w:tcPr>
           <w:p>
             <w:r>
-              <w:t xml:space="preserve">Decide fate of references/mod-source-html/*_files/ (SWGOH.GG webpack bundles)</w:t>
+              <w:t xml:space="preserve">Increase overall scan speed on the overlay capture flow</w:t>
             </w:r>
           </w:p>
         </w:tc>
@@ -923,7 +1493,7 @@
           </w:tcPr>
           <w:p>
             <w:r>
-              <w:t xml:space="preserve">Carried over from READMEBEFOREEDITING.md follow-ups. Parsers never touch them; deleting would shrink repo meaningfully.</w:t>
+              <w:t xml:space="preserve">Focused/stats/shape/icon/set crops + two classifiers (set + shape) run sequentially per mod. Profile the hot path and see what can be parallelized or cached between mods on the same screen.</w:t>
             </w:r>
           </w:p>
         </w:tc>
@@ -974,7 +1544,7 @@
           </w:tcPr>
           <w:p>
             <w:r>
-              <w:t xml:space="preserve">Slice screen / layout</w:t>
+              <w:t xml:space="preserve">Scan UX</w:t>
             </w:r>
           </w:p>
         </w:tc>
@@ -996,7 +1566,7 @@
           </w:tcPr>
           <w:p>
             <w:r>
-              <w:t xml:space="preserve">Shrink the Best Character Fit card and place a "Your Characters" card next to it (premium-only)</w:t>
+              <w:t xml:space="preserve">First scan-button press is swallowed when the screen was just swapped — user has to click twice</w:t>
             </w:r>
           </w:p>
         </w:tc>
@@ -1018,7 +1588,7 @@
           </w:tcPr>
           <w:p>
             <w:r>
-              <w:t xml:space="preserve">Two-card row. "Your Characters" populated from ally-code roster; gated behind premium.</w:t>
+              <w:t xml:space="preserve">FIXED: warmScanner (ACTION_WARM_ONLY) race was tearing the bubble down after MediaProjection grant. Made warm-only never remove an attached bubble. Also cancel the 900ms launchSwgoh retry on AppState=active so swapping back to ModForge doesn’t bounce to SWGOH. Scan-button touch-slop threshold added in ModOverlayCaptureService.</w:t>
             </w:r>
           </w:p>
         </w:tc>
@@ -1069,7 +1639,7 @@
           </w:tcPr>
           <w:p>
             <w:r>
-              <w:t xml:space="preserve">Slice screen / suggestions</w:t>
+              <w:t xml:space="preserve">Roster / premium</w:t>
             </w:r>
           </w:p>
         </w:tc>
@@ -1091,7 +1661,7 @@
           </w:tcPr>
           <w:p>
             <w:r>
-              <w:t xml:space="preserve">Capped Best Characters + Your Roster to top 25 by fit score</w:t>
+              <w:t xml:space="preserve">Pull user mods via ally code and flag empty slots + upgrade opportunities (premium)</w:t>
             </w:r>
           </w:p>
         </w:tc>
@@ -1113,7 +1683,102 @@
           </w:tcPr>
           <w:p>
             <w:r>
-              <w:t xml:space="preserve">SliceScreen slices setFilteredMatches and ownedMatches to MAX_VISIBLE_MATCHES=25. matchedCharacters is already sorted desc by matchScore so the cap surfaces the strongest fits. Headers show “Top 25 of N” when truncated, plain “N” otherwise. Archive on next sweep.</w:t>
+              <w:t xml:space="preserve">DONE: rosterService fetches ?mods=1 and returns per-character missingSlots + upgradeable count (level&lt;15 OR pips&lt;6 OR tier&lt;5). SliceScreen shows “X to upgrade” / missing-slot badges. Slot-level upgrade-vs-scan delta is tracked in the separate Slice-engine slot-badge row.</w:t>
+            </w:r>
+          </w:p>
+        </w:tc>
+      </w:tr>
+      <w:tr>
+        <w:tc>
+          <w:tcPr>
+            <w:tcW w:type="dxa" w:w="1400"/>
+            <w:tcBorders>
+              <w:top w:val="single" w:color="CCCCCC" w:sz="1"/>
+              <w:left w:val="single" w:color="CCCCCC" w:sz="1"/>
+              <w:bottom w:val="single" w:color="CCCCCC" w:sz="1"/>
+              <w:right w:val="single" w:color="CCCCCC" w:sz="1"/>
+            </w:tcBorders>
+            <w:shd w:fill="E6E0EC" w:val="clear"/>
+            <w:tcMar>
+              <w:top w:type="dxa" w:w="80"/>
+              <w:left w:type="dxa" w:w="120"/>
+              <w:bottom w:type="dxa" w:w="80"/>
+              <w:right w:type="dxa" w:w="120"/>
+            </w:tcMar>
+          </w:tcPr>
+          <w:p>
+            <w:r>
+              <w:rPr>
+                <w:b/>
+                <w:bCs/>
+              </w:rPr>
+              <w:t xml:space="preserve">PARKED</w:t>
+            </w:r>
+          </w:p>
+        </w:tc>
+        <w:tc>
+          <w:tcPr>
+            <w:tcW w:type="dxa" w:w="2000"/>
+            <w:tcBorders>
+              <w:top w:val="single" w:color="CCCCCC" w:sz="1"/>
+              <w:left w:val="single" w:color="CCCCCC" w:sz="1"/>
+              <w:bottom w:val="single" w:color="CCCCCC" w:sz="1"/>
+              <w:right w:val="single" w:color="CCCCCC" w:sz="1"/>
+            </w:tcBorders>
+            <w:tcMar>
+              <w:top w:type="dxa" w:w="80"/>
+              <w:left w:type="dxa" w:w="120"/>
+              <w:bottom w:type="dxa" w:w="80"/>
+              <w:right w:type="dxa" w:w="120"/>
+            </w:tcMar>
+          </w:tcPr>
+          <w:p>
+            <w:r>
+              <w:t xml:space="preserve">Shape classifier</w:t>
+            </w:r>
+          </w:p>
+        </w:tc>
+        <w:tc>
+          <w:tcPr>
+            <w:tcW w:type="dxa" w:w="3500"/>
+            <w:tcBorders>
+              <w:top w:val="single" w:color="CCCCCC" w:sz="1"/>
+              <w:left w:val="single" w:color="CCCCCC" w:sz="1"/>
+              <w:bottom w:val="single" w:color="CCCCCC" w:sz="1"/>
+              <w:right w:val="single" w:color="CCCCCC" w:sz="1"/>
+            </w:tcBorders>
+            <w:tcMar>
+              <w:top w:type="dxa" w:w="80"/>
+              <w:left w:type="dxa" w:w="120"/>
+              <w:bottom w:type="dxa" w:w="80"/>
+              <w:right w:type="dxa" w:w="120"/>
+            </w:tcMar>
+          </w:tcPr>
+          <w:p>
+            <w:r>
+              <w:t xml:space="preserve">Second Circle mod reads as Cross: no candidate view sees a round outline (outer circularity 0.404, mask-only circularity 0.333, extent 0.933, stronglyRound=false)</w:t>
+            </w:r>
+          </w:p>
+        </w:tc>
+        <w:tc>
+          <w:tcPr>
+            <w:tcW w:type="dxa" w:w="2460"/>
+            <w:tcBorders>
+              <w:top w:val="single" w:color="CCCCCC" w:sz="1"/>
+              <w:left w:val="single" w:color="CCCCCC" w:sz="1"/>
+              <w:bottom w:val="single" w:color="CCCCCC" w:sz="1"/>
+              <w:right w:val="single" w:color="CCCCCC" w:sz="1"/>
+            </w:tcBorders>
+            <w:tcMar>
+              <w:top w:type="dxa" w:w="80"/>
+              <w:left w:type="dxa" w:w="120"/>
+              <w:bottom w:type="dxa" w:w="80"/>
+              <w:right w:type="dxa" w:w="120"/>
+            </w:tcMar>
+          </w:tcPr>
+          <w:p>
+            <w:r>
+              <w:t xml:space="preserve">Parked 2026-04-23 pending broader Circle sample set. Unlike Grievous, this Circle’s mask-only candidate doesn’t see the round outline at all. Hypotheses: (a) capture framing cut off part of the mod, (b) different Circle visual tier/set produces a different silhouette profile. Collect multiple Circle scans (different tiers/sets/primaries) to determine whether new rescue rule is needed or whether it’s a capture artifact.</w:t>
             </w:r>
           </w:p>
         </w:tc>
@@ -1164,7 +1829,7 @@
           </w:tcPr>
           <w:p>
             <w:r>
-              <w:t xml:space="preserve">Slice screen / scoring</w:t>
+              <w:t xml:space="preserve">Branch hygiene</w:t>
             </w:r>
           </w:p>
         </w:tc>
@@ -1186,7 +1851,7 @@
           </w:tcPr>
           <w:p>
             <w:r>
-              <w:t xml:space="preserve">Investigate suggestion scoring — likely only comparing set + primary, ignoring secondaries</w:t>
+              <w:t xml:space="preserve">Consolidate stale Claude branches: claude/inspiring-khorana-78c3aa, claude/strange-williams-65919b, claude/suspicious-nobel-1ad793, claude/vibrant-morse-0c5795, wip/shape-classifier</w:t>
             </w:r>
           </w:p>
         </w:tc>
@@ -1208,7 +1873,7 @@
           </w:tcPr>
           <w:p>
             <w:r>
-              <w:t xml:space="preserve">Audit scoring path. Secondaries should weight into fit score; otherwise suggestions are noisy.</w:t>
+              <w:t xml:space="preserve">Suspicious-nobel held the Cross/Triangle calibration work which we’ve now ported into friendly-stonebraker. Once committed to main, delete the local+remote suspicious-nobel branch and audit the other claude/* branches for any uncommitted fixes worth rescuing.</w:t>
             </w:r>
           </w:p>
         </w:tc>
@@ -1259,7 +1924,7 @@
           </w:tcPr>
           <w:p>
             <w:r>
-              <w:t xml:space="preserve">Scan performance</w:t>
+              <w:t xml:space="preserve">Launch / privacy</w:t>
             </w:r>
           </w:p>
         </w:tc>
@@ -1281,7 +1946,7 @@
           </w:tcPr>
           <w:p>
             <w:r>
-              <w:t xml:space="preserve">Increase overall scan speed on the overlay capture flow</w:t>
+              <w:t xml:space="preserve">Host privacy_policy at a public URL (GitHub Pages) and link it in the Play Console listing + in-app Settings</w:t>
             </w:r>
           </w:p>
         </w:tc>
@@ -1303,7 +1968,102 @@
           </w:tcPr>
           <w:p>
             <w:r>
-              <w:t xml:space="preserve">Focused/stats/shape/icon/set crops + two classifiers (set + shape) run sequentially per mod. Profile the hot path and see what can be parallelized or cached between mods on the same screen.</w:t>
+              <w:t xml:space="preserve">File exists in repo at my-app/privacy_policy but isn’t live anywhere. Required for Play submission because the app uses SYSTEM_ALERT_WINDOW + screen capture. Policy must cover: screen-content capture, what’s processed (mod shape/stat data), what’s stored (local only), what’s transmitted (none), retention/deletion.</w:t>
+            </w:r>
+          </w:p>
+        </w:tc>
+      </w:tr>
+      <w:tr>
+        <w:tc>
+          <w:tcPr>
+            <w:tcW w:type="dxa" w:w="1400"/>
+            <w:tcBorders>
+              <w:top w:val="single" w:color="CCCCCC" w:sz="1"/>
+              <w:left w:val="single" w:color="CCCCCC" w:sz="1"/>
+              <w:bottom w:val="single" w:color="CCCCCC" w:sz="1"/>
+              <w:right w:val="single" w:color="CCCCCC" w:sz="1"/>
+            </w:tcBorders>
+            <w:shd w:fill="FFF4CE" w:val="clear"/>
+            <w:tcMar>
+              <w:top w:type="dxa" w:w="80"/>
+              <w:left w:type="dxa" w:w="120"/>
+              <w:bottom w:type="dxa" w:w="80"/>
+              <w:right w:type="dxa" w:w="120"/>
+            </w:tcMar>
+          </w:tcPr>
+          <w:p>
+            <w:r>
+              <w:rPr>
+                <w:b/>
+                <w:bCs/>
+              </w:rPr>
+              <w:t xml:space="preserve">OPEN</w:t>
+            </w:r>
+          </w:p>
+        </w:tc>
+        <w:tc>
+          <w:tcPr>
+            <w:tcW w:type="dxa" w:w="2000"/>
+            <w:tcBorders>
+              <w:top w:val="single" w:color="CCCCCC" w:sz="1"/>
+              <w:left w:val="single" w:color="CCCCCC" w:sz="1"/>
+              <w:bottom w:val="single" w:color="CCCCCC" w:sz="1"/>
+              <w:right w:val="single" w:color="CCCCCC" w:sz="1"/>
+            </w:tcBorders>
+            <w:tcMar>
+              <w:top w:type="dxa" w:w="80"/>
+              <w:left w:type="dxa" w:w="120"/>
+              <w:bottom w:type="dxa" w:w="80"/>
+              <w:right w:type="dxa" w:w="120"/>
+            </w:tcMar>
+          </w:tcPr>
+          <w:p>
+            <w:r>
+              <w:t xml:space="preserve">Launch / Play Console</w:t>
+            </w:r>
+          </w:p>
+        </w:tc>
+        <w:tc>
+          <w:tcPr>
+            <w:tcW w:type="dxa" w:w="3500"/>
+            <w:tcBorders>
+              <w:top w:val="single" w:color="CCCCCC" w:sz="1"/>
+              <w:left w:val="single" w:color="CCCCCC" w:sz="1"/>
+              <w:bottom w:val="single" w:color="CCCCCC" w:sz="1"/>
+              <w:right w:val="single" w:color="CCCCCC" w:sz="1"/>
+            </w:tcBorders>
+            <w:tcMar>
+              <w:top w:type="dxa" w:w="80"/>
+              <w:left w:type="dxa" w:w="120"/>
+              <w:bottom w:type="dxa" w:w="80"/>
+              <w:right w:type="dxa" w:w="120"/>
+            </w:tcMar>
+          </w:tcPr>
+          <w:p>
+            <w:r>
+              <w:t xml:space="preserve">Fill Sensitive Permissions declaration for SYSTEM_ALERT_WINDOW</w:t>
+            </w:r>
+          </w:p>
+        </w:tc>
+        <w:tc>
+          <w:tcPr>
+            <w:tcW w:type="dxa" w:w="2460"/>
+            <w:tcBorders>
+              <w:top w:val="single" w:color="CCCCCC" w:sz="1"/>
+              <w:left w:val="single" w:color="CCCCCC" w:sz="1"/>
+              <w:bottom w:val="single" w:color="CCCCCC" w:sz="1"/>
+              <w:right w:val="single" w:color="CCCCCC" w:sz="1"/>
+            </w:tcBorders>
+            <w:tcMar>
+              <w:top w:type="dxa" w:w="80"/>
+              <w:left w:type="dxa" w:w="120"/>
+              <w:bottom w:type="dxa" w:w="80"/>
+              <w:right w:type="dxa" w:w="120"/>
+            </w:tcMar>
+          </w:tcPr>
+          <w:p>
+            <w:r>
+              <w:t xml:space="preserve">Core functionality: overlay button over SWGOH to scan the user’s own mod inventory. User benefit: catalog mods without manual typing. Why no alternative: user must interact with game while app is visible — impossible without overlay. Play Console blocks the upload until this form is completed.</w:t>
             </w:r>
           </w:p>
         </w:tc>
@@ -1354,7 +2114,7 @@
           </w:tcPr>
           <w:p>
             <w:r>
-              <w:t xml:space="preserve">Scan UX</w:t>
+              <w:t xml:space="preserve">Launch / permissions UX</w:t>
             </w:r>
           </w:p>
         </w:tc>
@@ -1376,7 +2136,7 @@
           </w:tcPr>
           <w:p>
             <w:r>
-              <w:t xml:space="preserve">First scan-button press is swallowed when the screen was just swapped — user has to click twice</w:t>
+              <w:t xml:space="preserve">Rationale alerts now fire before both SYSTEM_ALERT_WINDOW and MediaProjection prompts, with Play-reviewer-friendly copy</w:t>
             </w:r>
           </w:p>
         </w:tc>
@@ -1398,7 +2158,102 @@
           </w:tcPr>
           <w:p>
             <w:r>
-              <w:t xml:space="preserve">FIXED: warmScanner (ACTION_WARM_ONLY) race was tearing the bubble down after MediaProjection grant. Made warm-only never remove an attached bubble. Also cancel the 900ms launchSwgoh retry on AppState=active so swapping back to ModForge doesn’t bounce to SWGOH. Scan-button touch-slop threshold added in ModOverlayCaptureService.</w:t>
+              <w:t xml:space="preserve">OverlayCaptureScreen.runStartFlow() wraps both permission grants in confirmRationale() with bullet-pointed explanations. Overlay dialog calls out: user-initiated only, no content reading from other apps, no input simulation. Capture dialog calls out: user-initiated only, on-device parsing, image discarded immediately, no cloud/ad upload. Archive on next sweep.</w:t>
+            </w:r>
+          </w:p>
+        </w:tc>
+      </w:tr>
+      <w:tr>
+        <w:tc>
+          <w:tcPr>
+            <w:tcW w:type="dxa" w:w="1400"/>
+            <w:tcBorders>
+              <w:top w:val="single" w:color="CCCCCC" w:sz="1"/>
+              <w:left w:val="single" w:color="CCCCCC" w:sz="1"/>
+              <w:bottom w:val="single" w:color="CCCCCC" w:sz="1"/>
+              <w:right w:val="single" w:color="CCCCCC" w:sz="1"/>
+            </w:tcBorders>
+            <w:shd w:fill="FFF4CE" w:val="clear"/>
+            <w:tcMar>
+              <w:top w:type="dxa" w:w="80"/>
+              <w:left w:type="dxa" w:w="120"/>
+              <w:bottom w:type="dxa" w:w="80"/>
+              <w:right w:type="dxa" w:w="120"/>
+            </w:tcMar>
+          </w:tcPr>
+          <w:p>
+            <w:r>
+              <w:rPr>
+                <w:b/>
+                <w:bCs/>
+              </w:rPr>
+              <w:t xml:space="preserve">OPEN</w:t>
+            </w:r>
+          </w:p>
+        </w:tc>
+        <w:tc>
+          <w:tcPr>
+            <w:tcW w:type="dxa" w:w="2000"/>
+            <w:tcBorders>
+              <w:top w:val="single" w:color="CCCCCC" w:sz="1"/>
+              <w:left w:val="single" w:color="CCCCCC" w:sz="1"/>
+              <w:bottom w:val="single" w:color="CCCCCC" w:sz="1"/>
+              <w:right w:val="single" w:color="CCCCCC" w:sz="1"/>
+            </w:tcBorders>
+            <w:tcMar>
+              <w:top w:type="dxa" w:w="80"/>
+              <w:left w:type="dxa" w:w="120"/>
+              <w:bottom w:type="dxa" w:w="80"/>
+              <w:right w:type="dxa" w:w="120"/>
+            </w:tcMar>
+          </w:tcPr>
+          <w:p>
+            <w:r>
+              <w:t xml:space="preserve">Launch / Play Console</w:t>
+            </w:r>
+          </w:p>
+        </w:tc>
+        <w:tc>
+          <w:tcPr>
+            <w:tcW w:type="dxa" w:w="3500"/>
+            <w:tcBorders>
+              <w:top w:val="single" w:color="CCCCCC" w:sz="1"/>
+              <w:left w:val="single" w:color="CCCCCC" w:sz="1"/>
+              <w:bottom w:val="single" w:color="CCCCCC" w:sz="1"/>
+              <w:right w:val="single" w:color="CCCCCC" w:sz="1"/>
+            </w:tcBorders>
+            <w:tcMar>
+              <w:top w:type="dxa" w:w="80"/>
+              <w:left w:type="dxa" w:w="120"/>
+              <w:bottom w:type="dxa" w:w="80"/>
+              <w:right w:type="dxa" w:w="120"/>
+            </w:tcMar>
+          </w:tcPr>
+          <w:p>
+            <w:r>
+              <w:t xml:space="preserve">Complete Data Safety form: be honest about screen capture + local mod storage</w:t>
+            </w:r>
+          </w:p>
+        </w:tc>
+        <w:tc>
+          <w:tcPr>
+            <w:tcW w:type="dxa" w:w="2460"/>
+            <w:tcBorders>
+              <w:top w:val="single" w:color="CCCCCC" w:sz="1"/>
+              <w:left w:val="single" w:color="CCCCCC" w:sz="1"/>
+              <w:bottom w:val="single" w:color="CCCCCC" w:sz="1"/>
+              <w:right w:val="single" w:color="CCCCCC" w:sz="1"/>
+            </w:tcBorders>
+            <w:tcMar>
+              <w:top w:type="dxa" w:w="80"/>
+              <w:left w:type="dxa" w:w="120"/>
+              <w:bottom w:type="dxa" w:w="80"/>
+              <w:right w:type="dxa" w:w="120"/>
+            </w:tcMar>
+          </w:tcPr>
+          <w:p>
+            <w:r>
+              <w:t xml:space="preserve">Data collected = "App activity" (scanned mod data stored locally); shared = None; security = user can delete data. Google audits and pulls apps that misrepresent. Description must explicitly acknowledge screen capture to match this form.</w:t>
             </w:r>
           </w:p>
         </w:tc>
@@ -1449,7 +2304,7 @@
           </w:tcPr>
           <w:p>
             <w:r>
-              <w:t xml:space="preserve">Roster / premium</w:t>
+              <w:t xml:space="preserve">Launch / manifest</w:t>
             </w:r>
           </w:p>
         </w:tc>
@@ -1471,7 +2326,7 @@
           </w:tcPr>
           <w:p>
             <w:r>
-              <w:t xml:space="preserve">Pull user mods via ally code and flag empty slots + upgrade opportunities (premium)</w:t>
+              <w:t xml:space="preserve">FOREGROUND_SERVICE + FOREGROUND_SERVICE_MEDIA_PROJECTION permissions declared; capture service flagged with android:foregroundServiceType="specialUse|mediaProjection"</w:t>
             </w:r>
           </w:p>
         </w:tc>
@@ -1493,7 +2348,7 @@
           </w:tcPr>
           <w:p>
             <w:r>
-              <w:t xml:space="preserve">DONE: rosterService fetches ?mods=1 and returns per-character missingSlots + upgradeable count (level&lt;15 OR pips&lt;6 OR tier&lt;5). SliceScreen shows “X to upgrade” / missing-slot badges. Slot-level upgrade-vs-scan delta is tracked in the separate Slice-engine slot-badge row.</w:t>
+              <w:t xml:space="preserve">AndroidManifest.xml already has the pair plus FOREGROUND_SERVICE_SPECIAL_USE; ModOverlayCaptureService declared with foregroundServiceType="specialUse|mediaProjection" and a PROPERTY_SPECIAL_USE_FGS_SUBTYPE of "overlay_capture_mod_scanner". Still pending on the Play side: the separate App-content → Foreground services declaration form. Archive on next sweep.</w:t>
             </w:r>
           </w:p>
         </w:tc>
@@ -1544,7 +2399,7 @@
           </w:tcPr>
           <w:p>
             <w:r>
-              <w:t xml:space="preserve">Shape classifier</w:t>
+              <w:t xml:space="preserve">Launch / listing copy</w:t>
             </w:r>
           </w:p>
         </w:tc>
@@ -1566,7 +2421,7 @@
           </w:tcPr>
           <w:p>
             <w:r>
-              <w:t xml:space="preserve">Second Circle mod reads as Cross: no candidate view sees a round outline (outer circularity 0.404, mask-only circularity 0.333, extent 0.933, stronglyRound=false)</w:t>
+              <w:t xml:space="preserve">Play Store description must explicitly include: "Companion app for Star Wars: Galaxy of Heroes", "Not affiliated with or endorsed by Electronic Arts, Capital Games, or Lucasfilm", "Uses overlay permission to display a scan button over the game", "No automation — passive screen reading only"</w:t>
             </w:r>
           </w:p>
         </w:tc>
@@ -1588,7 +2443,292 @@
           </w:tcPr>
           <w:p>
             <w:r>
-              <w:t xml:space="preserve">Unlike Grievous, this Circle’s mask-only candidate doesn’t see the round outline at all. Hypotheses: (a) capture framing cut off part of the mod, (b) different Circle visual tier/set produces a different silhouette profile. Collect multiple Circle scans (different tiers/sets/primaries) to determine whether new rescue rule is needed or whether it’s a capture artifact.</w:t>
+              <w:t xml:space="preserve">Reviewers look for the bolded language. Missing the "no automation" disclaimer is a common rejection trigger.</w:t>
+            </w:r>
+          </w:p>
+        </w:tc>
+      </w:tr>
+      <w:tr>
+        <w:tc>
+          <w:tcPr>
+            <w:tcW w:type="dxa" w:w="1400"/>
+            <w:tcBorders>
+              <w:top w:val="single" w:color="CCCCCC" w:sz="1"/>
+              <w:left w:val="single" w:color="CCCCCC" w:sz="1"/>
+              <w:bottom w:val="single" w:color="CCCCCC" w:sz="1"/>
+              <w:right w:val="single" w:color="CCCCCC" w:sz="1"/>
+            </w:tcBorders>
+            <w:shd w:fill="FFF4CE" w:val="clear"/>
+            <w:tcMar>
+              <w:top w:type="dxa" w:w="80"/>
+              <w:left w:type="dxa" w:w="120"/>
+              <w:bottom w:type="dxa" w:w="80"/>
+              <w:right w:type="dxa" w:w="120"/>
+            </w:tcMar>
+          </w:tcPr>
+          <w:p>
+            <w:r>
+              <w:rPr>
+                <w:b/>
+                <w:bCs/>
+              </w:rPr>
+              <w:t xml:space="preserve">OPEN</w:t>
+            </w:r>
+          </w:p>
+        </w:tc>
+        <w:tc>
+          <w:tcPr>
+            <w:tcW w:type="dxa" w:w="2000"/>
+            <w:tcBorders>
+              <w:top w:val="single" w:color="CCCCCC" w:sz="1"/>
+              <w:left w:val="single" w:color="CCCCCC" w:sz="1"/>
+              <w:bottom w:val="single" w:color="CCCCCC" w:sz="1"/>
+              <w:right w:val="single" w:color="CCCCCC" w:sz="1"/>
+            </w:tcBorders>
+            <w:tcMar>
+              <w:top w:type="dxa" w:w="80"/>
+              <w:left w:type="dxa" w:w="120"/>
+              <w:bottom w:type="dxa" w:w="80"/>
+              <w:right w:type="dxa" w:w="120"/>
+            </w:tcMar>
+          </w:tcPr>
+          <w:p>
+            <w:r>
+              <w:t xml:space="preserve">Launch / demo video</w:t>
+            </w:r>
+          </w:p>
+        </w:tc>
+        <w:tc>
+          <w:tcPr>
+            <w:tcW w:type="dxa" w:w="3500"/>
+            <w:tcBorders>
+              <w:top w:val="single" w:color="CCCCCC" w:sz="1"/>
+              <w:left w:val="single" w:color="CCCCCC" w:sz="1"/>
+              <w:bottom w:val="single" w:color="CCCCCC" w:sz="1"/>
+              <w:right w:val="single" w:color="CCCCCC" w:sz="1"/>
+            </w:tcBorders>
+            <w:tcMar>
+              <w:top w:type="dxa" w:w="80"/>
+              <w:left w:type="dxa" w:w="120"/>
+              <w:bottom w:type="dxa" w:w="80"/>
+              <w:right w:type="dxa" w:w="120"/>
+            </w:tcMar>
+          </w:tcPr>
+          <w:p>
+            <w:r>
+              <w:t xml:space="preserve">Record ~60s screen recording for Play Console: app open → permission prompts → user grants → overlay appears over SWGOH → scan works → overlay dismissed</w:t>
+            </w:r>
+          </w:p>
+        </w:tc>
+        <w:tc>
+          <w:tcPr>
+            <w:tcW w:type="dxa" w:w="2460"/>
+            <w:tcBorders>
+              <w:top w:val="single" w:color="CCCCCC" w:sz="1"/>
+              <w:left w:val="single" w:color="CCCCCC" w:sz="1"/>
+              <w:bottom w:val="single" w:color="CCCCCC" w:sz="1"/>
+              <w:right w:val="single" w:color="CCCCCC" w:sz="1"/>
+            </w:tcBorders>
+            <w:tcMar>
+              <w:top w:type="dxa" w:w="80"/>
+              <w:left w:type="dxa" w:w="120"/>
+              <w:bottom w:type="dxa" w:w="80"/>
+              <w:right w:type="dxa" w:w="120"/>
+            </w:tcMar>
+          </w:tcPr>
+          <w:p>
+            <w:r>
+              <w:t xml:space="preserve">Frequently requested for overlay + screen-capture apps. Have it ready before first submission rather than reactively after a rejection.</w:t>
+            </w:r>
+          </w:p>
+        </w:tc>
+      </w:tr>
+      <w:tr>
+        <w:tc>
+          <w:tcPr>
+            <w:tcW w:type="dxa" w:w="1400"/>
+            <w:tcBorders>
+              <w:top w:val="single" w:color="CCCCCC" w:sz="1"/>
+              <w:left w:val="single" w:color="CCCCCC" w:sz="1"/>
+              <w:bottom w:val="single" w:color="CCCCCC" w:sz="1"/>
+              <w:right w:val="single" w:color="CCCCCC" w:sz="1"/>
+            </w:tcBorders>
+            <w:shd w:fill="FFF4CE" w:val="clear"/>
+            <w:tcMar>
+              <w:top w:type="dxa" w:w="80"/>
+              <w:left w:type="dxa" w:w="120"/>
+              <w:bottom w:type="dxa" w:w="80"/>
+              <w:right w:type="dxa" w:w="120"/>
+            </w:tcMar>
+          </w:tcPr>
+          <w:p>
+            <w:r>
+              <w:rPr>
+                <w:b/>
+                <w:bCs/>
+              </w:rPr>
+              <w:t xml:space="preserve">OPEN</w:t>
+            </w:r>
+          </w:p>
+        </w:tc>
+        <w:tc>
+          <w:tcPr>
+            <w:tcW w:type="dxa" w:w="2000"/>
+            <w:tcBorders>
+              <w:top w:val="single" w:color="CCCCCC" w:sz="1"/>
+              <w:left w:val="single" w:color="CCCCCC" w:sz="1"/>
+              <w:bottom w:val="single" w:color="CCCCCC" w:sz="1"/>
+              <w:right w:val="single" w:color="CCCCCC" w:sz="1"/>
+            </w:tcBorders>
+            <w:tcMar>
+              <w:top w:type="dxa" w:w="80"/>
+              <w:left w:type="dxa" w:w="120"/>
+              <w:bottom w:type="dxa" w:w="80"/>
+              <w:right w:type="dxa" w:w="120"/>
+            </w:tcMar>
+          </w:tcPr>
+          <w:p>
+            <w:r>
+              <w:t xml:space="preserve">Launch / rollout</w:t>
+            </w:r>
+          </w:p>
+        </w:tc>
+        <w:tc>
+          <w:tcPr>
+            <w:tcW w:type="dxa" w:w="3500"/>
+            <w:tcBorders>
+              <w:top w:val="single" w:color="CCCCCC" w:sz="1"/>
+              <w:left w:val="single" w:color="CCCCCC" w:sz="1"/>
+              <w:bottom w:val="single" w:color="CCCCCC" w:sz="1"/>
+              <w:right w:val="single" w:color="CCCCCC" w:sz="1"/>
+            </w:tcBorders>
+            <w:tcMar>
+              <w:top w:type="dxa" w:w="80"/>
+              <w:left w:type="dxa" w:w="120"/>
+              <w:bottom w:type="dxa" w:w="80"/>
+              <w:right w:type="dxa" w:w="120"/>
+            </w:tcMar>
+          </w:tcPr>
+          <w:p>
+            <w:r>
+              <w:t xml:space="preserve">Submit to Internal Testing track first (not Production) and iterate through Closed → Open → Production</w:t>
+            </w:r>
+          </w:p>
+        </w:tc>
+        <w:tc>
+          <w:tcPr>
+            <w:tcW w:type="dxa" w:w="2460"/>
+            <w:tcBorders>
+              <w:top w:val="single" w:color="CCCCCC" w:sz="1"/>
+              <w:left w:val="single" w:color="CCCCCC" w:sz="1"/>
+              <w:bottom w:val="single" w:color="CCCCCC" w:sz="1"/>
+              <w:right w:val="single" w:color="CCCCCC" w:sz="1"/>
+            </w:tcBorders>
+            <w:tcMar>
+              <w:top w:type="dxa" w:w="80"/>
+              <w:left w:type="dxa" w:w="120"/>
+              <w:bottom w:type="dxa" w:w="80"/>
+              <w:right w:type="dxa" w:w="120"/>
+            </w:tcMar>
+          </w:tcPr>
+          <w:p>
+            <w:r>
+              <w:t xml:space="preserve">Internal Testing has lighter review. Most overlay apps need 2–3 submissions before passing. If rejected, fix per the email and resubmit — do not appeal.</w:t>
+            </w:r>
+          </w:p>
+        </w:tc>
+      </w:tr>
+      <w:tr>
+        <w:tc>
+          <w:tcPr>
+            <w:tcW w:type="dxa" w:w="1400"/>
+            <w:tcBorders>
+              <w:top w:val="single" w:color="CCCCCC" w:sz="1"/>
+              <w:left w:val="single" w:color="CCCCCC" w:sz="1"/>
+              <w:bottom w:val="single" w:color="CCCCCC" w:sz="1"/>
+              <w:right w:val="single" w:color="CCCCCC" w:sz="1"/>
+            </w:tcBorders>
+            <w:shd w:fill="FFF4CE" w:val="clear"/>
+            <w:tcMar>
+              <w:top w:type="dxa" w:w="80"/>
+              <w:left w:type="dxa" w:w="120"/>
+              <w:bottom w:type="dxa" w:w="80"/>
+              <w:right w:type="dxa" w:w="120"/>
+            </w:tcMar>
+          </w:tcPr>
+          <w:p>
+            <w:r>
+              <w:rPr>
+                <w:b/>
+                <w:bCs/>
+              </w:rPr>
+              <w:t xml:space="preserve">OPEN</w:t>
+            </w:r>
+          </w:p>
+        </w:tc>
+        <w:tc>
+          <w:tcPr>
+            <w:tcW w:type="dxa" w:w="2000"/>
+            <w:tcBorders>
+              <w:top w:val="single" w:color="CCCCCC" w:sz="1"/>
+              <w:left w:val="single" w:color="CCCCCC" w:sz="1"/>
+              <w:bottom w:val="single" w:color="CCCCCC" w:sz="1"/>
+              <w:right w:val="single" w:color="CCCCCC" w:sz="1"/>
+            </w:tcBorders>
+            <w:tcMar>
+              <w:top w:type="dxa" w:w="80"/>
+              <w:left w:type="dxa" w:w="120"/>
+              <w:bottom w:type="dxa" w:w="80"/>
+              <w:right w:type="dxa" w:w="120"/>
+            </w:tcMar>
+          </w:tcPr>
+          <w:p>
+            <w:r>
+              <w:t xml:space="preserve">Monetization</w:t>
+            </w:r>
+          </w:p>
+        </w:tc>
+        <w:tc>
+          <w:tcPr>
+            <w:tcW w:type="dxa" w:w="3500"/>
+            <w:tcBorders>
+              <w:top w:val="single" w:color="CCCCCC" w:sz="1"/>
+              <w:left w:val="single" w:color="CCCCCC" w:sz="1"/>
+              <w:bottom w:val="single" w:color="CCCCCC" w:sz="1"/>
+              <w:right w:val="single" w:color="CCCCCC" w:sz="1"/>
+            </w:tcBorders>
+            <w:tcMar>
+              <w:top w:type="dxa" w:w="80"/>
+              <w:left w:type="dxa" w:w="120"/>
+              <w:bottom w:type="dxa" w:w="80"/>
+              <w:right w:type="dxa" w:w="120"/>
+            </w:tcMar>
+          </w:tcPr>
+          <w:p>
+            <w:r>
+              <w:t xml:space="preserve">Swap AdMob test IDs for real production unit IDs before submitting to Play</w:t>
+            </w:r>
+          </w:p>
+        </w:tc>
+        <w:tc>
+          <w:tcPr>
+            <w:tcW w:type="dxa" w:w="2460"/>
+            <w:tcBorders>
+              <w:top w:val="single" w:color="CCCCCC" w:sz="1"/>
+              <w:left w:val="single" w:color="CCCCCC" w:sz="1"/>
+              <w:bottom w:val="single" w:color="CCCCCC" w:sz="1"/>
+              <w:right w:val="single" w:color="CCCCCC" w:sz="1"/>
+            </w:tcBorders>
+            <w:tcMar>
+              <w:top w:type="dxa" w:w="80"/>
+              <w:left w:type="dxa" w:w="120"/>
+              <w:bottom w:type="dxa" w:w="80"/>
+              <w:right w:type="dxa" w:w="120"/>
+            </w:tcMar>
+          </w:tcPr>
+          <w:p>
+            <w:r>
+              <w:t xml:space="preserve">Carried over from prior launch-prep notes. Real ad unit IDs must be wired in before Production rollout; leaving test IDs in a shipped build returns nothing but causes listing review issues if Data Safety mentions ads.</w:t>
             </w:r>
           </w:p>
         </w:tc>
@@ -1639,7 +2779,7 @@
           </w:tcPr>
           <w:p>
             <w:r>
-              <w:t xml:space="preserve">Branch hygiene</w:t>
+              <w:t xml:space="preserve">Slice engine / tier progression</w:t>
             </w:r>
           </w:p>
         </w:tc>
@@ -1661,7 +2801,7 @@
           </w:tcPr>
           <w:p>
             <w:r>
-              <w:t xml:space="preserve">Consolidate stale Claude branches: claude/inspiring-khorana-78c3aa, claude/strange-williams-65919b, claude/suspicious-nobel-1ad793, claude/vibrant-morse-0c5795, wip/shape-classifier</w:t>
+              <w:t xml:space="preserve">Walk tier ladder (E → D → C → B → A → 6E) using actual rolled secondaries as signal. 6-state verdict: Usable / Slice to next tier / Cap at 5A / Filler / Sellable / Not sliceable.</w:t>
             </w:r>
           </w:p>
         </w:tc>
@@ -1683,197 +2823,7 @@
           </w:tcPr>
           <w:p>
             <w:r>
-              <w:t xml:space="preserve">Suspicious-nobel held the Cross/Triangle calibration work which we’ve now ported into friendly-stonebraker. Once committed to main, delete the local+remote suspicious-nobel branch and audit the other claude/* branches for any uncommitted fixes worth rescuing.</w:t>
-            </w:r>
-          </w:p>
-        </w:tc>
-      </w:tr>
-      <w:tr>
-        <w:tc>
-          <w:tcPr>
-            <w:tcW w:type="dxa" w:w="1400"/>
-            <w:tcBorders>
-              <w:top w:val="single" w:color="CCCCCC" w:sz="1"/>
-              <w:left w:val="single" w:color="CCCCCC" w:sz="1"/>
-              <w:bottom w:val="single" w:color="CCCCCC" w:sz="1"/>
-              <w:right w:val="single" w:color="CCCCCC" w:sz="1"/>
-            </w:tcBorders>
-            <w:shd w:fill="FFF4CE" w:val="clear"/>
-            <w:tcMar>
-              <w:top w:type="dxa" w:w="80"/>
-              <w:left w:type="dxa" w:w="120"/>
-              <w:bottom w:type="dxa" w:w="80"/>
-              <w:right w:type="dxa" w:w="120"/>
-            </w:tcMar>
-          </w:tcPr>
-          <w:p>
-            <w:r>
-              <w:rPr>
-                <w:b/>
-                <w:bCs/>
-              </w:rPr>
-              <w:t xml:space="preserve">OPEN</w:t>
-            </w:r>
-          </w:p>
-        </w:tc>
-        <w:tc>
-          <w:tcPr>
-            <w:tcW w:type="dxa" w:w="2000"/>
-            <w:tcBorders>
-              <w:top w:val="single" w:color="CCCCCC" w:sz="1"/>
-              <w:left w:val="single" w:color="CCCCCC" w:sz="1"/>
-              <w:bottom w:val="single" w:color="CCCCCC" w:sz="1"/>
-              <w:right w:val="single" w:color="CCCCCC" w:sz="1"/>
-            </w:tcBorders>
-            <w:tcMar>
-              <w:top w:type="dxa" w:w="80"/>
-              <w:left w:type="dxa" w:w="120"/>
-              <w:bottom w:type="dxa" w:w="80"/>
-              <w:right w:type="dxa" w:w="120"/>
-            </w:tcMar>
-          </w:tcPr>
-          <w:p>
-            <w:r>
-              <w:t xml:space="preserve">Launch / privacy</w:t>
-            </w:r>
-          </w:p>
-        </w:tc>
-        <w:tc>
-          <w:tcPr>
-            <w:tcW w:type="dxa" w:w="3500"/>
-            <w:tcBorders>
-              <w:top w:val="single" w:color="CCCCCC" w:sz="1"/>
-              <w:left w:val="single" w:color="CCCCCC" w:sz="1"/>
-              <w:bottom w:val="single" w:color="CCCCCC" w:sz="1"/>
-              <w:right w:val="single" w:color="CCCCCC" w:sz="1"/>
-            </w:tcBorders>
-            <w:tcMar>
-              <w:top w:type="dxa" w:w="80"/>
-              <w:left w:type="dxa" w:w="120"/>
-              <w:bottom w:type="dxa" w:w="80"/>
-              <w:right w:type="dxa" w:w="120"/>
-            </w:tcMar>
-          </w:tcPr>
-          <w:p>
-            <w:r>
-              <w:t xml:space="preserve">Host privacy_policy at a public URL (GitHub Pages) and link it in the Play Console listing + in-app Settings</w:t>
-            </w:r>
-          </w:p>
-        </w:tc>
-        <w:tc>
-          <w:tcPr>
-            <w:tcW w:type="dxa" w:w="2460"/>
-            <w:tcBorders>
-              <w:top w:val="single" w:color="CCCCCC" w:sz="1"/>
-              <w:left w:val="single" w:color="CCCCCC" w:sz="1"/>
-              <w:bottom w:val="single" w:color="CCCCCC" w:sz="1"/>
-              <w:right w:val="single" w:color="CCCCCC" w:sz="1"/>
-            </w:tcBorders>
-            <w:tcMar>
-              <w:top w:type="dxa" w:w="80"/>
-              <w:left w:type="dxa" w:w="120"/>
-              <w:bottom w:type="dxa" w:w="80"/>
-              <w:right w:type="dxa" w:w="120"/>
-            </w:tcMar>
-          </w:tcPr>
-          <w:p>
-            <w:r>
-              <w:t xml:space="preserve">File exists in repo at my-app/privacy_policy but isn’t live anywhere. Required for Play submission because the app uses SYSTEM_ALERT_WINDOW + screen capture. Policy must cover: screen-content capture, what’s processed (mod shape/stat data), what’s stored (local only), what’s transmitted (none), retention/deletion.</w:t>
-            </w:r>
-          </w:p>
-        </w:tc>
-      </w:tr>
-      <w:tr>
-        <w:tc>
-          <w:tcPr>
-            <w:tcW w:type="dxa" w:w="1400"/>
-            <w:tcBorders>
-              <w:top w:val="single" w:color="CCCCCC" w:sz="1"/>
-              <w:left w:val="single" w:color="CCCCCC" w:sz="1"/>
-              <w:bottom w:val="single" w:color="CCCCCC" w:sz="1"/>
-              <w:right w:val="single" w:color="CCCCCC" w:sz="1"/>
-            </w:tcBorders>
-            <w:shd w:fill="FFF4CE" w:val="clear"/>
-            <w:tcMar>
-              <w:top w:type="dxa" w:w="80"/>
-              <w:left w:type="dxa" w:w="120"/>
-              <w:bottom w:type="dxa" w:w="80"/>
-              <w:right w:type="dxa" w:w="120"/>
-            </w:tcMar>
-          </w:tcPr>
-          <w:p>
-            <w:r>
-              <w:rPr>
-                <w:b/>
-                <w:bCs/>
-              </w:rPr>
-              <w:t xml:space="preserve">OPEN</w:t>
-            </w:r>
-          </w:p>
-        </w:tc>
-        <w:tc>
-          <w:tcPr>
-            <w:tcW w:type="dxa" w:w="2000"/>
-            <w:tcBorders>
-              <w:top w:val="single" w:color="CCCCCC" w:sz="1"/>
-              <w:left w:val="single" w:color="CCCCCC" w:sz="1"/>
-              <w:bottom w:val="single" w:color="CCCCCC" w:sz="1"/>
-              <w:right w:val="single" w:color="CCCCCC" w:sz="1"/>
-            </w:tcBorders>
-            <w:tcMar>
-              <w:top w:type="dxa" w:w="80"/>
-              <w:left w:type="dxa" w:w="120"/>
-              <w:bottom w:type="dxa" w:w="80"/>
-              <w:right w:type="dxa" w:w="120"/>
-            </w:tcMar>
-          </w:tcPr>
-          <w:p>
-            <w:r>
-              <w:t xml:space="preserve">Launch / Play Console</w:t>
-            </w:r>
-          </w:p>
-        </w:tc>
-        <w:tc>
-          <w:tcPr>
-            <w:tcW w:type="dxa" w:w="3500"/>
-            <w:tcBorders>
-              <w:top w:val="single" w:color="CCCCCC" w:sz="1"/>
-              <w:left w:val="single" w:color="CCCCCC" w:sz="1"/>
-              <w:bottom w:val="single" w:color="CCCCCC" w:sz="1"/>
-              <w:right w:val="single" w:color="CCCCCC" w:sz="1"/>
-            </w:tcBorders>
-            <w:tcMar>
-              <w:top w:type="dxa" w:w="80"/>
-              <w:left w:type="dxa" w:w="120"/>
-              <w:bottom w:type="dxa" w:w="80"/>
-              <w:right w:type="dxa" w:w="120"/>
-            </w:tcMar>
-          </w:tcPr>
-          <w:p>
-            <w:r>
-              <w:t xml:space="preserve">Fill Sensitive Permissions declaration for SYSTEM_ALERT_WINDOW</w:t>
-            </w:r>
-          </w:p>
-        </w:tc>
-        <w:tc>
-          <w:tcPr>
-            <w:tcW w:type="dxa" w:w="2460"/>
-            <w:tcBorders>
-              <w:top w:val="single" w:color="CCCCCC" w:sz="1"/>
-              <w:left w:val="single" w:color="CCCCCC" w:sz="1"/>
-              <w:bottom w:val="single" w:color="CCCCCC" w:sz="1"/>
-              <w:right w:val="single" w:color="CCCCCC" w:sz="1"/>
-            </w:tcBorders>
-            <w:tcMar>
-              <w:top w:type="dxa" w:w="80"/>
-              <w:left w:type="dxa" w:w="120"/>
-              <w:bottom w:type="dxa" w:w="80"/>
-              <w:right w:type="dxa" w:w="120"/>
-            </w:tcMar>
-          </w:tcPr>
-          <w:p>
-            <w:r>
-              <w:t xml:space="preserve">Core functionality: overlay button over SWGOH to scan the user’s own mod inventory. User benefit: catalog mods without manual typing. Why no alternative: user must interact with game while app is visible — impossible without overlay. Play Console blocks the upload until this form is completed.</w:t>
+              <w:t xml:space="preserve">buildLadderPlan() in sliceEngine.js emits per-step verdicts. Pre-5A mods with catalyst potential (Speed secondary with rolls&lt;5, or priority stat with SLICE_GAIN≥0.3) now return SLICE_NEXT (cyan) — “take one step, re-evaluate after the roll” — instead of projecting an end-state from current rolls. Definite-Usable paths (Speed arrow, hard Speed, strongUpside, speedBacked) still return USABLE. Cap at 5A is scoped to mods already at 5A. SliceScreen renders SLICE_NEXT as “Next step: → {nextTier} — re-evaluate after roll”. Archive on next sweep.</w:t>
             </w:r>
           </w:p>
         </w:tc>
@@ -1924,7 +2874,7 @@
           </w:tcPr>
           <w:p>
             <w:r>
-              <w:t xml:space="preserve">Launch / permissions UX</w:t>
+              <w:t xml:space="preserve">Slice engine / tier OCR on scans</w:t>
             </w:r>
           </w:p>
         </w:tc>
@@ -1946,7 +2896,7 @@
           </w:tcPr>
           <w:p>
             <w:r>
-              <w:t xml:space="preserve">Rationale alerts now fire before both SYSTEM_ALERT_WINDOW and MediaProjection prompts, with Play-reviewer-friendly copy</w:t>
+              <w:t xml:space="preserve">Scanner auto-populates the slice-tab tier pill from the mod card (E/D/C/B/A letter near the level banner)</w:t>
             </w:r>
           </w:p>
         </w:tc>
@@ -1968,102 +2918,7 @@
           </w:tcPr>
           <w:p>
             <w:r>
-              <w:t xml:space="preserve">OverlayCaptureScreen.runStartFlow() wraps both permission grants in confirmRationale() with bullet-pointed explanations. Overlay dialog calls out: user-initiated only, no content reading from other apps, no input simulation. Capture dialog calls out: user-initiated only, on-device parsing, image discarded immediately, no cloud/ad upload. Archive on next sweep.</w:t>
-            </w:r>
-          </w:p>
-        </w:tc>
-      </w:tr>
-      <w:tr>
-        <w:tc>
-          <w:tcPr>
-            <w:tcW w:type="dxa" w:w="1400"/>
-            <w:tcBorders>
-              <w:top w:val="single" w:color="CCCCCC" w:sz="1"/>
-              <w:left w:val="single" w:color="CCCCCC" w:sz="1"/>
-              <w:bottom w:val="single" w:color="CCCCCC" w:sz="1"/>
-              <w:right w:val="single" w:color="CCCCCC" w:sz="1"/>
-            </w:tcBorders>
-            <w:shd w:fill="FFF4CE" w:val="clear"/>
-            <w:tcMar>
-              <w:top w:type="dxa" w:w="80"/>
-              <w:left w:type="dxa" w:w="120"/>
-              <w:bottom w:type="dxa" w:w="80"/>
-              <w:right w:type="dxa" w:w="120"/>
-            </w:tcMar>
-          </w:tcPr>
-          <w:p>
-            <w:r>
-              <w:rPr>
-                <w:b/>
-                <w:bCs/>
-              </w:rPr>
-              <w:t xml:space="preserve">OPEN</w:t>
-            </w:r>
-          </w:p>
-        </w:tc>
-        <w:tc>
-          <w:tcPr>
-            <w:tcW w:type="dxa" w:w="2000"/>
-            <w:tcBorders>
-              <w:top w:val="single" w:color="CCCCCC" w:sz="1"/>
-              <w:left w:val="single" w:color="CCCCCC" w:sz="1"/>
-              <w:bottom w:val="single" w:color="CCCCCC" w:sz="1"/>
-              <w:right w:val="single" w:color="CCCCCC" w:sz="1"/>
-            </w:tcBorders>
-            <w:tcMar>
-              <w:top w:type="dxa" w:w="80"/>
-              <w:left w:type="dxa" w:w="120"/>
-              <w:bottom w:type="dxa" w:w="80"/>
-              <w:right w:type="dxa" w:w="120"/>
-            </w:tcMar>
-          </w:tcPr>
-          <w:p>
-            <w:r>
-              <w:t xml:space="preserve">Launch / Play Console</w:t>
-            </w:r>
-          </w:p>
-        </w:tc>
-        <w:tc>
-          <w:tcPr>
-            <w:tcW w:type="dxa" w:w="3500"/>
-            <w:tcBorders>
-              <w:top w:val="single" w:color="CCCCCC" w:sz="1"/>
-              <w:left w:val="single" w:color="CCCCCC" w:sz="1"/>
-              <w:bottom w:val="single" w:color="CCCCCC" w:sz="1"/>
-              <w:right w:val="single" w:color="CCCCCC" w:sz="1"/>
-            </w:tcBorders>
-            <w:tcMar>
-              <w:top w:type="dxa" w:w="80"/>
-              <w:left w:type="dxa" w:w="120"/>
-              <w:bottom w:type="dxa" w:w="80"/>
-              <w:right w:type="dxa" w:w="120"/>
-            </w:tcMar>
-          </w:tcPr>
-          <w:p>
-            <w:r>
-              <w:t xml:space="preserve">Complete Data Safety form: be honest about screen capture + local mod storage</w:t>
-            </w:r>
-          </w:p>
-        </w:tc>
-        <w:tc>
-          <w:tcPr>
-            <w:tcW w:type="dxa" w:w="2460"/>
-            <w:tcBorders>
-              <w:top w:val="single" w:color="CCCCCC" w:sz="1"/>
-              <w:left w:val="single" w:color="CCCCCC" w:sz="1"/>
-              <w:bottom w:val="single" w:color="CCCCCC" w:sz="1"/>
-              <w:right w:val="single" w:color="CCCCCC" w:sz="1"/>
-            </w:tcBorders>
-            <w:tcMar>
-              <w:top w:type="dxa" w:w="80"/>
-              <w:left w:type="dxa" w:w="120"/>
-              <w:bottom w:type="dxa" w:w="80"/>
-              <w:right w:type="dxa" w:w="120"/>
-            </w:tcMar>
-          </w:tcPr>
-          <w:p>
-            <w:r>
-              <w:t xml:space="preserve">Data collected = "App activity" (scanned mod data stored locally); shared = None; security = user can delete data. Google audits and pulls apps that misrepresent. Description must explicitly acknowledge screen capture to match this form.</w:t>
+              <w:t xml:space="preserve">extractModTier() in modCaptureParser.js reads Tier/LVL/Level patterns from the OCR output and returns ‘5E’…‘5A’. Threaded through parsed.modTier → App.js slicePrefill.tier → SliceScreen. 6E (6-dot) isn’t auto-detected yet (needs pip-count detection) — user taps 6E manually. When OCR misses the letter, SliceScreen clears tier to ‘’ on prefill so the ladder plan falls through to “Not sliceable — No tier selected” rather than silently showing wrong 5A verdicts.</w:t>
             </w:r>
           </w:p>
         </w:tc>
@@ -2114,7 +2969,7 @@
           </w:tcPr>
           <w:p>
             <w:r>
-              <w:t xml:space="preserve">Launch / manifest</w:t>
+              <w:t xml:space="preserve">Scanner / parser fixes</w:t>
             </w:r>
           </w:p>
         </w:tc>
@@ -2136,7 +2991,7 @@
           </w:tcPr>
           <w:p>
             <w:r>
-              <w:t xml:space="preserve">FOREGROUND_SERVICE + FOREGROUND_SERVICE_MEDIA_PROJECTION permissions declared; capture service flagged with android:foregroundServiceType="specialUse|mediaProjection"</w:t>
+              <w:t xml:space="preserve">Parser: four cascading fixes for a 5C Cross scan that was showing wrong tier + Health% phantom secondary</w:t>
             </w:r>
           </w:p>
         </w:tc>
@@ -2158,387 +3013,7 @@
           </w:tcPr>
           <w:p>
             <w:r>
-              <w:t xml:space="preserve">AndroidManifest.xml already has the pair plus FOREGROUND_SERVICE_SPECIAL_USE; ModOverlayCaptureService declared with foregroundServiceType="specialUse|mediaProjection" and a PROPERTY_SPECIAL_USE_FGS_SUBTYPE of "overlay_capture_mod_scanner". Still pending on the Play side: the separate App-content → Foreground services declaration form. Archive on next sweep.</w:t>
-            </w:r>
-          </w:p>
-        </w:tc>
-      </w:tr>
-      <w:tr>
-        <w:tc>
-          <w:tcPr>
-            <w:tcW w:type="dxa" w:w="1400"/>
-            <w:tcBorders>
-              <w:top w:val="single" w:color="CCCCCC" w:sz="1"/>
-              <w:left w:val="single" w:color="CCCCCC" w:sz="1"/>
-              <w:bottom w:val="single" w:color="CCCCCC" w:sz="1"/>
-              <w:right w:val="single" w:color="CCCCCC" w:sz="1"/>
-            </w:tcBorders>
-            <w:shd w:fill="FFF4CE" w:val="clear"/>
-            <w:tcMar>
-              <w:top w:type="dxa" w:w="80"/>
-              <w:left w:type="dxa" w:w="120"/>
-              <w:bottom w:type="dxa" w:w="80"/>
-              <w:right w:type="dxa" w:w="120"/>
-            </w:tcMar>
-          </w:tcPr>
-          <w:p>
-            <w:r>
-              <w:rPr>
-                <w:b/>
-                <w:bCs/>
-              </w:rPr>
-              <w:t xml:space="preserve">OPEN</w:t>
-            </w:r>
-          </w:p>
-        </w:tc>
-        <w:tc>
-          <w:tcPr>
-            <w:tcW w:type="dxa" w:w="2000"/>
-            <w:tcBorders>
-              <w:top w:val="single" w:color="CCCCCC" w:sz="1"/>
-              <w:left w:val="single" w:color="CCCCCC" w:sz="1"/>
-              <w:bottom w:val="single" w:color="CCCCCC" w:sz="1"/>
-              <w:right w:val="single" w:color="CCCCCC" w:sz="1"/>
-            </w:tcBorders>
-            <w:tcMar>
-              <w:top w:type="dxa" w:w="80"/>
-              <w:left w:type="dxa" w:w="120"/>
-              <w:bottom w:type="dxa" w:w="80"/>
-              <w:right w:type="dxa" w:w="120"/>
-            </w:tcMar>
-          </w:tcPr>
-          <w:p>
-            <w:r>
-              <w:t xml:space="preserve">Launch / listing copy</w:t>
-            </w:r>
-          </w:p>
-        </w:tc>
-        <w:tc>
-          <w:tcPr>
-            <w:tcW w:type="dxa" w:w="3500"/>
-            <w:tcBorders>
-              <w:top w:val="single" w:color="CCCCCC" w:sz="1"/>
-              <w:left w:val="single" w:color="CCCCCC" w:sz="1"/>
-              <w:bottom w:val="single" w:color="CCCCCC" w:sz="1"/>
-              <w:right w:val="single" w:color="CCCCCC" w:sz="1"/>
-            </w:tcBorders>
-            <w:tcMar>
-              <w:top w:type="dxa" w:w="80"/>
-              <w:left w:type="dxa" w:w="120"/>
-              <w:bottom w:type="dxa" w:w="80"/>
-              <w:right w:type="dxa" w:w="120"/>
-            </w:tcMar>
-          </w:tcPr>
-          <w:p>
-            <w:r>
-              <w:t xml:space="preserve">Play Store description must explicitly include: "Companion app for Star Wars: Galaxy of Heroes", "Not affiliated with or endorsed by Electronic Arts, Capital Games, or Lucasfilm", "Uses overlay permission to display a scan button over the game", "No automation — passive screen reading only"</w:t>
-            </w:r>
-          </w:p>
-        </w:tc>
-        <w:tc>
-          <w:tcPr>
-            <w:tcW w:type="dxa" w:w="2460"/>
-            <w:tcBorders>
-              <w:top w:val="single" w:color="CCCCCC" w:sz="1"/>
-              <w:left w:val="single" w:color="CCCCCC" w:sz="1"/>
-              <w:bottom w:val="single" w:color="CCCCCC" w:sz="1"/>
-              <w:right w:val="single" w:color="CCCCCC" w:sz="1"/>
-            </w:tcBorders>
-            <w:tcMar>
-              <w:top w:type="dxa" w:w="80"/>
-              <w:left w:type="dxa" w:w="120"/>
-              <w:bottom w:type="dxa" w:w="80"/>
-              <w:right w:type="dxa" w:w="120"/>
-            </w:tcMar>
-          </w:tcPr>
-          <w:p>
-            <w:r>
-              <w:t xml:space="preserve">Reviewers look for the bolded language. Missing the "no automation" disclaimer is a common rejection trigger.</w:t>
-            </w:r>
-          </w:p>
-        </w:tc>
-      </w:tr>
-      <w:tr>
-        <w:tc>
-          <w:tcPr>
-            <w:tcW w:type="dxa" w:w="1400"/>
-            <w:tcBorders>
-              <w:top w:val="single" w:color="CCCCCC" w:sz="1"/>
-              <w:left w:val="single" w:color="CCCCCC" w:sz="1"/>
-              <w:bottom w:val="single" w:color="CCCCCC" w:sz="1"/>
-              <w:right w:val="single" w:color="CCCCCC" w:sz="1"/>
-            </w:tcBorders>
-            <w:shd w:fill="FFF4CE" w:val="clear"/>
-            <w:tcMar>
-              <w:top w:type="dxa" w:w="80"/>
-              <w:left w:type="dxa" w:w="120"/>
-              <w:bottom w:type="dxa" w:w="80"/>
-              <w:right w:type="dxa" w:w="120"/>
-            </w:tcMar>
-          </w:tcPr>
-          <w:p>
-            <w:r>
-              <w:rPr>
-                <w:b/>
-                <w:bCs/>
-              </w:rPr>
-              <w:t xml:space="preserve">OPEN</w:t>
-            </w:r>
-          </w:p>
-        </w:tc>
-        <w:tc>
-          <w:tcPr>
-            <w:tcW w:type="dxa" w:w="2000"/>
-            <w:tcBorders>
-              <w:top w:val="single" w:color="CCCCCC" w:sz="1"/>
-              <w:left w:val="single" w:color="CCCCCC" w:sz="1"/>
-              <w:bottom w:val="single" w:color="CCCCCC" w:sz="1"/>
-              <w:right w:val="single" w:color="CCCCCC" w:sz="1"/>
-            </w:tcBorders>
-            <w:tcMar>
-              <w:top w:type="dxa" w:w="80"/>
-              <w:left w:type="dxa" w:w="120"/>
-              <w:bottom w:type="dxa" w:w="80"/>
-              <w:right w:type="dxa" w:w="120"/>
-            </w:tcMar>
-          </w:tcPr>
-          <w:p>
-            <w:r>
-              <w:t xml:space="preserve">Launch / demo video</w:t>
-            </w:r>
-          </w:p>
-        </w:tc>
-        <w:tc>
-          <w:tcPr>
-            <w:tcW w:type="dxa" w:w="3500"/>
-            <w:tcBorders>
-              <w:top w:val="single" w:color="CCCCCC" w:sz="1"/>
-              <w:left w:val="single" w:color="CCCCCC" w:sz="1"/>
-              <w:bottom w:val="single" w:color="CCCCCC" w:sz="1"/>
-              <w:right w:val="single" w:color="CCCCCC" w:sz="1"/>
-            </w:tcBorders>
-            <w:tcMar>
-              <w:top w:type="dxa" w:w="80"/>
-              <w:left w:type="dxa" w:w="120"/>
-              <w:bottom w:type="dxa" w:w="80"/>
-              <w:right w:type="dxa" w:w="120"/>
-            </w:tcMar>
-          </w:tcPr>
-          <w:p>
-            <w:r>
-              <w:t xml:space="preserve">Record ~60s screen recording for Play Console: app open → permission prompts → user grants → overlay appears over SWGOH → scan works → overlay dismissed</w:t>
-            </w:r>
-          </w:p>
-        </w:tc>
-        <w:tc>
-          <w:tcPr>
-            <w:tcW w:type="dxa" w:w="2460"/>
-            <w:tcBorders>
-              <w:top w:val="single" w:color="CCCCCC" w:sz="1"/>
-              <w:left w:val="single" w:color="CCCCCC" w:sz="1"/>
-              <w:bottom w:val="single" w:color="CCCCCC" w:sz="1"/>
-              <w:right w:val="single" w:color="CCCCCC" w:sz="1"/>
-            </w:tcBorders>
-            <w:tcMar>
-              <w:top w:type="dxa" w:w="80"/>
-              <w:left w:type="dxa" w:w="120"/>
-              <w:bottom w:type="dxa" w:w="80"/>
-              <w:right w:type="dxa" w:w="120"/>
-            </w:tcMar>
-          </w:tcPr>
-          <w:p>
-            <w:r>
-              <w:t xml:space="preserve">Frequently requested for overlay + screen-capture apps. Have it ready before first submission rather than reactively after a rejection.</w:t>
-            </w:r>
-          </w:p>
-        </w:tc>
-      </w:tr>
-      <w:tr>
-        <w:tc>
-          <w:tcPr>
-            <w:tcW w:type="dxa" w:w="1400"/>
-            <w:tcBorders>
-              <w:top w:val="single" w:color="CCCCCC" w:sz="1"/>
-              <w:left w:val="single" w:color="CCCCCC" w:sz="1"/>
-              <w:bottom w:val="single" w:color="CCCCCC" w:sz="1"/>
-              <w:right w:val="single" w:color="CCCCCC" w:sz="1"/>
-            </w:tcBorders>
-            <w:shd w:fill="FFF4CE" w:val="clear"/>
-            <w:tcMar>
-              <w:top w:type="dxa" w:w="80"/>
-              <w:left w:type="dxa" w:w="120"/>
-              <w:bottom w:type="dxa" w:w="80"/>
-              <w:right w:type="dxa" w:w="120"/>
-            </w:tcMar>
-          </w:tcPr>
-          <w:p>
-            <w:r>
-              <w:rPr>
-                <w:b/>
-                <w:bCs/>
-              </w:rPr>
-              <w:t xml:space="preserve">OPEN</w:t>
-            </w:r>
-          </w:p>
-        </w:tc>
-        <w:tc>
-          <w:tcPr>
-            <w:tcW w:type="dxa" w:w="2000"/>
-            <w:tcBorders>
-              <w:top w:val="single" w:color="CCCCCC" w:sz="1"/>
-              <w:left w:val="single" w:color="CCCCCC" w:sz="1"/>
-              <w:bottom w:val="single" w:color="CCCCCC" w:sz="1"/>
-              <w:right w:val="single" w:color="CCCCCC" w:sz="1"/>
-            </w:tcBorders>
-            <w:tcMar>
-              <w:top w:type="dxa" w:w="80"/>
-              <w:left w:type="dxa" w:w="120"/>
-              <w:bottom w:type="dxa" w:w="80"/>
-              <w:right w:type="dxa" w:w="120"/>
-            </w:tcMar>
-          </w:tcPr>
-          <w:p>
-            <w:r>
-              <w:t xml:space="preserve">Launch / rollout</w:t>
-            </w:r>
-          </w:p>
-        </w:tc>
-        <w:tc>
-          <w:tcPr>
-            <w:tcW w:type="dxa" w:w="3500"/>
-            <w:tcBorders>
-              <w:top w:val="single" w:color="CCCCCC" w:sz="1"/>
-              <w:left w:val="single" w:color="CCCCCC" w:sz="1"/>
-              <w:bottom w:val="single" w:color="CCCCCC" w:sz="1"/>
-              <w:right w:val="single" w:color="CCCCCC" w:sz="1"/>
-            </w:tcBorders>
-            <w:tcMar>
-              <w:top w:type="dxa" w:w="80"/>
-              <w:left w:type="dxa" w:w="120"/>
-              <w:bottom w:type="dxa" w:w="80"/>
-              <w:right w:type="dxa" w:w="120"/>
-            </w:tcMar>
-          </w:tcPr>
-          <w:p>
-            <w:r>
-              <w:t xml:space="preserve">Submit to Internal Testing track first (not Production) and iterate through Closed → Open → Production</w:t>
-            </w:r>
-          </w:p>
-        </w:tc>
-        <w:tc>
-          <w:tcPr>
-            <w:tcW w:type="dxa" w:w="2460"/>
-            <w:tcBorders>
-              <w:top w:val="single" w:color="CCCCCC" w:sz="1"/>
-              <w:left w:val="single" w:color="CCCCCC" w:sz="1"/>
-              <w:bottom w:val="single" w:color="CCCCCC" w:sz="1"/>
-              <w:right w:val="single" w:color="CCCCCC" w:sz="1"/>
-            </w:tcBorders>
-            <w:tcMar>
-              <w:top w:type="dxa" w:w="80"/>
-              <w:left w:type="dxa" w:w="120"/>
-              <w:bottom w:type="dxa" w:w="80"/>
-              <w:right w:type="dxa" w:w="120"/>
-            </w:tcMar>
-          </w:tcPr>
-          <w:p>
-            <w:r>
-              <w:t xml:space="preserve">Internal Testing has lighter review. Most overlay apps need 2–3 submissions before passing. If rejected, fix per the email and resubmit — do not appeal.</w:t>
-            </w:r>
-          </w:p>
-        </w:tc>
-      </w:tr>
-      <w:tr>
-        <w:tc>
-          <w:tcPr>
-            <w:tcW w:type="dxa" w:w="1400"/>
-            <w:tcBorders>
-              <w:top w:val="single" w:color="CCCCCC" w:sz="1"/>
-              <w:left w:val="single" w:color="CCCCCC" w:sz="1"/>
-              <w:bottom w:val="single" w:color="CCCCCC" w:sz="1"/>
-              <w:right w:val="single" w:color="CCCCCC" w:sz="1"/>
-            </w:tcBorders>
-            <w:shd w:fill="FFF4CE" w:val="clear"/>
-            <w:tcMar>
-              <w:top w:type="dxa" w:w="80"/>
-              <w:left w:type="dxa" w:w="120"/>
-              <w:bottom w:type="dxa" w:w="80"/>
-              <w:right w:type="dxa" w:w="120"/>
-            </w:tcMar>
-          </w:tcPr>
-          <w:p>
-            <w:r>
-              <w:rPr>
-                <w:b/>
-                <w:bCs/>
-              </w:rPr>
-              <w:t xml:space="preserve">OPEN</w:t>
-            </w:r>
-          </w:p>
-        </w:tc>
-        <w:tc>
-          <w:tcPr>
-            <w:tcW w:type="dxa" w:w="2000"/>
-            <w:tcBorders>
-              <w:top w:val="single" w:color="CCCCCC" w:sz="1"/>
-              <w:left w:val="single" w:color="CCCCCC" w:sz="1"/>
-              <w:bottom w:val="single" w:color="CCCCCC" w:sz="1"/>
-              <w:right w:val="single" w:color="CCCCCC" w:sz="1"/>
-            </w:tcBorders>
-            <w:tcMar>
-              <w:top w:type="dxa" w:w="80"/>
-              <w:left w:type="dxa" w:w="120"/>
-              <w:bottom w:type="dxa" w:w="80"/>
-              <w:right w:type="dxa" w:w="120"/>
-            </w:tcMar>
-          </w:tcPr>
-          <w:p>
-            <w:r>
-              <w:t xml:space="preserve">Monetization</w:t>
-            </w:r>
-          </w:p>
-        </w:tc>
-        <w:tc>
-          <w:tcPr>
-            <w:tcW w:type="dxa" w:w="3500"/>
-            <w:tcBorders>
-              <w:top w:val="single" w:color="CCCCCC" w:sz="1"/>
-              <w:left w:val="single" w:color="CCCCCC" w:sz="1"/>
-              <w:bottom w:val="single" w:color="CCCCCC" w:sz="1"/>
-              <w:right w:val="single" w:color="CCCCCC" w:sz="1"/>
-            </w:tcBorders>
-            <w:tcMar>
-              <w:top w:type="dxa" w:w="80"/>
-              <w:left w:type="dxa" w:w="120"/>
-              <w:bottom w:type="dxa" w:w="80"/>
-              <w:right w:type="dxa" w:w="120"/>
-            </w:tcMar>
-          </w:tcPr>
-          <w:p>
-            <w:r>
-              <w:t xml:space="preserve">Swap AdMob test IDs for real production unit IDs before submitting to Play</w:t>
-            </w:r>
-          </w:p>
-        </w:tc>
-        <w:tc>
-          <w:tcPr>
-            <w:tcW w:type="dxa" w:w="2460"/>
-            <w:tcBorders>
-              <w:top w:val="single" w:color="CCCCCC" w:sz="1"/>
-              <w:left w:val="single" w:color="CCCCCC" w:sz="1"/>
-              <w:bottom w:val="single" w:color="CCCCCC" w:sz="1"/>
-              <w:right w:val="single" w:color="CCCCCC" w:sz="1"/>
-            </w:tcBorders>
-            <w:tcMar>
-              <w:top w:type="dxa" w:w="80"/>
-              <w:left w:type="dxa" w:w="120"/>
-              <w:bottom w:type="dxa" w:w="80"/>
-              <w:right w:type="dxa" w:w="120"/>
-            </w:tcMar>
-          </w:tcPr>
-          <w:p>
-            <w:r>
-              <w:t xml:space="preserve">Carried over from prior launch-prep notes. Real ad unit IDs must be wired in before Production rollout; leaving test IDs in a shipped build returns nothing but causes listing review issues if Data Safety mentions ads.</w:t>
+              <w:t xml:space="preserve">Fix 1: extractModTier() catches tier letter glued onto first secondary line (“C (2) 4.12% Protection”) via ^([A-E])\s+\(\d+\) pattern. Fix 2: extractSecondaries() dedup prefers the match that carries an explicit rolls field so valueFirstPattern doesn’t win over rollFirstPattern. Fix 3: removed overly broad \bprim\w*\b / \bseco\w*\b noise patterns that were nuking the literal “PRIMARY STAT” / “SECONDARY STATS” headers and breaking findLineIndex-based section segmentation. Fix 4: primary-dedup now runs AFTER flat-to-% promotion so a flat “Health” on a Health%-primary mod can’t sneak into secondaries and push a real secondary past the 4-item cap. Verified end-to-end against on-device ocr-debug-last.txt.</w:t>
             </w:r>
           </w:p>
         </w:tc>
@@ -2589,7 +3064,7 @@
           </w:tcPr>
           <w:p>
             <w:r>
-              <w:t xml:space="preserve">Slice engine / tier progression</w:t>
+              <w:t xml:space="preserve">Slice screen / verdict UI</w:t>
             </w:r>
           </w:p>
         </w:tc>
@@ -2611,7 +3086,7 @@
           </w:tcPr>
           <w:p>
             <w:r>
-              <w:t xml:space="preserve">Walk tier ladder (E → D → C → B → A → 6E) using actual rolled secondaries as signal. 6-state verdict: Usable / Slice to next tier / Cap at 5A / Filler / Sellable / Not sliceable.</w:t>
+              <w:t xml:space="preserve">Collapsed the duplicate Decision card into the ladder-plan card so users see a single verdict</w:t>
             </w:r>
           </w:p>
         </w:tc>
@@ -2633,7 +3108,7 @@
           </w:tcPr>
           <w:p>
             <w:r>
-              <w:t xml:space="preserve">buildLadderPlan() in sliceEngine.js emits per-step verdicts. Pre-5A mods with catalyst potential (Speed secondary with rolls&lt;5, or priority stat with SLICE_GAIN≥0.3) now return SLICE_NEXT (cyan) — “take one step, re-evaluate after the roll” — instead of projecting an end-state from current rolls. Definite-Usable paths (Speed arrow, hard Speed, strongUpside, speedBacked) still return USABLE. Cap at 5A is scoped to mods already at 5A. SliceScreen renders SLICE_NEXT as “Next step: → {nextTier} — re-evaluate after roll”. Archive on next sweep.</w:t>
+              <w:t xml:space="preserve">Previously SliceScreen rendered the ladder plan (“Slice to 5B”, cyan) AND a separate score-based Decision (“Filler — not worth slicing”) at the same time, which gave contradictory recommendations. Now renders one card driven by result.ladderPlan with Score: X/100 + reasonLines[0] folded in as footer lines. Old Decision card retained as fallback branch when ladderPlan is absent.</w:t>
             </w:r>
           </w:p>
         </w:tc>
@@ -2684,7 +3159,7 @@
           </w:tcPr>
           <w:p>
             <w:r>
-              <w:t xml:space="preserve">Slice engine / tier OCR on scans</w:t>
+              <w:t xml:space="preserve">GAC screen / no-roster toggle filter</w:t>
             </w:r>
           </w:p>
         </w:tc>
@@ -2706,7 +3181,7 @@
           </w:tcPr>
           <w:p>
             <w:r>
-              <w:t xml:space="preserve">Scanner auto-populates the slice-tab tier pill from the mod card (E/D/C/B/A letter near the level banner)</w:t>
+              <w:t xml:space="preserve">Attack/Defense toggle now shows the right squads when no roster is linked</w:t>
             </w:r>
           </w:p>
         </w:tc>
@@ -2728,7 +3203,7 @@
           </w:tcPr>
           <w:p>
             <w:r>
-              <w:t xml:space="preserve">extractModTier() in modCaptureParser.js reads Tier/LVL/Level patterns from the OCR output and returns ‘5E’…‘5A’. Threaded through parsed.modTier → App.js slicePrefill.tier → SliceScreen. 6E (6-dot) isn’t auto-detected yet (needs pip-count detection) — user taps 6E manually. When OCR misses the letter, SliceScreen clears tier to ‘’ on prefill so the ladder plan falls through to “Not sliceable — No tier selected” rather than silently showing wrong 5A verdicts.</w:t>
+              <w:t xml:space="preserve">Previously GacScreen.squadsToShow returned payload.squads.slice(0,30) when hasRoster was false — worker concatenates defense first, then offense, so the unfiltered top 30 was always all defenders, and the Attack toggle showed Jabba/LV/Rey leads with empty win% (offenseWinRate is null on defense rows). No-roster branch now filters by sq.role === role and sorts by the matching win-rate metric. Wrapped in {squad, ownedCount: null, coverage: null} so the render code’s existing item.squad || item fallback keeps working. After install: Attack shows Sith Eternal 96% / Malgus trios 93% / etc. matching swgoh.gg.</w:t>
             </w:r>
           </w:p>
         </w:tc>
@@ -2779,7 +3254,7 @@
           </w:tcPr>
           <w:p>
             <w:r>
-              <w:t xml:space="preserve">Scanner / parser fixes</w:t>
+              <w:t xml:space="preserve">GAC worker / attack + defense perspectives</w:t>
             </w:r>
           </w:p>
         </w:tc>
@@ -2801,7 +3276,7 @@
           </w:tcPr>
           <w:p>
             <w:r>
-              <w:t xml:space="preserve">Parser: four cascading fixes for a 5C Cross scan that was showing wrong tier + Health% phantom secondary</w:t>
+              <w:t xml:space="preserve">Scrape both perspectives of /gac/squads/ so Offense shows real top attackers (not inverse of defense holds)</w:t>
             </w:r>
           </w:p>
         </w:tc>
@@ -2823,7 +3298,7 @@
           </w:tcPr>
           <w:p>
             <w:r>
-              <w:t xml:space="preserve">Fix 1: extractModTier() catches tier letter glued onto first secondary line (“C (2) 4.12% Protection”) via ^([A-E])\s+\(\d+\) pattern. Fix 2: extractSecondaries() dedup prefers the match that carries an explicit rolls field so valueFirstPattern doesn’t win over rollFirstPattern. Fix 3: removed overly broad \bprim\w*\b / \bseco\w*\b noise patterns that were nuking the literal “PRIMARY STAT” / “SECONDARY STATS” headers and breaking findLineIndex-based section segmentation. Fix 4: primary-dedup now runs AFTER flat-to-% promotion so a flat “Health” on a Health%-primary mod can’t sneak into secondaries and push a real secondary past the 4-item cap. Verified end-to-end against on-device ocr-debug-last.txt.</w:t>
+              <w:t xml:space="preserve">swgoh.gg’s /gac/squads/ page takes a ?perspective=attack&amp;sort=percent query param that returns a completely different list (top attacking squads sorted by Win %) than the default defense view (top defenders sorted by Hold %). Top attacker (SITHPALPATINE solo, 96%) is not derivable from top defender (JABBATHEHUTT+BOUSHH+KRRSANTAN 27% hold) — they’re independent datasets. scrapeGacSquads now fetches both perspectives in parallel, parses each through parseGacSquadsHtml(html, role), and emits squads tagged with the appropriate role and single populated win-rate field. Attack view legitimately includes 1-member solo squads so bracket detection runs off the defense view only. Deployed. Verified: /?gac=3v3 returns 87 squads (42 def + 45 off); /?gac=5v5 returns 70 (37 def + 33 off).</w:t>
             </w:r>
           </w:p>
         </w:tc>
@@ -2874,7 +3349,7 @@
           </w:tcPr>
           <w:p>
             <w:r>
-              <w:t xml:space="preserve">Slice screen / verdict UI</w:t>
+              <w:t xml:space="preserve">Slice tab / incomplete secondary transfer</w:t>
             </w:r>
           </w:p>
         </w:tc>
@@ -2896,7 +3371,7 @@
           </w:tcPr>
           <w:p>
             <w:r>
-              <w:t xml:space="preserve">Collapsed the duplicate Decision card into the ladder-plan card so users see a single verdict</w:t>
+              <w:t xml:space="preserve">Secondaries now transfer fully from scan → Slice tab</w:t>
             </w:r>
           </w:p>
         </w:tc>
@@ -2918,292 +3393,7 @@
           </w:tcPr>
           <w:p>
             <w:r>
-              <w:t xml:space="preserve">Previously SliceScreen rendered the ladder plan (“Slice to 5B”, cyan) AND a separate score-based Decision (“Filler — not worth slicing”) at the same time, which gave contradictory recommendations. Now renders one card driven by result.ladderPlan with Score: X/100 + reasonLines[0] folded in as footer lines. Old Decision card retained as fallback branch when ladderPlan is absent.</w:t>
-            </w:r>
-          </w:p>
-        </w:tc>
-      </w:tr>
-      <w:tr>
-        <w:tc>
-          <w:tcPr>
-            <w:tcW w:type="dxa" w:w="1400"/>
-            <w:tcBorders>
-              <w:top w:val="single" w:color="CCCCCC" w:sz="1"/>
-              <w:left w:val="single" w:color="CCCCCC" w:sz="1"/>
-              <w:bottom w:val="single" w:color="CCCCCC" w:sz="1"/>
-              <w:right w:val="single" w:color="CCCCCC" w:sz="1"/>
-            </w:tcBorders>
-            <w:shd w:fill="D5F0D5" w:val="clear"/>
-            <w:tcMar>
-              <w:top w:type="dxa" w:w="80"/>
-              <w:left w:type="dxa" w:w="120"/>
-              <w:bottom w:type="dxa" w:w="80"/>
-              <w:right w:type="dxa" w:w="120"/>
-            </w:tcMar>
-          </w:tcPr>
-          <w:p>
-            <w:r>
-              <w:rPr>
-                <w:b/>
-                <w:bCs/>
-              </w:rPr>
-              <w:t xml:space="preserve">DONE</w:t>
-            </w:r>
-          </w:p>
-        </w:tc>
-        <w:tc>
-          <w:tcPr>
-            <w:tcW w:type="dxa" w:w="2000"/>
-            <w:tcBorders>
-              <w:top w:val="single" w:color="CCCCCC" w:sz="1"/>
-              <w:left w:val="single" w:color="CCCCCC" w:sz="1"/>
-              <w:bottom w:val="single" w:color="CCCCCC" w:sz="1"/>
-              <w:right w:val="single" w:color="CCCCCC" w:sz="1"/>
-            </w:tcBorders>
-            <w:tcMar>
-              <w:top w:type="dxa" w:w="80"/>
-              <w:left w:type="dxa" w:w="120"/>
-              <w:bottom w:type="dxa" w:w="80"/>
-              <w:right w:type="dxa" w:w="120"/>
-            </w:tcMar>
-          </w:tcPr>
-          <w:p>
-            <w:r>
-              <w:t xml:space="preserve">GAC screen / no-roster toggle filter</w:t>
-            </w:r>
-          </w:p>
-        </w:tc>
-        <w:tc>
-          <w:tcPr>
-            <w:tcW w:type="dxa" w:w="3500"/>
-            <w:tcBorders>
-              <w:top w:val="single" w:color="CCCCCC" w:sz="1"/>
-              <w:left w:val="single" w:color="CCCCCC" w:sz="1"/>
-              <w:bottom w:val="single" w:color="CCCCCC" w:sz="1"/>
-              <w:right w:val="single" w:color="CCCCCC" w:sz="1"/>
-            </w:tcBorders>
-            <w:tcMar>
-              <w:top w:type="dxa" w:w="80"/>
-              <w:left w:type="dxa" w:w="120"/>
-              <w:bottom w:type="dxa" w:w="80"/>
-              <w:right w:type="dxa" w:w="120"/>
-            </w:tcMar>
-          </w:tcPr>
-          <w:p>
-            <w:r>
-              <w:t xml:space="preserve">Attack/Defense toggle now shows the right squads when no roster is linked</w:t>
-            </w:r>
-          </w:p>
-        </w:tc>
-        <w:tc>
-          <w:tcPr>
-            <w:tcW w:type="dxa" w:w="2460"/>
-            <w:tcBorders>
-              <w:top w:val="single" w:color="CCCCCC" w:sz="1"/>
-              <w:left w:val="single" w:color="CCCCCC" w:sz="1"/>
-              <w:bottom w:val="single" w:color="CCCCCC" w:sz="1"/>
-              <w:right w:val="single" w:color="CCCCCC" w:sz="1"/>
-            </w:tcBorders>
-            <w:tcMar>
-              <w:top w:type="dxa" w:w="80"/>
-              <w:left w:type="dxa" w:w="120"/>
-              <w:bottom w:type="dxa" w:w="80"/>
-              <w:right w:type="dxa" w:w="120"/>
-            </w:tcMar>
-          </w:tcPr>
-          <w:p>
-            <w:r>
-              <w:t xml:space="preserve">Previously GacScreen.squadsToShow returned payload.squads.slice(0,30) when hasRoster was false — worker concatenates defense first, then offense, so the unfiltered top 30 was always all defenders, and the Attack toggle showed Jabba/LV/Rey leads with empty win% (offenseWinRate is null on defense rows). No-roster branch now filters by sq.role === role and sorts by the matching win-rate metric. Wrapped in {squad, ownedCount: null, coverage: null} so the render code’s existing item.squad || item fallback keeps working. After install: Attack shows Sith Eternal 96% / Malgus trios 93% / etc. matching swgoh.gg.</w:t>
-            </w:r>
-          </w:p>
-        </w:tc>
-      </w:tr>
-      <w:tr>
-        <w:tc>
-          <w:tcPr>
-            <w:tcW w:type="dxa" w:w="1400"/>
-            <w:tcBorders>
-              <w:top w:val="single" w:color="CCCCCC" w:sz="1"/>
-              <w:left w:val="single" w:color="CCCCCC" w:sz="1"/>
-              <w:bottom w:val="single" w:color="CCCCCC" w:sz="1"/>
-              <w:right w:val="single" w:color="CCCCCC" w:sz="1"/>
-            </w:tcBorders>
-            <w:shd w:fill="D5F0D5" w:val="clear"/>
-            <w:tcMar>
-              <w:top w:type="dxa" w:w="80"/>
-              <w:left w:type="dxa" w:w="120"/>
-              <w:bottom w:type="dxa" w:w="80"/>
-              <w:right w:type="dxa" w:w="120"/>
-            </w:tcMar>
-          </w:tcPr>
-          <w:p>
-            <w:r>
-              <w:rPr>
-                <w:b/>
-                <w:bCs/>
-              </w:rPr>
-              <w:t xml:space="preserve">DONE</w:t>
-            </w:r>
-          </w:p>
-        </w:tc>
-        <w:tc>
-          <w:tcPr>
-            <w:tcW w:type="dxa" w:w="2000"/>
-            <w:tcBorders>
-              <w:top w:val="single" w:color="CCCCCC" w:sz="1"/>
-              <w:left w:val="single" w:color="CCCCCC" w:sz="1"/>
-              <w:bottom w:val="single" w:color="CCCCCC" w:sz="1"/>
-              <w:right w:val="single" w:color="CCCCCC" w:sz="1"/>
-            </w:tcBorders>
-            <w:tcMar>
-              <w:top w:type="dxa" w:w="80"/>
-              <w:left w:type="dxa" w:w="120"/>
-              <w:bottom w:type="dxa" w:w="80"/>
-              <w:right w:type="dxa" w:w="120"/>
-            </w:tcMar>
-          </w:tcPr>
-          <w:p>
-            <w:r>
-              <w:t xml:space="preserve">GAC worker / attack + defense perspectives</w:t>
-            </w:r>
-          </w:p>
-        </w:tc>
-        <w:tc>
-          <w:tcPr>
-            <w:tcW w:type="dxa" w:w="3500"/>
-            <w:tcBorders>
-              <w:top w:val="single" w:color="CCCCCC" w:sz="1"/>
-              <w:left w:val="single" w:color="CCCCCC" w:sz="1"/>
-              <w:bottom w:val="single" w:color="CCCCCC" w:sz="1"/>
-              <w:right w:val="single" w:color="CCCCCC" w:sz="1"/>
-            </w:tcBorders>
-            <w:tcMar>
-              <w:top w:type="dxa" w:w="80"/>
-              <w:left w:type="dxa" w:w="120"/>
-              <w:bottom w:type="dxa" w:w="80"/>
-              <w:right w:type="dxa" w:w="120"/>
-            </w:tcMar>
-          </w:tcPr>
-          <w:p>
-            <w:r>
-              <w:t xml:space="preserve">Scrape both perspectives of /gac/squads/ so Offense shows real top attackers (not inverse of defense holds)</w:t>
-            </w:r>
-          </w:p>
-        </w:tc>
-        <w:tc>
-          <w:tcPr>
-            <w:tcW w:type="dxa" w:w="2460"/>
-            <w:tcBorders>
-              <w:top w:val="single" w:color="CCCCCC" w:sz="1"/>
-              <w:left w:val="single" w:color="CCCCCC" w:sz="1"/>
-              <w:bottom w:val="single" w:color="CCCCCC" w:sz="1"/>
-              <w:right w:val="single" w:color="CCCCCC" w:sz="1"/>
-            </w:tcBorders>
-            <w:tcMar>
-              <w:top w:type="dxa" w:w="80"/>
-              <w:left w:type="dxa" w:w="120"/>
-              <w:bottom w:type="dxa" w:w="80"/>
-              <w:right w:type="dxa" w:w="120"/>
-            </w:tcMar>
-          </w:tcPr>
-          <w:p>
-            <w:r>
-              <w:t xml:space="preserve">swgoh.gg’s /gac/squads/ page takes a ?perspective=attack&amp;sort=percent query param that returns a completely different list (top attacking squads sorted by Win %) than the default defense view (top defenders sorted by Hold %). Top attacker (SITHPALPATINE solo, 96%) is not derivable from top defender (JABBATHEHUTT+BOUSHH+KRRSANTAN 27% hold) — they’re independent datasets. scrapeGacSquads now fetches both perspectives in parallel, parses each through parseGacSquadsHtml(html, role), and emits squads tagged with the appropriate role and single populated win-rate field. Attack view legitimately includes 1-member solo squads so bracket detection runs off the defense view only. Deployed. Verified: /?gac=3v3 returns 87 squads (42 def + 45 off); /?gac=5v5 returns 70 (37 def + 33 off).</w:t>
-            </w:r>
-          </w:p>
-        </w:tc>
-      </w:tr>
-      <w:tr>
-        <w:tc>
-          <w:tcPr>
-            <w:tcW w:type="dxa" w:w="1400"/>
-            <w:tcBorders>
-              <w:top w:val="single" w:color="CCCCCC" w:sz="1"/>
-              <w:left w:val="single" w:color="CCCCCC" w:sz="1"/>
-              <w:bottom w:val="single" w:color="CCCCCC" w:sz="1"/>
-              <w:right w:val="single" w:color="CCCCCC" w:sz="1"/>
-            </w:tcBorders>
-            <w:shd w:fill="FFF4CE" w:val="clear"/>
-            <w:tcMar>
-              <w:top w:type="dxa" w:w="80"/>
-              <w:left w:type="dxa" w:w="120"/>
-              <w:bottom w:type="dxa" w:w="80"/>
-              <w:right w:type="dxa" w:w="120"/>
-            </w:tcMar>
-          </w:tcPr>
-          <w:p>
-            <w:r>
-              <w:rPr>
-                <w:b/>
-                <w:bCs/>
-              </w:rPr>
-              <w:t xml:space="preserve">OPEN</w:t>
-            </w:r>
-          </w:p>
-        </w:tc>
-        <w:tc>
-          <w:tcPr>
-            <w:tcW w:type="dxa" w:w="2000"/>
-            <w:tcBorders>
-              <w:top w:val="single" w:color="CCCCCC" w:sz="1"/>
-              <w:left w:val="single" w:color="CCCCCC" w:sz="1"/>
-              <w:bottom w:val="single" w:color="CCCCCC" w:sz="1"/>
-              <w:right w:val="single" w:color="CCCCCC" w:sz="1"/>
-            </w:tcBorders>
-            <w:tcMar>
-              <w:top w:type="dxa" w:w="80"/>
-              <w:left w:type="dxa" w:w="120"/>
-              <w:bottom w:type="dxa" w:w="80"/>
-              <w:right w:type="dxa" w:w="120"/>
-            </w:tcMar>
-          </w:tcPr>
-          <w:p>
-            <w:r>
-              <w:t xml:space="preserve">Slice tab / incomplete secondary transfer</w:t>
-            </w:r>
-          </w:p>
-        </w:tc>
-        <w:tc>
-          <w:tcPr>
-            <w:tcW w:type="dxa" w:w="3500"/>
-            <w:tcBorders>
-              <w:top w:val="single" w:color="CCCCCC" w:sz="1"/>
-              <w:left w:val="single" w:color="CCCCCC" w:sz="1"/>
-              <w:bottom w:val="single" w:color="CCCCCC" w:sz="1"/>
-              <w:right w:val="single" w:color="CCCCCC" w:sz="1"/>
-            </w:tcBorders>
-            <w:tcMar>
-              <w:top w:type="dxa" w:w="80"/>
-              <w:left w:type="dxa" w:w="120"/>
-              <w:bottom w:type="dxa" w:w="80"/>
-              <w:right w:type="dxa" w:w="120"/>
-            </w:tcMar>
-          </w:tcPr>
-          <w:p>
-            <w:r>
-              <w:t xml:space="preserve">Not all secondaries from the scan are making it to the Slice tab — some mods come through with missing rows</w:t>
-            </w:r>
-          </w:p>
-        </w:tc>
-        <w:tc>
-          <w:tcPr>
-            <w:tcW w:type="dxa" w:w="2460"/>
-            <w:tcBorders>
-              <w:top w:val="single" w:color="CCCCCC" w:sz="1"/>
-              <w:left w:val="single" w:color="CCCCCC" w:sz="1"/>
-              <w:bottom w:val="single" w:color="CCCCCC" w:sz="1"/>
-              <w:right w:val="single" w:color="CCCCCC" w:sz="1"/>
-            </w:tcBorders>
-            <w:tcMar>
-              <w:top w:type="dxa" w:w="80"/>
-              <w:left w:type="dxa" w:w="120"/>
-              <w:bottom w:type="dxa" w:w="80"/>
-              <w:right w:type="dxa" w:w="120"/>
-            </w:tcMar>
-          </w:tcPr>
-          <w:p>
-            <w:r>
-              <w:t xml:space="preserve">Separate from the tier-letter OCR issue. Even when the tier is picked up correctly, some scans lose one or more secondaries on the handoff from parser → App.js slicePrefill → SliceScreen. Could be: (a) a regex in extractSecondaries dropping a row whose stat name has unusual spacing/OCR noise, (b) the primary-dedup backstop added last session filtering too aggressively when a flat stat shares a name with the primary, (c) slice(0, 4) capping before a real 4th secondary is seen because a phantom row snuck in earlier. Plan: collect a fresh ocr-debug-last.txt for a mod where a secondary is missing, trace through parser step-by-step against that dump, and compare parsed.secondaries vs. the on-card text.</w:t>
+              <w:t xml:space="preserve">User-verified resolved on 2026-04-23. Likely fell out of the parser cascading fixes (tier-letter-glued-to-first-secondary + rollFirstPattern dedup preference + primary-dedup-after-flat-promotion) that landed earlier this session. Archive on next sweep.</w:t>
             </w:r>
           </w:p>
         </w:tc>

--- a/docs/TODO.docx
+++ b/docs/TODO.docx
@@ -843,6 +843,576 @@
               <w:bottom w:val="single" w:color="CCCCCC" w:sz="1"/>
               <w:right w:val="single" w:color="CCCCCC" w:sz="1"/>
             </w:tcBorders>
+            <w:shd w:fill="D5F0D5" w:val="clear"/>
+            <w:tcMar>
+              <w:top w:type="dxa" w:w="80"/>
+              <w:left w:type="dxa" w:w="120"/>
+              <w:bottom w:type="dxa" w:w="80"/>
+              <w:right w:type="dxa" w:w="120"/>
+            </w:tcMar>
+          </w:tcPr>
+          <w:p>
+            <w:r>
+              <w:rPr>
+                <w:b/>
+                <w:bCs/>
+              </w:rPr>
+              <w:t xml:space="preserve">DONE</w:t>
+            </w:r>
+          </w:p>
+        </w:tc>
+        <w:tc>
+          <w:tcPr>
+            <w:tcW w:type="dxa" w:w="2000"/>
+            <w:tcBorders>
+              <w:top w:val="single" w:color="CCCCCC" w:sz="1"/>
+              <w:left w:val="single" w:color="CCCCCC" w:sz="1"/>
+              <w:bottom w:val="single" w:color="CCCCCC" w:sz="1"/>
+              <w:right w:val="single" w:color="CCCCCC" w:sz="1"/>
+            </w:tcBorders>
+            <w:tcMar>
+              <w:top w:type="dxa" w:w="80"/>
+              <w:left w:type="dxa" w:w="120"/>
+              <w:bottom w:type="dxa" w:w="80"/>
+              <w:right w:type="dxa" w:w="120"/>
+            </w:tcMar>
+          </w:tcPr>
+          <w:p>
+            <w:r>
+              <w:t xml:space="preserve">Repo hygiene</w:t>
+            </w:r>
+          </w:p>
+        </w:tc>
+        <w:tc>
+          <w:tcPr>
+            <w:tcW w:type="dxa" w:w="3500"/>
+            <w:tcBorders>
+              <w:top w:val="single" w:color="CCCCCC" w:sz="1"/>
+              <w:left w:val="single" w:color="CCCCCC" w:sz="1"/>
+              <w:bottom w:val="single" w:color="CCCCCC" w:sz="1"/>
+              <w:right w:val="single" w:color="CCCCCC" w:sz="1"/>
+            </w:tcBorders>
+            <w:tcMar>
+              <w:top w:type="dxa" w:w="80"/>
+              <w:left w:type="dxa" w:w="120"/>
+              <w:bottom w:type="dxa" w:w="80"/>
+              <w:right w:type="dxa" w:w="120"/>
+            </w:tcMar>
+          </w:tcPr>
+          <w:p>
+            <w:r>
+              <w:t xml:space="preserve">references/mod-source-html/*_files/ (SWGOH.GG webpack bundles) removed from working tree; not tracked in git on either branch</w:t>
+            </w:r>
+          </w:p>
+        </w:tc>
+        <w:tc>
+          <w:tcPr>
+            <w:tcW w:type="dxa" w:w="2460"/>
+            <w:tcBorders>
+              <w:top w:val="single" w:color="CCCCCC" w:sz="1"/>
+              <w:left w:val="single" w:color="CCCCCC" w:sz="1"/>
+              <w:bottom w:val="single" w:color="CCCCCC" w:sz="1"/>
+              <w:right w:val="single" w:color="CCCCCC" w:sz="1"/>
+            </w:tcBorders>
+            <w:tcMar>
+              <w:top w:type="dxa" w:w="80"/>
+              <w:left w:type="dxa" w:w="120"/>
+              <w:bottom w:type="dxa" w:w="80"/>
+              <w:right w:type="dxa" w:w="120"/>
+            </w:tcMar>
+          </w:tcPr>
+          <w:p>
+            <w:r>
+              <w:t xml:space="preserve">User confirmed external backup kept in case parsers ever need them. Verified on 2026-04-25: references/ contains only character-data, mod-source, and native-overlay-template; no _files/ subdirs anywhere; git ls-files references/mod-source-html returns 0 entries on both main and friendly-stonebraker. Archive on next sweep.</w:t>
+            </w:r>
+          </w:p>
+        </w:tc>
+      </w:tr>
+      <w:tr>
+        <w:tc>
+          <w:tcPr>
+            <w:tcW w:type="dxa" w:w="1400"/>
+            <w:tcBorders>
+              <w:top w:val="single" w:color="CCCCCC" w:sz="1"/>
+              <w:left w:val="single" w:color="CCCCCC" w:sz="1"/>
+              <w:bottom w:val="single" w:color="CCCCCC" w:sz="1"/>
+              <w:right w:val="single" w:color="CCCCCC" w:sz="1"/>
+            </w:tcBorders>
+            <w:shd w:fill="D5F0D5" w:val="clear"/>
+            <w:tcMar>
+              <w:top w:type="dxa" w:w="80"/>
+              <w:left w:type="dxa" w:w="120"/>
+              <w:bottom w:type="dxa" w:w="80"/>
+              <w:right w:type="dxa" w:w="120"/>
+            </w:tcMar>
+          </w:tcPr>
+          <w:p>
+            <w:r>
+              <w:rPr>
+                <w:b/>
+                <w:bCs/>
+              </w:rPr>
+              <w:t xml:space="preserve">DONE</w:t>
+            </w:r>
+          </w:p>
+        </w:tc>
+        <w:tc>
+          <w:tcPr>
+            <w:tcW w:type="dxa" w:w="2000"/>
+            <w:tcBorders>
+              <w:top w:val="single" w:color="CCCCCC" w:sz="1"/>
+              <w:left w:val="single" w:color="CCCCCC" w:sz="1"/>
+              <w:bottom w:val="single" w:color="CCCCCC" w:sz="1"/>
+              <w:right w:val="single" w:color="CCCCCC" w:sz="1"/>
+            </w:tcBorders>
+            <w:tcMar>
+              <w:top w:type="dxa" w:w="80"/>
+              <w:left w:type="dxa" w:w="120"/>
+              <w:bottom w:type="dxa" w:w="80"/>
+              <w:right w:type="dxa" w:w="120"/>
+            </w:tcMar>
+          </w:tcPr>
+          <w:p>
+            <w:r>
+              <w:t xml:space="preserve">Repo hygiene / cleanup</w:t>
+            </w:r>
+          </w:p>
+        </w:tc>
+        <w:tc>
+          <w:tcPr>
+            <w:tcW w:type="dxa" w:w="3500"/>
+            <w:tcBorders>
+              <w:top w:val="single" w:color="CCCCCC" w:sz="1"/>
+              <w:left w:val="single" w:color="CCCCCC" w:sz="1"/>
+              <w:bottom w:val="single" w:color="CCCCCC" w:sz="1"/>
+              <w:right w:val="single" w:color="CCCCCC" w:sz="1"/>
+            </w:tcBorders>
+            <w:tcMar>
+              <w:top w:type="dxa" w:w="80"/>
+              <w:left w:type="dxa" w:w="120"/>
+              <w:bottom w:type="dxa" w:w="80"/>
+              <w:right w:type="dxa" w:w="120"/>
+            </w:tcMar>
+          </w:tcPr>
+          <w:p>
+            <w:r>
+              <w:t xml:space="preserve">Codebase cleanup pass: deleted archive/, removed src/data/chars.js.bak, deduplicated DECODED_CHARS, consolidated verdict helpers, documented tools/</w:t>
+            </w:r>
+          </w:p>
+        </w:tc>
+        <w:tc>
+          <w:tcPr>
+            <w:tcW w:type="dxa" w:w="2460"/>
+            <w:tcBorders>
+              <w:top w:val="single" w:color="CCCCCC" w:sz="1"/>
+              <w:left w:val="single" w:color="CCCCCC" w:sz="1"/>
+              <w:bottom w:val="single" w:color="CCCCCC" w:sz="1"/>
+              <w:right w:val="single" w:color="CCCCCC" w:sz="1"/>
+            </w:tcBorders>
+            <w:tcMar>
+              <w:top w:type="dxa" w:w="80"/>
+              <w:left w:type="dxa" w:w="120"/>
+              <w:bottom w:type="dxa" w:w="80"/>
+              <w:right w:type="dxa" w:w="120"/>
+            </w:tcMar>
+          </w:tcPr>
+          <w:p>
+            <w:r>
+              <w:t xml:space="preserve">Landed 2026-04-24. archive/ (53 files) deleted with backup pushed to backup/pre-cleanup-2026-04-24 and chars.js.bak copied to C:/Users/Chad/my-app/backups/. New src/data/charDecoding.js exports DECODED_CHARS + ENGINE_SLICE_REF used by both overlayRecommendation and SliceScreen. New getDecisionDescription() export on sliceEngine.js replaces two slightly drifted decisionDefinition() helpers. New tools/README.md catalogs all 22 dev scripts.</w:t>
+            </w:r>
+          </w:p>
+        </w:tc>
+      </w:tr>
+      <w:tr>
+        <w:tc>
+          <w:tcPr>
+            <w:tcW w:type="dxa" w:w="1400"/>
+            <w:tcBorders>
+              <w:top w:val="single" w:color="CCCCCC" w:sz="1"/>
+              <w:left w:val="single" w:color="CCCCCC" w:sz="1"/>
+              <w:bottom w:val="single" w:color="CCCCCC" w:sz="1"/>
+              <w:right w:val="single" w:color="CCCCCC" w:sz="1"/>
+            </w:tcBorders>
+            <w:shd w:fill="D5F0D5" w:val="clear"/>
+            <w:tcMar>
+              <w:top w:type="dxa" w:w="80"/>
+              <w:left w:type="dxa" w:w="120"/>
+              <w:bottom w:type="dxa" w:w="80"/>
+              <w:right w:type="dxa" w:w="120"/>
+            </w:tcMar>
+          </w:tcPr>
+          <w:p>
+            <w:r>
+              <w:rPr>
+                <w:b/>
+                <w:bCs/>
+              </w:rPr>
+              <w:t xml:space="preserve">DONE</w:t>
+            </w:r>
+          </w:p>
+        </w:tc>
+        <w:tc>
+          <w:tcPr>
+            <w:tcW w:type="dxa" w:w="2000"/>
+            <w:tcBorders>
+              <w:top w:val="single" w:color="CCCCCC" w:sz="1"/>
+              <w:left w:val="single" w:color="CCCCCC" w:sz="1"/>
+              <w:bottom w:val="single" w:color="CCCCCC" w:sz="1"/>
+              <w:right w:val="single" w:color="CCCCCC" w:sz="1"/>
+            </w:tcBorders>
+            <w:tcMar>
+              <w:top w:type="dxa" w:w="80"/>
+              <w:left w:type="dxa" w:w="120"/>
+              <w:bottom w:type="dxa" w:w="80"/>
+              <w:right w:type="dxa" w:w="120"/>
+            </w:tcMar>
+          </w:tcPr>
+          <w:p>
+            <w:r>
+              <w:t xml:space="preserve">Theme / shape icons</w:t>
+            </w:r>
+          </w:p>
+        </w:tc>
+        <w:tc>
+          <w:tcPr>
+            <w:tcW w:type="dxa" w:w="3500"/>
+            <w:tcBorders>
+              <w:top w:val="single" w:color="CCCCCC" w:sz="1"/>
+              <w:left w:val="single" w:color="CCCCCC" w:sz="1"/>
+              <w:bottom w:val="single" w:color="CCCCCC" w:sz="1"/>
+              <w:right w:val="single" w:color="CCCCCC" w:sz="1"/>
+            </w:tcBorders>
+            <w:tcMar>
+              <w:top w:type="dxa" w:w="80"/>
+              <w:left w:type="dxa" w:w="120"/>
+              <w:bottom w:type="dxa" w:w="80"/>
+              <w:right w:type="dxa" w:w="120"/>
+            </w:tcMar>
+          </w:tcPr>
+          <w:p>
+            <w:r>
+              <w:t xml:space="preserve">Light-mode shape icons: cross/triangle/diamond/etc. now have light-mode variants so they don’t render as black blobs on the white background</w:t>
+            </w:r>
+          </w:p>
+        </w:tc>
+        <w:tc>
+          <w:tcPr>
+            <w:tcW w:type="dxa" w:w="2460"/>
+            <w:tcBorders>
+              <w:top w:val="single" w:color="CCCCCC" w:sz="1"/>
+              <w:left w:val="single" w:color="CCCCCC" w:sz="1"/>
+              <w:bottom w:val="single" w:color="CCCCCC" w:sz="1"/>
+              <w:right w:val="single" w:color="CCCCCC" w:sz="1"/>
+            </w:tcBorders>
+            <w:tcMar>
+              <w:top w:type="dxa" w:w="80"/>
+              <w:left w:type="dxa" w:w="120"/>
+              <w:bottom w:type="dxa" w:w="80"/>
+              <w:right w:type="dxa" w:w="120"/>
+            </w:tcMar>
+          </w:tcPr>
+          <w:p>
+            <w:r>
+              <w:t xml:space="preserve">Each shape PNG has a metallic colored frame + dark inner cavity + dark outer drop-shadow. New tools/gen-shape-lightmode.py rewrites pixels with max(R,G,B) &lt; 55 to white while preserving alpha (soft black aura becomes soft white glow). Generated assets/shapes/{name}-light.png for all 6 shapes. ModShapeIcon.js now reads isDark from useThemeControls() and swaps source maps accordingly. Verified visually before commit. Push LUM_MAX from 55 to 65 in the script if any dark specks survive on-device.</w:t>
+            </w:r>
+          </w:p>
+        </w:tc>
+      </w:tr>
+      <w:tr>
+        <w:tc>
+          <w:tcPr>
+            <w:tcW w:type="dxa" w:w="1400"/>
+            <w:tcBorders>
+              <w:top w:val="single" w:color="CCCCCC" w:sz="1"/>
+              <w:left w:val="single" w:color="CCCCCC" w:sz="1"/>
+              <w:bottom w:val="single" w:color="CCCCCC" w:sz="1"/>
+              <w:right w:val="single" w:color="CCCCCC" w:sz="1"/>
+            </w:tcBorders>
+            <w:shd w:fill="D5F0D5" w:val="clear"/>
+            <w:tcMar>
+              <w:top w:type="dxa" w:w="80"/>
+              <w:left w:type="dxa" w:w="120"/>
+              <w:bottom w:type="dxa" w:w="80"/>
+              <w:right w:type="dxa" w:w="120"/>
+            </w:tcMar>
+          </w:tcPr>
+          <w:p>
+            <w:r>
+              <w:rPr>
+                <w:b/>
+                <w:bCs/>
+              </w:rPr>
+              <w:t xml:space="preserve">DONE</w:t>
+            </w:r>
+          </w:p>
+        </w:tc>
+        <w:tc>
+          <w:tcPr>
+            <w:tcW w:type="dxa" w:w="2000"/>
+            <w:tcBorders>
+              <w:top w:val="single" w:color="CCCCCC" w:sz="1"/>
+              <w:left w:val="single" w:color="CCCCCC" w:sz="1"/>
+              <w:bottom w:val="single" w:color="CCCCCC" w:sz="1"/>
+              <w:right w:val="single" w:color="CCCCCC" w:sz="1"/>
+            </w:tcBorders>
+            <w:tcMar>
+              <w:top w:type="dxa" w:w="80"/>
+              <w:left w:type="dxa" w:w="120"/>
+              <w:bottom w:type="dxa" w:w="80"/>
+              <w:right w:type="dxa" w:w="120"/>
+            </w:tcMar>
+          </w:tcPr>
+          <w:p>
+            <w:r>
+              <w:t xml:space="preserve">Slice screen / layout</w:t>
+            </w:r>
+          </w:p>
+        </w:tc>
+        <w:tc>
+          <w:tcPr>
+            <w:tcW w:type="dxa" w:w="3500"/>
+            <w:tcBorders>
+              <w:top w:val="single" w:color="CCCCCC" w:sz="1"/>
+              <w:left w:val="single" w:color="CCCCCC" w:sz="1"/>
+              <w:bottom w:val="single" w:color="CCCCCC" w:sz="1"/>
+              <w:right w:val="single" w:color="CCCCCC" w:sz="1"/>
+            </w:tcBorders>
+            <w:tcMar>
+              <w:top w:type="dxa" w:w="80"/>
+              <w:left w:type="dxa" w:w="120"/>
+              <w:bottom w:type="dxa" w:w="80"/>
+              <w:right w:type="dxa" w:w="120"/>
+            </w:tcMar>
+          </w:tcPr>
+          <w:p>
+            <w:r>
+              <w:t xml:space="preserve">Shrink the Best Character Fit card and place a "Your Characters" card next to it (premium-only)</w:t>
+            </w:r>
+          </w:p>
+        </w:tc>
+        <w:tc>
+          <w:tcPr>
+            <w:tcW w:type="dxa" w:w="2460"/>
+            <w:tcBorders>
+              <w:top w:val="single" w:color="CCCCCC" w:sz="1"/>
+              <w:left w:val="single" w:color="CCCCCC" w:sz="1"/>
+              <w:bottom w:val="single" w:color="CCCCCC" w:sz="1"/>
+              <w:right w:val="single" w:color="CCCCCC" w:sz="1"/>
+            </w:tcBorders>
+            <w:tcMar>
+              <w:top w:type="dxa" w:w="80"/>
+              <w:left w:type="dxa" w:w="120"/>
+              <w:bottom w:type="dxa" w:w="80"/>
+              <w:right w:type="dxa" w:w="120"/>
+            </w:tcMar>
+          </w:tcPr>
+          <w:p>
+            <w:r>
+              <w:t xml:space="preserve">Two-card row. "Your Characters" populated from ally-code roster; gated behind premium.</w:t>
+            </w:r>
+          </w:p>
+        </w:tc>
+      </w:tr>
+      <w:tr>
+        <w:tc>
+          <w:tcPr>
+            <w:tcW w:type="dxa" w:w="1400"/>
+            <w:tcBorders>
+              <w:top w:val="single" w:color="CCCCCC" w:sz="1"/>
+              <w:left w:val="single" w:color="CCCCCC" w:sz="1"/>
+              <w:bottom w:val="single" w:color="CCCCCC" w:sz="1"/>
+              <w:right w:val="single" w:color="CCCCCC" w:sz="1"/>
+            </w:tcBorders>
+            <w:shd w:fill="D5F0D5" w:val="clear"/>
+            <w:tcMar>
+              <w:top w:type="dxa" w:w="80"/>
+              <w:left w:type="dxa" w:w="120"/>
+              <w:bottom w:type="dxa" w:w="80"/>
+              <w:right w:type="dxa" w:w="120"/>
+            </w:tcMar>
+          </w:tcPr>
+          <w:p>
+            <w:r>
+              <w:rPr>
+                <w:b/>
+                <w:bCs/>
+              </w:rPr>
+              <w:t xml:space="preserve">DONE</w:t>
+            </w:r>
+          </w:p>
+        </w:tc>
+        <w:tc>
+          <w:tcPr>
+            <w:tcW w:type="dxa" w:w="2000"/>
+            <w:tcBorders>
+              <w:top w:val="single" w:color="CCCCCC" w:sz="1"/>
+              <w:left w:val="single" w:color="CCCCCC" w:sz="1"/>
+              <w:bottom w:val="single" w:color="CCCCCC" w:sz="1"/>
+              <w:right w:val="single" w:color="CCCCCC" w:sz="1"/>
+            </w:tcBorders>
+            <w:tcMar>
+              <w:top w:type="dxa" w:w="80"/>
+              <w:left w:type="dxa" w:w="120"/>
+              <w:bottom w:type="dxa" w:w="80"/>
+              <w:right w:type="dxa" w:w="120"/>
+            </w:tcMar>
+          </w:tcPr>
+          <w:p>
+            <w:r>
+              <w:t xml:space="preserve">Slice screen / suggestions</w:t>
+            </w:r>
+          </w:p>
+        </w:tc>
+        <w:tc>
+          <w:tcPr>
+            <w:tcW w:type="dxa" w:w="3500"/>
+            <w:tcBorders>
+              <w:top w:val="single" w:color="CCCCCC" w:sz="1"/>
+              <w:left w:val="single" w:color="CCCCCC" w:sz="1"/>
+              <w:bottom w:val="single" w:color="CCCCCC" w:sz="1"/>
+              <w:right w:val="single" w:color="CCCCCC" w:sz="1"/>
+            </w:tcBorders>
+            <w:tcMar>
+              <w:top w:type="dxa" w:w="80"/>
+              <w:left w:type="dxa" w:w="120"/>
+              <w:bottom w:type="dxa" w:w="80"/>
+              <w:right w:type="dxa" w:w="120"/>
+            </w:tcMar>
+          </w:tcPr>
+          <w:p>
+            <w:r>
+              <w:t xml:space="preserve">Capped Best Characters + Your Roster to top 25 by fit score</w:t>
+            </w:r>
+          </w:p>
+        </w:tc>
+        <w:tc>
+          <w:tcPr>
+            <w:tcW w:type="dxa" w:w="2460"/>
+            <w:tcBorders>
+              <w:top w:val="single" w:color="CCCCCC" w:sz="1"/>
+              <w:left w:val="single" w:color="CCCCCC" w:sz="1"/>
+              <w:bottom w:val="single" w:color="CCCCCC" w:sz="1"/>
+              <w:right w:val="single" w:color="CCCCCC" w:sz="1"/>
+            </w:tcBorders>
+            <w:tcMar>
+              <w:top w:type="dxa" w:w="80"/>
+              <w:left w:type="dxa" w:w="120"/>
+              <w:bottom w:type="dxa" w:w="80"/>
+              <w:right w:type="dxa" w:w="120"/>
+            </w:tcMar>
+          </w:tcPr>
+          <w:p>
+            <w:r>
+              <w:t xml:space="preserve">SliceScreen slices setFilteredMatches and ownedMatches to MAX_VISIBLE_MATCHES=25. matchedCharacters is already sorted desc by matchScore so the cap surfaces the strongest fits. Headers show “Top 25 of N” when truncated, plain “N” otherwise. Archive on next sweep.</w:t>
+            </w:r>
+          </w:p>
+        </w:tc>
+      </w:tr>
+      <w:tr>
+        <w:tc>
+          <w:tcPr>
+            <w:tcW w:type="dxa" w:w="1400"/>
+            <w:tcBorders>
+              <w:top w:val="single" w:color="CCCCCC" w:sz="1"/>
+              <w:left w:val="single" w:color="CCCCCC" w:sz="1"/>
+              <w:bottom w:val="single" w:color="CCCCCC" w:sz="1"/>
+              <w:right w:val="single" w:color="CCCCCC" w:sz="1"/>
+            </w:tcBorders>
+            <w:shd w:fill="D5F0D5" w:val="clear"/>
+            <w:tcMar>
+              <w:top w:type="dxa" w:w="80"/>
+              <w:left w:type="dxa" w:w="120"/>
+              <w:bottom w:type="dxa" w:w="80"/>
+              <w:right w:type="dxa" w:w="120"/>
+            </w:tcMar>
+          </w:tcPr>
+          <w:p>
+            <w:r>
+              <w:rPr>
+                <w:b/>
+                <w:bCs/>
+              </w:rPr>
+              <w:t xml:space="preserve">DONE</w:t>
+            </w:r>
+          </w:p>
+        </w:tc>
+        <w:tc>
+          <w:tcPr>
+            <w:tcW w:type="dxa" w:w="2000"/>
+            <w:tcBorders>
+              <w:top w:val="single" w:color="CCCCCC" w:sz="1"/>
+              <w:left w:val="single" w:color="CCCCCC" w:sz="1"/>
+              <w:bottom w:val="single" w:color="CCCCCC" w:sz="1"/>
+              <w:right w:val="single" w:color="CCCCCC" w:sz="1"/>
+            </w:tcBorders>
+            <w:tcMar>
+              <w:top w:type="dxa" w:w="80"/>
+              <w:left w:type="dxa" w:w="120"/>
+              <w:bottom w:type="dxa" w:w="80"/>
+              <w:right w:type="dxa" w:w="120"/>
+            </w:tcMar>
+          </w:tcPr>
+          <w:p>
+            <w:r>
+              <w:t xml:space="preserve">Slice screen / scoring</w:t>
+            </w:r>
+          </w:p>
+        </w:tc>
+        <w:tc>
+          <w:tcPr>
+            <w:tcW w:type="dxa" w:w="3500"/>
+            <w:tcBorders>
+              <w:top w:val="single" w:color="CCCCCC" w:sz="1"/>
+              <w:left w:val="single" w:color="CCCCCC" w:sz="1"/>
+              <w:bottom w:val="single" w:color="CCCCCC" w:sz="1"/>
+              <w:right w:val="single" w:color="CCCCCC" w:sz="1"/>
+            </w:tcBorders>
+            <w:tcMar>
+              <w:top w:type="dxa" w:w="80"/>
+              <w:left w:type="dxa" w:w="120"/>
+              <w:bottom w:type="dxa" w:w="80"/>
+              <w:right w:type="dxa" w:w="120"/>
+            </w:tcMar>
+          </w:tcPr>
+          <w:p>
+            <w:r>
+              <w:t xml:space="preserve">Investigate suggestion scoring — likely only comparing set + primary, ignoring secondaries</w:t>
+            </w:r>
+          </w:p>
+        </w:tc>
+        <w:tc>
+          <w:tcPr>
+            <w:tcW w:type="dxa" w:w="2460"/>
+            <w:tcBorders>
+              <w:top w:val="single" w:color="CCCCCC" w:sz="1"/>
+              <w:left w:val="single" w:color="CCCCCC" w:sz="1"/>
+              <w:bottom w:val="single" w:color="CCCCCC" w:sz="1"/>
+              <w:right w:val="single" w:color="CCCCCC" w:sz="1"/>
+            </w:tcBorders>
+            <w:tcMar>
+              <w:top w:type="dxa" w:w="80"/>
+              <w:left w:type="dxa" w:w="120"/>
+              <w:bottom w:type="dxa" w:w="80"/>
+              <w:right w:type="dxa" w:w="120"/>
+            </w:tcMar>
+          </w:tcPr>
+          <w:p>
+            <w:r>
+              <w:t xml:space="preserve">Audit scoring path. Secondaries should weight into fit score; otherwise suggestions are noisy.</w:t>
+            </w:r>
+          </w:p>
+        </w:tc>
+      </w:tr>
+      <w:tr>
+        <w:tc>
+          <w:tcPr>
+            <w:tcW w:type="dxa" w:w="1400"/>
+            <w:tcBorders>
+              <w:top w:val="single" w:color="CCCCCC" w:sz="1"/>
+              <w:left w:val="single" w:color="CCCCCC" w:sz="1"/>
+              <w:bottom w:val="single" w:color="CCCCCC" w:sz="1"/>
+              <w:right w:val="single" w:color="CCCCCC" w:sz="1"/>
+            </w:tcBorders>
             <w:shd w:fill="FFF4CE" w:val="clear"/>
             <w:tcMar>
               <w:top w:type="dxa" w:w="80"/>
@@ -879,7 +1449,7 @@
           </w:tcPr>
           <w:p>
             <w:r>
-              <w:t xml:space="preserve">Repo hygiene</w:t>
+              <w:t xml:space="preserve">Scan performance</w:t>
             </w:r>
           </w:p>
         </w:tc>
@@ -901,7 +1471,7 @@
           </w:tcPr>
           <w:p>
             <w:r>
-              <w:t xml:space="preserve">Decide fate of references/mod-source-html/*_files/ (SWGOH.GG webpack bundles)</w:t>
+              <w:t xml:space="preserve">Increase overall scan speed on the overlay capture flow</w:t>
             </w:r>
           </w:p>
         </w:tc>
@@ -923,7 +1493,7 @@
           </w:tcPr>
           <w:p>
             <w:r>
-              <w:t xml:space="preserve">Carried over from READMEBEFOREEDITING.md follow-ups. Parsers never touch them; deleting would shrink repo meaningfully.</w:t>
+              <w:t xml:space="preserve">Focused/stats/shape/icon/set crops + two classifiers (set + shape) run sequentially per mod. Profile the hot path and see what can be parallelized or cached between mods on the same screen.</w:t>
             </w:r>
           </w:p>
         </w:tc>
@@ -974,7 +1544,7 @@
           </w:tcPr>
           <w:p>
             <w:r>
-              <w:t xml:space="preserve">Repo hygiene / cleanup</w:t>
+              <w:t xml:space="preserve">Scan UX</w:t>
             </w:r>
           </w:p>
         </w:tc>
@@ -996,7 +1566,7 @@
           </w:tcPr>
           <w:p>
             <w:r>
-              <w:t xml:space="preserve">Codebase cleanup pass: deleted archive/, removed src/data/chars.js.bak, deduplicated DECODED_CHARS, consolidated verdict helpers, documented tools/</w:t>
+              <w:t xml:space="preserve">First scan-button press is swallowed when the screen was just swapped — user has to click twice</w:t>
             </w:r>
           </w:p>
         </w:tc>
@@ -1018,7 +1588,7 @@
           </w:tcPr>
           <w:p>
             <w:r>
-              <w:t xml:space="preserve">Landed 2026-04-24. archive/ (53 files) deleted with backup pushed to backup/pre-cleanup-2026-04-24 and chars.js.bak copied to C:/Users/Chad/my-app/backups/. New src/data/charDecoding.js exports DECODED_CHARS + ENGINE_SLICE_REF used by both overlayRecommendation and SliceScreen. New getDecisionDescription() export on sliceEngine.js replaces two slightly drifted decisionDefinition() helpers. New tools/README.md catalogs all 22 dev scripts.</w:t>
+              <w:t xml:space="preserve">FIXED: warmScanner (ACTION_WARM_ONLY) race was tearing the bubble down after MediaProjection grant. Made warm-only never remove an attached bubble. Also cancel the 900ms launchSwgoh retry on AppState=active so swapping back to ModForge doesn’t bounce to SWGOH. Scan-button touch-slop threshold added in ModOverlayCaptureService.</w:t>
             </w:r>
           </w:p>
         </w:tc>
@@ -1069,7 +1639,7 @@
           </w:tcPr>
           <w:p>
             <w:r>
-              <w:t xml:space="preserve">Theme / shape icons</w:t>
+              <w:t xml:space="preserve">Roster / premium</w:t>
             </w:r>
           </w:p>
         </w:tc>
@@ -1091,7 +1661,7 @@
           </w:tcPr>
           <w:p>
             <w:r>
-              <w:t xml:space="preserve">Light-mode shape icons: cross/triangle/diamond/etc. now have light-mode variants so they don’t render as black blobs on the white background</w:t>
+              <w:t xml:space="preserve">Pull user mods via ally code and flag empty slots + upgrade opportunities (premium)</w:t>
             </w:r>
           </w:p>
         </w:tc>
@@ -1113,7 +1683,102 @@
           </w:tcPr>
           <w:p>
             <w:r>
-              <w:t xml:space="preserve">Each shape PNG has a metallic colored frame + dark inner cavity + dark outer drop-shadow. New tools/gen-shape-lightmode.py rewrites pixels with max(R,G,B) &lt; 55 to white while preserving alpha (soft black aura becomes soft white glow). Generated assets/shapes/{name}-light.png for all 6 shapes. ModShapeIcon.js now reads isDark from useThemeControls() and swaps source maps accordingly. Verified visually before commit. Push LUM_MAX from 55 to 65 in the script if any dark specks survive on-device.</w:t>
+              <w:t xml:space="preserve">DONE: rosterService fetches ?mods=1 and returns per-character missingSlots + upgradeable count (level&lt;15 OR pips&lt;6 OR tier&lt;5). SliceScreen shows “X to upgrade” / missing-slot badges. Slot-level upgrade-vs-scan delta is tracked in the separate Slice-engine slot-badge row.</w:t>
+            </w:r>
+          </w:p>
+        </w:tc>
+      </w:tr>
+      <w:tr>
+        <w:tc>
+          <w:tcPr>
+            <w:tcW w:type="dxa" w:w="1400"/>
+            <w:tcBorders>
+              <w:top w:val="single" w:color="CCCCCC" w:sz="1"/>
+              <w:left w:val="single" w:color="CCCCCC" w:sz="1"/>
+              <w:bottom w:val="single" w:color="CCCCCC" w:sz="1"/>
+              <w:right w:val="single" w:color="CCCCCC" w:sz="1"/>
+            </w:tcBorders>
+            <w:shd w:fill="E6E0EC" w:val="clear"/>
+            <w:tcMar>
+              <w:top w:type="dxa" w:w="80"/>
+              <w:left w:type="dxa" w:w="120"/>
+              <w:bottom w:type="dxa" w:w="80"/>
+              <w:right w:type="dxa" w:w="120"/>
+            </w:tcMar>
+          </w:tcPr>
+          <w:p>
+            <w:r>
+              <w:rPr>
+                <w:b/>
+                <w:bCs/>
+              </w:rPr>
+              <w:t xml:space="preserve">PARKED</w:t>
+            </w:r>
+          </w:p>
+        </w:tc>
+        <w:tc>
+          <w:tcPr>
+            <w:tcW w:type="dxa" w:w="2000"/>
+            <w:tcBorders>
+              <w:top w:val="single" w:color="CCCCCC" w:sz="1"/>
+              <w:left w:val="single" w:color="CCCCCC" w:sz="1"/>
+              <w:bottom w:val="single" w:color="CCCCCC" w:sz="1"/>
+              <w:right w:val="single" w:color="CCCCCC" w:sz="1"/>
+            </w:tcBorders>
+            <w:tcMar>
+              <w:top w:type="dxa" w:w="80"/>
+              <w:left w:type="dxa" w:w="120"/>
+              <w:bottom w:type="dxa" w:w="80"/>
+              <w:right w:type="dxa" w:w="120"/>
+            </w:tcMar>
+          </w:tcPr>
+          <w:p>
+            <w:r>
+              <w:t xml:space="preserve">Shape classifier</w:t>
+            </w:r>
+          </w:p>
+        </w:tc>
+        <w:tc>
+          <w:tcPr>
+            <w:tcW w:type="dxa" w:w="3500"/>
+            <w:tcBorders>
+              <w:top w:val="single" w:color="CCCCCC" w:sz="1"/>
+              <w:left w:val="single" w:color="CCCCCC" w:sz="1"/>
+              <w:bottom w:val="single" w:color="CCCCCC" w:sz="1"/>
+              <w:right w:val="single" w:color="CCCCCC" w:sz="1"/>
+            </w:tcBorders>
+            <w:tcMar>
+              <w:top w:type="dxa" w:w="80"/>
+              <w:left w:type="dxa" w:w="120"/>
+              <w:bottom w:type="dxa" w:w="80"/>
+              <w:right w:type="dxa" w:w="120"/>
+            </w:tcMar>
+          </w:tcPr>
+          <w:p>
+            <w:r>
+              <w:t xml:space="preserve">Second Circle mod reads as Cross: no candidate view sees a round outline (outer circularity 0.404, mask-only circularity 0.333, extent 0.933, stronglyRound=false)</w:t>
+            </w:r>
+          </w:p>
+        </w:tc>
+        <w:tc>
+          <w:tcPr>
+            <w:tcW w:type="dxa" w:w="2460"/>
+            <w:tcBorders>
+              <w:top w:val="single" w:color="CCCCCC" w:sz="1"/>
+              <w:left w:val="single" w:color="CCCCCC" w:sz="1"/>
+              <w:bottom w:val="single" w:color="CCCCCC" w:sz="1"/>
+              <w:right w:val="single" w:color="CCCCCC" w:sz="1"/>
+            </w:tcBorders>
+            <w:tcMar>
+              <w:top w:type="dxa" w:w="80"/>
+              <w:left w:type="dxa" w:w="120"/>
+              <w:bottom w:type="dxa" w:w="80"/>
+              <w:right w:type="dxa" w:w="120"/>
+            </w:tcMar>
+          </w:tcPr>
+          <w:p>
+            <w:r>
+              <w:t xml:space="preserve">Parked 2026-04-23 pending broader Circle sample set. Unlike Grievous, this Circle’s mask-only candidate doesn’t see the round outline at all. Hypotheses: (a) capture framing cut off part of the mod, (b) different Circle visual tier/set produces a different silhouette profile. Collect multiple Circle scans (different tiers/sets/primaries) to determine whether new rescue rule is needed or whether it’s a capture artifact.</w:t>
             </w:r>
           </w:p>
         </w:tc>
@@ -1164,7 +1829,7 @@
           </w:tcPr>
           <w:p>
             <w:r>
-              <w:t xml:space="preserve">Slice screen / layout</w:t>
+              <w:t xml:space="preserve">Branch hygiene</w:t>
             </w:r>
           </w:p>
         </w:tc>
@@ -1186,7 +1851,7 @@
           </w:tcPr>
           <w:p>
             <w:r>
-              <w:t xml:space="preserve">Shrink the Best Character Fit card and place a "Your Characters" card next to it (premium-only)</w:t>
+              <w:t xml:space="preserve">Consolidate stale Claude branches: claude/inspiring-khorana-78c3aa, claude/strange-williams-65919b, claude/suspicious-nobel-1ad793, claude/vibrant-morse-0c5795, wip/shape-classifier</w:t>
             </w:r>
           </w:p>
         </w:tc>
@@ -1208,7 +1873,197 @@
           </w:tcPr>
           <w:p>
             <w:r>
-              <w:t xml:space="preserve">Two-card row. "Your Characters" populated from ally-code roster; gated behind premium.</w:t>
+              <w:t xml:space="preserve">Suspicious-nobel held the Cross/Triangle calibration work which we’ve now ported into friendly-stonebraker. Once committed to main, delete the local+remote suspicious-nobel branch and audit the other claude/* branches for any uncommitted fixes worth rescuing.</w:t>
+            </w:r>
+          </w:p>
+        </w:tc>
+      </w:tr>
+      <w:tr>
+        <w:tc>
+          <w:tcPr>
+            <w:tcW w:type="dxa" w:w="1400"/>
+            <w:tcBorders>
+              <w:top w:val="single" w:color="CCCCCC" w:sz="1"/>
+              <w:left w:val="single" w:color="CCCCCC" w:sz="1"/>
+              <w:bottom w:val="single" w:color="CCCCCC" w:sz="1"/>
+              <w:right w:val="single" w:color="CCCCCC" w:sz="1"/>
+            </w:tcBorders>
+            <w:shd w:fill="FFF4CE" w:val="clear"/>
+            <w:tcMar>
+              <w:top w:type="dxa" w:w="80"/>
+              <w:left w:type="dxa" w:w="120"/>
+              <w:bottom w:type="dxa" w:w="80"/>
+              <w:right w:type="dxa" w:w="120"/>
+            </w:tcMar>
+          </w:tcPr>
+          <w:p>
+            <w:r>
+              <w:rPr>
+                <w:b/>
+                <w:bCs/>
+              </w:rPr>
+              <w:t xml:space="preserve">OPEN</w:t>
+            </w:r>
+          </w:p>
+        </w:tc>
+        <w:tc>
+          <w:tcPr>
+            <w:tcW w:type="dxa" w:w="2000"/>
+            <w:tcBorders>
+              <w:top w:val="single" w:color="CCCCCC" w:sz="1"/>
+              <w:left w:val="single" w:color="CCCCCC" w:sz="1"/>
+              <w:bottom w:val="single" w:color="CCCCCC" w:sz="1"/>
+              <w:right w:val="single" w:color="CCCCCC" w:sz="1"/>
+            </w:tcBorders>
+            <w:tcMar>
+              <w:top w:type="dxa" w:w="80"/>
+              <w:left w:type="dxa" w:w="120"/>
+              <w:bottom w:type="dxa" w:w="80"/>
+              <w:right w:type="dxa" w:w="120"/>
+            </w:tcMar>
+          </w:tcPr>
+          <w:p>
+            <w:r>
+              <w:t xml:space="preserve">Launch / privacy</w:t>
+            </w:r>
+          </w:p>
+        </w:tc>
+        <w:tc>
+          <w:tcPr>
+            <w:tcW w:type="dxa" w:w="3500"/>
+            <w:tcBorders>
+              <w:top w:val="single" w:color="CCCCCC" w:sz="1"/>
+              <w:left w:val="single" w:color="CCCCCC" w:sz="1"/>
+              <w:bottom w:val="single" w:color="CCCCCC" w:sz="1"/>
+              <w:right w:val="single" w:color="CCCCCC" w:sz="1"/>
+            </w:tcBorders>
+            <w:tcMar>
+              <w:top w:type="dxa" w:w="80"/>
+              <w:left w:type="dxa" w:w="120"/>
+              <w:bottom w:type="dxa" w:w="80"/>
+              <w:right w:type="dxa" w:w="120"/>
+            </w:tcMar>
+          </w:tcPr>
+          <w:p>
+            <w:r>
+              <w:t xml:space="preserve">Host privacy_policy at a public URL (GitHub Pages) and link it in the Play Console listing + in-app Settings</w:t>
+            </w:r>
+          </w:p>
+        </w:tc>
+        <w:tc>
+          <w:tcPr>
+            <w:tcW w:type="dxa" w:w="2460"/>
+            <w:tcBorders>
+              <w:top w:val="single" w:color="CCCCCC" w:sz="1"/>
+              <w:left w:val="single" w:color="CCCCCC" w:sz="1"/>
+              <w:bottom w:val="single" w:color="CCCCCC" w:sz="1"/>
+              <w:right w:val="single" w:color="CCCCCC" w:sz="1"/>
+            </w:tcBorders>
+            <w:tcMar>
+              <w:top w:type="dxa" w:w="80"/>
+              <w:left w:type="dxa" w:w="120"/>
+              <w:bottom w:type="dxa" w:w="80"/>
+              <w:right w:type="dxa" w:w="120"/>
+            </w:tcMar>
+          </w:tcPr>
+          <w:p>
+            <w:r>
+              <w:t xml:space="preserve">File exists in repo at my-app/privacy_policy but isn’t live anywhere. Required for Play submission because the app uses SYSTEM_ALERT_WINDOW + screen capture. Policy must cover: screen-content capture, what’s processed (mod shape/stat data), what’s stored (local only), what’s transmitted (none), retention/deletion.</w:t>
+            </w:r>
+          </w:p>
+        </w:tc>
+      </w:tr>
+      <w:tr>
+        <w:tc>
+          <w:tcPr>
+            <w:tcW w:type="dxa" w:w="1400"/>
+            <w:tcBorders>
+              <w:top w:val="single" w:color="CCCCCC" w:sz="1"/>
+              <w:left w:val="single" w:color="CCCCCC" w:sz="1"/>
+              <w:bottom w:val="single" w:color="CCCCCC" w:sz="1"/>
+              <w:right w:val="single" w:color="CCCCCC" w:sz="1"/>
+            </w:tcBorders>
+            <w:shd w:fill="FFF4CE" w:val="clear"/>
+            <w:tcMar>
+              <w:top w:type="dxa" w:w="80"/>
+              <w:left w:type="dxa" w:w="120"/>
+              <w:bottom w:type="dxa" w:w="80"/>
+              <w:right w:type="dxa" w:w="120"/>
+            </w:tcMar>
+          </w:tcPr>
+          <w:p>
+            <w:r>
+              <w:rPr>
+                <w:b/>
+                <w:bCs/>
+              </w:rPr>
+              <w:t xml:space="preserve">OPEN</w:t>
+            </w:r>
+          </w:p>
+        </w:tc>
+        <w:tc>
+          <w:tcPr>
+            <w:tcW w:type="dxa" w:w="2000"/>
+            <w:tcBorders>
+              <w:top w:val="single" w:color="CCCCCC" w:sz="1"/>
+              <w:left w:val="single" w:color="CCCCCC" w:sz="1"/>
+              <w:bottom w:val="single" w:color="CCCCCC" w:sz="1"/>
+              <w:right w:val="single" w:color="CCCCCC" w:sz="1"/>
+            </w:tcBorders>
+            <w:tcMar>
+              <w:top w:type="dxa" w:w="80"/>
+              <w:left w:type="dxa" w:w="120"/>
+              <w:bottom w:type="dxa" w:w="80"/>
+              <w:right w:type="dxa" w:w="120"/>
+            </w:tcMar>
+          </w:tcPr>
+          <w:p>
+            <w:r>
+              <w:t xml:space="preserve">Launch / Play Console</w:t>
+            </w:r>
+          </w:p>
+        </w:tc>
+        <w:tc>
+          <w:tcPr>
+            <w:tcW w:type="dxa" w:w="3500"/>
+            <w:tcBorders>
+              <w:top w:val="single" w:color="CCCCCC" w:sz="1"/>
+              <w:left w:val="single" w:color="CCCCCC" w:sz="1"/>
+              <w:bottom w:val="single" w:color="CCCCCC" w:sz="1"/>
+              <w:right w:val="single" w:color="CCCCCC" w:sz="1"/>
+            </w:tcBorders>
+            <w:tcMar>
+              <w:top w:type="dxa" w:w="80"/>
+              <w:left w:type="dxa" w:w="120"/>
+              <w:bottom w:type="dxa" w:w="80"/>
+              <w:right w:type="dxa" w:w="120"/>
+            </w:tcMar>
+          </w:tcPr>
+          <w:p>
+            <w:r>
+              <w:t xml:space="preserve">Fill Sensitive Permissions declaration for SYSTEM_ALERT_WINDOW</w:t>
+            </w:r>
+          </w:p>
+        </w:tc>
+        <w:tc>
+          <w:tcPr>
+            <w:tcW w:type="dxa" w:w="2460"/>
+            <w:tcBorders>
+              <w:top w:val="single" w:color="CCCCCC" w:sz="1"/>
+              <w:left w:val="single" w:color="CCCCCC" w:sz="1"/>
+              <w:bottom w:val="single" w:color="CCCCCC" w:sz="1"/>
+              <w:right w:val="single" w:color="CCCCCC" w:sz="1"/>
+            </w:tcBorders>
+            <w:tcMar>
+              <w:top w:type="dxa" w:w="80"/>
+              <w:left w:type="dxa" w:w="120"/>
+              <w:bottom w:type="dxa" w:w="80"/>
+              <w:right w:type="dxa" w:w="120"/>
+            </w:tcMar>
+          </w:tcPr>
+          <w:p>
+            <w:r>
+              <w:t xml:space="preserve">Core functionality: overlay button over SWGOH to scan the user’s own mod inventory. User benefit: catalog mods without manual typing. Why no alternative: user must interact with game while app is visible — impossible without overlay. Play Console blocks the upload until this form is completed.</w:t>
             </w:r>
           </w:p>
         </w:tc>
@@ -1259,7 +2114,7 @@
           </w:tcPr>
           <w:p>
             <w:r>
-              <w:t xml:space="preserve">Slice screen / suggestions</w:t>
+              <w:t xml:space="preserve">Launch / permissions UX</w:t>
             </w:r>
           </w:p>
         </w:tc>
@@ -1281,7 +2136,7 @@
           </w:tcPr>
           <w:p>
             <w:r>
-              <w:t xml:space="preserve">Capped Best Characters + Your Roster to top 25 by fit score</w:t>
+              <w:t xml:space="preserve">Rationale alerts now fire before both SYSTEM_ALERT_WINDOW and MediaProjection prompts, with Play-reviewer-friendly copy</w:t>
             </w:r>
           </w:p>
         </w:tc>
@@ -1303,7 +2158,102 @@
           </w:tcPr>
           <w:p>
             <w:r>
-              <w:t xml:space="preserve">SliceScreen slices setFilteredMatches and ownedMatches to MAX_VISIBLE_MATCHES=25. matchedCharacters is already sorted desc by matchScore so the cap surfaces the strongest fits. Headers show “Top 25 of N” when truncated, plain “N” otherwise. Archive on next sweep.</w:t>
+              <w:t xml:space="preserve">OverlayCaptureScreen.runStartFlow() wraps both permission grants in confirmRationale() with bullet-pointed explanations. Overlay dialog calls out: user-initiated only, no content reading from other apps, no input simulation. Capture dialog calls out: user-initiated only, on-device parsing, image discarded immediately, no cloud/ad upload. Archive on next sweep.</w:t>
+            </w:r>
+          </w:p>
+        </w:tc>
+      </w:tr>
+      <w:tr>
+        <w:tc>
+          <w:tcPr>
+            <w:tcW w:type="dxa" w:w="1400"/>
+            <w:tcBorders>
+              <w:top w:val="single" w:color="CCCCCC" w:sz="1"/>
+              <w:left w:val="single" w:color="CCCCCC" w:sz="1"/>
+              <w:bottom w:val="single" w:color="CCCCCC" w:sz="1"/>
+              <w:right w:val="single" w:color="CCCCCC" w:sz="1"/>
+            </w:tcBorders>
+            <w:shd w:fill="FFF4CE" w:val="clear"/>
+            <w:tcMar>
+              <w:top w:type="dxa" w:w="80"/>
+              <w:left w:type="dxa" w:w="120"/>
+              <w:bottom w:type="dxa" w:w="80"/>
+              <w:right w:type="dxa" w:w="120"/>
+            </w:tcMar>
+          </w:tcPr>
+          <w:p>
+            <w:r>
+              <w:rPr>
+                <w:b/>
+                <w:bCs/>
+              </w:rPr>
+              <w:t xml:space="preserve">OPEN</w:t>
+            </w:r>
+          </w:p>
+        </w:tc>
+        <w:tc>
+          <w:tcPr>
+            <w:tcW w:type="dxa" w:w="2000"/>
+            <w:tcBorders>
+              <w:top w:val="single" w:color="CCCCCC" w:sz="1"/>
+              <w:left w:val="single" w:color="CCCCCC" w:sz="1"/>
+              <w:bottom w:val="single" w:color="CCCCCC" w:sz="1"/>
+              <w:right w:val="single" w:color="CCCCCC" w:sz="1"/>
+            </w:tcBorders>
+            <w:tcMar>
+              <w:top w:type="dxa" w:w="80"/>
+              <w:left w:type="dxa" w:w="120"/>
+              <w:bottom w:type="dxa" w:w="80"/>
+              <w:right w:type="dxa" w:w="120"/>
+            </w:tcMar>
+          </w:tcPr>
+          <w:p>
+            <w:r>
+              <w:t xml:space="preserve">Launch / Play Console</w:t>
+            </w:r>
+          </w:p>
+        </w:tc>
+        <w:tc>
+          <w:tcPr>
+            <w:tcW w:type="dxa" w:w="3500"/>
+            <w:tcBorders>
+              <w:top w:val="single" w:color="CCCCCC" w:sz="1"/>
+              <w:left w:val="single" w:color="CCCCCC" w:sz="1"/>
+              <w:bottom w:val="single" w:color="CCCCCC" w:sz="1"/>
+              <w:right w:val="single" w:color="CCCCCC" w:sz="1"/>
+            </w:tcBorders>
+            <w:tcMar>
+              <w:top w:type="dxa" w:w="80"/>
+              <w:left w:type="dxa" w:w="120"/>
+              <w:bottom w:type="dxa" w:w="80"/>
+              <w:right w:type="dxa" w:w="120"/>
+            </w:tcMar>
+          </w:tcPr>
+          <w:p>
+            <w:r>
+              <w:t xml:space="preserve">Complete Data Safety form: be honest about screen capture + local mod storage</w:t>
+            </w:r>
+          </w:p>
+        </w:tc>
+        <w:tc>
+          <w:tcPr>
+            <w:tcW w:type="dxa" w:w="2460"/>
+            <w:tcBorders>
+              <w:top w:val="single" w:color="CCCCCC" w:sz="1"/>
+              <w:left w:val="single" w:color="CCCCCC" w:sz="1"/>
+              <w:bottom w:val="single" w:color="CCCCCC" w:sz="1"/>
+              <w:right w:val="single" w:color="CCCCCC" w:sz="1"/>
+            </w:tcBorders>
+            <w:tcMar>
+              <w:top w:type="dxa" w:w="80"/>
+              <w:left w:type="dxa" w:w="120"/>
+              <w:bottom w:type="dxa" w:w="80"/>
+              <w:right w:type="dxa" w:w="120"/>
+            </w:tcMar>
+          </w:tcPr>
+          <w:p>
+            <w:r>
+              <w:t xml:space="preserve">Data collected = "App activity" (scanned mod data stored locally); shared = None; security = user can delete data. Google audits and pulls apps that misrepresent. Description must explicitly acknowledge screen capture to match this form.</w:t>
             </w:r>
           </w:p>
         </w:tc>
@@ -1354,7 +2304,7 @@
           </w:tcPr>
           <w:p>
             <w:r>
-              <w:t xml:space="preserve">Slice screen / scoring</w:t>
+              <w:t xml:space="preserve">Launch / manifest</w:t>
             </w:r>
           </w:p>
         </w:tc>
@@ -1376,7 +2326,7 @@
           </w:tcPr>
           <w:p>
             <w:r>
-              <w:t xml:space="preserve">Investigate suggestion scoring — likely only comparing set + primary, ignoring secondaries</w:t>
+              <w:t xml:space="preserve">FOREGROUND_SERVICE + FOREGROUND_SERVICE_MEDIA_PROJECTION permissions declared; capture service flagged with android:foregroundServiceType="specialUse|mediaProjection"</w:t>
             </w:r>
           </w:p>
         </w:tc>
@@ -1398,7 +2348,7 @@
           </w:tcPr>
           <w:p>
             <w:r>
-              <w:t xml:space="preserve">Audit scoring path. Secondaries should weight into fit score; otherwise suggestions are noisy.</w:t>
+              <w:t xml:space="preserve">AndroidManifest.xml already has the pair plus FOREGROUND_SERVICE_SPECIAL_USE; ModOverlayCaptureService declared with foregroundServiceType="specialUse|mediaProjection" and a PROPERTY_SPECIAL_USE_FGS_SUBTYPE of "overlay_capture_mod_scanner". Still pending on the Play side: the separate App-content → Foreground services declaration form. Archive on next sweep.</w:t>
             </w:r>
           </w:p>
         </w:tc>
@@ -1449,7 +2399,7 @@
           </w:tcPr>
           <w:p>
             <w:r>
-              <w:t xml:space="preserve">Scan performance</w:t>
+              <w:t xml:space="preserve">Launch / listing copy</w:t>
             </w:r>
           </w:p>
         </w:tc>
@@ -1471,7 +2421,7 @@
           </w:tcPr>
           <w:p>
             <w:r>
-              <w:t xml:space="preserve">Increase overall scan speed on the overlay capture flow</w:t>
+              <w:t xml:space="preserve">Play Store description must explicitly include: "Companion app for Star Wars: Galaxy of Heroes", "Not affiliated with or endorsed by Electronic Arts, Capital Games, or Lucasfilm", "Uses overlay permission to display a scan button over the game", "No automation — passive screen reading only"</w:t>
             </w:r>
           </w:p>
         </w:tc>
@@ -1493,7 +2443,292 @@
           </w:tcPr>
           <w:p>
             <w:r>
-              <w:t xml:space="preserve">Focused/stats/shape/icon/set crops + two classifiers (set + shape) run sequentially per mod. Profile the hot path and see what can be parallelized or cached between mods on the same screen.</w:t>
+              <w:t xml:space="preserve">Reviewers look for the bolded language. Missing the "no automation" disclaimer is a common rejection trigger.</w:t>
+            </w:r>
+          </w:p>
+        </w:tc>
+      </w:tr>
+      <w:tr>
+        <w:tc>
+          <w:tcPr>
+            <w:tcW w:type="dxa" w:w="1400"/>
+            <w:tcBorders>
+              <w:top w:val="single" w:color="CCCCCC" w:sz="1"/>
+              <w:left w:val="single" w:color="CCCCCC" w:sz="1"/>
+              <w:bottom w:val="single" w:color="CCCCCC" w:sz="1"/>
+              <w:right w:val="single" w:color="CCCCCC" w:sz="1"/>
+            </w:tcBorders>
+            <w:shd w:fill="FFF4CE" w:val="clear"/>
+            <w:tcMar>
+              <w:top w:type="dxa" w:w="80"/>
+              <w:left w:type="dxa" w:w="120"/>
+              <w:bottom w:type="dxa" w:w="80"/>
+              <w:right w:type="dxa" w:w="120"/>
+            </w:tcMar>
+          </w:tcPr>
+          <w:p>
+            <w:r>
+              <w:rPr>
+                <w:b/>
+                <w:bCs/>
+              </w:rPr>
+              <w:t xml:space="preserve">OPEN</w:t>
+            </w:r>
+          </w:p>
+        </w:tc>
+        <w:tc>
+          <w:tcPr>
+            <w:tcW w:type="dxa" w:w="2000"/>
+            <w:tcBorders>
+              <w:top w:val="single" w:color="CCCCCC" w:sz="1"/>
+              <w:left w:val="single" w:color="CCCCCC" w:sz="1"/>
+              <w:bottom w:val="single" w:color="CCCCCC" w:sz="1"/>
+              <w:right w:val="single" w:color="CCCCCC" w:sz="1"/>
+            </w:tcBorders>
+            <w:tcMar>
+              <w:top w:type="dxa" w:w="80"/>
+              <w:left w:type="dxa" w:w="120"/>
+              <w:bottom w:type="dxa" w:w="80"/>
+              <w:right w:type="dxa" w:w="120"/>
+            </w:tcMar>
+          </w:tcPr>
+          <w:p>
+            <w:r>
+              <w:t xml:space="preserve">Launch / demo video</w:t>
+            </w:r>
+          </w:p>
+        </w:tc>
+        <w:tc>
+          <w:tcPr>
+            <w:tcW w:type="dxa" w:w="3500"/>
+            <w:tcBorders>
+              <w:top w:val="single" w:color="CCCCCC" w:sz="1"/>
+              <w:left w:val="single" w:color="CCCCCC" w:sz="1"/>
+              <w:bottom w:val="single" w:color="CCCCCC" w:sz="1"/>
+              <w:right w:val="single" w:color="CCCCCC" w:sz="1"/>
+            </w:tcBorders>
+            <w:tcMar>
+              <w:top w:type="dxa" w:w="80"/>
+              <w:left w:type="dxa" w:w="120"/>
+              <w:bottom w:type="dxa" w:w="80"/>
+              <w:right w:type="dxa" w:w="120"/>
+            </w:tcMar>
+          </w:tcPr>
+          <w:p>
+            <w:r>
+              <w:t xml:space="preserve">Record ~60s screen recording for Play Console: app open → permission prompts → user grants → overlay appears over SWGOH → scan works → overlay dismissed</w:t>
+            </w:r>
+          </w:p>
+        </w:tc>
+        <w:tc>
+          <w:tcPr>
+            <w:tcW w:type="dxa" w:w="2460"/>
+            <w:tcBorders>
+              <w:top w:val="single" w:color="CCCCCC" w:sz="1"/>
+              <w:left w:val="single" w:color="CCCCCC" w:sz="1"/>
+              <w:bottom w:val="single" w:color="CCCCCC" w:sz="1"/>
+              <w:right w:val="single" w:color="CCCCCC" w:sz="1"/>
+            </w:tcBorders>
+            <w:tcMar>
+              <w:top w:type="dxa" w:w="80"/>
+              <w:left w:type="dxa" w:w="120"/>
+              <w:bottom w:type="dxa" w:w="80"/>
+              <w:right w:type="dxa" w:w="120"/>
+            </w:tcMar>
+          </w:tcPr>
+          <w:p>
+            <w:r>
+              <w:t xml:space="preserve">Frequently requested for overlay + screen-capture apps. Have it ready before first submission rather than reactively after a rejection.</w:t>
+            </w:r>
+          </w:p>
+        </w:tc>
+      </w:tr>
+      <w:tr>
+        <w:tc>
+          <w:tcPr>
+            <w:tcW w:type="dxa" w:w="1400"/>
+            <w:tcBorders>
+              <w:top w:val="single" w:color="CCCCCC" w:sz="1"/>
+              <w:left w:val="single" w:color="CCCCCC" w:sz="1"/>
+              <w:bottom w:val="single" w:color="CCCCCC" w:sz="1"/>
+              <w:right w:val="single" w:color="CCCCCC" w:sz="1"/>
+            </w:tcBorders>
+            <w:shd w:fill="FFF4CE" w:val="clear"/>
+            <w:tcMar>
+              <w:top w:type="dxa" w:w="80"/>
+              <w:left w:type="dxa" w:w="120"/>
+              <w:bottom w:type="dxa" w:w="80"/>
+              <w:right w:type="dxa" w:w="120"/>
+            </w:tcMar>
+          </w:tcPr>
+          <w:p>
+            <w:r>
+              <w:rPr>
+                <w:b/>
+                <w:bCs/>
+              </w:rPr>
+              <w:t xml:space="preserve">OPEN</w:t>
+            </w:r>
+          </w:p>
+        </w:tc>
+        <w:tc>
+          <w:tcPr>
+            <w:tcW w:type="dxa" w:w="2000"/>
+            <w:tcBorders>
+              <w:top w:val="single" w:color="CCCCCC" w:sz="1"/>
+              <w:left w:val="single" w:color="CCCCCC" w:sz="1"/>
+              <w:bottom w:val="single" w:color="CCCCCC" w:sz="1"/>
+              <w:right w:val="single" w:color="CCCCCC" w:sz="1"/>
+            </w:tcBorders>
+            <w:tcMar>
+              <w:top w:type="dxa" w:w="80"/>
+              <w:left w:type="dxa" w:w="120"/>
+              <w:bottom w:type="dxa" w:w="80"/>
+              <w:right w:type="dxa" w:w="120"/>
+            </w:tcMar>
+          </w:tcPr>
+          <w:p>
+            <w:r>
+              <w:t xml:space="preserve">Launch / rollout</w:t>
+            </w:r>
+          </w:p>
+        </w:tc>
+        <w:tc>
+          <w:tcPr>
+            <w:tcW w:type="dxa" w:w="3500"/>
+            <w:tcBorders>
+              <w:top w:val="single" w:color="CCCCCC" w:sz="1"/>
+              <w:left w:val="single" w:color="CCCCCC" w:sz="1"/>
+              <w:bottom w:val="single" w:color="CCCCCC" w:sz="1"/>
+              <w:right w:val="single" w:color="CCCCCC" w:sz="1"/>
+            </w:tcBorders>
+            <w:tcMar>
+              <w:top w:type="dxa" w:w="80"/>
+              <w:left w:type="dxa" w:w="120"/>
+              <w:bottom w:type="dxa" w:w="80"/>
+              <w:right w:type="dxa" w:w="120"/>
+            </w:tcMar>
+          </w:tcPr>
+          <w:p>
+            <w:r>
+              <w:t xml:space="preserve">Submit to Internal Testing track first (not Production) and iterate through Closed → Open → Production</w:t>
+            </w:r>
+          </w:p>
+        </w:tc>
+        <w:tc>
+          <w:tcPr>
+            <w:tcW w:type="dxa" w:w="2460"/>
+            <w:tcBorders>
+              <w:top w:val="single" w:color="CCCCCC" w:sz="1"/>
+              <w:left w:val="single" w:color="CCCCCC" w:sz="1"/>
+              <w:bottom w:val="single" w:color="CCCCCC" w:sz="1"/>
+              <w:right w:val="single" w:color="CCCCCC" w:sz="1"/>
+            </w:tcBorders>
+            <w:tcMar>
+              <w:top w:type="dxa" w:w="80"/>
+              <w:left w:type="dxa" w:w="120"/>
+              <w:bottom w:type="dxa" w:w="80"/>
+              <w:right w:type="dxa" w:w="120"/>
+            </w:tcMar>
+          </w:tcPr>
+          <w:p>
+            <w:r>
+              <w:t xml:space="preserve">Internal Testing has lighter review. Most overlay apps need 2–3 submissions before passing. If rejected, fix per the email and resubmit — do not appeal.</w:t>
+            </w:r>
+          </w:p>
+        </w:tc>
+      </w:tr>
+      <w:tr>
+        <w:tc>
+          <w:tcPr>
+            <w:tcW w:type="dxa" w:w="1400"/>
+            <w:tcBorders>
+              <w:top w:val="single" w:color="CCCCCC" w:sz="1"/>
+              <w:left w:val="single" w:color="CCCCCC" w:sz="1"/>
+              <w:bottom w:val="single" w:color="CCCCCC" w:sz="1"/>
+              <w:right w:val="single" w:color="CCCCCC" w:sz="1"/>
+            </w:tcBorders>
+            <w:shd w:fill="FFF4CE" w:val="clear"/>
+            <w:tcMar>
+              <w:top w:type="dxa" w:w="80"/>
+              <w:left w:type="dxa" w:w="120"/>
+              <w:bottom w:type="dxa" w:w="80"/>
+              <w:right w:type="dxa" w:w="120"/>
+            </w:tcMar>
+          </w:tcPr>
+          <w:p>
+            <w:r>
+              <w:rPr>
+                <w:b/>
+                <w:bCs/>
+              </w:rPr>
+              <w:t xml:space="preserve">OPEN</w:t>
+            </w:r>
+          </w:p>
+        </w:tc>
+        <w:tc>
+          <w:tcPr>
+            <w:tcW w:type="dxa" w:w="2000"/>
+            <w:tcBorders>
+              <w:top w:val="single" w:color="CCCCCC" w:sz="1"/>
+              <w:left w:val="single" w:color="CCCCCC" w:sz="1"/>
+              <w:bottom w:val="single" w:color="CCCCCC" w:sz="1"/>
+              <w:right w:val="single" w:color="CCCCCC" w:sz="1"/>
+            </w:tcBorders>
+            <w:tcMar>
+              <w:top w:type="dxa" w:w="80"/>
+              <w:left w:type="dxa" w:w="120"/>
+              <w:bottom w:type="dxa" w:w="80"/>
+              <w:right w:type="dxa" w:w="120"/>
+            </w:tcMar>
+          </w:tcPr>
+          <w:p>
+            <w:r>
+              <w:t xml:space="preserve">Monetization</w:t>
+            </w:r>
+          </w:p>
+        </w:tc>
+        <w:tc>
+          <w:tcPr>
+            <w:tcW w:type="dxa" w:w="3500"/>
+            <w:tcBorders>
+              <w:top w:val="single" w:color="CCCCCC" w:sz="1"/>
+              <w:left w:val="single" w:color="CCCCCC" w:sz="1"/>
+              <w:bottom w:val="single" w:color="CCCCCC" w:sz="1"/>
+              <w:right w:val="single" w:color="CCCCCC" w:sz="1"/>
+            </w:tcBorders>
+            <w:tcMar>
+              <w:top w:type="dxa" w:w="80"/>
+              <w:left w:type="dxa" w:w="120"/>
+              <w:bottom w:type="dxa" w:w="80"/>
+              <w:right w:type="dxa" w:w="120"/>
+            </w:tcMar>
+          </w:tcPr>
+          <w:p>
+            <w:r>
+              <w:t xml:space="preserve">Swap AdMob test IDs for real production unit IDs before submitting to Play</w:t>
+            </w:r>
+          </w:p>
+        </w:tc>
+        <w:tc>
+          <w:tcPr>
+            <w:tcW w:type="dxa" w:w="2460"/>
+            <w:tcBorders>
+              <w:top w:val="single" w:color="CCCCCC" w:sz="1"/>
+              <w:left w:val="single" w:color="CCCCCC" w:sz="1"/>
+              <w:bottom w:val="single" w:color="CCCCCC" w:sz="1"/>
+              <w:right w:val="single" w:color="CCCCCC" w:sz="1"/>
+            </w:tcBorders>
+            <w:tcMar>
+              <w:top w:type="dxa" w:w="80"/>
+              <w:left w:type="dxa" w:w="120"/>
+              <w:bottom w:type="dxa" w:w="80"/>
+              <w:right w:type="dxa" w:w="120"/>
+            </w:tcMar>
+          </w:tcPr>
+          <w:p>
+            <w:r>
+              <w:t xml:space="preserve">Carried over from prior launch-prep notes. Real ad unit IDs must be wired in before Production rollout; leaving test IDs in a shipped build returns nothing but causes listing review issues if Data Safety mentions ads.</w:t>
             </w:r>
           </w:p>
         </w:tc>
@@ -1544,7 +2779,7 @@
           </w:tcPr>
           <w:p>
             <w:r>
-              <w:t xml:space="preserve">Scan UX</w:t>
+              <w:t xml:space="preserve">Slice engine / tier progression</w:t>
             </w:r>
           </w:p>
         </w:tc>
@@ -1566,7 +2801,7 @@
           </w:tcPr>
           <w:p>
             <w:r>
-              <w:t xml:space="preserve">First scan-button press is swallowed when the screen was just swapped — user has to click twice</w:t>
+              <w:t xml:space="preserve">Walk tier ladder (E → D → C → B → A → 6E) using actual rolled secondaries as signal. 6-state verdict: Usable / Slice to next tier / Cap at 5A / Filler / Sellable / Not sliceable.</w:t>
             </w:r>
           </w:p>
         </w:tc>
@@ -1588,7 +2823,7 @@
           </w:tcPr>
           <w:p>
             <w:r>
-              <w:t xml:space="preserve">FIXED: warmScanner (ACTION_WARM_ONLY) race was tearing the bubble down after MediaProjection grant. Made warm-only never remove an attached bubble. Also cancel the 900ms launchSwgoh retry on AppState=active so swapping back to ModForge doesn’t bounce to SWGOH. Scan-button touch-slop threshold added in ModOverlayCaptureService.</w:t>
+              <w:t xml:space="preserve">buildLadderPlan() in sliceEngine.js emits per-step verdicts. Pre-5A mods with catalyst potential (Speed secondary with rolls&lt;5, or priority stat with SLICE_GAIN≥0.3) now return SLICE_NEXT (cyan) — “take one step, re-evaluate after the roll” — instead of projecting an end-state from current rolls. Definite-Usable paths (Speed arrow, hard Speed, strongUpside, speedBacked) still return USABLE. Cap at 5A is scoped to mods already at 5A. SliceScreen renders SLICE_NEXT as “Next step: → {nextTier} — re-evaluate after roll”. Archive on next sweep.</w:t>
             </w:r>
           </w:p>
         </w:tc>
@@ -1639,7 +2874,7 @@
           </w:tcPr>
           <w:p>
             <w:r>
-              <w:t xml:space="preserve">Roster / premium</w:t>
+              <w:t xml:space="preserve">Slice engine / tier OCR on scans</w:t>
             </w:r>
           </w:p>
         </w:tc>
@@ -1661,7 +2896,7 @@
           </w:tcPr>
           <w:p>
             <w:r>
-              <w:t xml:space="preserve">Pull user mods via ally code and flag empty slots + upgrade opportunities (premium)</w:t>
+              <w:t xml:space="preserve">Scanner auto-populates the slice-tab tier pill from the mod card (E/D/C/B/A letter near the level banner)</w:t>
             </w:r>
           </w:p>
         </w:tc>
@@ -1683,102 +2918,7 @@
           </w:tcPr>
           <w:p>
             <w:r>
-              <w:t xml:space="preserve">DONE: rosterService fetches ?mods=1 and returns per-character missingSlots + upgradeable count (level&lt;15 OR pips&lt;6 OR tier&lt;5). SliceScreen shows “X to upgrade” / missing-slot badges. Slot-level upgrade-vs-scan delta is tracked in the separate Slice-engine slot-badge row.</w:t>
-            </w:r>
-          </w:p>
-        </w:tc>
-      </w:tr>
-      <w:tr>
-        <w:tc>
-          <w:tcPr>
-            <w:tcW w:type="dxa" w:w="1400"/>
-            <w:tcBorders>
-              <w:top w:val="single" w:color="CCCCCC" w:sz="1"/>
-              <w:left w:val="single" w:color="CCCCCC" w:sz="1"/>
-              <w:bottom w:val="single" w:color="CCCCCC" w:sz="1"/>
-              <w:right w:val="single" w:color="CCCCCC" w:sz="1"/>
-            </w:tcBorders>
-            <w:shd w:fill="E6E0EC" w:val="clear"/>
-            <w:tcMar>
-              <w:top w:type="dxa" w:w="80"/>
-              <w:left w:type="dxa" w:w="120"/>
-              <w:bottom w:type="dxa" w:w="80"/>
-              <w:right w:type="dxa" w:w="120"/>
-            </w:tcMar>
-          </w:tcPr>
-          <w:p>
-            <w:r>
-              <w:rPr>
-                <w:b/>
-                <w:bCs/>
-              </w:rPr>
-              <w:t xml:space="preserve">PARKED</w:t>
-            </w:r>
-          </w:p>
-        </w:tc>
-        <w:tc>
-          <w:tcPr>
-            <w:tcW w:type="dxa" w:w="2000"/>
-            <w:tcBorders>
-              <w:top w:val="single" w:color="CCCCCC" w:sz="1"/>
-              <w:left w:val="single" w:color="CCCCCC" w:sz="1"/>
-              <w:bottom w:val="single" w:color="CCCCCC" w:sz="1"/>
-              <w:right w:val="single" w:color="CCCCCC" w:sz="1"/>
-            </w:tcBorders>
-            <w:tcMar>
-              <w:top w:type="dxa" w:w="80"/>
-              <w:left w:type="dxa" w:w="120"/>
-              <w:bottom w:type="dxa" w:w="80"/>
-              <w:right w:type="dxa" w:w="120"/>
-            </w:tcMar>
-          </w:tcPr>
-          <w:p>
-            <w:r>
-              <w:t xml:space="preserve">Shape classifier</w:t>
-            </w:r>
-          </w:p>
-        </w:tc>
-        <w:tc>
-          <w:tcPr>
-            <w:tcW w:type="dxa" w:w="3500"/>
-            <w:tcBorders>
-              <w:top w:val="single" w:color="CCCCCC" w:sz="1"/>
-              <w:left w:val="single" w:color="CCCCCC" w:sz="1"/>
-              <w:bottom w:val="single" w:color="CCCCCC" w:sz="1"/>
-              <w:right w:val="single" w:color="CCCCCC" w:sz="1"/>
-            </w:tcBorders>
-            <w:tcMar>
-              <w:top w:type="dxa" w:w="80"/>
-              <w:left w:type="dxa" w:w="120"/>
-              <w:bottom w:type="dxa" w:w="80"/>
-              <w:right w:type="dxa" w:w="120"/>
-            </w:tcMar>
-          </w:tcPr>
-          <w:p>
-            <w:r>
-              <w:t xml:space="preserve">Second Circle mod reads as Cross: no candidate view sees a round outline (outer circularity 0.404, mask-only circularity 0.333, extent 0.933, stronglyRound=false)</w:t>
-            </w:r>
-          </w:p>
-        </w:tc>
-        <w:tc>
-          <w:tcPr>
-            <w:tcW w:type="dxa" w:w="2460"/>
-            <w:tcBorders>
-              <w:top w:val="single" w:color="CCCCCC" w:sz="1"/>
-              <w:left w:val="single" w:color="CCCCCC" w:sz="1"/>
-              <w:bottom w:val="single" w:color="CCCCCC" w:sz="1"/>
-              <w:right w:val="single" w:color="CCCCCC" w:sz="1"/>
-            </w:tcBorders>
-            <w:tcMar>
-              <w:top w:type="dxa" w:w="80"/>
-              <w:left w:type="dxa" w:w="120"/>
-              <w:bottom w:type="dxa" w:w="80"/>
-              <w:right w:type="dxa" w:w="120"/>
-            </w:tcMar>
-          </w:tcPr>
-          <w:p>
-            <w:r>
-              <w:t xml:space="preserve">Parked 2026-04-23 pending broader Circle sample set. Unlike Grievous, this Circle’s mask-only candidate doesn’t see the round outline at all. Hypotheses: (a) capture framing cut off part of the mod, (b) different Circle visual tier/set produces a different silhouette profile. Collect multiple Circle scans (different tiers/sets/primaries) to determine whether new rescue rule is needed or whether it’s a capture artifact.</w:t>
+              <w:t xml:space="preserve">extractModTier() in modCaptureParser.js reads Tier/LVL/Level patterns from the OCR output and returns ‘5E’…‘5A’. Threaded through parsed.modTier → App.js slicePrefill.tier → SliceScreen. 6E (6-dot) isn’t auto-detected yet (needs pip-count detection) — user taps 6E manually. When OCR misses the letter, SliceScreen clears tier to ‘’ on prefill so the ladder plan falls through to “Not sliceable — No tier selected” rather than silently showing wrong 5A verdicts.</w:t>
             </w:r>
           </w:p>
         </w:tc>
@@ -1829,7 +2969,7 @@
           </w:tcPr>
           <w:p>
             <w:r>
-              <w:t xml:space="preserve">Branch hygiene</w:t>
+              <w:t xml:space="preserve">Scanner / parser fixes</w:t>
             </w:r>
           </w:p>
         </w:tc>
@@ -1851,7 +2991,7 @@
           </w:tcPr>
           <w:p>
             <w:r>
-              <w:t xml:space="preserve">Consolidate stale Claude branches: claude/inspiring-khorana-78c3aa, claude/strange-williams-65919b, claude/suspicious-nobel-1ad793, claude/vibrant-morse-0c5795, wip/shape-classifier</w:t>
+              <w:t xml:space="preserve">Parser: four cascading fixes for a 5C Cross scan that was showing wrong tier + Health% phantom secondary</w:t>
             </w:r>
           </w:p>
         </w:tc>
@@ -1873,7 +3013,482 @@
           </w:tcPr>
           <w:p>
             <w:r>
-              <w:t xml:space="preserve">Suspicious-nobel held the Cross/Triangle calibration work which we’ve now ported into friendly-stonebraker. Once committed to main, delete the local+remote suspicious-nobel branch and audit the other claude/* branches for any uncommitted fixes worth rescuing.</w:t>
+              <w:t xml:space="preserve">Fix 1: extractModTier() catches tier letter glued onto first secondary line (“C (2) 4.12% Protection”) via ^([A-E])\s+\(\d+\) pattern. Fix 2: extractSecondaries() dedup prefers the match that carries an explicit rolls field so valueFirstPattern doesn’t win over rollFirstPattern. Fix 3: removed overly broad \bprim\w*\b / \bseco\w*\b noise patterns that were nuking the literal “PRIMARY STAT” / “SECONDARY STATS” headers and breaking findLineIndex-based section segmentation. Fix 4: primary-dedup now runs AFTER flat-to-% promotion so a flat “Health” on a Health%-primary mod can’t sneak into secondaries and push a real secondary past the 4-item cap. Verified end-to-end against on-device ocr-debug-last.txt.</w:t>
+            </w:r>
+          </w:p>
+        </w:tc>
+      </w:tr>
+      <w:tr>
+        <w:tc>
+          <w:tcPr>
+            <w:tcW w:type="dxa" w:w="1400"/>
+            <w:tcBorders>
+              <w:top w:val="single" w:color="CCCCCC" w:sz="1"/>
+              <w:left w:val="single" w:color="CCCCCC" w:sz="1"/>
+              <w:bottom w:val="single" w:color="CCCCCC" w:sz="1"/>
+              <w:right w:val="single" w:color="CCCCCC" w:sz="1"/>
+            </w:tcBorders>
+            <w:shd w:fill="D5F0D5" w:val="clear"/>
+            <w:tcMar>
+              <w:top w:type="dxa" w:w="80"/>
+              <w:left w:type="dxa" w:w="120"/>
+              <w:bottom w:type="dxa" w:w="80"/>
+              <w:right w:type="dxa" w:w="120"/>
+            </w:tcMar>
+          </w:tcPr>
+          <w:p>
+            <w:r>
+              <w:rPr>
+                <w:b/>
+                <w:bCs/>
+              </w:rPr>
+              <w:t xml:space="preserve">DONE</w:t>
+            </w:r>
+          </w:p>
+        </w:tc>
+        <w:tc>
+          <w:tcPr>
+            <w:tcW w:type="dxa" w:w="2000"/>
+            <w:tcBorders>
+              <w:top w:val="single" w:color="CCCCCC" w:sz="1"/>
+              <w:left w:val="single" w:color="CCCCCC" w:sz="1"/>
+              <w:bottom w:val="single" w:color="CCCCCC" w:sz="1"/>
+              <w:right w:val="single" w:color="CCCCCC" w:sz="1"/>
+            </w:tcBorders>
+            <w:tcMar>
+              <w:top w:type="dxa" w:w="80"/>
+              <w:left w:type="dxa" w:w="120"/>
+              <w:bottom w:type="dxa" w:w="80"/>
+              <w:right w:type="dxa" w:w="120"/>
+            </w:tcMar>
+          </w:tcPr>
+          <w:p>
+            <w:r>
+              <w:t xml:space="preserve">Slice screen / verdict UI</w:t>
+            </w:r>
+          </w:p>
+        </w:tc>
+        <w:tc>
+          <w:tcPr>
+            <w:tcW w:type="dxa" w:w="3500"/>
+            <w:tcBorders>
+              <w:top w:val="single" w:color="CCCCCC" w:sz="1"/>
+              <w:left w:val="single" w:color="CCCCCC" w:sz="1"/>
+              <w:bottom w:val="single" w:color="CCCCCC" w:sz="1"/>
+              <w:right w:val="single" w:color="CCCCCC" w:sz="1"/>
+            </w:tcBorders>
+            <w:tcMar>
+              <w:top w:type="dxa" w:w="80"/>
+              <w:left w:type="dxa" w:w="120"/>
+              <w:bottom w:type="dxa" w:w="80"/>
+              <w:right w:type="dxa" w:w="120"/>
+            </w:tcMar>
+          </w:tcPr>
+          <w:p>
+            <w:r>
+              <w:t xml:space="preserve">Collapsed the duplicate Decision card into the ladder-plan card so users see a single verdict</w:t>
+            </w:r>
+          </w:p>
+        </w:tc>
+        <w:tc>
+          <w:tcPr>
+            <w:tcW w:type="dxa" w:w="2460"/>
+            <w:tcBorders>
+              <w:top w:val="single" w:color="CCCCCC" w:sz="1"/>
+              <w:left w:val="single" w:color="CCCCCC" w:sz="1"/>
+              <w:bottom w:val="single" w:color="CCCCCC" w:sz="1"/>
+              <w:right w:val="single" w:color="CCCCCC" w:sz="1"/>
+            </w:tcBorders>
+            <w:tcMar>
+              <w:top w:type="dxa" w:w="80"/>
+              <w:left w:type="dxa" w:w="120"/>
+              <w:bottom w:type="dxa" w:w="80"/>
+              <w:right w:type="dxa" w:w="120"/>
+            </w:tcMar>
+          </w:tcPr>
+          <w:p>
+            <w:r>
+              <w:t xml:space="preserve">Previously SliceScreen rendered the ladder plan (“Slice to 5B”, cyan) AND a separate score-based Decision (“Filler — not worth slicing”) at the same time, which gave contradictory recommendations. Now renders one card driven by result.ladderPlan with Score: X/100 + reasonLines[0] folded in as footer lines. Old Decision card retained as fallback branch when ladderPlan is absent.</w:t>
+            </w:r>
+          </w:p>
+        </w:tc>
+      </w:tr>
+      <w:tr>
+        <w:tc>
+          <w:tcPr>
+            <w:tcW w:type="dxa" w:w="1400"/>
+            <w:tcBorders>
+              <w:top w:val="single" w:color="CCCCCC" w:sz="1"/>
+              <w:left w:val="single" w:color="CCCCCC" w:sz="1"/>
+              <w:bottom w:val="single" w:color="CCCCCC" w:sz="1"/>
+              <w:right w:val="single" w:color="CCCCCC" w:sz="1"/>
+            </w:tcBorders>
+            <w:shd w:fill="D5F0D5" w:val="clear"/>
+            <w:tcMar>
+              <w:top w:type="dxa" w:w="80"/>
+              <w:left w:type="dxa" w:w="120"/>
+              <w:bottom w:type="dxa" w:w="80"/>
+              <w:right w:type="dxa" w:w="120"/>
+            </w:tcMar>
+          </w:tcPr>
+          <w:p>
+            <w:r>
+              <w:rPr>
+                <w:b/>
+                <w:bCs/>
+              </w:rPr>
+              <w:t xml:space="preserve">DONE</w:t>
+            </w:r>
+          </w:p>
+        </w:tc>
+        <w:tc>
+          <w:tcPr>
+            <w:tcW w:type="dxa" w:w="2000"/>
+            <w:tcBorders>
+              <w:top w:val="single" w:color="CCCCCC" w:sz="1"/>
+              <w:left w:val="single" w:color="CCCCCC" w:sz="1"/>
+              <w:bottom w:val="single" w:color="CCCCCC" w:sz="1"/>
+              <w:right w:val="single" w:color="CCCCCC" w:sz="1"/>
+            </w:tcBorders>
+            <w:tcMar>
+              <w:top w:type="dxa" w:w="80"/>
+              <w:left w:type="dxa" w:w="120"/>
+              <w:bottom w:type="dxa" w:w="80"/>
+              <w:right w:type="dxa" w:w="120"/>
+            </w:tcMar>
+          </w:tcPr>
+          <w:p>
+            <w:r>
+              <w:t xml:space="preserve">GAC screen / no-roster toggle filter</w:t>
+            </w:r>
+          </w:p>
+        </w:tc>
+        <w:tc>
+          <w:tcPr>
+            <w:tcW w:type="dxa" w:w="3500"/>
+            <w:tcBorders>
+              <w:top w:val="single" w:color="CCCCCC" w:sz="1"/>
+              <w:left w:val="single" w:color="CCCCCC" w:sz="1"/>
+              <w:bottom w:val="single" w:color="CCCCCC" w:sz="1"/>
+              <w:right w:val="single" w:color="CCCCCC" w:sz="1"/>
+            </w:tcBorders>
+            <w:tcMar>
+              <w:top w:type="dxa" w:w="80"/>
+              <w:left w:type="dxa" w:w="120"/>
+              <w:bottom w:type="dxa" w:w="80"/>
+              <w:right w:type="dxa" w:w="120"/>
+            </w:tcMar>
+          </w:tcPr>
+          <w:p>
+            <w:r>
+              <w:t xml:space="preserve">Attack/Defense toggle now shows the right squads when no roster is linked</w:t>
+            </w:r>
+          </w:p>
+        </w:tc>
+        <w:tc>
+          <w:tcPr>
+            <w:tcW w:type="dxa" w:w="2460"/>
+            <w:tcBorders>
+              <w:top w:val="single" w:color="CCCCCC" w:sz="1"/>
+              <w:left w:val="single" w:color="CCCCCC" w:sz="1"/>
+              <w:bottom w:val="single" w:color="CCCCCC" w:sz="1"/>
+              <w:right w:val="single" w:color="CCCCCC" w:sz="1"/>
+            </w:tcBorders>
+            <w:tcMar>
+              <w:top w:type="dxa" w:w="80"/>
+              <w:left w:type="dxa" w:w="120"/>
+              <w:bottom w:type="dxa" w:w="80"/>
+              <w:right w:type="dxa" w:w="120"/>
+            </w:tcMar>
+          </w:tcPr>
+          <w:p>
+            <w:r>
+              <w:t xml:space="preserve">Previously GacScreen.squadsToShow returned payload.squads.slice(0,30) when hasRoster was false — worker concatenates defense first, then offense, so the unfiltered top 30 was always all defenders, and the Attack toggle showed Jabba/LV/Rey leads with empty win% (offenseWinRate is null on defense rows). No-roster branch now filters by sq.role === role and sorts by the matching win-rate metric. Wrapped in {squad, ownedCount: null, coverage: null} so the render code’s existing item.squad || item fallback keeps working. After install: Attack shows Sith Eternal 96% / Malgus trios 93% / etc. matching swgoh.gg.</w:t>
+            </w:r>
+          </w:p>
+        </w:tc>
+      </w:tr>
+      <w:tr>
+        <w:tc>
+          <w:tcPr>
+            <w:tcW w:type="dxa" w:w="1400"/>
+            <w:tcBorders>
+              <w:top w:val="single" w:color="CCCCCC" w:sz="1"/>
+              <w:left w:val="single" w:color="CCCCCC" w:sz="1"/>
+              <w:bottom w:val="single" w:color="CCCCCC" w:sz="1"/>
+              <w:right w:val="single" w:color="CCCCCC" w:sz="1"/>
+            </w:tcBorders>
+            <w:shd w:fill="D5F0D5" w:val="clear"/>
+            <w:tcMar>
+              <w:top w:type="dxa" w:w="80"/>
+              <w:left w:type="dxa" w:w="120"/>
+              <w:bottom w:type="dxa" w:w="80"/>
+              <w:right w:type="dxa" w:w="120"/>
+            </w:tcMar>
+          </w:tcPr>
+          <w:p>
+            <w:r>
+              <w:rPr>
+                <w:b/>
+                <w:bCs/>
+              </w:rPr>
+              <w:t xml:space="preserve">DONE</w:t>
+            </w:r>
+          </w:p>
+        </w:tc>
+        <w:tc>
+          <w:tcPr>
+            <w:tcW w:type="dxa" w:w="2000"/>
+            <w:tcBorders>
+              <w:top w:val="single" w:color="CCCCCC" w:sz="1"/>
+              <w:left w:val="single" w:color="CCCCCC" w:sz="1"/>
+              <w:bottom w:val="single" w:color="CCCCCC" w:sz="1"/>
+              <w:right w:val="single" w:color="CCCCCC" w:sz="1"/>
+            </w:tcBorders>
+            <w:tcMar>
+              <w:top w:type="dxa" w:w="80"/>
+              <w:left w:type="dxa" w:w="120"/>
+              <w:bottom w:type="dxa" w:w="80"/>
+              <w:right w:type="dxa" w:w="120"/>
+            </w:tcMar>
+          </w:tcPr>
+          <w:p>
+            <w:r>
+              <w:t xml:space="preserve">GAC worker / attack + defense perspectives</w:t>
+            </w:r>
+          </w:p>
+        </w:tc>
+        <w:tc>
+          <w:tcPr>
+            <w:tcW w:type="dxa" w:w="3500"/>
+            <w:tcBorders>
+              <w:top w:val="single" w:color="CCCCCC" w:sz="1"/>
+              <w:left w:val="single" w:color="CCCCCC" w:sz="1"/>
+              <w:bottom w:val="single" w:color="CCCCCC" w:sz="1"/>
+              <w:right w:val="single" w:color="CCCCCC" w:sz="1"/>
+            </w:tcBorders>
+            <w:tcMar>
+              <w:top w:type="dxa" w:w="80"/>
+              <w:left w:type="dxa" w:w="120"/>
+              <w:bottom w:type="dxa" w:w="80"/>
+              <w:right w:type="dxa" w:w="120"/>
+            </w:tcMar>
+          </w:tcPr>
+          <w:p>
+            <w:r>
+              <w:t xml:space="preserve">Scrape both perspectives of /gac/squads/ so Offense shows real top attackers (not inverse of defense holds)</w:t>
+            </w:r>
+          </w:p>
+        </w:tc>
+        <w:tc>
+          <w:tcPr>
+            <w:tcW w:type="dxa" w:w="2460"/>
+            <w:tcBorders>
+              <w:top w:val="single" w:color="CCCCCC" w:sz="1"/>
+              <w:left w:val="single" w:color="CCCCCC" w:sz="1"/>
+              <w:bottom w:val="single" w:color="CCCCCC" w:sz="1"/>
+              <w:right w:val="single" w:color="CCCCCC" w:sz="1"/>
+            </w:tcBorders>
+            <w:tcMar>
+              <w:top w:type="dxa" w:w="80"/>
+              <w:left w:type="dxa" w:w="120"/>
+              <w:bottom w:type="dxa" w:w="80"/>
+              <w:right w:type="dxa" w:w="120"/>
+            </w:tcMar>
+          </w:tcPr>
+          <w:p>
+            <w:r>
+              <w:t xml:space="preserve">swgoh.gg’s /gac/squads/ page takes a ?perspective=attack&amp;sort=percent query param that returns a completely different list (top attacking squads sorted by Win %) than the default defense view (top defenders sorted by Hold %). Top attacker (SITHPALPATINE solo, 96%) is not derivable from top defender (JABBATHEHUTT+BOUSHH+KRRSANTAN 27% hold) — they’re independent datasets. scrapeGacSquads now fetches both perspectives in parallel, parses each through parseGacSquadsHtml(html, role), and emits squads tagged with the appropriate role and single populated win-rate field. Attack view legitimately includes 1-member solo squads so bracket detection runs off the defense view only. Deployed. Verified: /?gac=3v3 returns 87 squads (42 def + 45 off); /?gac=5v5 returns 70 (37 def + 33 off).</w:t>
+            </w:r>
+          </w:p>
+        </w:tc>
+      </w:tr>
+      <w:tr>
+        <w:tc>
+          <w:tcPr>
+            <w:tcW w:type="dxa" w:w="1400"/>
+            <w:tcBorders>
+              <w:top w:val="single" w:color="CCCCCC" w:sz="1"/>
+              <w:left w:val="single" w:color="CCCCCC" w:sz="1"/>
+              <w:bottom w:val="single" w:color="CCCCCC" w:sz="1"/>
+              <w:right w:val="single" w:color="CCCCCC" w:sz="1"/>
+            </w:tcBorders>
+            <w:shd w:fill="D5F0D5" w:val="clear"/>
+            <w:tcMar>
+              <w:top w:type="dxa" w:w="80"/>
+              <w:left w:type="dxa" w:w="120"/>
+              <w:bottom w:type="dxa" w:w="80"/>
+              <w:right w:type="dxa" w:w="120"/>
+            </w:tcMar>
+          </w:tcPr>
+          <w:p>
+            <w:r>
+              <w:rPr>
+                <w:b/>
+                <w:bCs/>
+              </w:rPr>
+              <w:t xml:space="preserve">DONE</w:t>
+            </w:r>
+          </w:p>
+        </w:tc>
+        <w:tc>
+          <w:tcPr>
+            <w:tcW w:type="dxa" w:w="2000"/>
+            <w:tcBorders>
+              <w:top w:val="single" w:color="CCCCCC" w:sz="1"/>
+              <w:left w:val="single" w:color="CCCCCC" w:sz="1"/>
+              <w:bottom w:val="single" w:color="CCCCCC" w:sz="1"/>
+              <w:right w:val="single" w:color="CCCCCC" w:sz="1"/>
+            </w:tcBorders>
+            <w:tcMar>
+              <w:top w:type="dxa" w:w="80"/>
+              <w:left w:type="dxa" w:w="120"/>
+              <w:bottom w:type="dxa" w:w="80"/>
+              <w:right w:type="dxa" w:w="120"/>
+            </w:tcMar>
+          </w:tcPr>
+          <w:p>
+            <w:r>
+              <w:t xml:space="preserve">Slice tab / incomplete secondary transfer</w:t>
+            </w:r>
+          </w:p>
+        </w:tc>
+        <w:tc>
+          <w:tcPr>
+            <w:tcW w:type="dxa" w:w="3500"/>
+            <w:tcBorders>
+              <w:top w:val="single" w:color="CCCCCC" w:sz="1"/>
+              <w:left w:val="single" w:color="CCCCCC" w:sz="1"/>
+              <w:bottom w:val="single" w:color="CCCCCC" w:sz="1"/>
+              <w:right w:val="single" w:color="CCCCCC" w:sz="1"/>
+            </w:tcBorders>
+            <w:tcMar>
+              <w:top w:type="dxa" w:w="80"/>
+              <w:left w:type="dxa" w:w="120"/>
+              <w:bottom w:type="dxa" w:w="80"/>
+              <w:right w:type="dxa" w:w="120"/>
+            </w:tcMar>
+          </w:tcPr>
+          <w:p>
+            <w:r>
+              <w:t xml:space="preserve">Secondaries now transfer fully from scan → Slice tab</w:t>
+            </w:r>
+          </w:p>
+        </w:tc>
+        <w:tc>
+          <w:tcPr>
+            <w:tcW w:type="dxa" w:w="2460"/>
+            <w:tcBorders>
+              <w:top w:val="single" w:color="CCCCCC" w:sz="1"/>
+              <w:left w:val="single" w:color="CCCCCC" w:sz="1"/>
+              <w:bottom w:val="single" w:color="CCCCCC" w:sz="1"/>
+              <w:right w:val="single" w:color="CCCCCC" w:sz="1"/>
+            </w:tcBorders>
+            <w:tcMar>
+              <w:top w:type="dxa" w:w="80"/>
+              <w:left w:type="dxa" w:w="120"/>
+              <w:bottom w:type="dxa" w:w="80"/>
+              <w:right w:type="dxa" w:w="120"/>
+            </w:tcMar>
+          </w:tcPr>
+          <w:p>
+            <w:r>
+              <w:t xml:space="preserve">User-verified resolved on 2026-04-23. Likely fell out of the parser cascading fixes (tier-letter-glued-to-first-secondary + rollFirstPattern dedup preference + primary-dedup-after-flat-promotion) that landed earlier this session. Archive on next sweep.</w:t>
+            </w:r>
+          </w:p>
+        </w:tc>
+      </w:tr>
+      <w:tr>
+        <w:tc>
+          <w:tcPr>
+            <w:tcW w:type="dxa" w:w="1400"/>
+            <w:tcBorders>
+              <w:top w:val="single" w:color="CCCCCC" w:sz="1"/>
+              <w:left w:val="single" w:color="CCCCCC" w:sz="1"/>
+              <w:bottom w:val="single" w:color="CCCCCC" w:sz="1"/>
+              <w:right w:val="single" w:color="CCCCCC" w:sz="1"/>
+            </w:tcBorders>
+            <w:shd w:fill="D5F0D5" w:val="clear"/>
+            <w:tcMar>
+              <w:top w:type="dxa" w:w="80"/>
+              <w:left w:type="dxa" w:w="120"/>
+              <w:bottom w:type="dxa" w:w="80"/>
+              <w:right w:type="dxa" w:w="120"/>
+            </w:tcMar>
+          </w:tcPr>
+          <w:p>
+            <w:r>
+              <w:rPr>
+                <w:b/>
+                <w:bCs/>
+              </w:rPr>
+              <w:t xml:space="preserve">DONE</w:t>
+            </w:r>
+          </w:p>
+        </w:tc>
+        <w:tc>
+          <w:tcPr>
+            <w:tcW w:type="dxa" w:w="2000"/>
+            <w:tcBorders>
+              <w:top w:val="single" w:color="CCCCCC" w:sz="1"/>
+              <w:left w:val="single" w:color="CCCCCC" w:sz="1"/>
+              <w:bottom w:val="single" w:color="CCCCCC" w:sz="1"/>
+              <w:right w:val="single" w:color="CCCCCC" w:sz="1"/>
+            </w:tcBorders>
+            <w:tcMar>
+              <w:top w:type="dxa" w:w="80"/>
+              <w:left w:type="dxa" w:w="120"/>
+              <w:bottom w:type="dxa" w:w="80"/>
+              <w:right w:type="dxa" w:w="120"/>
+            </w:tcMar>
+          </w:tcPr>
+          <w:p>
+            <w:r>
+              <w:t xml:space="preserve">GAC tab / roster vs meta view toggle</w:t>
+            </w:r>
+          </w:p>
+        </w:tc>
+        <w:tc>
+          <w:tcPr>
+            <w:tcW w:type="dxa" w:w="3500"/>
+            <w:tcBorders>
+              <w:top w:val="single" w:color="CCCCCC" w:sz="1"/>
+              <w:left w:val="single" w:color="CCCCCC" w:sz="1"/>
+              <w:bottom w:val="single" w:color="CCCCCC" w:sz="1"/>
+              <w:right w:val="single" w:color="CCCCCC" w:sz="1"/>
+            </w:tcBorders>
+            <w:tcMar>
+              <w:top w:type="dxa" w:w="80"/>
+              <w:left w:type="dxa" w:w="120"/>
+              <w:bottom w:type="dxa" w:w="80"/>
+              <w:right w:type="dxa" w:w="120"/>
+            </w:tcMar>
+          </w:tcPr>
+          <w:p>
+            <w:r>
+              <w:t xml:space="preserve">Added a My roster / All meta toggle so users can see the full meta regardless of coverage</w:t>
+            </w:r>
+          </w:p>
+        </w:tc>
+        <w:tc>
+          <w:tcPr>
+            <w:tcW w:type="dxa" w:w="2460"/>
+            <w:tcBorders>
+              <w:top w:val="single" w:color="CCCCCC" w:sz="1"/>
+              <w:left w:val="single" w:color="CCCCCC" w:sz="1"/>
+              <w:bottom w:val="single" w:color="CCCCCC" w:sz="1"/>
+              <w:right w:val="single" w:color="CCCCCC" w:sz="1"/>
+            </w:tcBorders>
+            <w:tcMar>
+              <w:top w:type="dxa" w:w="80"/>
+              <w:left w:type="dxa" w:w="120"/>
+              <w:bottom w:type="dxa" w:w="80"/>
+              <w:right w:type="dxa" w:w="120"/>
+            </w:tcMar>
+          </w:tcPr>
+          <w:p>
+            <w:r>
+              <w:t xml:space="preserve">GacScreen now has a third toggle row (shown only when a roster is linked) that switches between ranked.offense/ranked.defense (Mine, ≥60% coverage gate) and a role-filtered win-rate sort of payload.squads (All, no gate). All mode still computes per-squad coverage/ownedCount so red-chip rendering for missing members keeps working. No-roster case already behaves like All — collapsed into the same code path via const showAll = !hasRoster || view === "all". Subtitle + summary banner adjusted to reflect the active view.</w:t>
             </w:r>
           </w:p>
         </w:tc>
@@ -1924,7 +3539,7 @@
           </w:tcPr>
           <w:p>
             <w:r>
-              <w:t xml:space="preserve">Launch / privacy</w:t>
+              <w:t xml:space="preserve">Scanner / tier OCR incomplete coverage</w:t>
             </w:r>
           </w:p>
         </w:tc>
@@ -1946,7 +3561,7 @@
           </w:tcPr>
           <w:p>
             <w:r>
-              <w:t xml:space="preserve">Host privacy_policy at a public URL (GitHub Pages) and link it in the Play Console listing + in-app Settings</w:t>
+              <w:t xml:space="preserve">Scans aren’t reliably grabbing all tier levels (D, C, B, A, etc.) — some mods come through with tier blank or wrong</w:t>
             </w:r>
           </w:p>
         </w:tc>
@@ -1968,7 +3583,102 @@
           </w:tcPr>
           <w:p>
             <w:r>
-              <w:t xml:space="preserve">File exists in repo at my-app/privacy_policy but isn’t live anywhere. Required for Play submission because the app uses SYSTEM_ALERT_WINDOW + screen capture. Policy must cover: screen-content capture, what’s processed (mod shape/stat data), what’s stored (local only), what’s transmitted (none), retention/deletion.</w:t>
+              <w:t xml:space="preserve">extractModTier() in modCaptureParser.js has patterns for Tier C / LVL 15 · C / Level 15 A / the ^([A-E])\s+\(\d+\) stuck-tier fallback, but on-device captures still miss the letter on some cards. Collect fresh ocr-debug-last.txt dumps for each of 5E/5D/5C/5B/5A and audit which patterns are firing (or failing) per tier. Likely need: more tolerant spacing/punctuation between “LVL 15” and the letter, separate pattern for each tier’s actual on-card layout, and possibly a bounded region scan instead of full-text regex. Related: native tier-color detection would eliminate this dependency entirely.</w:t>
+            </w:r>
+          </w:p>
+        </w:tc>
+      </w:tr>
+      <w:tr>
+        <w:tc>
+          <w:tcPr>
+            <w:tcW w:type="dxa" w:w="1400"/>
+            <w:tcBorders>
+              <w:top w:val="single" w:color="CCCCCC" w:sz="1"/>
+              <w:left w:val="single" w:color="CCCCCC" w:sz="1"/>
+              <w:bottom w:val="single" w:color="CCCCCC" w:sz="1"/>
+              <w:right w:val="single" w:color="CCCCCC" w:sz="1"/>
+            </w:tcBorders>
+            <w:shd w:fill="D5F0D5" w:val="clear"/>
+            <w:tcMar>
+              <w:top w:type="dxa" w:w="80"/>
+              <w:left w:type="dxa" w:w="120"/>
+              <w:bottom w:type="dxa" w:w="80"/>
+              <w:right w:type="dxa" w:w="120"/>
+            </w:tcMar>
+          </w:tcPr>
+          <w:p>
+            <w:r>
+              <w:rPr>
+                <w:b/>
+                <w:bCs/>
+              </w:rPr>
+              <w:t xml:space="preserve">DONE</w:t>
+            </w:r>
+          </w:p>
+        </w:tc>
+        <w:tc>
+          <w:tcPr>
+            <w:tcW w:type="dxa" w:w="2000"/>
+            <w:tcBorders>
+              <w:top w:val="single" w:color="CCCCCC" w:sz="1"/>
+              <w:left w:val="single" w:color="CCCCCC" w:sz="1"/>
+              <w:bottom w:val="single" w:color="CCCCCC" w:sz="1"/>
+              <w:right w:val="single" w:color="CCCCCC" w:sz="1"/>
+            </w:tcBorders>
+            <w:tcMar>
+              <w:top w:type="dxa" w:w="80"/>
+              <w:left w:type="dxa" w:w="120"/>
+              <w:bottom w:type="dxa" w:w="80"/>
+              <w:right w:type="dxa" w:w="120"/>
+            </w:tcMar>
+          </w:tcPr>
+          <w:p>
+            <w:r>
+              <w:t xml:space="preserve">Slice engine / missed-speed recovery</w:t>
+            </w:r>
+          </w:p>
+        </w:tc>
+        <w:tc>
+          <w:tcPr>
+            <w:tcW w:type="dxa" w:w="3500"/>
+            <w:tcBorders>
+              <w:top w:val="single" w:color="CCCCCC" w:sz="1"/>
+              <w:left w:val="single" w:color="CCCCCC" w:sz="1"/>
+              <w:bottom w:val="single" w:color="CCCCCC" w:sz="1"/>
+              <w:right w:val="single" w:color="CCCCCC" w:sz="1"/>
+            </w:tcBorders>
+            <w:tcMar>
+              <w:top w:type="dxa" w:w="80"/>
+              <w:left w:type="dxa" w:w="120"/>
+              <w:bottom w:type="dxa" w:w="80"/>
+              <w:right w:type="dxa" w:w="120"/>
+            </w:tcMar>
+          </w:tcPr>
+          <w:p>
+            <w:r>
+              <w:t xml:space="preserve">Decided against a “catalyst-streak” nudge: slicing a low-Speed mod on streak logic would waste mats.</w:t>
+            </w:r>
+          </w:p>
+        </w:tc>
+        <w:tc>
+          <w:tcPr>
+            <w:tcW w:type="dxa" w:w="2460"/>
+            <w:tcBorders>
+              <w:top w:val="single" w:color="CCCCCC" w:sz="1"/>
+              <w:left w:val="single" w:color="CCCCCC" w:sz="1"/>
+              <w:bottom w:val="single" w:color="CCCCCC" w:sz="1"/>
+              <w:right w:val="single" w:color="CCCCCC" w:sz="1"/>
+            </w:tcBorders>
+            <w:tcMar>
+              <w:top w:type="dxa" w:w="80"/>
+              <w:left w:type="dxa" w:w="120"/>
+              <w:bottom w:type="dxa" w:w="80"/>
+              <w:right w:type="dxa" w:w="120"/>
+            </w:tcMar>
+          </w:tcPr>
+          <w:p>
+            <w:r>
+              <w:t xml:space="preserve">A mod with Speed missed 3× is probably sitting at 3–5 Speed, and one more 25% hit still doesn’t clear the keeper threshold (~10+). The only case where an extra slice helps is when current Speed is already ≥10 and one more roll locks it in — and the ladder already covers that via SLICE_NEXT on high-Speed partials. No new heuristic needed; archive.</w:t>
             </w:r>
           </w:p>
         </w:tc>
@@ -2019,7 +3729,7 @@
           </w:tcPr>
           <w:p>
             <w:r>
-              <w:t xml:space="preserve">Launch / Play Console</w:t>
+              <w:t xml:space="preserve">Scanner / native tier-color detection</w:t>
             </w:r>
           </w:p>
         </w:tc>
@@ -2041,7 +3751,7 @@
           </w:tcPr>
           <w:p>
             <w:r>
-              <w:t xml:space="preserve">Fill Sensitive Permissions declaration for SYSTEM_ALERT_WINDOW</w:t>
+              <w:t xml:space="preserve">Detect mod tier from frame color in the native classifier (E=gray, D=green, C=blue, B=purple, A=gold) + detect 6-dot vs 5-dot from pips</w:t>
             </w:r>
           </w:p>
         </w:tc>
@@ -2063,7 +3773,7 @@
           </w:tcPr>
           <w:p>
             <w:r>
-              <w:t xml:space="preserve">Core functionality: overlay button over SWGOH to scan the user’s own mod inventory. User benefit: catalog mods without manual typing. Why no alternative: user must interact with game while app is visible — impossible without overlay. Play Console blocks the upload until this form is completed.</w:t>
+              <w:t xml:space="preserve">Complement to the OCR-based tier extractor. Native pixel sampling on the mod frame would be more reliable than OCR and would unlock 6E detection. Add to ModIconClassifier.kt, wire through ModOverlayCaptureService.kt → JS bridge → parsed.modTier fallback.</w:t>
             </w:r>
           </w:p>
         </w:tc>
@@ -2114,7 +3824,7 @@
           </w:tcPr>
           <w:p>
             <w:r>
-              <w:t xml:space="preserve">Launch / permissions UX</w:t>
+              <w:t xml:space="preserve">Slice engine / community tuning</w:t>
             </w:r>
           </w:p>
         </w:tc>
@@ -2136,7 +3846,7 @@
           </w:tcPr>
           <w:p>
             <w:r>
-              <w:t xml:space="preserve">Rationale alerts now fire before both SYSTEM_ALERT_WINDOW and MediaProjection prompts, with Play-reviewer-friendly copy</w:t>
+              <w:t xml:space="preserve">Audit weights + ladder thresholds against community guidance (swgoh.gg top-1000 Kyber meta, Grandivory, Crouching-Rancor)</w:t>
             </w:r>
           </w:p>
         </w:tc>
@@ -2158,7 +3868,957 @@
           </w:tcPr>
           <w:p>
             <w:r>
-              <w:t xml:space="preserve">OverlayCaptureScreen.runStartFlow() wraps both permission grants in confirmRationale() with bullet-pointed explanations. Overlay dialog calls out: user-initiated only, no content reading from other apps, no input simulation. Capture dialog calls out: user-initiated only, on-device parsing, image discarded immediately, no cloud/ad upload. Archive on next sweep.</w:t>
+              <w:t xml:space="preserve">Defense% weight 5.0 → 4.0 (was biasing tanks ~25% above consensus). strongUpside SLICE_GAIN cutoff 0.5 → 0.3 so Protection% (0.33) counts as a 6-dot catalyst on Prot%-primary mods with strong rolls. hasDecentFit finalScore floor 40 → 50 to tighten the Filler / Cap-at-5A gate vs Grandivory’s HOLD=60. Flat-stat sell, Speed-arrow rule, and Crouching-Rancor rollEfficiency formula verified against sources. See sliceRules.js weights + buildLadderPlan() in sliceEngine.js. Archive on next sweep.</w:t>
+            </w:r>
+          </w:p>
+        </w:tc>
+      </w:tr>
+      <w:tr>
+        <w:tc>
+          <w:tcPr>
+            <w:tcW w:type="dxa" w:w="1400"/>
+            <w:tcBorders>
+              <w:top w:val="single" w:color="CCCCCC" w:sz="1"/>
+              <w:left w:val="single" w:color="CCCCCC" w:sz="1"/>
+              <w:bottom w:val="single" w:color="CCCCCC" w:sz="1"/>
+              <w:right w:val="single" w:color="CCCCCC" w:sz="1"/>
+            </w:tcBorders>
+            <w:shd w:fill="D5F0D5" w:val="clear"/>
+            <w:tcMar>
+              <w:top w:type="dxa" w:w="80"/>
+              <w:left w:type="dxa" w:w="120"/>
+              <w:bottom w:type="dxa" w:w="80"/>
+              <w:right w:type="dxa" w:w="120"/>
+            </w:tcMar>
+          </w:tcPr>
+          <w:p>
+            <w:r>
+              <w:rPr>
+                <w:b/>
+                <w:bCs/>
+              </w:rPr>
+              <w:t xml:space="preserve">DONE</w:t>
+            </w:r>
+          </w:p>
+        </w:tc>
+        <w:tc>
+          <w:tcPr>
+            <w:tcW w:type="dxa" w:w="2000"/>
+            <w:tcBorders>
+              <w:top w:val="single" w:color="CCCCCC" w:sz="1"/>
+              <w:left w:val="single" w:color="CCCCCC" w:sz="1"/>
+              <w:bottom w:val="single" w:color="CCCCCC" w:sz="1"/>
+              <w:right w:val="single" w:color="CCCCCC" w:sz="1"/>
+            </w:tcBorders>
+            <w:tcMar>
+              <w:top w:type="dxa" w:w="80"/>
+              <w:left w:type="dxa" w:w="120"/>
+              <w:bottom w:type="dxa" w:w="80"/>
+              <w:right w:type="dxa" w:w="120"/>
+            </w:tcMar>
+          </w:tcPr>
+          <w:p>
+            <w:r>
+              <w:t xml:space="preserve">GAC / premium</w:t>
+            </w:r>
+          </w:p>
+        </w:tc>
+        <w:tc>
+          <w:tcPr>
+            <w:tcW w:type="dxa" w:w="3500"/>
+            <w:tcBorders>
+              <w:top w:val="single" w:color="CCCCCC" w:sz="1"/>
+              <w:left w:val="single" w:color="CCCCCC" w:sz="1"/>
+              <w:bottom w:val="single" w:color="CCCCCC" w:sz="1"/>
+              <w:right w:val="single" w:color="CCCCCC" w:sz="1"/>
+            </w:tcBorders>
+            <w:tcMar>
+              <w:top w:type="dxa" w:w="80"/>
+              <w:left w:type="dxa" w:w="120"/>
+              <w:bottom w:type="dxa" w:w="80"/>
+              <w:right w:type="dxa" w:w="120"/>
+            </w:tcMar>
+          </w:tcPr>
+          <w:p>
+            <w:r>
+              <w:t xml:space="preserve">3v3 + 5v5 Grand Arena team recommender backed by swgoh.gg meta HTML scrape</w:t>
+            </w:r>
+          </w:p>
+        </w:tc>
+        <w:tc>
+          <w:tcPr>
+            <w:tcW w:type="dxa" w:w="2460"/>
+            <w:tcBorders>
+              <w:top w:val="single" w:color="CCCCCC" w:sz="1"/>
+              <w:left w:val="single" w:color="CCCCCC" w:sz="1"/>
+              <w:bottom w:val="single" w:color="CCCCCC" w:sz="1"/>
+              <w:right w:val="single" w:color="CCCCCC" w:sz="1"/>
+            </w:tcBorders>
+            <w:tcMar>
+              <w:top w:type="dxa" w:w="80"/>
+              <w:left w:type="dxa" w:w="120"/>
+              <w:bottom w:type="dxa" w:w="80"/>
+              <w:right w:type="dxa" w:w="120"/>
+            </w:tcMar>
+          </w:tcPr>
+          <w:p>
+            <w:r>
+              <w:t xml:space="preserve">Landed via Cloudflare Worker route + client service + state module + GacScreen UI (offense/defense split, roster filter). Installed on R5CX10W4LJY. Archive on next sweep.</w:t>
+            </w:r>
+          </w:p>
+        </w:tc>
+      </w:tr>
+      <w:tr>
+        <w:tc>
+          <w:tcPr>
+            <w:tcW w:type="dxa" w:w="1400"/>
+            <w:tcBorders>
+              <w:top w:val="single" w:color="CCCCCC" w:sz="1"/>
+              <w:left w:val="single" w:color="CCCCCC" w:sz="1"/>
+              <w:bottom w:val="single" w:color="CCCCCC" w:sz="1"/>
+              <w:right w:val="single" w:color="CCCCCC" w:sz="1"/>
+            </w:tcBorders>
+            <w:shd w:fill="D5F0D5" w:val="clear"/>
+            <w:tcMar>
+              <w:top w:type="dxa" w:w="80"/>
+              <w:left w:type="dxa" w:w="120"/>
+              <w:bottom w:type="dxa" w:w="80"/>
+              <w:right w:type="dxa" w:w="120"/>
+            </w:tcMar>
+          </w:tcPr>
+          <w:p>
+            <w:r>
+              <w:rPr>
+                <w:b/>
+                <w:bCs/>
+              </w:rPr>
+              <w:t xml:space="preserve">DONE</w:t>
+            </w:r>
+          </w:p>
+        </w:tc>
+        <w:tc>
+          <w:tcPr>
+            <w:tcW w:type="dxa" w:w="2000"/>
+            <w:tcBorders>
+              <w:top w:val="single" w:color="CCCCCC" w:sz="1"/>
+              <w:left w:val="single" w:color="CCCCCC" w:sz="1"/>
+              <w:bottom w:val="single" w:color="CCCCCC" w:sz="1"/>
+              <w:right w:val="single" w:color="CCCCCC" w:sz="1"/>
+            </w:tcBorders>
+            <w:tcMar>
+              <w:top w:type="dxa" w:w="80"/>
+              <w:left w:type="dxa" w:w="120"/>
+              <w:bottom w:type="dxa" w:w="80"/>
+              <w:right w:type="dxa" w:w="120"/>
+            </w:tcMar>
+          </w:tcPr>
+          <w:p>
+            <w:r>
+              <w:t xml:space="preserve">Slice screen / layout</w:t>
+            </w:r>
+          </w:p>
+        </w:tc>
+        <w:tc>
+          <w:tcPr>
+            <w:tcW w:type="dxa" w:w="3500"/>
+            <w:tcBorders>
+              <w:top w:val="single" w:color="CCCCCC" w:sz="1"/>
+              <w:left w:val="single" w:color="CCCCCC" w:sz="1"/>
+              <w:bottom w:val="single" w:color="CCCCCC" w:sz="1"/>
+              <w:right w:val="single" w:color="CCCCCC" w:sz="1"/>
+            </w:tcBorders>
+            <w:tcMar>
+              <w:top w:type="dxa" w:w="80"/>
+              <w:left w:type="dxa" w:w="120"/>
+              <w:bottom w:type="dxa" w:w="80"/>
+              <w:right w:type="dxa" w:w="120"/>
+            </w:tcMar>
+          </w:tcPr>
+          <w:p>
+            <w:r>
+              <w:t xml:space="preserve">Removed Best Fit split card; premium Slice screen shows a single full-width Your Roster card</w:t>
+            </w:r>
+          </w:p>
+        </w:tc>
+        <w:tc>
+          <w:tcPr>
+            <w:tcW w:type="dxa" w:w="2460"/>
+            <w:tcBorders>
+              <w:top w:val="single" w:color="CCCCCC" w:sz="1"/>
+              <w:left w:val="single" w:color="CCCCCC" w:sz="1"/>
+              <w:bottom w:val="single" w:color="CCCCCC" w:sz="1"/>
+              <w:right w:val="single" w:color="CCCCCC" w:sz="1"/>
+            </w:tcBorders>
+            <w:tcMar>
+              <w:top w:type="dxa" w:w="80"/>
+              <w:left w:type="dxa" w:w="120"/>
+              <w:bottom w:type="dxa" w:w="80"/>
+              <w:right w:type="dxa" w:w="120"/>
+            </w:tcMar>
+          </w:tcPr>
+          <w:p>
+            <w:r>
+              <w:t xml:space="preserve">Supersedes the earlier “shrink Best Character Fit + Your Characters card” row — user asked to drop Best Fit entirely. See SliceScreen.js.</w:t>
+            </w:r>
+          </w:p>
+        </w:tc>
+      </w:tr>
+      <w:tr>
+        <w:tc>
+          <w:tcPr>
+            <w:tcW w:type="dxa" w:w="1400"/>
+            <w:tcBorders>
+              <w:top w:val="single" w:color="CCCCCC" w:sz="1"/>
+              <w:left w:val="single" w:color="CCCCCC" w:sz="1"/>
+              <w:bottom w:val="single" w:color="CCCCCC" w:sz="1"/>
+              <w:right w:val="single" w:color="CCCCCC" w:sz="1"/>
+            </w:tcBorders>
+            <w:shd w:fill="D5F0D5" w:val="clear"/>
+            <w:tcMar>
+              <w:top w:type="dxa" w:w="80"/>
+              <w:left w:type="dxa" w:w="120"/>
+              <w:bottom w:type="dxa" w:w="80"/>
+              <w:right w:type="dxa" w:w="120"/>
+            </w:tcMar>
+          </w:tcPr>
+          <w:p>
+            <w:r>
+              <w:rPr>
+                <w:b/>
+                <w:bCs/>
+              </w:rPr>
+              <w:t xml:space="preserve">DONE</w:t>
+            </w:r>
+          </w:p>
+        </w:tc>
+        <w:tc>
+          <w:tcPr>
+            <w:tcW w:type="dxa" w:w="2000"/>
+            <w:tcBorders>
+              <w:top w:val="single" w:color="CCCCCC" w:sz="1"/>
+              <w:left w:val="single" w:color="CCCCCC" w:sz="1"/>
+              <w:bottom w:val="single" w:color="CCCCCC" w:sz="1"/>
+              <w:right w:val="single" w:color="CCCCCC" w:sz="1"/>
+            </w:tcBorders>
+            <w:tcMar>
+              <w:top w:type="dxa" w:w="80"/>
+              <w:left w:type="dxa" w:w="120"/>
+              <w:bottom w:type="dxa" w:w="80"/>
+              <w:right w:type="dxa" w:w="120"/>
+            </w:tcMar>
+          </w:tcPr>
+          <w:p>
+            <w:r>
+              <w:t xml:space="preserve">Slice engine / scoring</w:t>
+            </w:r>
+          </w:p>
+        </w:tc>
+        <w:tc>
+          <w:tcPr>
+            <w:tcW w:type="dxa" w:w="3500"/>
+            <w:tcBorders>
+              <w:top w:val="single" w:color="CCCCCC" w:sz="1"/>
+              <w:left w:val="single" w:color="CCCCCC" w:sz="1"/>
+              <w:bottom w:val="single" w:color="CCCCCC" w:sz="1"/>
+              <w:right w:val="single" w:color="CCCCCC" w:sz="1"/>
+            </w:tcBorders>
+            <w:tcMar>
+              <w:top w:type="dxa" w:w="80"/>
+              <w:left w:type="dxa" w:w="120"/>
+              <w:bottom w:type="dxa" w:w="80"/>
+              <w:right w:type="dxa" w:w="120"/>
+            </w:tcMar>
+          </w:tcPr>
+          <w:p>
+            <w:r>
+              <w:t xml:space="preserve">Audit + fix character suggestion scoring: secondaries now weighted, primary bonus adds priority-band points, set/shell tiering preserved</w:t>
+            </w:r>
+          </w:p>
+        </w:tc>
+        <w:tc>
+          <w:tcPr>
+            <w:tcW w:type="dxa" w:w="2460"/>
+            <w:tcBorders>
+              <w:top w:val="single" w:color="CCCCCC" w:sz="1"/>
+              <w:left w:val="single" w:color="CCCCCC" w:sz="1"/>
+              <w:bottom w:val="single" w:color="CCCCCC" w:sz="1"/>
+              <w:right w:val="single" w:color="CCCCCC" w:sz="1"/>
+            </w:tcBorders>
+            <w:tcMar>
+              <w:top w:type="dxa" w:w="80"/>
+              <w:left w:type="dxa" w:w="120"/>
+              <w:bottom w:type="dxa" w:w="80"/>
+              <w:right w:type="dxa" w:w="120"/>
+            </w:tcMar>
+          </w:tcPr>
+          <w:p>
+            <w:r>
+              <w:t xml:space="preserve">scoreMatchAgainstEnteredSecondaries returns alignedPriorityIndices + primaryPriorityIndex; final score = rankFitTier*100 + avgSecondaryScore + primaryBonus.</w:t>
+            </w:r>
+          </w:p>
+        </w:tc>
+      </w:tr>
+      <w:tr>
+        <w:tc>
+          <w:tcPr>
+            <w:tcW w:type="dxa" w:w="1400"/>
+            <w:tcBorders>
+              <w:top w:val="single" w:color="CCCCCC" w:sz="1"/>
+              <w:left w:val="single" w:color="CCCCCC" w:sz="1"/>
+              <w:bottom w:val="single" w:color="CCCCCC" w:sz="1"/>
+              <w:right w:val="single" w:color="CCCCCC" w:sz="1"/>
+            </w:tcBorders>
+            <w:shd w:fill="D5F0D5" w:val="clear"/>
+            <w:tcMar>
+              <w:top w:type="dxa" w:w="80"/>
+              <w:left w:type="dxa" w:w="120"/>
+              <w:bottom w:type="dxa" w:w="80"/>
+              <w:right w:type="dxa" w:w="120"/>
+            </w:tcMar>
+          </w:tcPr>
+          <w:p>
+            <w:r>
+              <w:rPr>
+                <w:b/>
+                <w:bCs/>
+              </w:rPr>
+              <w:t xml:space="preserve">DONE</w:t>
+            </w:r>
+          </w:p>
+        </w:tc>
+        <w:tc>
+          <w:tcPr>
+            <w:tcW w:type="dxa" w:w="2000"/>
+            <w:tcBorders>
+              <w:top w:val="single" w:color="CCCCCC" w:sz="1"/>
+              <w:left w:val="single" w:color="CCCCCC" w:sz="1"/>
+              <w:bottom w:val="single" w:color="CCCCCC" w:sz="1"/>
+              <w:right w:val="single" w:color="CCCCCC" w:sz="1"/>
+            </w:tcBorders>
+            <w:tcMar>
+              <w:top w:type="dxa" w:w="80"/>
+              <w:left w:type="dxa" w:w="120"/>
+              <w:bottom w:type="dxa" w:w="80"/>
+              <w:right w:type="dxa" w:w="120"/>
+            </w:tcMar>
+          </w:tcPr>
+          <w:p>
+            <w:r>
+              <w:t xml:space="preserve">Slice UI / chips</w:t>
+            </w:r>
+          </w:p>
+        </w:tc>
+        <w:tc>
+          <w:tcPr>
+            <w:tcW w:type="dxa" w:w="3500"/>
+            <w:tcBorders>
+              <w:top w:val="single" w:color="CCCCCC" w:sz="1"/>
+              <w:left w:val="single" w:color="CCCCCC" w:sz="1"/>
+              <w:bottom w:val="single" w:color="CCCCCC" w:sz="1"/>
+              <w:right w:val="single" w:color="CCCCCC" w:sz="1"/>
+            </w:tcBorders>
+            <w:tcMar>
+              <w:top w:type="dxa" w:w="80"/>
+              <w:left w:type="dxa" w:w="120"/>
+              <w:bottom w:type="dxa" w:w="80"/>
+              <w:right w:type="dxa" w:w="120"/>
+            </w:tcMar>
+          </w:tcPr>
+          <w:p>
+            <w:r>
+              <w:t xml:space="preserve">Match rows show priority alignment chips (✓ scanned secondary hit, ★ primary hit, muted otherwise)</w:t>
+            </w:r>
+          </w:p>
+        </w:tc>
+        <w:tc>
+          <w:tcPr>
+            <w:tcW w:type="dxa" w:w="2460"/>
+            <w:tcBorders>
+              <w:top w:val="single" w:color="CCCCCC" w:sz="1"/>
+              <w:left w:val="single" w:color="CCCCCC" w:sz="1"/>
+              <w:bottom w:val="single" w:color="CCCCCC" w:sz="1"/>
+              <w:right w:val="single" w:color="CCCCCC" w:sz="1"/>
+            </w:tcBorders>
+            <w:tcMar>
+              <w:top w:type="dxa" w:w="80"/>
+              <w:left w:type="dxa" w:w="120"/>
+              <w:bottom w:type="dxa" w:w="80"/>
+              <w:right w:type="dxa" w:w="120"/>
+            </w:tcMar>
+          </w:tcPr>
+          <w:p>
+            <w:r>
+              <w:t xml:space="preserve">Primary ★ now takes visual precedence over ✓ when both hit the same slot so users see the primary match even when a secondary aligns at #1.</w:t>
+            </w:r>
+          </w:p>
+        </w:tc>
+      </w:tr>
+      <w:tr>
+        <w:tc>
+          <w:tcPr>
+            <w:tcW w:type="dxa" w:w="1400"/>
+            <w:tcBorders>
+              <w:top w:val="single" w:color="CCCCCC" w:sz="1"/>
+              <w:left w:val="single" w:color="CCCCCC" w:sz="1"/>
+              <w:bottom w:val="single" w:color="CCCCCC" w:sz="1"/>
+              <w:right w:val="single" w:color="CCCCCC" w:sz="1"/>
+            </w:tcBorders>
+            <w:shd w:fill="D5F0D5" w:val="clear"/>
+            <w:tcMar>
+              <w:top w:type="dxa" w:w="80"/>
+              <w:left w:type="dxa" w:w="120"/>
+              <w:bottom w:type="dxa" w:w="80"/>
+              <w:right w:type="dxa" w:w="120"/>
+            </w:tcMar>
+          </w:tcPr>
+          <w:p>
+            <w:r>
+              <w:rPr>
+                <w:b/>
+                <w:bCs/>
+              </w:rPr>
+              <w:t xml:space="preserve">DONE</w:t>
+            </w:r>
+          </w:p>
+        </w:tc>
+        <w:tc>
+          <w:tcPr>
+            <w:tcW w:type="dxa" w:w="2000"/>
+            <w:tcBorders>
+              <w:top w:val="single" w:color="CCCCCC" w:sz="1"/>
+              <w:left w:val="single" w:color="CCCCCC" w:sz="1"/>
+              <w:bottom w:val="single" w:color="CCCCCC" w:sz="1"/>
+              <w:right w:val="single" w:color="CCCCCC" w:sz="1"/>
+            </w:tcBorders>
+            <w:tcMar>
+              <w:top w:type="dxa" w:w="80"/>
+              <w:left w:type="dxa" w:w="120"/>
+              <w:bottom w:type="dxa" w:w="80"/>
+              <w:right w:type="dxa" w:w="120"/>
+            </w:tcMar>
+          </w:tcPr>
+          <w:p>
+            <w:r>
+              <w:t xml:space="preserve">Slice engine / alt builds</w:t>
+            </w:r>
+          </w:p>
+        </w:tc>
+        <w:tc>
+          <w:tcPr>
+            <w:tcW w:type="dxa" w:w="3500"/>
+            <w:tcBorders>
+              <w:top w:val="single" w:color="CCCCCC" w:sz="1"/>
+              <w:left w:val="single" w:color="CCCCCC" w:sz="1"/>
+              <w:bottom w:val="single" w:color="CCCCCC" w:sz="1"/>
+              <w:right w:val="single" w:color="CCCCCC" w:sz="1"/>
+            </w:tcBorders>
+            <w:tcMar>
+              <w:top w:type="dxa" w:w="80"/>
+              <w:left w:type="dxa" w:w="120"/>
+              <w:bottom w:type="dxa" w:w="80"/>
+              <w:right w:type="dxa" w:w="120"/>
+            </w:tcMar>
+          </w:tcPr>
+          <w:p>
+            <w:r>
+              <w:t xml:space="preserve">Alt-build priorities derived at runtime from SEC_FOCUS research (positions #1,#2 from main + #5,#6 from ranked usage, Speed locked to main position)</w:t>
+            </w:r>
+          </w:p>
+        </w:tc>
+        <w:tc>
+          <w:tcPr>
+            <w:tcW w:type="dxa" w:w="2460"/>
+            <w:tcBorders>
+              <w:top w:val="single" w:color="CCCCCC" w:sz="1"/>
+              <w:left w:val="single" w:color="CCCCCC" w:sz="1"/>
+              <w:bottom w:val="single" w:color="CCCCCC" w:sz="1"/>
+              <w:right w:val="single" w:color="CCCCCC" w:sz="1"/>
+            </w:tcBorders>
+            <w:tcMar>
+              <w:top w:type="dxa" w:w="80"/>
+              <w:left w:type="dxa" w:w="120"/>
+              <w:bottom w:type="dxa" w:w="80"/>
+              <w:right w:type="dxa" w:w="120"/>
+            </w:tcMar>
+          </w:tcPr>
+          <w:p>
+            <w:r>
+              <w:t xml:space="preserve">Falls back to hand-curated buSecs when SEC_FOCUS missing. Added soft no-Speed penalty (12pts) when 3+ secondaries revealed without Speed.</w:t>
+            </w:r>
+          </w:p>
+        </w:tc>
+      </w:tr>
+      <w:tr>
+        <w:tc>
+          <w:tcPr>
+            <w:tcW w:type="dxa" w:w="1400"/>
+            <w:tcBorders>
+              <w:top w:val="single" w:color="CCCCCC" w:sz="1"/>
+              <w:left w:val="single" w:color="CCCCCC" w:sz="1"/>
+              <w:bottom w:val="single" w:color="CCCCCC" w:sz="1"/>
+              <w:right w:val="single" w:color="CCCCCC" w:sz="1"/>
+            </w:tcBorders>
+            <w:shd w:fill="D5F0D5" w:val="clear"/>
+            <w:tcMar>
+              <w:top w:type="dxa" w:w="80"/>
+              <w:left w:type="dxa" w:w="120"/>
+              <w:bottom w:type="dxa" w:w="80"/>
+              <w:right w:type="dxa" w:w="120"/>
+            </w:tcMar>
+          </w:tcPr>
+          <w:p>
+            <w:r>
+              <w:rPr>
+                <w:b/>
+                <w:bCs/>
+              </w:rPr>
+              <w:t xml:space="preserve">DONE</w:t>
+            </w:r>
+          </w:p>
+        </w:tc>
+        <w:tc>
+          <w:tcPr>
+            <w:tcW w:type="dxa" w:w="2000"/>
+            <w:tcBorders>
+              <w:top w:val="single" w:color="CCCCCC" w:sz="1"/>
+              <w:left w:val="single" w:color="CCCCCC" w:sz="1"/>
+              <w:bottom w:val="single" w:color="CCCCCC" w:sz="1"/>
+              <w:right w:val="single" w:color="CCCCCC" w:sz="1"/>
+            </w:tcBorders>
+            <w:tcMar>
+              <w:top w:type="dxa" w:w="80"/>
+              <w:left w:type="dxa" w:w="120"/>
+              <w:bottom w:type="dxa" w:w="80"/>
+              <w:right w:type="dxa" w:w="120"/>
+            </w:tcMar>
+          </w:tcPr>
+          <w:p>
+            <w:r>
+              <w:t xml:space="preserve">Slice engine / flat vs %</w:t>
+            </w:r>
+          </w:p>
+        </w:tc>
+        <w:tc>
+          <w:tcPr>
+            <w:tcW w:type="dxa" w:w="3500"/>
+            <w:tcBorders>
+              <w:top w:val="single" w:color="CCCCCC" w:sz="1"/>
+              <w:left w:val="single" w:color="CCCCCC" w:sz="1"/>
+              <w:bottom w:val="single" w:color="CCCCCC" w:sz="1"/>
+              <w:right w:val="single" w:color="CCCCCC" w:sz="1"/>
+            </w:tcBorders>
+            <w:tcMar>
+              <w:top w:type="dxa" w:w="80"/>
+              <w:left w:type="dxa" w:w="120"/>
+              <w:bottom w:type="dxa" w:w="80"/>
+              <w:right w:type="dxa" w:w="120"/>
+            </w:tcMar>
+          </w:tcPr>
+          <w:p>
+            <w:r>
+              <w:t xml:space="preserve">Flat and % priority stats now match each other asymmetrically: scanned % satisfies a flat priority fully; scanned flat gives 25% credit vs a % priority</w:t>
+            </w:r>
+          </w:p>
+        </w:tc>
+        <w:tc>
+          <w:tcPr>
+            <w:tcW w:type="dxa" w:w="2460"/>
+            <w:tcBorders>
+              <w:top w:val="single" w:color="CCCCCC" w:sz="1"/>
+              <w:left w:val="single" w:color="CCCCCC" w:sz="1"/>
+              <w:bottom w:val="single" w:color="CCCCCC" w:sz="1"/>
+              <w:right w:val="single" w:color="CCCCCC" w:sz="1"/>
+            </w:tcBorders>
+            <w:tcMar>
+              <w:top w:type="dxa" w:w="80"/>
+              <w:left w:type="dxa" w:w="120"/>
+              <w:bottom w:type="dxa" w:w="80"/>
+              <w:right w:type="dxa" w:w="120"/>
+            </w:tcMar>
+          </w:tcPr>
+          <w:p>
+            <w:r>
+              <w:t xml:space="preserve">normalizePriorityName promotes Health/Offense/Protection/Defense → their % form for comparison. Primary bonus lookup normalized too.</w:t>
+            </w:r>
+          </w:p>
+        </w:tc>
+      </w:tr>
+      <w:tr>
+        <w:tc>
+          <w:tcPr>
+            <w:tcW w:type="dxa" w:w="1400"/>
+            <w:tcBorders>
+              <w:top w:val="single" w:color="CCCCCC" w:sz="1"/>
+              <w:left w:val="single" w:color="CCCCCC" w:sz="1"/>
+              <w:bottom w:val="single" w:color="CCCCCC" w:sz="1"/>
+              <w:right w:val="single" w:color="CCCCCC" w:sz="1"/>
+            </w:tcBorders>
+            <w:shd w:fill="D5F0D5" w:val="clear"/>
+            <w:tcMar>
+              <w:top w:type="dxa" w:w="80"/>
+              <w:left w:type="dxa" w:w="120"/>
+              <w:bottom w:type="dxa" w:w="80"/>
+              <w:right w:type="dxa" w:w="120"/>
+            </w:tcMar>
+          </w:tcPr>
+          <w:p>
+            <w:r>
+              <w:rPr>
+                <w:b/>
+                <w:bCs/>
+              </w:rPr>
+              <w:t xml:space="preserve">DONE</w:t>
+            </w:r>
+          </w:p>
+        </w:tc>
+        <w:tc>
+          <w:tcPr>
+            <w:tcW w:type="dxa" w:w="2000"/>
+            <w:tcBorders>
+              <w:top w:val="single" w:color="CCCCCC" w:sz="1"/>
+              <w:left w:val="single" w:color="CCCCCC" w:sz="1"/>
+              <w:bottom w:val="single" w:color="CCCCCC" w:sz="1"/>
+              <w:right w:val="single" w:color="CCCCCC" w:sz="1"/>
+            </w:tcBorders>
+            <w:tcMar>
+              <w:top w:type="dxa" w:w="80"/>
+              <w:left w:type="dxa" w:w="120"/>
+              <w:bottom w:type="dxa" w:w="80"/>
+              <w:right w:type="dxa" w:w="120"/>
+            </w:tcMar>
+          </w:tcPr>
+          <w:p>
+            <w:r>
+              <w:t xml:space="preserve">Overlay / premium gating</w:t>
+            </w:r>
+          </w:p>
+        </w:tc>
+        <w:tc>
+          <w:tcPr>
+            <w:tcW w:type="dxa" w:w="3500"/>
+            <w:tcBorders>
+              <w:top w:val="single" w:color="CCCCCC" w:sz="1"/>
+              <w:left w:val="single" w:color="CCCCCC" w:sz="1"/>
+              <w:bottom w:val="single" w:color="CCCCCC" w:sz="1"/>
+              <w:right w:val="single" w:color="CCCCCC" w:sz="1"/>
+            </w:tcBorders>
+            <w:tcMar>
+              <w:top w:type="dxa" w:w="80"/>
+              <w:left w:type="dxa" w:w="120"/>
+              <w:bottom w:type="dxa" w:w="80"/>
+              <w:right w:type="dxa" w:w="120"/>
+            </w:tcMar>
+          </w:tcPr>
+          <w:p>
+            <w:r>
+              <w:t xml:space="preserve">Free-user overlay now gates the characters panel behind ROSTER unlock; top character list expanded from 6 to 20</w:t>
+            </w:r>
+          </w:p>
+        </w:tc>
+        <w:tc>
+          <w:tcPr>
+            <w:tcW w:type="dxa" w:w="2460"/>
+            <w:tcBorders>
+              <w:top w:val="single" w:color="CCCCCC" w:sz="1"/>
+              <w:left w:val="single" w:color="CCCCCC" w:sz="1"/>
+              <w:bottom w:val="single" w:color="CCCCCC" w:sz="1"/>
+              <w:right w:val="single" w:color="CCCCCC" w:sz="1"/>
+            </w:tcBorders>
+            <w:tcMar>
+              <w:top w:type="dxa" w:w="80"/>
+              <w:left w:type="dxa" w:w="120"/>
+              <w:bottom w:type="dxa" w:w="80"/>
+              <w:right w:type="dxa" w:w="120"/>
+            </w:tcMar>
+          </w:tcPr>
+          <w:p>
+            <w:r>
+              <w:t xml:space="preserve">buildOverlayRecommendations() slices to 20; App.js substitutes a “Premium” placeholder card when ROSTER is locked.</w:t>
+            </w:r>
+          </w:p>
+        </w:tc>
+      </w:tr>
+      <w:tr>
+        <w:tc>
+          <w:tcPr>
+            <w:tcW w:type="dxa" w:w="1400"/>
+            <w:tcBorders>
+              <w:top w:val="single" w:color="CCCCCC" w:sz="1"/>
+              <w:left w:val="single" w:color="CCCCCC" w:sz="1"/>
+              <w:bottom w:val="single" w:color="CCCCCC" w:sz="1"/>
+              <w:right w:val="single" w:color="CCCCCC" w:sz="1"/>
+            </w:tcBorders>
+            <w:shd w:fill="D5F0D5" w:val="clear"/>
+            <w:tcMar>
+              <w:top w:type="dxa" w:w="80"/>
+              <w:left w:type="dxa" w:w="120"/>
+              <w:bottom w:type="dxa" w:w="80"/>
+              <w:right w:type="dxa" w:w="120"/>
+            </w:tcMar>
+          </w:tcPr>
+          <w:p>
+            <w:r>
+              <w:rPr>
+                <w:b/>
+                <w:bCs/>
+              </w:rPr>
+              <w:t xml:space="preserve">DONE</w:t>
+            </w:r>
+          </w:p>
+        </w:tc>
+        <w:tc>
+          <w:tcPr>
+            <w:tcW w:type="dxa" w:w="2000"/>
+            <w:tcBorders>
+              <w:top w:val="single" w:color="CCCCCC" w:sz="1"/>
+              <w:left w:val="single" w:color="CCCCCC" w:sz="1"/>
+              <w:bottom w:val="single" w:color="CCCCCC" w:sz="1"/>
+              <w:right w:val="single" w:color="CCCCCC" w:sz="1"/>
+            </w:tcBorders>
+            <w:tcMar>
+              <w:top w:type="dxa" w:w="80"/>
+              <w:left w:type="dxa" w:w="120"/>
+              <w:bottom w:type="dxa" w:w="80"/>
+              <w:right w:type="dxa" w:w="120"/>
+            </w:tcMar>
+          </w:tcPr>
+          <w:p>
+            <w:r>
+              <w:t xml:space="preserve">Scan UX</w:t>
+            </w:r>
+          </w:p>
+        </w:tc>
+        <w:tc>
+          <w:tcPr>
+            <w:tcW w:type="dxa" w:w="3500"/>
+            <w:tcBorders>
+              <w:top w:val="single" w:color="CCCCCC" w:sz="1"/>
+              <w:left w:val="single" w:color="CCCCCC" w:sz="1"/>
+              <w:bottom w:val="single" w:color="CCCCCC" w:sz="1"/>
+              <w:right w:val="single" w:color="CCCCCC" w:sz="1"/>
+            </w:tcBorders>
+            <w:tcMar>
+              <w:top w:type="dxa" w:w="80"/>
+              <w:left w:type="dxa" w:w="120"/>
+              <w:bottom w:type="dxa" w:w="80"/>
+              <w:right w:type="dxa" w:w="120"/>
+            </w:tcMar>
+          </w:tcPr>
+          <w:p>
+            <w:r>
+              <w:t xml:space="preserve">Scanner / scan-button overlay should dismiss when user swaps back to the app so Slice tab is reviewable without manually killing the overlay</w:t>
+            </w:r>
+          </w:p>
+        </w:tc>
+        <w:tc>
+          <w:tcPr>
+            <w:tcW w:type="dxa" w:w="2460"/>
+            <w:tcBorders>
+              <w:top w:val="single" w:color="CCCCCC" w:sz="1"/>
+              <w:left w:val="single" w:color="CCCCCC" w:sz="1"/>
+              <w:bottom w:val="single" w:color="CCCCCC" w:sz="1"/>
+              <w:right w:val="single" w:color="CCCCCC" w:sz="1"/>
+            </w:tcBorders>
+            <w:tcMar>
+              <w:top w:type="dxa" w:w="80"/>
+              <w:left w:type="dxa" w:w="120"/>
+              <w:bottom w:type="dxa" w:w="80"/>
+              <w:right w:type="dxa" w:w="120"/>
+            </w:tcMar>
+          </w:tcPr>
+          <w:p>
+            <w:r>
+              <w:t xml:space="preserve">OBSOLETE: after the first-run bubble fix the overlay persists across app swaps, so auto-dismissing would force a “Ready to scan” tap every time. Keeping the bubble up is the desired UX.</w:t>
+            </w:r>
+          </w:p>
+        </w:tc>
+      </w:tr>
+      <w:tr>
+        <w:tc>
+          <w:tcPr>
+            <w:tcW w:type="dxa" w:w="1400"/>
+            <w:tcBorders>
+              <w:top w:val="single" w:color="CCCCCC" w:sz="1"/>
+              <w:left w:val="single" w:color="CCCCCC" w:sz="1"/>
+              <w:bottom w:val="single" w:color="CCCCCC" w:sz="1"/>
+              <w:right w:val="single" w:color="CCCCCC" w:sz="1"/>
+            </w:tcBorders>
+            <w:shd w:fill="D5F0D5" w:val="clear"/>
+            <w:tcMar>
+              <w:top w:type="dxa" w:w="80"/>
+              <w:left w:type="dxa" w:w="120"/>
+              <w:bottom w:type="dxa" w:w="80"/>
+              <w:right w:type="dxa" w:w="120"/>
+            </w:tcMar>
+          </w:tcPr>
+          <w:p>
+            <w:r>
+              <w:rPr>
+                <w:b/>
+                <w:bCs/>
+              </w:rPr>
+              <w:t xml:space="preserve">DONE</w:t>
+            </w:r>
+          </w:p>
+        </w:tc>
+        <w:tc>
+          <w:tcPr>
+            <w:tcW w:type="dxa" w:w="2000"/>
+            <w:tcBorders>
+              <w:top w:val="single" w:color="CCCCCC" w:sz="1"/>
+              <w:left w:val="single" w:color="CCCCCC" w:sz="1"/>
+              <w:bottom w:val="single" w:color="CCCCCC" w:sz="1"/>
+              <w:right w:val="single" w:color="CCCCCC" w:sz="1"/>
+            </w:tcBorders>
+            <w:tcMar>
+              <w:top w:type="dxa" w:w="80"/>
+              <w:left w:type="dxa" w:w="120"/>
+              <w:bottom w:type="dxa" w:w="80"/>
+              <w:right w:type="dxa" w:w="120"/>
+            </w:tcMar>
+          </w:tcPr>
+          <w:p>
+            <w:r>
+              <w:t xml:space="preserve">Slice engine / slot badge</w:t>
+            </w:r>
+          </w:p>
+        </w:tc>
+        <w:tc>
+          <w:tcPr>
+            <w:tcW w:type="dxa" w:w="3500"/>
+            <w:tcBorders>
+              <w:top w:val="single" w:color="CCCCCC" w:sz="1"/>
+              <w:left w:val="single" w:color="CCCCCC" w:sz="1"/>
+              <w:bottom w:val="single" w:color="CCCCCC" w:sz="1"/>
+              <w:right w:val="single" w:color="CCCCCC" w:sz="1"/>
+            </w:tcBorders>
+            <w:tcMar>
+              <w:top w:type="dxa" w:w="80"/>
+              <w:left w:type="dxa" w:w="120"/>
+              <w:bottom w:type="dxa" w:w="80"/>
+              <w:right w:type="dxa" w:w="120"/>
+            </w:tcMar>
+          </w:tcPr>
+          <w:p>
+            <w:r>
+              <w:t xml:space="preserve">Slot-aware mod badge scores scanned mod vs currently-equipped mod (Upgrade / Sidegrade / Downgrade) using the slice engine, not just structural emptiness</w:t>
+            </w:r>
+          </w:p>
+        </w:tc>
+        <w:tc>
+          <w:tcPr>
+            <w:tcW w:type="dxa" w:w="2460"/>
+            <w:tcBorders>
+              <w:top w:val="single" w:color="CCCCCC" w:sz="1"/>
+              <w:left w:val="single" w:color="CCCCCC" w:sz="1"/>
+              <w:bottom w:val="single" w:color="CCCCCC" w:sz="1"/>
+              <w:right w:val="single" w:color="CCCCCC" w:sz="1"/>
+            </w:tcBorders>
+            <w:tcMar>
+              <w:top w:type="dxa" w:w="80"/>
+              <w:left w:type="dxa" w:w="120"/>
+              <w:bottom w:type="dxa" w:w="80"/>
+              <w:right w:type="dxa" w:w="120"/>
+            </w:tcMar>
+          </w:tcPr>
+          <w:p>
+            <w:r>
+              <w:t xml:space="preserve">compareScannedVsEquipped() in sliceEngine.js:1130 scores both mods against the match priorities, then returns verdict (rawDelta&gt;4 Upgrade, &lt;-6 Downgrade, else Sidegrade), scoreDelta, and per-priority stat deltas for the badge label. Archive on next sweep.</w:t>
+            </w:r>
+          </w:p>
+        </w:tc>
+      </w:tr>
+      <w:tr>
+        <w:tc>
+          <w:tcPr>
+            <w:tcW w:type="dxa" w:w="1400"/>
+            <w:tcBorders>
+              <w:top w:val="single" w:color="CCCCCC" w:sz="1"/>
+              <w:left w:val="single" w:color="CCCCCC" w:sz="1"/>
+              <w:bottom w:val="single" w:color="CCCCCC" w:sz="1"/>
+              <w:right w:val="single" w:color="CCCCCC" w:sz="1"/>
+            </w:tcBorders>
+            <w:shd w:fill="D5F0D5" w:val="clear"/>
+            <w:tcMar>
+              <w:top w:type="dxa" w:w="80"/>
+              <w:left w:type="dxa" w:w="120"/>
+              <w:bottom w:type="dxa" w:w="80"/>
+              <w:right w:type="dxa" w:w="120"/>
+            </w:tcMar>
+          </w:tcPr>
+          <w:p>
+            <w:r>
+              <w:rPr>
+                <w:b/>
+                <w:bCs/>
+              </w:rPr>
+              <w:t xml:space="preserve">DONE</w:t>
+            </w:r>
+          </w:p>
+        </w:tc>
+        <w:tc>
+          <w:tcPr>
+            <w:tcW w:type="dxa" w:w="2000"/>
+            <w:tcBorders>
+              <w:top w:val="single" w:color="CCCCCC" w:sz="1"/>
+              <w:left w:val="single" w:color="CCCCCC" w:sz="1"/>
+              <w:bottom w:val="single" w:color="CCCCCC" w:sz="1"/>
+              <w:right w:val="single" w:color="CCCCCC" w:sz="1"/>
+            </w:tcBorders>
+            <w:tcMar>
+              <w:top w:type="dxa" w:w="80"/>
+              <w:left w:type="dxa" w:w="120"/>
+              <w:bottom w:type="dxa" w:w="80"/>
+              <w:right w:type="dxa" w:w="120"/>
+            </w:tcMar>
+          </w:tcPr>
+          <w:p>
+            <w:r>
+              <w:t xml:space="preserve">Permissions UX</w:t>
+            </w:r>
+          </w:p>
+        </w:tc>
+        <w:tc>
+          <w:tcPr>
+            <w:tcW w:type="dxa" w:w="3500"/>
+            <w:tcBorders>
+              <w:top w:val="single" w:color="CCCCCC" w:sz="1"/>
+              <w:left w:val="single" w:color="CCCCCC" w:sz="1"/>
+              <w:bottom w:val="single" w:color="CCCCCC" w:sz="1"/>
+              <w:right w:val="single" w:color="CCCCCC" w:sz="1"/>
+            </w:tcBorders>
+            <w:tcMar>
+              <w:top w:type="dxa" w:w="80"/>
+              <w:left w:type="dxa" w:w="120"/>
+              <w:bottom w:type="dxa" w:w="80"/>
+              <w:right w:type="dxa" w:w="120"/>
+            </w:tcMar>
+          </w:tcPr>
+          <w:p>
+            <w:r>
+              <w:t xml:space="preserve">Screen Capture row now reflects MediaProjection grant after a successful scan</w:t>
+            </w:r>
+          </w:p>
+        </w:tc>
+        <w:tc>
+          <w:tcPr>
+            <w:tcW w:type="dxa" w:w="2460"/>
+            <w:tcBorders>
+              <w:top w:val="single" w:color="CCCCCC" w:sz="1"/>
+              <w:left w:val="single" w:color="CCCCCC" w:sz="1"/>
+              <w:bottom w:val="single" w:color="CCCCCC" w:sz="1"/>
+              <w:right w:val="single" w:color="CCCCCC" w:sz="1"/>
+            </w:tcBorders>
+            <w:tcMar>
+              <w:top w:type="dxa" w:w="80"/>
+              <w:left w:type="dxa" w:w="120"/>
+              <w:bottom w:type="dxa" w:w="80"/>
+              <w:right w:type="dxa" w:w="120"/>
+            </w:tcMar>
+          </w:tcPr>
+          <w:p>
+            <w:r>
+              <w:t xml:space="preserve">User-verified on the 2026-04-22 install. Resolved without a targeted code change — likely fell out of the capture/recommendation plumbing refresh in the same build. Archive on next sweep.</w:t>
             </w:r>
           </w:p>
         </w:tc>
@@ -2209,7 +4869,7 @@
           </w:tcPr>
           <w:p>
             <w:r>
-              <w:t xml:space="preserve">Launch / Play Console</w:t>
+              <w:t xml:space="preserve">Scanner / coverage verification</w:t>
             </w:r>
           </w:p>
         </w:tc>
@@ -2231,7 +4891,7 @@
           </w:tcPr>
           <w:p>
             <w:r>
-              <w:t xml:space="preserve">Complete Data Safety form: be honest about screen capture + local mod storage</w:t>
+              <w:t xml:space="preserve">Verify classifier on a full matrix: every shape × every set × every primary color/tier × every mod level/dot-tier</w:t>
             </w:r>
           </w:p>
         </w:tc>
@@ -2253,7 +4913,7 @@
           </w:tcPr>
           <w:p>
             <w:r>
-              <w:t xml:space="preserve">Data collected = "App activity" (scanned mod data stored locally); shared = None; security = user can delete data. Google audits and pulls apps that misrepresent. Description must explicitly acknowledge screen capture to match this form.</w:t>
+              <w:t xml:space="preserve">Following the variant-consensus tiebreak fix (mask-only wins when outer rim is rounded on a Diamond), we need an end-to-end sweep. Capture at least one scan per cell of the matrix: 6 shapes (Square/Arrow/Diamond/Triangle/Circle/Cross) × all sets (Health/Defense/Crit Chance/Crit Dmg/Offense/Potency/Tenacity/Speed) × tier colors (E gray/D green/C blue/B purple/A gold) × dot levels (5 vs 6) × primaries. Log shape/set classification result + OCR primary+secondaries per cell, then fix misses. Batch the captures into tools/debug_out/ with a naming convention so we can regression-test later.</w:t>
             </w:r>
           </w:p>
         </w:tc>
@@ -2304,7 +4964,7 @@
           </w:tcPr>
           <w:p>
             <w:r>
-              <w:t xml:space="preserve">Launch / manifest</w:t>
+              <w:t xml:space="preserve">Slice engine / 6-dot gate</w:t>
             </w:r>
           </w:p>
         </w:tc>
@@ -2326,7 +4986,7 @@
           </w:tcPr>
           <w:p>
             <w:r>
-              <w:t xml:space="preserve">FOREGROUND_SERVICE + FOREGROUND_SERVICE_MEDIA_PROJECTION permissions declared; capture service flagged with android:foregroundServiceType="specialUse|mediaProjection"</w:t>
+              <w:t xml:space="preserve">Tightened the 5A→6E gate: dropped the 2-roll “speedBacked” path, added a Speed value floor of 14 to the 3-roll path, and unified overlay + slice-tab verdicts</w:t>
             </w:r>
           </w:p>
         </w:tc>
@@ -2348,7 +5008,387 @@
           </w:tcPr>
           <w:p>
             <w:r>
-              <w:t xml:space="preserve">AndroidManifest.xml already has the pair plus FOREGROUND_SERVICE_SPECIAL_USE; ModOverlayCaptureService declared with foregroundServiceType="specialUse|mediaProjection" and a PROPERTY_SPECIAL_USE_FGS_SUBTYPE of "overlay_capture_mod_scanner". Still pending on the Play side: the separate App-content → Foreground services declaration form. Archive on next sweep.</w:t>
+              <w:t xml:space="preserve">Previously a mod like Speed 10 × 2 rolls with mid-55% avgPriorityQuality would fire USABLE → 6E; now it falls to SLICE_NEXT → 5B (step-by-step). Added `speedVal &gt;= 14` to `speedHitHard` so an unlucky 3-roll Speed that landed 9–13 doesn’t slip through. overlayRecommendation.js now evaluates against the full DECODED_CHARS pool (matches SliceScreen) so roster-filter differences don’t produce conflicting verdicts between the overlay and the Slice tab. Aligns with community guidance (“Speed ≥15 before 6-dot”). GuideModal Slicer page + READMEBEFOREEDITING.md updated.</w:t>
+            </w:r>
+          </w:p>
+        </w:tc>
+      </w:tr>
+      <w:tr>
+        <w:tc>
+          <w:tcPr>
+            <w:tcW w:type="dxa" w:w="1400"/>
+            <w:tcBorders>
+              <w:top w:val="single" w:color="CCCCCC" w:sz="1"/>
+              <w:left w:val="single" w:color="CCCCCC" w:sz="1"/>
+              <w:bottom w:val="single" w:color="CCCCCC" w:sz="1"/>
+              <w:right w:val="single" w:color="CCCCCC" w:sz="1"/>
+            </w:tcBorders>
+            <w:shd w:fill="D5F0D5" w:val="clear"/>
+            <w:tcMar>
+              <w:top w:type="dxa" w:w="80"/>
+              <w:left w:type="dxa" w:w="120"/>
+              <w:bottom w:type="dxa" w:w="80"/>
+              <w:right w:type="dxa" w:w="120"/>
+            </w:tcMar>
+          </w:tcPr>
+          <w:p>
+            <w:r>
+              <w:rPr>
+                <w:b/>
+                <w:bCs/>
+              </w:rPr>
+              <w:t xml:space="preserve">DONE</w:t>
+            </w:r>
+          </w:p>
+        </w:tc>
+        <w:tc>
+          <w:tcPr>
+            <w:tcW w:type="dxa" w:w="2000"/>
+            <w:tcBorders>
+              <w:top w:val="single" w:color="CCCCCC" w:sz="1"/>
+              <w:left w:val="single" w:color="CCCCCC" w:sz="1"/>
+              <w:bottom w:val="single" w:color="CCCCCC" w:sz="1"/>
+              <w:right w:val="single" w:color="CCCCCC" w:sz="1"/>
+            </w:tcBorders>
+            <w:tcMar>
+              <w:top w:type="dxa" w:w="80"/>
+              <w:left w:type="dxa" w:w="120"/>
+              <w:bottom w:type="dxa" w:w="80"/>
+              <w:right w:type="dxa" w:w="120"/>
+            </w:tcMar>
+          </w:tcPr>
+          <w:p>
+            <w:r>
+              <w:t xml:space="preserve">Theme / persistence</w:t>
+            </w:r>
+          </w:p>
+        </w:tc>
+        <w:tc>
+          <w:tcPr>
+            <w:tcW w:type="dxa" w:w="3500"/>
+            <w:tcBorders>
+              <w:top w:val="single" w:color="CCCCCC" w:sz="1"/>
+              <w:left w:val="single" w:color="CCCCCC" w:sz="1"/>
+              <w:bottom w:val="single" w:color="CCCCCC" w:sz="1"/>
+              <w:right w:val="single" w:color="CCCCCC" w:sz="1"/>
+            </w:tcBorders>
+            <w:tcMar>
+              <w:top w:type="dxa" w:w="80"/>
+              <w:left w:type="dxa" w:w="120"/>
+              <w:bottom w:type="dxa" w:w="80"/>
+              <w:right w:type="dxa" w:w="120"/>
+            </w:tcMar>
+          </w:tcPr>
+          <w:p>
+            <w:r>
+              <w:t xml:space="preserve">Light/dark toggle now persists across app kill+reopen; loading screen waits on AsyncStorage hydration so returning users don’t see a one-frame flash of the wrong theme</w:t>
+            </w:r>
+          </w:p>
+        </w:tc>
+        <w:tc>
+          <w:tcPr>
+            <w:tcW w:type="dxa" w:w="2460"/>
+            <w:tcBorders>
+              <w:top w:val="single" w:color="CCCCCC" w:sz="1"/>
+              <w:left w:val="single" w:color="CCCCCC" w:sz="1"/>
+              <w:bottom w:val="single" w:color="CCCCCC" w:sz="1"/>
+              <w:right w:val="single" w:color="CCCCCC" w:sz="1"/>
+            </w:tcBorders>
+            <w:tcMar>
+              <w:top w:type="dxa" w:w="80"/>
+              <w:left w:type="dxa" w:w="120"/>
+              <w:bottom w:type="dxa" w:w="80"/>
+              <w:right w:type="dxa" w:w="120"/>
+            </w:tcMar>
+          </w:tcPr>
+          <w:p>
+            <w:r>
+              <w:t xml:space="preserve">Refactored src/theme/appTheme.js to expose hydrateTheme() with a module-level cachedIsDark cache. App.js warm-up now awaits hydrateTheme() before dropping LoadingScreen. AppThemeProvider uses a lazy useState(() =&gt; cachedIsDark) initializer plus a useEffect that re-syncs to the LIVE cachedIsDark on remount instead of the stale promise-resolved value — fixes a regression where Android Activity recreation re-fired runApplication and clobbered toggles made earlier in the session. toggleTheme writes synchronously to cachedIsDark, then persists to AsyncStorage. Cold-start default remains dark for fresh installs (useState(true) before hydration completes). Verified on R5CX10W4LJY: toggle to light → swipe-from-recents to kill → reopen → still light. Commits 5e90623, 248b270, 44d5451.</w:t>
+            </w:r>
+          </w:p>
+        </w:tc>
+      </w:tr>
+      <w:tr>
+        <w:tc>
+          <w:tcPr>
+            <w:tcW w:type="dxa" w:w="1400"/>
+            <w:tcBorders>
+              <w:top w:val="single" w:color="CCCCCC" w:sz="1"/>
+              <w:left w:val="single" w:color="CCCCCC" w:sz="1"/>
+              <w:bottom w:val="single" w:color="CCCCCC" w:sz="1"/>
+              <w:right w:val="single" w:color="CCCCCC" w:sz="1"/>
+            </w:tcBorders>
+            <w:shd w:fill="D5F0D5" w:val="clear"/>
+            <w:tcMar>
+              <w:top w:type="dxa" w:w="80"/>
+              <w:left w:type="dxa" w:w="120"/>
+              <w:bottom w:type="dxa" w:w="80"/>
+              <w:right w:type="dxa" w:w="120"/>
+            </w:tcMar>
+          </w:tcPr>
+          <w:p>
+            <w:r>
+              <w:rPr>
+                <w:b/>
+                <w:bCs/>
+              </w:rPr>
+              <w:t xml:space="preserve">DONE</w:t>
+            </w:r>
+          </w:p>
+        </w:tc>
+        <w:tc>
+          <w:tcPr>
+            <w:tcW w:type="dxa" w:w="2000"/>
+            <w:tcBorders>
+              <w:top w:val="single" w:color="CCCCCC" w:sz="1"/>
+              <w:left w:val="single" w:color="CCCCCC" w:sz="1"/>
+              <w:bottom w:val="single" w:color="CCCCCC" w:sz="1"/>
+              <w:right w:val="single" w:color="CCCCCC" w:sz="1"/>
+            </w:tcBorders>
+            <w:tcMar>
+              <w:top w:type="dxa" w:w="80"/>
+              <w:left w:type="dxa" w:w="120"/>
+              <w:bottom w:type="dxa" w:w="80"/>
+              <w:right w:type="dxa" w:w="120"/>
+            </w:tcMar>
+          </w:tcPr>
+          <w:p>
+            <w:r>
+              <w:t xml:space="preserve">Premium / cold-start reconcile</w:t>
+            </w:r>
+          </w:p>
+        </w:tc>
+        <w:tc>
+          <w:tcPr>
+            <w:tcW w:type="dxa" w:w="3500"/>
+            <w:tcBorders>
+              <w:top w:val="single" w:color="CCCCCC" w:sz="1"/>
+              <w:left w:val="single" w:color="CCCCCC" w:sz="1"/>
+              <w:bottom w:val="single" w:color="CCCCCC" w:sz="1"/>
+              <w:right w:val="single" w:color="CCCCCC" w:sz="1"/>
+            </w:tcBorders>
+            <w:tcMar>
+              <w:top w:type="dxa" w:w="80"/>
+              <w:left w:type="dxa" w:w="120"/>
+              <w:bottom w:type="dxa" w:w="80"/>
+              <w:right w:type="dxa" w:w="120"/>
+            </w:tcMar>
+          </w:tcPr>
+          <w:p>
+            <w:r>
+              <w:t xml:space="preserve">Re-derive Premium from Google Play on every cold start instead of trusting the AsyncStorage cache (anti-tamper)</w:t>
+            </w:r>
+          </w:p>
+        </w:tc>
+        <w:tc>
+          <w:tcPr>
+            <w:tcW w:type="dxa" w:w="2460"/>
+            <w:tcBorders>
+              <w:top w:val="single" w:color="CCCCCC" w:sz="1"/>
+              <w:left w:val="single" w:color="CCCCCC" w:sz="1"/>
+              <w:bottom w:val="single" w:color="CCCCCC" w:sz="1"/>
+              <w:right w:val="single" w:color="CCCCCC" w:sz="1"/>
+            </w:tcBorders>
+            <w:tcMar>
+              <w:top w:type="dxa" w:w="80"/>
+              <w:left w:type="dxa" w:w="120"/>
+              <w:bottom w:type="dxa" w:w="80"/>
+              <w:right w:type="dxa" w:w="120"/>
+            </w:tcMar>
+          </w:tcPr>
+          <w:p>
+            <w:r>
+              <w:t xml:space="preserve">Added iap.reconcileWithPlay({ timeoutMs: 3000 }) to App.js warm-up sequence. Calls getAvailablePurchases through react-native-iap, filters to PREMIUM_SKU, and overwrites premiumState to match Google’s source of truth. Behaviour: Play says owned → setPremium(true); Play says not owned → setPremium(false), revoking any cached unlock from a flipped AsyncStorage flag / sideloaded patched APK / refunded purchase; IAP unavailable / Play offline / query times out → leaves cache alone (don’t punish offline users on flaky connections). Helper findVerifiedPremium() filters to verified-signature purchases when a Play license key is configured, falls open to first PREMIUM_SKU match when not. restorePurchases() also routes through findVerifiedPremium so manual restore reuses the same verification path.</w:t>
+            </w:r>
+          </w:p>
+        </w:tc>
+      </w:tr>
+      <w:tr>
+        <w:tc>
+          <w:tcPr>
+            <w:tcW w:type="dxa" w:w="1400"/>
+            <w:tcBorders>
+              <w:top w:val="single" w:color="CCCCCC" w:sz="1"/>
+              <w:left w:val="single" w:color="CCCCCC" w:sz="1"/>
+              <w:bottom w:val="single" w:color="CCCCCC" w:sz="1"/>
+              <w:right w:val="single" w:color="CCCCCC" w:sz="1"/>
+            </w:tcBorders>
+            <w:shd w:fill="D5F0D5" w:val="clear"/>
+            <w:tcMar>
+              <w:top w:type="dxa" w:w="80"/>
+              <w:left w:type="dxa" w:w="120"/>
+              <w:bottom w:type="dxa" w:w="80"/>
+              <w:right w:type="dxa" w:w="120"/>
+            </w:tcMar>
+          </w:tcPr>
+          <w:p>
+            <w:r>
+              <w:rPr>
+                <w:b/>
+                <w:bCs/>
+              </w:rPr>
+              <w:t xml:space="preserve">DONE</w:t>
+            </w:r>
+          </w:p>
+        </w:tc>
+        <w:tc>
+          <w:tcPr>
+            <w:tcW w:type="dxa" w:w="2000"/>
+            <w:tcBorders>
+              <w:top w:val="single" w:color="CCCCCC" w:sz="1"/>
+              <w:left w:val="single" w:color="CCCCCC" w:sz="1"/>
+              <w:bottom w:val="single" w:color="CCCCCC" w:sz="1"/>
+              <w:right w:val="single" w:color="CCCCCC" w:sz="1"/>
+            </w:tcBorders>
+            <w:tcMar>
+              <w:top w:type="dxa" w:w="80"/>
+              <w:left w:type="dxa" w:w="120"/>
+              <w:bottom w:type="dxa" w:w="80"/>
+              <w:right w:type="dxa" w:w="120"/>
+            </w:tcMar>
+          </w:tcPr>
+          <w:p>
+            <w:r>
+              <w:t xml:space="preserve">Premium / signature verification</w:t>
+            </w:r>
+          </w:p>
+        </w:tc>
+        <w:tc>
+          <w:tcPr>
+            <w:tcW w:type="dxa" w:w="3500"/>
+            <w:tcBorders>
+              <w:top w:val="single" w:color="CCCCCC" w:sz="1"/>
+              <w:left w:val="single" w:color="CCCCCC" w:sz="1"/>
+              <w:bottom w:val="single" w:color="CCCCCC" w:sz="1"/>
+              <w:right w:val="single" w:color="CCCCCC" w:sz="1"/>
+            </w:tcBorders>
+            <w:tcMar>
+              <w:top w:type="dxa" w:w="80"/>
+              <w:left w:type="dxa" w:w="120"/>
+              <w:bottom w:type="dxa" w:w="80"/>
+              <w:right w:type="dxa" w:w="120"/>
+            </w:tcMar>
+          </w:tcPr>
+          <w:p>
+            <w:r>
+              <w:t xml:space="preserve">Native Kotlin module verifies Google Play purchase signatures (RSA-SHA1) before unlocking Premium — rejects forged purchase events injected by Frida/Xposed hooks</w:t>
+            </w:r>
+          </w:p>
+        </w:tc>
+        <w:tc>
+          <w:tcPr>
+            <w:tcW w:type="dxa" w:w="2460"/>
+            <w:tcBorders>
+              <w:top w:val="single" w:color="CCCCCC" w:sz="1"/>
+              <w:left w:val="single" w:color="CCCCCC" w:sz="1"/>
+              <w:bottom w:val="single" w:color="CCCCCC" w:sz="1"/>
+              <w:right w:val="single" w:color="CCCCCC" w:sz="1"/>
+            </w:tcBorders>
+            <w:tcMar>
+              <w:top w:type="dxa" w:w="80"/>
+              <w:left w:type="dxa" w:w="120"/>
+              <w:bottom w:type="dxa" w:w="80"/>
+              <w:right w:type="dxa" w:w="120"/>
+            </w:tcMar>
+          </w:tcPr>
+          <w:p>
+            <w:r>
+              <w:t xml:space="preserve">New IapVerifierModule.kt + IapVerifierPackage.kt registered in MainApplication.kt. Module name ModForgeIapVerifier. Uses Signature.getInstance("SHA1withRSA") + X509EncodedKeySpec on the Play license public key, verifies against raw INAPP_PURCHASE_DATA UTF-8 bytes. Returns false on malformed Base64 (fail-closed). JS wrapper in src/services/iapVerifier.js handles dataAndroid/originalJson + signatureAndroid/signature field aliases. iap.purchaseUpdatedListener now calls verifyPurchase before setPremium(true); invalid signatures drop the event without finishTransaction so Play retries. NOTE: src/config/playLicense.js ships with PLAY_LICENSE_PUBLIC_KEY=’’ (empty) which fails open for dev/sideload builds — the empty key slot is documented in-file and must be populated from Play Console before the Play release build (see separate OPEN row).</w:t>
+            </w:r>
+          </w:p>
+        </w:tc>
+      </w:tr>
+      <w:tr>
+        <w:tc>
+          <w:tcPr>
+            <w:tcW w:type="dxa" w:w="1400"/>
+            <w:tcBorders>
+              <w:top w:val="single" w:color="CCCCCC" w:sz="1"/>
+              <w:left w:val="single" w:color="CCCCCC" w:sz="1"/>
+              <w:bottom w:val="single" w:color="CCCCCC" w:sz="1"/>
+              <w:right w:val="single" w:color="CCCCCC" w:sz="1"/>
+            </w:tcBorders>
+            <w:shd w:fill="D5F0D5" w:val="clear"/>
+            <w:tcMar>
+              <w:top w:type="dxa" w:w="80"/>
+              <w:left w:type="dxa" w:w="120"/>
+              <w:bottom w:type="dxa" w:w="80"/>
+              <w:right w:type="dxa" w:w="120"/>
+            </w:tcMar>
+          </w:tcPr>
+          <w:p>
+            <w:r>
+              <w:rPr>
+                <w:b/>
+                <w:bCs/>
+              </w:rPr>
+              <w:t xml:space="preserve">DONE</w:t>
+            </w:r>
+          </w:p>
+        </w:tc>
+        <w:tc>
+          <w:tcPr>
+            <w:tcW w:type="dxa" w:w="2000"/>
+            <w:tcBorders>
+              <w:top w:val="single" w:color="CCCCCC" w:sz="1"/>
+              <w:left w:val="single" w:color="CCCCCC" w:sz="1"/>
+              <w:bottom w:val="single" w:color="CCCCCC" w:sz="1"/>
+              <w:right w:val="single" w:color="CCCCCC" w:sz="1"/>
+            </w:tcBorders>
+            <w:tcMar>
+              <w:top w:type="dxa" w:w="80"/>
+              <w:left w:type="dxa" w:w="120"/>
+              <w:bottom w:type="dxa" w:w="80"/>
+              <w:right w:type="dxa" w:w="120"/>
+            </w:tcMar>
+          </w:tcPr>
+          <w:p>
+            <w:r>
+              <w:t xml:space="preserve">Premium / R8 + ProGuard</w:t>
+            </w:r>
+          </w:p>
+        </w:tc>
+        <w:tc>
+          <w:tcPr>
+            <w:tcW w:type="dxa" w:w="3500"/>
+            <w:tcBorders>
+              <w:top w:val="single" w:color="CCCCCC" w:sz="1"/>
+              <w:left w:val="single" w:color="CCCCCC" w:sz="1"/>
+              <w:bottom w:val="single" w:color="CCCCCC" w:sz="1"/>
+              <w:right w:val="single" w:color="CCCCCC" w:sz="1"/>
+            </w:tcBorders>
+            <w:tcMar>
+              <w:top w:type="dxa" w:w="80"/>
+              <w:left w:type="dxa" w:w="120"/>
+              <w:bottom w:type="dxa" w:w="80"/>
+              <w:right w:type="dxa" w:w="120"/>
+            </w:tcMar>
+          </w:tcPr>
+          <w:p>
+            <w:r>
+              <w:t xml:space="preserve">Enabled R8 minification + resource shrinking on release builds; native modules and IAP signature classes pinned via -keep rules</w:t>
+            </w:r>
+          </w:p>
+        </w:tc>
+        <w:tc>
+          <w:tcPr>
+            <w:tcW w:type="dxa" w:w="2460"/>
+            <w:tcBorders>
+              <w:top w:val="single" w:color="CCCCCC" w:sz="1"/>
+              <w:left w:val="single" w:color="CCCCCC" w:sz="1"/>
+              <w:bottom w:val="single" w:color="CCCCCC" w:sz="1"/>
+              <w:right w:val="single" w:color="CCCCCC" w:sz="1"/>
+            </w:tcBorders>
+            <w:tcMar>
+              <w:top w:type="dxa" w:w="80"/>
+              <w:left w:type="dxa" w:w="120"/>
+              <w:bottom w:type="dxa" w:w="80"/>
+              <w:right w:type="dxa" w:w="120"/>
+            </w:tcMar>
+          </w:tcPr>
+          <w:p>
+            <w:r>
+              <w:t xml:space="preserve">gradle.properties: android.enableMinifyInReleaseBuilds=true + android.enableShrinkResourcesInReleaseBuilds=true. proguard-rules.pro: -keep on com.hungrr13.modhelper.overlay.**, com.hungrr13.modhelper.iap.**, the @ReactMethod surface on ReactContextBaseJavaModule subclasses, plus java.security.** and javax.crypto.** so R8 doesn’t strip the verifier’s reflection targets. Hermes JS bytecode (already enabled) covers the JS bundle. Slows reverse-engineering of the Kotlin overlay/IAP-verifier modules and strips debug symbols. R8 build is currently failing on missing-class warnings from the Google Mobile Ads SDK — see separate BLOCKED row.</w:t>
             </w:r>
           </w:p>
         </w:tc>
@@ -2399,7 +5439,7 @@
           </w:tcPr>
           <w:p>
             <w:r>
-              <w:t xml:space="preserve">Launch / listing copy</w:t>
+              <w:t xml:space="preserve">Premium / react-native-iap dependency</w:t>
             </w:r>
           </w:p>
         </w:tc>
@@ -2421,7 +5461,7 @@
           </w:tcPr>
           <w:p>
             <w:r>
-              <w:t xml:space="preserve">Play Store description must explicitly include: "Companion app for Star Wars: Galaxy of Heroes", "Not affiliated with or endorsed by Electronic Arts, Capital Games, or Lucasfilm", "Uses overlay permission to display a scan button over the game", "No automation — passive screen reading only"</w:t>
+              <w:t xml:space="preserve">Install react-native-iap as a real dependency before Play release — without it, the entire IAP hardening pipeline is inert</w:t>
             </w:r>
           </w:p>
         </w:tc>
@@ -2443,7 +5483,7 @@
           </w:tcPr>
           <w:p>
             <w:r>
-              <w:t xml:space="preserve">Reviewers look for the bolded language. Missing the "no automation" disclaimer is a common rejection trigger.</w:t>
+              <w:t xml:space="preserve">src/services/iap.js does a lazy require(‘react-native-iap’) wrapped in try/catch that returns null when the module is missing. Verified on 2026-04-25: react-native-iap is not in package.json and not installed in node_modules, so iap.isAvailable() returns false, reconcileWithPlay() returns {ok:false, reason:’iap-unavailable’} immediately, and the native ModForgeIapVerifier is unreachable. The hardening (cold-start reconcile + RSA-SHA1 signature verification) only activates once react-native-iap is installed and Play Billing v6+ is wired in MainActivity. Plan: npx expo install react-native-iap (v12+ for the requestPurchase({skus:[]}) shape iap.js already uses), add the BILLING permission to AndroidManifest.xml if expo doesn’t add it automatically, build a fresh release APK, and validate the listener path with a real Play Console internal-test purchase. Until then, premium state is purely AsyncStorage-driven on Android.</w:t>
             </w:r>
           </w:p>
         </w:tc>
@@ -2494,7 +5534,7 @@
           </w:tcPr>
           <w:p>
             <w:r>
-              <w:t xml:space="preserve">Launch / demo video</w:t>
+              <w:t xml:space="preserve">Premium / Play License key</w:t>
             </w:r>
           </w:p>
         </w:tc>
@@ -2516,7 +5556,7 @@
           </w:tcPr>
           <w:p>
             <w:r>
-              <w:t xml:space="preserve">Record ~60s screen recording for Play Console: app open → permission prompts → user grants → overlay appears over SWGOH → scan works → overlay dismissed</w:t>
+              <w:t xml:space="preserve">Populate PLAY_LICENSE_PUBLIC_KEY in src/config/playLicense.js before producing the Play release build</w:t>
             </w:r>
           </w:p>
         </w:tc>
@@ -2538,7 +5578,7 @@
           </w:tcPr>
           <w:p>
             <w:r>
-              <w:t xml:space="preserve">Frequently requested for overlay + screen-capture apps. Have it ready before first submission rather than reactively after a rejection.</w:t>
+              <w:t xml:space="preserve">Empty string ships by default. iapVerifier.isConfigured() returns false on empty, which causes the purchase listener and reconcileWithPlay to FAIL OPEN (trust any purchase event for PREMIUM_SKU). Acceptable for dev/sideload, NOT for prod. To populate: Play Console → your app → Monetize → Monetization setup (older console: Setup → Licensing) → copy the Base64-encoded RSA public key (long block of A-Z/a-z/0-9/+// chars, no PEM headers) → paste as the PLAY_LICENSE_PUBLIC_KEY export. Consider adding a release-build assertion that fails the build if the key is empty.</w:t>
             </w:r>
           </w:p>
         </w:tc>
@@ -2553,7 +5593,7 @@
               <w:bottom w:val="single" w:color="CCCCCC" w:sz="1"/>
               <w:right w:val="single" w:color="CCCCCC" w:sz="1"/>
             </w:tcBorders>
-            <w:shd w:fill="FFF4CE" w:val="clear"/>
+            <w:shd w:fill="FADBD8" w:val="clear"/>
             <w:tcMar>
               <w:top w:type="dxa" w:w="80"/>
               <w:left w:type="dxa" w:w="120"/>
@@ -2567,7 +5607,7 @@
                 <w:b/>
                 <w:bCs/>
               </w:rPr>
-              <w:t xml:space="preserve">OPEN</w:t>
+              <w:t xml:space="preserve">BLOCKED</w:t>
             </w:r>
           </w:p>
         </w:tc>
@@ -2589,7 +5629,7 @@
           </w:tcPr>
           <w:p>
             <w:r>
-              <w:t xml:space="preserve">Launch / rollout</w:t>
+              <w:t xml:space="preserve">Build / R8 missing classes</w:t>
             </w:r>
           </w:p>
         </w:tc>
@@ -2611,7 +5651,7 @@
           </w:tcPr>
           <w:p>
             <w:r>
-              <w:t xml:space="preserve">Submit to Internal Testing track first (not Production) and iterate through Closed → Open → Production</w:t>
+              <w:t xml:space="preserve">Release build fails at :app:minifyReleaseWithR8 on missing android.media.LoudnessCodecController referenced by Google Mobile Ads SDK</w:t>
             </w:r>
           </w:p>
         </w:tc>
@@ -2633,2382 +5673,7 @@
           </w:tcPr>
           <w:p>
             <w:r>
-              <w:t xml:space="preserve">Internal Testing has lighter review. Most overlay apps need 2–3 submissions before passing. If rejected, fix per the email and resubmit — do not appeal.</w:t>
-            </w:r>
-          </w:p>
-        </w:tc>
-      </w:tr>
-      <w:tr>
-        <w:tc>
-          <w:tcPr>
-            <w:tcW w:type="dxa" w:w="1400"/>
-            <w:tcBorders>
-              <w:top w:val="single" w:color="CCCCCC" w:sz="1"/>
-              <w:left w:val="single" w:color="CCCCCC" w:sz="1"/>
-              <w:bottom w:val="single" w:color="CCCCCC" w:sz="1"/>
-              <w:right w:val="single" w:color="CCCCCC" w:sz="1"/>
-            </w:tcBorders>
-            <w:shd w:fill="FFF4CE" w:val="clear"/>
-            <w:tcMar>
-              <w:top w:type="dxa" w:w="80"/>
-              <w:left w:type="dxa" w:w="120"/>
-              <w:bottom w:type="dxa" w:w="80"/>
-              <w:right w:type="dxa" w:w="120"/>
-            </w:tcMar>
-          </w:tcPr>
-          <w:p>
-            <w:r>
-              <w:rPr>
-                <w:b/>
-                <w:bCs/>
-              </w:rPr>
-              <w:t xml:space="preserve">OPEN</w:t>
-            </w:r>
-          </w:p>
-        </w:tc>
-        <w:tc>
-          <w:tcPr>
-            <w:tcW w:type="dxa" w:w="2000"/>
-            <w:tcBorders>
-              <w:top w:val="single" w:color="CCCCCC" w:sz="1"/>
-              <w:left w:val="single" w:color="CCCCCC" w:sz="1"/>
-              <w:bottom w:val="single" w:color="CCCCCC" w:sz="1"/>
-              <w:right w:val="single" w:color="CCCCCC" w:sz="1"/>
-            </w:tcBorders>
-            <w:tcMar>
-              <w:top w:type="dxa" w:w="80"/>
-              <w:left w:type="dxa" w:w="120"/>
-              <w:bottom w:type="dxa" w:w="80"/>
-              <w:right w:type="dxa" w:w="120"/>
-            </w:tcMar>
-          </w:tcPr>
-          <w:p>
-            <w:r>
-              <w:t xml:space="preserve">Monetization</w:t>
-            </w:r>
-          </w:p>
-        </w:tc>
-        <w:tc>
-          <w:tcPr>
-            <w:tcW w:type="dxa" w:w="3500"/>
-            <w:tcBorders>
-              <w:top w:val="single" w:color="CCCCCC" w:sz="1"/>
-              <w:left w:val="single" w:color="CCCCCC" w:sz="1"/>
-              <w:bottom w:val="single" w:color="CCCCCC" w:sz="1"/>
-              <w:right w:val="single" w:color="CCCCCC" w:sz="1"/>
-            </w:tcBorders>
-            <w:tcMar>
-              <w:top w:type="dxa" w:w="80"/>
-              <w:left w:type="dxa" w:w="120"/>
-              <w:bottom w:type="dxa" w:w="80"/>
-              <w:right w:type="dxa" w:w="120"/>
-            </w:tcMar>
-          </w:tcPr>
-          <w:p>
-            <w:r>
-              <w:t xml:space="preserve">Swap AdMob test IDs for real production unit IDs before submitting to Play</w:t>
-            </w:r>
-          </w:p>
-        </w:tc>
-        <w:tc>
-          <w:tcPr>
-            <w:tcW w:type="dxa" w:w="2460"/>
-            <w:tcBorders>
-              <w:top w:val="single" w:color="CCCCCC" w:sz="1"/>
-              <w:left w:val="single" w:color="CCCCCC" w:sz="1"/>
-              <w:bottom w:val="single" w:color="CCCCCC" w:sz="1"/>
-              <w:right w:val="single" w:color="CCCCCC" w:sz="1"/>
-            </w:tcBorders>
-            <w:tcMar>
-              <w:top w:type="dxa" w:w="80"/>
-              <w:left w:type="dxa" w:w="120"/>
-              <w:bottom w:type="dxa" w:w="80"/>
-              <w:right w:type="dxa" w:w="120"/>
-            </w:tcMar>
-          </w:tcPr>
-          <w:p>
-            <w:r>
-              <w:t xml:space="preserve">Carried over from prior launch-prep notes. Real ad unit IDs must be wired in before Production rollout; leaving test IDs in a shipped build returns nothing but causes listing review issues if Data Safety mentions ads.</w:t>
-            </w:r>
-          </w:p>
-        </w:tc>
-      </w:tr>
-      <w:tr>
-        <w:tc>
-          <w:tcPr>
-            <w:tcW w:type="dxa" w:w="1400"/>
-            <w:tcBorders>
-              <w:top w:val="single" w:color="CCCCCC" w:sz="1"/>
-              <w:left w:val="single" w:color="CCCCCC" w:sz="1"/>
-              <w:bottom w:val="single" w:color="CCCCCC" w:sz="1"/>
-              <w:right w:val="single" w:color="CCCCCC" w:sz="1"/>
-            </w:tcBorders>
-            <w:shd w:fill="D5F0D5" w:val="clear"/>
-            <w:tcMar>
-              <w:top w:type="dxa" w:w="80"/>
-              <w:left w:type="dxa" w:w="120"/>
-              <w:bottom w:type="dxa" w:w="80"/>
-              <w:right w:type="dxa" w:w="120"/>
-            </w:tcMar>
-          </w:tcPr>
-          <w:p>
-            <w:r>
-              <w:rPr>
-                <w:b/>
-                <w:bCs/>
-              </w:rPr>
-              <w:t xml:space="preserve">DONE</w:t>
-            </w:r>
-          </w:p>
-        </w:tc>
-        <w:tc>
-          <w:tcPr>
-            <w:tcW w:type="dxa" w:w="2000"/>
-            <w:tcBorders>
-              <w:top w:val="single" w:color="CCCCCC" w:sz="1"/>
-              <w:left w:val="single" w:color="CCCCCC" w:sz="1"/>
-              <w:bottom w:val="single" w:color="CCCCCC" w:sz="1"/>
-              <w:right w:val="single" w:color="CCCCCC" w:sz="1"/>
-            </w:tcBorders>
-            <w:tcMar>
-              <w:top w:type="dxa" w:w="80"/>
-              <w:left w:type="dxa" w:w="120"/>
-              <w:bottom w:type="dxa" w:w="80"/>
-              <w:right w:type="dxa" w:w="120"/>
-            </w:tcMar>
-          </w:tcPr>
-          <w:p>
-            <w:r>
-              <w:t xml:space="preserve">Slice engine / tier progression</w:t>
-            </w:r>
-          </w:p>
-        </w:tc>
-        <w:tc>
-          <w:tcPr>
-            <w:tcW w:type="dxa" w:w="3500"/>
-            <w:tcBorders>
-              <w:top w:val="single" w:color="CCCCCC" w:sz="1"/>
-              <w:left w:val="single" w:color="CCCCCC" w:sz="1"/>
-              <w:bottom w:val="single" w:color="CCCCCC" w:sz="1"/>
-              <w:right w:val="single" w:color="CCCCCC" w:sz="1"/>
-            </w:tcBorders>
-            <w:tcMar>
-              <w:top w:type="dxa" w:w="80"/>
-              <w:left w:type="dxa" w:w="120"/>
-              <w:bottom w:type="dxa" w:w="80"/>
-              <w:right w:type="dxa" w:w="120"/>
-            </w:tcMar>
-          </w:tcPr>
-          <w:p>
-            <w:r>
-              <w:t xml:space="preserve">Walk tier ladder (E → D → C → B → A → 6E) using actual rolled secondaries as signal. 6-state verdict: Usable / Slice to next tier / Cap at 5A / Filler / Sellable / Not sliceable.</w:t>
-            </w:r>
-          </w:p>
-        </w:tc>
-        <w:tc>
-          <w:tcPr>
-            <w:tcW w:type="dxa" w:w="2460"/>
-            <w:tcBorders>
-              <w:top w:val="single" w:color="CCCCCC" w:sz="1"/>
-              <w:left w:val="single" w:color="CCCCCC" w:sz="1"/>
-              <w:bottom w:val="single" w:color="CCCCCC" w:sz="1"/>
-              <w:right w:val="single" w:color="CCCCCC" w:sz="1"/>
-            </w:tcBorders>
-            <w:tcMar>
-              <w:top w:type="dxa" w:w="80"/>
-              <w:left w:type="dxa" w:w="120"/>
-              <w:bottom w:type="dxa" w:w="80"/>
-              <w:right w:type="dxa" w:w="120"/>
-            </w:tcMar>
-          </w:tcPr>
-          <w:p>
-            <w:r>
-              <w:t xml:space="preserve">buildLadderPlan() in sliceEngine.js emits per-step verdicts. Pre-5A mods with catalyst potential (Speed secondary with rolls&lt;5, or priority stat with SLICE_GAIN≥0.3) now return SLICE_NEXT (cyan) — “take one step, re-evaluate after the roll” — instead of projecting an end-state from current rolls. Definite-Usable paths (Speed arrow, hard Speed, strongUpside, speedBacked) still return USABLE. Cap at 5A is scoped to mods already at 5A. SliceScreen renders SLICE_NEXT as “Next step: → {nextTier} — re-evaluate after roll”. Archive on next sweep.</w:t>
-            </w:r>
-          </w:p>
-        </w:tc>
-      </w:tr>
-      <w:tr>
-        <w:tc>
-          <w:tcPr>
-            <w:tcW w:type="dxa" w:w="1400"/>
-            <w:tcBorders>
-              <w:top w:val="single" w:color="CCCCCC" w:sz="1"/>
-              <w:left w:val="single" w:color="CCCCCC" w:sz="1"/>
-              <w:bottom w:val="single" w:color="CCCCCC" w:sz="1"/>
-              <w:right w:val="single" w:color="CCCCCC" w:sz="1"/>
-            </w:tcBorders>
-            <w:shd w:fill="D5F0D5" w:val="clear"/>
-            <w:tcMar>
-              <w:top w:type="dxa" w:w="80"/>
-              <w:left w:type="dxa" w:w="120"/>
-              <w:bottom w:type="dxa" w:w="80"/>
-              <w:right w:type="dxa" w:w="120"/>
-            </w:tcMar>
-          </w:tcPr>
-          <w:p>
-            <w:r>
-              <w:rPr>
-                <w:b/>
-                <w:bCs/>
-              </w:rPr>
-              <w:t xml:space="preserve">DONE</w:t>
-            </w:r>
-          </w:p>
-        </w:tc>
-        <w:tc>
-          <w:tcPr>
-            <w:tcW w:type="dxa" w:w="2000"/>
-            <w:tcBorders>
-              <w:top w:val="single" w:color="CCCCCC" w:sz="1"/>
-              <w:left w:val="single" w:color="CCCCCC" w:sz="1"/>
-              <w:bottom w:val="single" w:color="CCCCCC" w:sz="1"/>
-              <w:right w:val="single" w:color="CCCCCC" w:sz="1"/>
-            </w:tcBorders>
-            <w:tcMar>
-              <w:top w:type="dxa" w:w="80"/>
-              <w:left w:type="dxa" w:w="120"/>
-              <w:bottom w:type="dxa" w:w="80"/>
-              <w:right w:type="dxa" w:w="120"/>
-            </w:tcMar>
-          </w:tcPr>
-          <w:p>
-            <w:r>
-              <w:t xml:space="preserve">Slice engine / tier OCR on scans</w:t>
-            </w:r>
-          </w:p>
-        </w:tc>
-        <w:tc>
-          <w:tcPr>
-            <w:tcW w:type="dxa" w:w="3500"/>
-            <w:tcBorders>
-              <w:top w:val="single" w:color="CCCCCC" w:sz="1"/>
-              <w:left w:val="single" w:color="CCCCCC" w:sz="1"/>
-              <w:bottom w:val="single" w:color="CCCCCC" w:sz="1"/>
-              <w:right w:val="single" w:color="CCCCCC" w:sz="1"/>
-            </w:tcBorders>
-            <w:tcMar>
-              <w:top w:type="dxa" w:w="80"/>
-              <w:left w:type="dxa" w:w="120"/>
-              <w:bottom w:type="dxa" w:w="80"/>
-              <w:right w:type="dxa" w:w="120"/>
-            </w:tcMar>
-          </w:tcPr>
-          <w:p>
-            <w:r>
-              <w:t xml:space="preserve">Scanner auto-populates the slice-tab tier pill from the mod card (E/D/C/B/A letter near the level banner)</w:t>
-            </w:r>
-          </w:p>
-        </w:tc>
-        <w:tc>
-          <w:tcPr>
-            <w:tcW w:type="dxa" w:w="2460"/>
-            <w:tcBorders>
-              <w:top w:val="single" w:color="CCCCCC" w:sz="1"/>
-              <w:left w:val="single" w:color="CCCCCC" w:sz="1"/>
-              <w:bottom w:val="single" w:color="CCCCCC" w:sz="1"/>
-              <w:right w:val="single" w:color="CCCCCC" w:sz="1"/>
-            </w:tcBorders>
-            <w:tcMar>
-              <w:top w:type="dxa" w:w="80"/>
-              <w:left w:type="dxa" w:w="120"/>
-              <w:bottom w:type="dxa" w:w="80"/>
-              <w:right w:type="dxa" w:w="120"/>
-            </w:tcMar>
-          </w:tcPr>
-          <w:p>
-            <w:r>
-              <w:t xml:space="preserve">extractModTier() in modCaptureParser.js reads Tier/LVL/Level patterns from the OCR output and returns ‘5E’…‘5A’. Threaded through parsed.modTier → App.js slicePrefill.tier → SliceScreen. 6E (6-dot) isn’t auto-detected yet (needs pip-count detection) — user taps 6E manually. When OCR misses the letter, SliceScreen clears tier to ‘’ on prefill so the ladder plan falls through to “Not sliceable — No tier selected” rather than silently showing wrong 5A verdicts.</w:t>
-            </w:r>
-          </w:p>
-        </w:tc>
-      </w:tr>
-      <w:tr>
-        <w:tc>
-          <w:tcPr>
-            <w:tcW w:type="dxa" w:w="1400"/>
-            <w:tcBorders>
-              <w:top w:val="single" w:color="CCCCCC" w:sz="1"/>
-              <w:left w:val="single" w:color="CCCCCC" w:sz="1"/>
-              <w:bottom w:val="single" w:color="CCCCCC" w:sz="1"/>
-              <w:right w:val="single" w:color="CCCCCC" w:sz="1"/>
-            </w:tcBorders>
-            <w:shd w:fill="D5F0D5" w:val="clear"/>
-            <w:tcMar>
-              <w:top w:type="dxa" w:w="80"/>
-              <w:left w:type="dxa" w:w="120"/>
-              <w:bottom w:type="dxa" w:w="80"/>
-              <w:right w:type="dxa" w:w="120"/>
-            </w:tcMar>
-          </w:tcPr>
-          <w:p>
-            <w:r>
-              <w:rPr>
-                <w:b/>
-                <w:bCs/>
-              </w:rPr>
-              <w:t xml:space="preserve">DONE</w:t>
-            </w:r>
-          </w:p>
-        </w:tc>
-        <w:tc>
-          <w:tcPr>
-            <w:tcW w:type="dxa" w:w="2000"/>
-            <w:tcBorders>
-              <w:top w:val="single" w:color="CCCCCC" w:sz="1"/>
-              <w:left w:val="single" w:color="CCCCCC" w:sz="1"/>
-              <w:bottom w:val="single" w:color="CCCCCC" w:sz="1"/>
-              <w:right w:val="single" w:color="CCCCCC" w:sz="1"/>
-            </w:tcBorders>
-            <w:tcMar>
-              <w:top w:type="dxa" w:w="80"/>
-              <w:left w:type="dxa" w:w="120"/>
-              <w:bottom w:type="dxa" w:w="80"/>
-              <w:right w:type="dxa" w:w="120"/>
-            </w:tcMar>
-          </w:tcPr>
-          <w:p>
-            <w:r>
-              <w:t xml:space="preserve">Scanner / parser fixes</w:t>
-            </w:r>
-          </w:p>
-        </w:tc>
-        <w:tc>
-          <w:tcPr>
-            <w:tcW w:type="dxa" w:w="3500"/>
-            <w:tcBorders>
-              <w:top w:val="single" w:color="CCCCCC" w:sz="1"/>
-              <w:left w:val="single" w:color="CCCCCC" w:sz="1"/>
-              <w:bottom w:val="single" w:color="CCCCCC" w:sz="1"/>
-              <w:right w:val="single" w:color="CCCCCC" w:sz="1"/>
-            </w:tcBorders>
-            <w:tcMar>
-              <w:top w:type="dxa" w:w="80"/>
-              <w:left w:type="dxa" w:w="120"/>
-              <w:bottom w:type="dxa" w:w="80"/>
-              <w:right w:type="dxa" w:w="120"/>
-            </w:tcMar>
-          </w:tcPr>
-          <w:p>
-            <w:r>
-              <w:t xml:space="preserve">Parser: four cascading fixes for a 5C Cross scan that was showing wrong tier + Health% phantom secondary</w:t>
-            </w:r>
-          </w:p>
-        </w:tc>
-        <w:tc>
-          <w:tcPr>
-            <w:tcW w:type="dxa" w:w="2460"/>
-            <w:tcBorders>
-              <w:top w:val="single" w:color="CCCCCC" w:sz="1"/>
-              <w:left w:val="single" w:color="CCCCCC" w:sz="1"/>
-              <w:bottom w:val="single" w:color="CCCCCC" w:sz="1"/>
-              <w:right w:val="single" w:color="CCCCCC" w:sz="1"/>
-            </w:tcBorders>
-            <w:tcMar>
-              <w:top w:type="dxa" w:w="80"/>
-              <w:left w:type="dxa" w:w="120"/>
-              <w:bottom w:type="dxa" w:w="80"/>
-              <w:right w:type="dxa" w:w="120"/>
-            </w:tcMar>
-          </w:tcPr>
-          <w:p>
-            <w:r>
-              <w:t xml:space="preserve">Fix 1: extractModTier() catches tier letter glued onto first secondary line (“C (2) 4.12% Protection”) via ^([A-E])\s+\(\d+\) pattern. Fix 2: extractSecondaries() dedup prefers the match that carries an explicit rolls field so valueFirstPattern doesn’t win over rollFirstPattern. Fix 3: removed overly broad \bprim\w*\b / \bseco\w*\b noise patterns that were nuking the literal “PRIMARY STAT” / “SECONDARY STATS” headers and breaking findLineIndex-based section segmentation. Fix 4: primary-dedup now runs AFTER flat-to-% promotion so a flat “Health” on a Health%-primary mod can’t sneak into secondaries and push a real secondary past the 4-item cap. Verified end-to-end against on-device ocr-debug-last.txt.</w:t>
-            </w:r>
-          </w:p>
-        </w:tc>
-      </w:tr>
-      <w:tr>
-        <w:tc>
-          <w:tcPr>
-            <w:tcW w:type="dxa" w:w="1400"/>
-            <w:tcBorders>
-              <w:top w:val="single" w:color="CCCCCC" w:sz="1"/>
-              <w:left w:val="single" w:color="CCCCCC" w:sz="1"/>
-              <w:bottom w:val="single" w:color="CCCCCC" w:sz="1"/>
-              <w:right w:val="single" w:color="CCCCCC" w:sz="1"/>
-            </w:tcBorders>
-            <w:shd w:fill="D5F0D5" w:val="clear"/>
-            <w:tcMar>
-              <w:top w:type="dxa" w:w="80"/>
-              <w:left w:type="dxa" w:w="120"/>
-              <w:bottom w:type="dxa" w:w="80"/>
-              <w:right w:type="dxa" w:w="120"/>
-            </w:tcMar>
-          </w:tcPr>
-          <w:p>
-            <w:r>
-              <w:rPr>
-                <w:b/>
-                <w:bCs/>
-              </w:rPr>
-              <w:t xml:space="preserve">DONE</w:t>
-            </w:r>
-          </w:p>
-        </w:tc>
-        <w:tc>
-          <w:tcPr>
-            <w:tcW w:type="dxa" w:w="2000"/>
-            <w:tcBorders>
-              <w:top w:val="single" w:color="CCCCCC" w:sz="1"/>
-              <w:left w:val="single" w:color="CCCCCC" w:sz="1"/>
-              <w:bottom w:val="single" w:color="CCCCCC" w:sz="1"/>
-              <w:right w:val="single" w:color="CCCCCC" w:sz="1"/>
-            </w:tcBorders>
-            <w:tcMar>
-              <w:top w:type="dxa" w:w="80"/>
-              <w:left w:type="dxa" w:w="120"/>
-              <w:bottom w:type="dxa" w:w="80"/>
-              <w:right w:type="dxa" w:w="120"/>
-            </w:tcMar>
-          </w:tcPr>
-          <w:p>
-            <w:r>
-              <w:t xml:space="preserve">Slice screen / verdict UI</w:t>
-            </w:r>
-          </w:p>
-        </w:tc>
-        <w:tc>
-          <w:tcPr>
-            <w:tcW w:type="dxa" w:w="3500"/>
-            <w:tcBorders>
-              <w:top w:val="single" w:color="CCCCCC" w:sz="1"/>
-              <w:left w:val="single" w:color="CCCCCC" w:sz="1"/>
-              <w:bottom w:val="single" w:color="CCCCCC" w:sz="1"/>
-              <w:right w:val="single" w:color="CCCCCC" w:sz="1"/>
-            </w:tcBorders>
-            <w:tcMar>
-              <w:top w:type="dxa" w:w="80"/>
-              <w:left w:type="dxa" w:w="120"/>
-              <w:bottom w:type="dxa" w:w="80"/>
-              <w:right w:type="dxa" w:w="120"/>
-            </w:tcMar>
-          </w:tcPr>
-          <w:p>
-            <w:r>
-              <w:t xml:space="preserve">Collapsed the duplicate Decision card into the ladder-plan card so users see a single verdict</w:t>
-            </w:r>
-          </w:p>
-        </w:tc>
-        <w:tc>
-          <w:tcPr>
-            <w:tcW w:type="dxa" w:w="2460"/>
-            <w:tcBorders>
-              <w:top w:val="single" w:color="CCCCCC" w:sz="1"/>
-              <w:left w:val="single" w:color="CCCCCC" w:sz="1"/>
-              <w:bottom w:val="single" w:color="CCCCCC" w:sz="1"/>
-              <w:right w:val="single" w:color="CCCCCC" w:sz="1"/>
-            </w:tcBorders>
-            <w:tcMar>
-              <w:top w:type="dxa" w:w="80"/>
-              <w:left w:type="dxa" w:w="120"/>
-              <w:bottom w:type="dxa" w:w="80"/>
-              <w:right w:type="dxa" w:w="120"/>
-            </w:tcMar>
-          </w:tcPr>
-          <w:p>
-            <w:r>
-              <w:t xml:space="preserve">Previously SliceScreen rendered the ladder plan (“Slice to 5B”, cyan) AND a separate score-based Decision (“Filler — not worth slicing”) at the same time, which gave contradictory recommendations. Now renders one card driven by result.ladderPlan with Score: X/100 + reasonLines[0] folded in as footer lines. Old Decision card retained as fallback branch when ladderPlan is absent.</w:t>
-            </w:r>
-          </w:p>
-        </w:tc>
-      </w:tr>
-      <w:tr>
-        <w:tc>
-          <w:tcPr>
-            <w:tcW w:type="dxa" w:w="1400"/>
-            <w:tcBorders>
-              <w:top w:val="single" w:color="CCCCCC" w:sz="1"/>
-              <w:left w:val="single" w:color="CCCCCC" w:sz="1"/>
-              <w:bottom w:val="single" w:color="CCCCCC" w:sz="1"/>
-              <w:right w:val="single" w:color="CCCCCC" w:sz="1"/>
-            </w:tcBorders>
-            <w:shd w:fill="D5F0D5" w:val="clear"/>
-            <w:tcMar>
-              <w:top w:type="dxa" w:w="80"/>
-              <w:left w:type="dxa" w:w="120"/>
-              <w:bottom w:type="dxa" w:w="80"/>
-              <w:right w:type="dxa" w:w="120"/>
-            </w:tcMar>
-          </w:tcPr>
-          <w:p>
-            <w:r>
-              <w:rPr>
-                <w:b/>
-                <w:bCs/>
-              </w:rPr>
-              <w:t xml:space="preserve">DONE</w:t>
-            </w:r>
-          </w:p>
-        </w:tc>
-        <w:tc>
-          <w:tcPr>
-            <w:tcW w:type="dxa" w:w="2000"/>
-            <w:tcBorders>
-              <w:top w:val="single" w:color="CCCCCC" w:sz="1"/>
-              <w:left w:val="single" w:color="CCCCCC" w:sz="1"/>
-              <w:bottom w:val="single" w:color="CCCCCC" w:sz="1"/>
-              <w:right w:val="single" w:color="CCCCCC" w:sz="1"/>
-            </w:tcBorders>
-            <w:tcMar>
-              <w:top w:type="dxa" w:w="80"/>
-              <w:left w:type="dxa" w:w="120"/>
-              <w:bottom w:type="dxa" w:w="80"/>
-              <w:right w:type="dxa" w:w="120"/>
-            </w:tcMar>
-          </w:tcPr>
-          <w:p>
-            <w:r>
-              <w:t xml:space="preserve">GAC screen / no-roster toggle filter</w:t>
-            </w:r>
-          </w:p>
-        </w:tc>
-        <w:tc>
-          <w:tcPr>
-            <w:tcW w:type="dxa" w:w="3500"/>
-            <w:tcBorders>
-              <w:top w:val="single" w:color="CCCCCC" w:sz="1"/>
-              <w:left w:val="single" w:color="CCCCCC" w:sz="1"/>
-              <w:bottom w:val="single" w:color="CCCCCC" w:sz="1"/>
-              <w:right w:val="single" w:color="CCCCCC" w:sz="1"/>
-            </w:tcBorders>
-            <w:tcMar>
-              <w:top w:type="dxa" w:w="80"/>
-              <w:left w:type="dxa" w:w="120"/>
-              <w:bottom w:type="dxa" w:w="80"/>
-              <w:right w:type="dxa" w:w="120"/>
-            </w:tcMar>
-          </w:tcPr>
-          <w:p>
-            <w:r>
-              <w:t xml:space="preserve">Attack/Defense toggle now shows the right squads when no roster is linked</w:t>
-            </w:r>
-          </w:p>
-        </w:tc>
-        <w:tc>
-          <w:tcPr>
-            <w:tcW w:type="dxa" w:w="2460"/>
-            <w:tcBorders>
-              <w:top w:val="single" w:color="CCCCCC" w:sz="1"/>
-              <w:left w:val="single" w:color="CCCCCC" w:sz="1"/>
-              <w:bottom w:val="single" w:color="CCCCCC" w:sz="1"/>
-              <w:right w:val="single" w:color="CCCCCC" w:sz="1"/>
-            </w:tcBorders>
-            <w:tcMar>
-              <w:top w:type="dxa" w:w="80"/>
-              <w:left w:type="dxa" w:w="120"/>
-              <w:bottom w:type="dxa" w:w="80"/>
-              <w:right w:type="dxa" w:w="120"/>
-            </w:tcMar>
-          </w:tcPr>
-          <w:p>
-            <w:r>
-              <w:t xml:space="preserve">Previously GacScreen.squadsToShow returned payload.squads.slice(0,30) when hasRoster was false — worker concatenates defense first, then offense, so the unfiltered top 30 was always all defenders, and the Attack toggle showed Jabba/LV/Rey leads with empty win% (offenseWinRate is null on defense rows). No-roster branch now filters by sq.role === role and sorts by the matching win-rate metric. Wrapped in {squad, ownedCount: null, coverage: null} so the render code’s existing item.squad || item fallback keeps working. After install: Attack shows Sith Eternal 96% / Malgus trios 93% / etc. matching swgoh.gg.</w:t>
-            </w:r>
-          </w:p>
-        </w:tc>
-      </w:tr>
-      <w:tr>
-        <w:tc>
-          <w:tcPr>
-            <w:tcW w:type="dxa" w:w="1400"/>
-            <w:tcBorders>
-              <w:top w:val="single" w:color="CCCCCC" w:sz="1"/>
-              <w:left w:val="single" w:color="CCCCCC" w:sz="1"/>
-              <w:bottom w:val="single" w:color="CCCCCC" w:sz="1"/>
-              <w:right w:val="single" w:color="CCCCCC" w:sz="1"/>
-            </w:tcBorders>
-            <w:shd w:fill="D5F0D5" w:val="clear"/>
-            <w:tcMar>
-              <w:top w:type="dxa" w:w="80"/>
-              <w:left w:type="dxa" w:w="120"/>
-              <w:bottom w:type="dxa" w:w="80"/>
-              <w:right w:type="dxa" w:w="120"/>
-            </w:tcMar>
-          </w:tcPr>
-          <w:p>
-            <w:r>
-              <w:rPr>
-                <w:b/>
-                <w:bCs/>
-              </w:rPr>
-              <w:t xml:space="preserve">DONE</w:t>
-            </w:r>
-          </w:p>
-        </w:tc>
-        <w:tc>
-          <w:tcPr>
-            <w:tcW w:type="dxa" w:w="2000"/>
-            <w:tcBorders>
-              <w:top w:val="single" w:color="CCCCCC" w:sz="1"/>
-              <w:left w:val="single" w:color="CCCCCC" w:sz="1"/>
-              <w:bottom w:val="single" w:color="CCCCCC" w:sz="1"/>
-              <w:right w:val="single" w:color="CCCCCC" w:sz="1"/>
-            </w:tcBorders>
-            <w:tcMar>
-              <w:top w:type="dxa" w:w="80"/>
-              <w:left w:type="dxa" w:w="120"/>
-              <w:bottom w:type="dxa" w:w="80"/>
-              <w:right w:type="dxa" w:w="120"/>
-            </w:tcMar>
-          </w:tcPr>
-          <w:p>
-            <w:r>
-              <w:t xml:space="preserve">GAC worker / attack + defense perspectives</w:t>
-            </w:r>
-          </w:p>
-        </w:tc>
-        <w:tc>
-          <w:tcPr>
-            <w:tcW w:type="dxa" w:w="3500"/>
-            <w:tcBorders>
-              <w:top w:val="single" w:color="CCCCCC" w:sz="1"/>
-              <w:left w:val="single" w:color="CCCCCC" w:sz="1"/>
-              <w:bottom w:val="single" w:color="CCCCCC" w:sz="1"/>
-              <w:right w:val="single" w:color="CCCCCC" w:sz="1"/>
-            </w:tcBorders>
-            <w:tcMar>
-              <w:top w:type="dxa" w:w="80"/>
-              <w:left w:type="dxa" w:w="120"/>
-              <w:bottom w:type="dxa" w:w="80"/>
-              <w:right w:type="dxa" w:w="120"/>
-            </w:tcMar>
-          </w:tcPr>
-          <w:p>
-            <w:r>
-              <w:t xml:space="preserve">Scrape both perspectives of /gac/squads/ so Offense shows real top attackers (not inverse of defense holds)</w:t>
-            </w:r>
-          </w:p>
-        </w:tc>
-        <w:tc>
-          <w:tcPr>
-            <w:tcW w:type="dxa" w:w="2460"/>
-            <w:tcBorders>
-              <w:top w:val="single" w:color="CCCCCC" w:sz="1"/>
-              <w:left w:val="single" w:color="CCCCCC" w:sz="1"/>
-              <w:bottom w:val="single" w:color="CCCCCC" w:sz="1"/>
-              <w:right w:val="single" w:color="CCCCCC" w:sz="1"/>
-            </w:tcBorders>
-            <w:tcMar>
-              <w:top w:type="dxa" w:w="80"/>
-              <w:left w:type="dxa" w:w="120"/>
-              <w:bottom w:type="dxa" w:w="80"/>
-              <w:right w:type="dxa" w:w="120"/>
-            </w:tcMar>
-          </w:tcPr>
-          <w:p>
-            <w:r>
-              <w:t xml:space="preserve">swgoh.gg’s /gac/squads/ page takes a ?perspective=attack&amp;sort=percent query param that returns a completely different list (top attacking squads sorted by Win %) than the default defense view (top defenders sorted by Hold %). Top attacker (SITHPALPATINE solo, 96%) is not derivable from top defender (JABBATHEHUTT+BOUSHH+KRRSANTAN 27% hold) — they’re independent datasets. scrapeGacSquads now fetches both perspectives in parallel, parses each through parseGacSquadsHtml(html, role), and emits squads tagged with the appropriate role and single populated win-rate field. Attack view legitimately includes 1-member solo squads so bracket detection runs off the defense view only. Deployed. Verified: /?gac=3v3 returns 87 squads (42 def + 45 off); /?gac=5v5 returns 70 (37 def + 33 off).</w:t>
-            </w:r>
-          </w:p>
-        </w:tc>
-      </w:tr>
-      <w:tr>
-        <w:tc>
-          <w:tcPr>
-            <w:tcW w:type="dxa" w:w="1400"/>
-            <w:tcBorders>
-              <w:top w:val="single" w:color="CCCCCC" w:sz="1"/>
-              <w:left w:val="single" w:color="CCCCCC" w:sz="1"/>
-              <w:bottom w:val="single" w:color="CCCCCC" w:sz="1"/>
-              <w:right w:val="single" w:color="CCCCCC" w:sz="1"/>
-            </w:tcBorders>
-            <w:shd w:fill="D5F0D5" w:val="clear"/>
-            <w:tcMar>
-              <w:top w:type="dxa" w:w="80"/>
-              <w:left w:type="dxa" w:w="120"/>
-              <w:bottom w:type="dxa" w:w="80"/>
-              <w:right w:type="dxa" w:w="120"/>
-            </w:tcMar>
-          </w:tcPr>
-          <w:p>
-            <w:r>
-              <w:rPr>
-                <w:b/>
-                <w:bCs/>
-              </w:rPr>
-              <w:t xml:space="preserve">DONE</w:t>
-            </w:r>
-          </w:p>
-        </w:tc>
-        <w:tc>
-          <w:tcPr>
-            <w:tcW w:type="dxa" w:w="2000"/>
-            <w:tcBorders>
-              <w:top w:val="single" w:color="CCCCCC" w:sz="1"/>
-              <w:left w:val="single" w:color="CCCCCC" w:sz="1"/>
-              <w:bottom w:val="single" w:color="CCCCCC" w:sz="1"/>
-              <w:right w:val="single" w:color="CCCCCC" w:sz="1"/>
-            </w:tcBorders>
-            <w:tcMar>
-              <w:top w:type="dxa" w:w="80"/>
-              <w:left w:type="dxa" w:w="120"/>
-              <w:bottom w:type="dxa" w:w="80"/>
-              <w:right w:type="dxa" w:w="120"/>
-            </w:tcMar>
-          </w:tcPr>
-          <w:p>
-            <w:r>
-              <w:t xml:space="preserve">Slice tab / incomplete secondary transfer</w:t>
-            </w:r>
-          </w:p>
-        </w:tc>
-        <w:tc>
-          <w:tcPr>
-            <w:tcW w:type="dxa" w:w="3500"/>
-            <w:tcBorders>
-              <w:top w:val="single" w:color="CCCCCC" w:sz="1"/>
-              <w:left w:val="single" w:color="CCCCCC" w:sz="1"/>
-              <w:bottom w:val="single" w:color="CCCCCC" w:sz="1"/>
-              <w:right w:val="single" w:color="CCCCCC" w:sz="1"/>
-            </w:tcBorders>
-            <w:tcMar>
-              <w:top w:type="dxa" w:w="80"/>
-              <w:left w:type="dxa" w:w="120"/>
-              <w:bottom w:type="dxa" w:w="80"/>
-              <w:right w:type="dxa" w:w="120"/>
-            </w:tcMar>
-          </w:tcPr>
-          <w:p>
-            <w:r>
-              <w:t xml:space="preserve">Secondaries now transfer fully from scan → Slice tab</w:t>
-            </w:r>
-          </w:p>
-        </w:tc>
-        <w:tc>
-          <w:tcPr>
-            <w:tcW w:type="dxa" w:w="2460"/>
-            <w:tcBorders>
-              <w:top w:val="single" w:color="CCCCCC" w:sz="1"/>
-              <w:left w:val="single" w:color="CCCCCC" w:sz="1"/>
-              <w:bottom w:val="single" w:color="CCCCCC" w:sz="1"/>
-              <w:right w:val="single" w:color="CCCCCC" w:sz="1"/>
-            </w:tcBorders>
-            <w:tcMar>
-              <w:top w:type="dxa" w:w="80"/>
-              <w:left w:type="dxa" w:w="120"/>
-              <w:bottom w:type="dxa" w:w="80"/>
-              <w:right w:type="dxa" w:w="120"/>
-            </w:tcMar>
-          </w:tcPr>
-          <w:p>
-            <w:r>
-              <w:t xml:space="preserve">User-verified resolved on 2026-04-23. Likely fell out of the parser cascading fixes (tier-letter-glued-to-first-secondary + rollFirstPattern dedup preference + primary-dedup-after-flat-promotion) that landed earlier this session. Archive on next sweep.</w:t>
-            </w:r>
-          </w:p>
-        </w:tc>
-      </w:tr>
-      <w:tr>
-        <w:tc>
-          <w:tcPr>
-            <w:tcW w:type="dxa" w:w="1400"/>
-            <w:tcBorders>
-              <w:top w:val="single" w:color="CCCCCC" w:sz="1"/>
-              <w:left w:val="single" w:color="CCCCCC" w:sz="1"/>
-              <w:bottom w:val="single" w:color="CCCCCC" w:sz="1"/>
-              <w:right w:val="single" w:color="CCCCCC" w:sz="1"/>
-            </w:tcBorders>
-            <w:shd w:fill="D5F0D5" w:val="clear"/>
-            <w:tcMar>
-              <w:top w:type="dxa" w:w="80"/>
-              <w:left w:type="dxa" w:w="120"/>
-              <w:bottom w:type="dxa" w:w="80"/>
-              <w:right w:type="dxa" w:w="120"/>
-            </w:tcMar>
-          </w:tcPr>
-          <w:p>
-            <w:r>
-              <w:rPr>
-                <w:b/>
-                <w:bCs/>
-              </w:rPr>
-              <w:t xml:space="preserve">DONE</w:t>
-            </w:r>
-          </w:p>
-        </w:tc>
-        <w:tc>
-          <w:tcPr>
-            <w:tcW w:type="dxa" w:w="2000"/>
-            <w:tcBorders>
-              <w:top w:val="single" w:color="CCCCCC" w:sz="1"/>
-              <w:left w:val="single" w:color="CCCCCC" w:sz="1"/>
-              <w:bottom w:val="single" w:color="CCCCCC" w:sz="1"/>
-              <w:right w:val="single" w:color="CCCCCC" w:sz="1"/>
-            </w:tcBorders>
-            <w:tcMar>
-              <w:top w:type="dxa" w:w="80"/>
-              <w:left w:type="dxa" w:w="120"/>
-              <w:bottom w:type="dxa" w:w="80"/>
-              <w:right w:type="dxa" w:w="120"/>
-            </w:tcMar>
-          </w:tcPr>
-          <w:p>
-            <w:r>
-              <w:t xml:space="preserve">GAC tab / roster vs meta view toggle</w:t>
-            </w:r>
-          </w:p>
-        </w:tc>
-        <w:tc>
-          <w:tcPr>
-            <w:tcW w:type="dxa" w:w="3500"/>
-            <w:tcBorders>
-              <w:top w:val="single" w:color="CCCCCC" w:sz="1"/>
-              <w:left w:val="single" w:color="CCCCCC" w:sz="1"/>
-              <w:bottom w:val="single" w:color="CCCCCC" w:sz="1"/>
-              <w:right w:val="single" w:color="CCCCCC" w:sz="1"/>
-            </w:tcBorders>
-            <w:tcMar>
-              <w:top w:type="dxa" w:w="80"/>
-              <w:left w:type="dxa" w:w="120"/>
-              <w:bottom w:type="dxa" w:w="80"/>
-              <w:right w:type="dxa" w:w="120"/>
-            </w:tcMar>
-          </w:tcPr>
-          <w:p>
-            <w:r>
-              <w:t xml:space="preserve">Added a My roster / All meta toggle so users can see the full meta regardless of coverage</w:t>
-            </w:r>
-          </w:p>
-        </w:tc>
-        <w:tc>
-          <w:tcPr>
-            <w:tcW w:type="dxa" w:w="2460"/>
-            <w:tcBorders>
-              <w:top w:val="single" w:color="CCCCCC" w:sz="1"/>
-              <w:left w:val="single" w:color="CCCCCC" w:sz="1"/>
-              <w:bottom w:val="single" w:color="CCCCCC" w:sz="1"/>
-              <w:right w:val="single" w:color="CCCCCC" w:sz="1"/>
-            </w:tcBorders>
-            <w:tcMar>
-              <w:top w:type="dxa" w:w="80"/>
-              <w:left w:type="dxa" w:w="120"/>
-              <w:bottom w:type="dxa" w:w="80"/>
-              <w:right w:type="dxa" w:w="120"/>
-            </w:tcMar>
-          </w:tcPr>
-          <w:p>
-            <w:r>
-              <w:t xml:space="preserve">GacScreen now has a third toggle row (shown only when a roster is linked) that switches between ranked.offense/ranked.defense (Mine, ≥60% coverage gate) and a role-filtered win-rate sort of payload.squads (All, no gate). All mode still computes per-squad coverage/ownedCount so red-chip rendering for missing members keeps working. No-roster case already behaves like All — collapsed into the same code path via const showAll = !hasRoster || view === "all". Subtitle + summary banner adjusted to reflect the active view.</w:t>
-            </w:r>
-          </w:p>
-        </w:tc>
-      </w:tr>
-      <w:tr>
-        <w:tc>
-          <w:tcPr>
-            <w:tcW w:type="dxa" w:w="1400"/>
-            <w:tcBorders>
-              <w:top w:val="single" w:color="CCCCCC" w:sz="1"/>
-              <w:left w:val="single" w:color="CCCCCC" w:sz="1"/>
-              <w:bottom w:val="single" w:color="CCCCCC" w:sz="1"/>
-              <w:right w:val="single" w:color="CCCCCC" w:sz="1"/>
-            </w:tcBorders>
-            <w:shd w:fill="FFF4CE" w:val="clear"/>
-            <w:tcMar>
-              <w:top w:type="dxa" w:w="80"/>
-              <w:left w:type="dxa" w:w="120"/>
-              <w:bottom w:type="dxa" w:w="80"/>
-              <w:right w:type="dxa" w:w="120"/>
-            </w:tcMar>
-          </w:tcPr>
-          <w:p>
-            <w:r>
-              <w:rPr>
-                <w:b/>
-                <w:bCs/>
-              </w:rPr>
-              <w:t xml:space="preserve">OPEN</w:t>
-            </w:r>
-          </w:p>
-        </w:tc>
-        <w:tc>
-          <w:tcPr>
-            <w:tcW w:type="dxa" w:w="2000"/>
-            <w:tcBorders>
-              <w:top w:val="single" w:color="CCCCCC" w:sz="1"/>
-              <w:left w:val="single" w:color="CCCCCC" w:sz="1"/>
-              <w:bottom w:val="single" w:color="CCCCCC" w:sz="1"/>
-              <w:right w:val="single" w:color="CCCCCC" w:sz="1"/>
-            </w:tcBorders>
-            <w:tcMar>
-              <w:top w:type="dxa" w:w="80"/>
-              <w:left w:type="dxa" w:w="120"/>
-              <w:bottom w:type="dxa" w:w="80"/>
-              <w:right w:type="dxa" w:w="120"/>
-            </w:tcMar>
-          </w:tcPr>
-          <w:p>
-            <w:r>
-              <w:t xml:space="preserve">Scanner / tier OCR incomplete coverage</w:t>
-            </w:r>
-          </w:p>
-        </w:tc>
-        <w:tc>
-          <w:tcPr>
-            <w:tcW w:type="dxa" w:w="3500"/>
-            <w:tcBorders>
-              <w:top w:val="single" w:color="CCCCCC" w:sz="1"/>
-              <w:left w:val="single" w:color="CCCCCC" w:sz="1"/>
-              <w:bottom w:val="single" w:color="CCCCCC" w:sz="1"/>
-              <w:right w:val="single" w:color="CCCCCC" w:sz="1"/>
-            </w:tcBorders>
-            <w:tcMar>
-              <w:top w:type="dxa" w:w="80"/>
-              <w:left w:type="dxa" w:w="120"/>
-              <w:bottom w:type="dxa" w:w="80"/>
-              <w:right w:type="dxa" w:w="120"/>
-            </w:tcMar>
-          </w:tcPr>
-          <w:p>
-            <w:r>
-              <w:t xml:space="preserve">Scans aren’t reliably grabbing all tier levels (D, C, B, A, etc.) — some mods come through with tier blank or wrong</w:t>
-            </w:r>
-          </w:p>
-        </w:tc>
-        <w:tc>
-          <w:tcPr>
-            <w:tcW w:type="dxa" w:w="2460"/>
-            <w:tcBorders>
-              <w:top w:val="single" w:color="CCCCCC" w:sz="1"/>
-              <w:left w:val="single" w:color="CCCCCC" w:sz="1"/>
-              <w:bottom w:val="single" w:color="CCCCCC" w:sz="1"/>
-              <w:right w:val="single" w:color="CCCCCC" w:sz="1"/>
-            </w:tcBorders>
-            <w:tcMar>
-              <w:top w:type="dxa" w:w="80"/>
-              <w:left w:type="dxa" w:w="120"/>
-              <w:bottom w:type="dxa" w:w="80"/>
-              <w:right w:type="dxa" w:w="120"/>
-            </w:tcMar>
-          </w:tcPr>
-          <w:p>
-            <w:r>
-              <w:t xml:space="preserve">extractModTier() in modCaptureParser.js has patterns for Tier C / LVL 15 · C / Level 15 A / the ^([A-E])\s+\(\d+\) stuck-tier fallback, but on-device captures still miss the letter on some cards. Collect fresh ocr-debug-last.txt dumps for each of 5E/5D/5C/5B/5A and audit which patterns are firing (or failing) per tier. Likely need: more tolerant spacing/punctuation between “LVL 15” and the letter, separate pattern for each tier’s actual on-card layout, and possibly a bounded region scan instead of full-text regex. Related: native tier-color detection would eliminate this dependency entirely.</w:t>
-            </w:r>
-          </w:p>
-        </w:tc>
-      </w:tr>
-      <w:tr>
-        <w:tc>
-          <w:tcPr>
-            <w:tcW w:type="dxa" w:w="1400"/>
-            <w:tcBorders>
-              <w:top w:val="single" w:color="CCCCCC" w:sz="1"/>
-              <w:left w:val="single" w:color="CCCCCC" w:sz="1"/>
-              <w:bottom w:val="single" w:color="CCCCCC" w:sz="1"/>
-              <w:right w:val="single" w:color="CCCCCC" w:sz="1"/>
-            </w:tcBorders>
-            <w:shd w:fill="D5F0D5" w:val="clear"/>
-            <w:tcMar>
-              <w:top w:type="dxa" w:w="80"/>
-              <w:left w:type="dxa" w:w="120"/>
-              <w:bottom w:type="dxa" w:w="80"/>
-              <w:right w:type="dxa" w:w="120"/>
-            </w:tcMar>
-          </w:tcPr>
-          <w:p>
-            <w:r>
-              <w:rPr>
-                <w:b/>
-                <w:bCs/>
-              </w:rPr>
-              <w:t xml:space="preserve">DONE</w:t>
-            </w:r>
-          </w:p>
-        </w:tc>
-        <w:tc>
-          <w:tcPr>
-            <w:tcW w:type="dxa" w:w="2000"/>
-            <w:tcBorders>
-              <w:top w:val="single" w:color="CCCCCC" w:sz="1"/>
-              <w:left w:val="single" w:color="CCCCCC" w:sz="1"/>
-              <w:bottom w:val="single" w:color="CCCCCC" w:sz="1"/>
-              <w:right w:val="single" w:color="CCCCCC" w:sz="1"/>
-            </w:tcBorders>
-            <w:tcMar>
-              <w:top w:type="dxa" w:w="80"/>
-              <w:left w:type="dxa" w:w="120"/>
-              <w:bottom w:type="dxa" w:w="80"/>
-              <w:right w:type="dxa" w:w="120"/>
-            </w:tcMar>
-          </w:tcPr>
-          <w:p>
-            <w:r>
-              <w:t xml:space="preserve">Slice engine / missed-speed recovery</w:t>
-            </w:r>
-          </w:p>
-        </w:tc>
-        <w:tc>
-          <w:tcPr>
-            <w:tcW w:type="dxa" w:w="3500"/>
-            <w:tcBorders>
-              <w:top w:val="single" w:color="CCCCCC" w:sz="1"/>
-              <w:left w:val="single" w:color="CCCCCC" w:sz="1"/>
-              <w:bottom w:val="single" w:color="CCCCCC" w:sz="1"/>
-              <w:right w:val="single" w:color="CCCCCC" w:sz="1"/>
-            </w:tcBorders>
-            <w:tcMar>
-              <w:top w:type="dxa" w:w="80"/>
-              <w:left w:type="dxa" w:w="120"/>
-              <w:bottom w:type="dxa" w:w="80"/>
-              <w:right w:type="dxa" w:w="120"/>
-            </w:tcMar>
-          </w:tcPr>
-          <w:p>
-            <w:r>
-              <w:t xml:space="preserve">Decided against a “catalyst-streak” nudge: slicing a low-Speed mod on streak logic would waste mats.</w:t>
-            </w:r>
-          </w:p>
-        </w:tc>
-        <w:tc>
-          <w:tcPr>
-            <w:tcW w:type="dxa" w:w="2460"/>
-            <w:tcBorders>
-              <w:top w:val="single" w:color="CCCCCC" w:sz="1"/>
-              <w:left w:val="single" w:color="CCCCCC" w:sz="1"/>
-              <w:bottom w:val="single" w:color="CCCCCC" w:sz="1"/>
-              <w:right w:val="single" w:color="CCCCCC" w:sz="1"/>
-            </w:tcBorders>
-            <w:tcMar>
-              <w:top w:type="dxa" w:w="80"/>
-              <w:left w:type="dxa" w:w="120"/>
-              <w:bottom w:type="dxa" w:w="80"/>
-              <w:right w:type="dxa" w:w="120"/>
-            </w:tcMar>
-          </w:tcPr>
-          <w:p>
-            <w:r>
-              <w:t xml:space="preserve">A mod with Speed missed 3× is probably sitting at 3–5 Speed, and one more 25% hit still doesn’t clear the keeper threshold (~10+). The only case where an extra slice helps is when current Speed is already ≥10 and one more roll locks it in — and the ladder already covers that via SLICE_NEXT on high-Speed partials. No new heuristic needed; archive.</w:t>
-            </w:r>
-          </w:p>
-        </w:tc>
-      </w:tr>
-      <w:tr>
-        <w:tc>
-          <w:tcPr>
-            <w:tcW w:type="dxa" w:w="1400"/>
-            <w:tcBorders>
-              <w:top w:val="single" w:color="CCCCCC" w:sz="1"/>
-              <w:left w:val="single" w:color="CCCCCC" w:sz="1"/>
-              <w:bottom w:val="single" w:color="CCCCCC" w:sz="1"/>
-              <w:right w:val="single" w:color="CCCCCC" w:sz="1"/>
-            </w:tcBorders>
-            <w:shd w:fill="FFF4CE" w:val="clear"/>
-            <w:tcMar>
-              <w:top w:type="dxa" w:w="80"/>
-              <w:left w:type="dxa" w:w="120"/>
-              <w:bottom w:type="dxa" w:w="80"/>
-              <w:right w:type="dxa" w:w="120"/>
-            </w:tcMar>
-          </w:tcPr>
-          <w:p>
-            <w:r>
-              <w:rPr>
-                <w:b/>
-                <w:bCs/>
-              </w:rPr>
-              <w:t xml:space="preserve">OPEN</w:t>
-            </w:r>
-          </w:p>
-        </w:tc>
-        <w:tc>
-          <w:tcPr>
-            <w:tcW w:type="dxa" w:w="2000"/>
-            <w:tcBorders>
-              <w:top w:val="single" w:color="CCCCCC" w:sz="1"/>
-              <w:left w:val="single" w:color="CCCCCC" w:sz="1"/>
-              <w:bottom w:val="single" w:color="CCCCCC" w:sz="1"/>
-              <w:right w:val="single" w:color="CCCCCC" w:sz="1"/>
-            </w:tcBorders>
-            <w:tcMar>
-              <w:top w:type="dxa" w:w="80"/>
-              <w:left w:type="dxa" w:w="120"/>
-              <w:bottom w:type="dxa" w:w="80"/>
-              <w:right w:type="dxa" w:w="120"/>
-            </w:tcMar>
-          </w:tcPr>
-          <w:p>
-            <w:r>
-              <w:t xml:space="preserve">Scanner / native tier-color detection</w:t>
-            </w:r>
-          </w:p>
-        </w:tc>
-        <w:tc>
-          <w:tcPr>
-            <w:tcW w:type="dxa" w:w="3500"/>
-            <w:tcBorders>
-              <w:top w:val="single" w:color="CCCCCC" w:sz="1"/>
-              <w:left w:val="single" w:color="CCCCCC" w:sz="1"/>
-              <w:bottom w:val="single" w:color="CCCCCC" w:sz="1"/>
-              <w:right w:val="single" w:color="CCCCCC" w:sz="1"/>
-            </w:tcBorders>
-            <w:tcMar>
-              <w:top w:type="dxa" w:w="80"/>
-              <w:left w:type="dxa" w:w="120"/>
-              <w:bottom w:type="dxa" w:w="80"/>
-              <w:right w:type="dxa" w:w="120"/>
-            </w:tcMar>
-          </w:tcPr>
-          <w:p>
-            <w:r>
-              <w:t xml:space="preserve">Detect mod tier from frame color in the native classifier (E=gray, D=green, C=blue, B=purple, A=gold) + detect 6-dot vs 5-dot from pips</w:t>
-            </w:r>
-          </w:p>
-        </w:tc>
-        <w:tc>
-          <w:tcPr>
-            <w:tcW w:type="dxa" w:w="2460"/>
-            <w:tcBorders>
-              <w:top w:val="single" w:color="CCCCCC" w:sz="1"/>
-              <w:left w:val="single" w:color="CCCCCC" w:sz="1"/>
-              <w:bottom w:val="single" w:color="CCCCCC" w:sz="1"/>
-              <w:right w:val="single" w:color="CCCCCC" w:sz="1"/>
-            </w:tcBorders>
-            <w:tcMar>
-              <w:top w:type="dxa" w:w="80"/>
-              <w:left w:type="dxa" w:w="120"/>
-              <w:bottom w:type="dxa" w:w="80"/>
-              <w:right w:type="dxa" w:w="120"/>
-            </w:tcMar>
-          </w:tcPr>
-          <w:p>
-            <w:r>
-              <w:t xml:space="preserve">Complement to the OCR-based tier extractor. Native pixel sampling on the mod frame would be more reliable than OCR and would unlock 6E detection. Add to ModIconClassifier.kt, wire through ModOverlayCaptureService.kt → JS bridge → parsed.modTier fallback.</w:t>
-            </w:r>
-          </w:p>
-        </w:tc>
-      </w:tr>
-      <w:tr>
-        <w:tc>
-          <w:tcPr>
-            <w:tcW w:type="dxa" w:w="1400"/>
-            <w:tcBorders>
-              <w:top w:val="single" w:color="CCCCCC" w:sz="1"/>
-              <w:left w:val="single" w:color="CCCCCC" w:sz="1"/>
-              <w:bottom w:val="single" w:color="CCCCCC" w:sz="1"/>
-              <w:right w:val="single" w:color="CCCCCC" w:sz="1"/>
-            </w:tcBorders>
-            <w:shd w:fill="D5F0D5" w:val="clear"/>
-            <w:tcMar>
-              <w:top w:type="dxa" w:w="80"/>
-              <w:left w:type="dxa" w:w="120"/>
-              <w:bottom w:type="dxa" w:w="80"/>
-              <w:right w:type="dxa" w:w="120"/>
-            </w:tcMar>
-          </w:tcPr>
-          <w:p>
-            <w:r>
-              <w:rPr>
-                <w:b/>
-                <w:bCs/>
-              </w:rPr>
-              <w:t xml:space="preserve">DONE</w:t>
-            </w:r>
-          </w:p>
-        </w:tc>
-        <w:tc>
-          <w:tcPr>
-            <w:tcW w:type="dxa" w:w="2000"/>
-            <w:tcBorders>
-              <w:top w:val="single" w:color="CCCCCC" w:sz="1"/>
-              <w:left w:val="single" w:color="CCCCCC" w:sz="1"/>
-              <w:bottom w:val="single" w:color="CCCCCC" w:sz="1"/>
-              <w:right w:val="single" w:color="CCCCCC" w:sz="1"/>
-            </w:tcBorders>
-            <w:tcMar>
-              <w:top w:type="dxa" w:w="80"/>
-              <w:left w:type="dxa" w:w="120"/>
-              <w:bottom w:type="dxa" w:w="80"/>
-              <w:right w:type="dxa" w:w="120"/>
-            </w:tcMar>
-          </w:tcPr>
-          <w:p>
-            <w:r>
-              <w:t xml:space="preserve">Slice engine / community tuning</w:t>
-            </w:r>
-          </w:p>
-        </w:tc>
-        <w:tc>
-          <w:tcPr>
-            <w:tcW w:type="dxa" w:w="3500"/>
-            <w:tcBorders>
-              <w:top w:val="single" w:color="CCCCCC" w:sz="1"/>
-              <w:left w:val="single" w:color="CCCCCC" w:sz="1"/>
-              <w:bottom w:val="single" w:color="CCCCCC" w:sz="1"/>
-              <w:right w:val="single" w:color="CCCCCC" w:sz="1"/>
-            </w:tcBorders>
-            <w:tcMar>
-              <w:top w:type="dxa" w:w="80"/>
-              <w:left w:type="dxa" w:w="120"/>
-              <w:bottom w:type="dxa" w:w="80"/>
-              <w:right w:type="dxa" w:w="120"/>
-            </w:tcMar>
-          </w:tcPr>
-          <w:p>
-            <w:r>
-              <w:t xml:space="preserve">Audit weights + ladder thresholds against community guidance (swgoh.gg top-1000 Kyber meta, Grandivory, Crouching-Rancor)</w:t>
-            </w:r>
-          </w:p>
-        </w:tc>
-        <w:tc>
-          <w:tcPr>
-            <w:tcW w:type="dxa" w:w="2460"/>
-            <w:tcBorders>
-              <w:top w:val="single" w:color="CCCCCC" w:sz="1"/>
-              <w:left w:val="single" w:color="CCCCCC" w:sz="1"/>
-              <w:bottom w:val="single" w:color="CCCCCC" w:sz="1"/>
-              <w:right w:val="single" w:color="CCCCCC" w:sz="1"/>
-            </w:tcBorders>
-            <w:tcMar>
-              <w:top w:type="dxa" w:w="80"/>
-              <w:left w:type="dxa" w:w="120"/>
-              <w:bottom w:type="dxa" w:w="80"/>
-              <w:right w:type="dxa" w:w="120"/>
-            </w:tcMar>
-          </w:tcPr>
-          <w:p>
-            <w:r>
-              <w:t xml:space="preserve">Defense% weight 5.0 → 4.0 (was biasing tanks ~25% above consensus). strongUpside SLICE_GAIN cutoff 0.5 → 0.3 so Protection% (0.33) counts as a 6-dot catalyst on Prot%-primary mods with strong rolls. hasDecentFit finalScore floor 40 → 50 to tighten the Filler / Cap-at-5A gate vs Grandivory’s HOLD=60. Flat-stat sell, Speed-arrow rule, and Crouching-Rancor rollEfficiency formula verified against sources. See sliceRules.js weights + buildLadderPlan() in sliceEngine.js. Archive on next sweep.</w:t>
-            </w:r>
-          </w:p>
-        </w:tc>
-      </w:tr>
-      <w:tr>
-        <w:tc>
-          <w:tcPr>
-            <w:tcW w:type="dxa" w:w="1400"/>
-            <w:tcBorders>
-              <w:top w:val="single" w:color="CCCCCC" w:sz="1"/>
-              <w:left w:val="single" w:color="CCCCCC" w:sz="1"/>
-              <w:bottom w:val="single" w:color="CCCCCC" w:sz="1"/>
-              <w:right w:val="single" w:color="CCCCCC" w:sz="1"/>
-            </w:tcBorders>
-            <w:shd w:fill="D5F0D5" w:val="clear"/>
-            <w:tcMar>
-              <w:top w:type="dxa" w:w="80"/>
-              <w:left w:type="dxa" w:w="120"/>
-              <w:bottom w:type="dxa" w:w="80"/>
-              <w:right w:type="dxa" w:w="120"/>
-            </w:tcMar>
-          </w:tcPr>
-          <w:p>
-            <w:r>
-              <w:rPr>
-                <w:b/>
-                <w:bCs/>
-              </w:rPr>
-              <w:t xml:space="preserve">DONE</w:t>
-            </w:r>
-          </w:p>
-        </w:tc>
-        <w:tc>
-          <w:tcPr>
-            <w:tcW w:type="dxa" w:w="2000"/>
-            <w:tcBorders>
-              <w:top w:val="single" w:color="CCCCCC" w:sz="1"/>
-              <w:left w:val="single" w:color="CCCCCC" w:sz="1"/>
-              <w:bottom w:val="single" w:color="CCCCCC" w:sz="1"/>
-              <w:right w:val="single" w:color="CCCCCC" w:sz="1"/>
-            </w:tcBorders>
-            <w:tcMar>
-              <w:top w:type="dxa" w:w="80"/>
-              <w:left w:type="dxa" w:w="120"/>
-              <w:bottom w:type="dxa" w:w="80"/>
-              <w:right w:type="dxa" w:w="120"/>
-            </w:tcMar>
-          </w:tcPr>
-          <w:p>
-            <w:r>
-              <w:t xml:space="preserve">GAC / premium</w:t>
-            </w:r>
-          </w:p>
-        </w:tc>
-        <w:tc>
-          <w:tcPr>
-            <w:tcW w:type="dxa" w:w="3500"/>
-            <w:tcBorders>
-              <w:top w:val="single" w:color="CCCCCC" w:sz="1"/>
-              <w:left w:val="single" w:color="CCCCCC" w:sz="1"/>
-              <w:bottom w:val="single" w:color="CCCCCC" w:sz="1"/>
-              <w:right w:val="single" w:color="CCCCCC" w:sz="1"/>
-            </w:tcBorders>
-            <w:tcMar>
-              <w:top w:type="dxa" w:w="80"/>
-              <w:left w:type="dxa" w:w="120"/>
-              <w:bottom w:type="dxa" w:w="80"/>
-              <w:right w:type="dxa" w:w="120"/>
-            </w:tcMar>
-          </w:tcPr>
-          <w:p>
-            <w:r>
-              <w:t xml:space="preserve">3v3 + 5v5 Grand Arena team recommender backed by swgoh.gg meta HTML scrape</w:t>
-            </w:r>
-          </w:p>
-        </w:tc>
-        <w:tc>
-          <w:tcPr>
-            <w:tcW w:type="dxa" w:w="2460"/>
-            <w:tcBorders>
-              <w:top w:val="single" w:color="CCCCCC" w:sz="1"/>
-              <w:left w:val="single" w:color="CCCCCC" w:sz="1"/>
-              <w:bottom w:val="single" w:color="CCCCCC" w:sz="1"/>
-              <w:right w:val="single" w:color="CCCCCC" w:sz="1"/>
-            </w:tcBorders>
-            <w:tcMar>
-              <w:top w:type="dxa" w:w="80"/>
-              <w:left w:type="dxa" w:w="120"/>
-              <w:bottom w:type="dxa" w:w="80"/>
-              <w:right w:type="dxa" w:w="120"/>
-            </w:tcMar>
-          </w:tcPr>
-          <w:p>
-            <w:r>
-              <w:t xml:space="preserve">Landed via Cloudflare Worker route + client service + state module + GacScreen UI (offense/defense split, roster filter). Installed on R5CX10W4LJY. Archive on next sweep.</w:t>
-            </w:r>
-          </w:p>
-        </w:tc>
-      </w:tr>
-      <w:tr>
-        <w:tc>
-          <w:tcPr>
-            <w:tcW w:type="dxa" w:w="1400"/>
-            <w:tcBorders>
-              <w:top w:val="single" w:color="CCCCCC" w:sz="1"/>
-              <w:left w:val="single" w:color="CCCCCC" w:sz="1"/>
-              <w:bottom w:val="single" w:color="CCCCCC" w:sz="1"/>
-              <w:right w:val="single" w:color="CCCCCC" w:sz="1"/>
-            </w:tcBorders>
-            <w:shd w:fill="D5F0D5" w:val="clear"/>
-            <w:tcMar>
-              <w:top w:type="dxa" w:w="80"/>
-              <w:left w:type="dxa" w:w="120"/>
-              <w:bottom w:type="dxa" w:w="80"/>
-              <w:right w:type="dxa" w:w="120"/>
-            </w:tcMar>
-          </w:tcPr>
-          <w:p>
-            <w:r>
-              <w:rPr>
-                <w:b/>
-                <w:bCs/>
-              </w:rPr>
-              <w:t xml:space="preserve">DONE</w:t>
-            </w:r>
-          </w:p>
-        </w:tc>
-        <w:tc>
-          <w:tcPr>
-            <w:tcW w:type="dxa" w:w="2000"/>
-            <w:tcBorders>
-              <w:top w:val="single" w:color="CCCCCC" w:sz="1"/>
-              <w:left w:val="single" w:color="CCCCCC" w:sz="1"/>
-              <w:bottom w:val="single" w:color="CCCCCC" w:sz="1"/>
-              <w:right w:val="single" w:color="CCCCCC" w:sz="1"/>
-            </w:tcBorders>
-            <w:tcMar>
-              <w:top w:type="dxa" w:w="80"/>
-              <w:left w:type="dxa" w:w="120"/>
-              <w:bottom w:type="dxa" w:w="80"/>
-              <w:right w:type="dxa" w:w="120"/>
-            </w:tcMar>
-          </w:tcPr>
-          <w:p>
-            <w:r>
-              <w:t xml:space="preserve">Slice screen / layout</w:t>
-            </w:r>
-          </w:p>
-        </w:tc>
-        <w:tc>
-          <w:tcPr>
-            <w:tcW w:type="dxa" w:w="3500"/>
-            <w:tcBorders>
-              <w:top w:val="single" w:color="CCCCCC" w:sz="1"/>
-              <w:left w:val="single" w:color="CCCCCC" w:sz="1"/>
-              <w:bottom w:val="single" w:color="CCCCCC" w:sz="1"/>
-              <w:right w:val="single" w:color="CCCCCC" w:sz="1"/>
-            </w:tcBorders>
-            <w:tcMar>
-              <w:top w:type="dxa" w:w="80"/>
-              <w:left w:type="dxa" w:w="120"/>
-              <w:bottom w:type="dxa" w:w="80"/>
-              <w:right w:type="dxa" w:w="120"/>
-            </w:tcMar>
-          </w:tcPr>
-          <w:p>
-            <w:r>
-              <w:t xml:space="preserve">Removed Best Fit split card; premium Slice screen shows a single full-width Your Roster card</w:t>
-            </w:r>
-          </w:p>
-        </w:tc>
-        <w:tc>
-          <w:tcPr>
-            <w:tcW w:type="dxa" w:w="2460"/>
-            <w:tcBorders>
-              <w:top w:val="single" w:color="CCCCCC" w:sz="1"/>
-              <w:left w:val="single" w:color="CCCCCC" w:sz="1"/>
-              <w:bottom w:val="single" w:color="CCCCCC" w:sz="1"/>
-              <w:right w:val="single" w:color="CCCCCC" w:sz="1"/>
-            </w:tcBorders>
-            <w:tcMar>
-              <w:top w:type="dxa" w:w="80"/>
-              <w:left w:type="dxa" w:w="120"/>
-              <w:bottom w:type="dxa" w:w="80"/>
-              <w:right w:type="dxa" w:w="120"/>
-            </w:tcMar>
-          </w:tcPr>
-          <w:p>
-            <w:r>
-              <w:t xml:space="preserve">Supersedes the earlier “shrink Best Character Fit + Your Characters card” row — user asked to drop Best Fit entirely. See SliceScreen.js.</w:t>
-            </w:r>
-          </w:p>
-        </w:tc>
-      </w:tr>
-      <w:tr>
-        <w:tc>
-          <w:tcPr>
-            <w:tcW w:type="dxa" w:w="1400"/>
-            <w:tcBorders>
-              <w:top w:val="single" w:color="CCCCCC" w:sz="1"/>
-              <w:left w:val="single" w:color="CCCCCC" w:sz="1"/>
-              <w:bottom w:val="single" w:color="CCCCCC" w:sz="1"/>
-              <w:right w:val="single" w:color="CCCCCC" w:sz="1"/>
-            </w:tcBorders>
-            <w:shd w:fill="D5F0D5" w:val="clear"/>
-            <w:tcMar>
-              <w:top w:type="dxa" w:w="80"/>
-              <w:left w:type="dxa" w:w="120"/>
-              <w:bottom w:type="dxa" w:w="80"/>
-              <w:right w:type="dxa" w:w="120"/>
-            </w:tcMar>
-          </w:tcPr>
-          <w:p>
-            <w:r>
-              <w:rPr>
-                <w:b/>
-                <w:bCs/>
-              </w:rPr>
-              <w:t xml:space="preserve">DONE</w:t>
-            </w:r>
-          </w:p>
-        </w:tc>
-        <w:tc>
-          <w:tcPr>
-            <w:tcW w:type="dxa" w:w="2000"/>
-            <w:tcBorders>
-              <w:top w:val="single" w:color="CCCCCC" w:sz="1"/>
-              <w:left w:val="single" w:color="CCCCCC" w:sz="1"/>
-              <w:bottom w:val="single" w:color="CCCCCC" w:sz="1"/>
-              <w:right w:val="single" w:color="CCCCCC" w:sz="1"/>
-            </w:tcBorders>
-            <w:tcMar>
-              <w:top w:type="dxa" w:w="80"/>
-              <w:left w:type="dxa" w:w="120"/>
-              <w:bottom w:type="dxa" w:w="80"/>
-              <w:right w:type="dxa" w:w="120"/>
-            </w:tcMar>
-          </w:tcPr>
-          <w:p>
-            <w:r>
-              <w:t xml:space="preserve">Slice engine / scoring</w:t>
-            </w:r>
-          </w:p>
-        </w:tc>
-        <w:tc>
-          <w:tcPr>
-            <w:tcW w:type="dxa" w:w="3500"/>
-            <w:tcBorders>
-              <w:top w:val="single" w:color="CCCCCC" w:sz="1"/>
-              <w:left w:val="single" w:color="CCCCCC" w:sz="1"/>
-              <w:bottom w:val="single" w:color="CCCCCC" w:sz="1"/>
-              <w:right w:val="single" w:color="CCCCCC" w:sz="1"/>
-            </w:tcBorders>
-            <w:tcMar>
-              <w:top w:type="dxa" w:w="80"/>
-              <w:left w:type="dxa" w:w="120"/>
-              <w:bottom w:type="dxa" w:w="80"/>
-              <w:right w:type="dxa" w:w="120"/>
-            </w:tcMar>
-          </w:tcPr>
-          <w:p>
-            <w:r>
-              <w:t xml:space="preserve">Audit + fix character suggestion scoring: secondaries now weighted, primary bonus adds priority-band points, set/shell tiering preserved</w:t>
-            </w:r>
-          </w:p>
-        </w:tc>
-        <w:tc>
-          <w:tcPr>
-            <w:tcW w:type="dxa" w:w="2460"/>
-            <w:tcBorders>
-              <w:top w:val="single" w:color="CCCCCC" w:sz="1"/>
-              <w:left w:val="single" w:color="CCCCCC" w:sz="1"/>
-              <w:bottom w:val="single" w:color="CCCCCC" w:sz="1"/>
-              <w:right w:val="single" w:color="CCCCCC" w:sz="1"/>
-            </w:tcBorders>
-            <w:tcMar>
-              <w:top w:type="dxa" w:w="80"/>
-              <w:left w:type="dxa" w:w="120"/>
-              <w:bottom w:type="dxa" w:w="80"/>
-              <w:right w:type="dxa" w:w="120"/>
-            </w:tcMar>
-          </w:tcPr>
-          <w:p>
-            <w:r>
-              <w:t xml:space="preserve">scoreMatchAgainstEnteredSecondaries returns alignedPriorityIndices + primaryPriorityIndex; final score = rankFitTier*100 + avgSecondaryScore + primaryBonus.</w:t>
-            </w:r>
-          </w:p>
-        </w:tc>
-      </w:tr>
-      <w:tr>
-        <w:tc>
-          <w:tcPr>
-            <w:tcW w:type="dxa" w:w="1400"/>
-            <w:tcBorders>
-              <w:top w:val="single" w:color="CCCCCC" w:sz="1"/>
-              <w:left w:val="single" w:color="CCCCCC" w:sz="1"/>
-              <w:bottom w:val="single" w:color="CCCCCC" w:sz="1"/>
-              <w:right w:val="single" w:color="CCCCCC" w:sz="1"/>
-            </w:tcBorders>
-            <w:shd w:fill="D5F0D5" w:val="clear"/>
-            <w:tcMar>
-              <w:top w:type="dxa" w:w="80"/>
-              <w:left w:type="dxa" w:w="120"/>
-              <w:bottom w:type="dxa" w:w="80"/>
-              <w:right w:type="dxa" w:w="120"/>
-            </w:tcMar>
-          </w:tcPr>
-          <w:p>
-            <w:r>
-              <w:rPr>
-                <w:b/>
-                <w:bCs/>
-              </w:rPr>
-              <w:t xml:space="preserve">DONE</w:t>
-            </w:r>
-          </w:p>
-        </w:tc>
-        <w:tc>
-          <w:tcPr>
-            <w:tcW w:type="dxa" w:w="2000"/>
-            <w:tcBorders>
-              <w:top w:val="single" w:color="CCCCCC" w:sz="1"/>
-              <w:left w:val="single" w:color="CCCCCC" w:sz="1"/>
-              <w:bottom w:val="single" w:color="CCCCCC" w:sz="1"/>
-              <w:right w:val="single" w:color="CCCCCC" w:sz="1"/>
-            </w:tcBorders>
-            <w:tcMar>
-              <w:top w:type="dxa" w:w="80"/>
-              <w:left w:type="dxa" w:w="120"/>
-              <w:bottom w:type="dxa" w:w="80"/>
-              <w:right w:type="dxa" w:w="120"/>
-            </w:tcMar>
-          </w:tcPr>
-          <w:p>
-            <w:r>
-              <w:t xml:space="preserve">Slice UI / chips</w:t>
-            </w:r>
-          </w:p>
-        </w:tc>
-        <w:tc>
-          <w:tcPr>
-            <w:tcW w:type="dxa" w:w="3500"/>
-            <w:tcBorders>
-              <w:top w:val="single" w:color="CCCCCC" w:sz="1"/>
-              <w:left w:val="single" w:color="CCCCCC" w:sz="1"/>
-              <w:bottom w:val="single" w:color="CCCCCC" w:sz="1"/>
-              <w:right w:val="single" w:color="CCCCCC" w:sz="1"/>
-            </w:tcBorders>
-            <w:tcMar>
-              <w:top w:type="dxa" w:w="80"/>
-              <w:left w:type="dxa" w:w="120"/>
-              <w:bottom w:type="dxa" w:w="80"/>
-              <w:right w:type="dxa" w:w="120"/>
-            </w:tcMar>
-          </w:tcPr>
-          <w:p>
-            <w:r>
-              <w:t xml:space="preserve">Match rows show priority alignment chips (✓ scanned secondary hit, ★ primary hit, muted otherwise)</w:t>
-            </w:r>
-          </w:p>
-        </w:tc>
-        <w:tc>
-          <w:tcPr>
-            <w:tcW w:type="dxa" w:w="2460"/>
-            <w:tcBorders>
-              <w:top w:val="single" w:color="CCCCCC" w:sz="1"/>
-              <w:left w:val="single" w:color="CCCCCC" w:sz="1"/>
-              <w:bottom w:val="single" w:color="CCCCCC" w:sz="1"/>
-              <w:right w:val="single" w:color="CCCCCC" w:sz="1"/>
-            </w:tcBorders>
-            <w:tcMar>
-              <w:top w:type="dxa" w:w="80"/>
-              <w:left w:type="dxa" w:w="120"/>
-              <w:bottom w:type="dxa" w:w="80"/>
-              <w:right w:type="dxa" w:w="120"/>
-            </w:tcMar>
-          </w:tcPr>
-          <w:p>
-            <w:r>
-              <w:t xml:space="preserve">Primary ★ now takes visual precedence over ✓ when both hit the same slot so users see the primary match even when a secondary aligns at #1.</w:t>
-            </w:r>
-          </w:p>
-        </w:tc>
-      </w:tr>
-      <w:tr>
-        <w:tc>
-          <w:tcPr>
-            <w:tcW w:type="dxa" w:w="1400"/>
-            <w:tcBorders>
-              <w:top w:val="single" w:color="CCCCCC" w:sz="1"/>
-              <w:left w:val="single" w:color="CCCCCC" w:sz="1"/>
-              <w:bottom w:val="single" w:color="CCCCCC" w:sz="1"/>
-              <w:right w:val="single" w:color="CCCCCC" w:sz="1"/>
-            </w:tcBorders>
-            <w:shd w:fill="D5F0D5" w:val="clear"/>
-            <w:tcMar>
-              <w:top w:type="dxa" w:w="80"/>
-              <w:left w:type="dxa" w:w="120"/>
-              <w:bottom w:type="dxa" w:w="80"/>
-              <w:right w:type="dxa" w:w="120"/>
-            </w:tcMar>
-          </w:tcPr>
-          <w:p>
-            <w:r>
-              <w:rPr>
-                <w:b/>
-                <w:bCs/>
-              </w:rPr>
-              <w:t xml:space="preserve">DONE</w:t>
-            </w:r>
-          </w:p>
-        </w:tc>
-        <w:tc>
-          <w:tcPr>
-            <w:tcW w:type="dxa" w:w="2000"/>
-            <w:tcBorders>
-              <w:top w:val="single" w:color="CCCCCC" w:sz="1"/>
-              <w:left w:val="single" w:color="CCCCCC" w:sz="1"/>
-              <w:bottom w:val="single" w:color="CCCCCC" w:sz="1"/>
-              <w:right w:val="single" w:color="CCCCCC" w:sz="1"/>
-            </w:tcBorders>
-            <w:tcMar>
-              <w:top w:type="dxa" w:w="80"/>
-              <w:left w:type="dxa" w:w="120"/>
-              <w:bottom w:type="dxa" w:w="80"/>
-              <w:right w:type="dxa" w:w="120"/>
-            </w:tcMar>
-          </w:tcPr>
-          <w:p>
-            <w:r>
-              <w:t xml:space="preserve">Slice engine / alt builds</w:t>
-            </w:r>
-          </w:p>
-        </w:tc>
-        <w:tc>
-          <w:tcPr>
-            <w:tcW w:type="dxa" w:w="3500"/>
-            <w:tcBorders>
-              <w:top w:val="single" w:color="CCCCCC" w:sz="1"/>
-              <w:left w:val="single" w:color="CCCCCC" w:sz="1"/>
-              <w:bottom w:val="single" w:color="CCCCCC" w:sz="1"/>
-              <w:right w:val="single" w:color="CCCCCC" w:sz="1"/>
-            </w:tcBorders>
-            <w:tcMar>
-              <w:top w:type="dxa" w:w="80"/>
-              <w:left w:type="dxa" w:w="120"/>
-              <w:bottom w:type="dxa" w:w="80"/>
-              <w:right w:type="dxa" w:w="120"/>
-            </w:tcMar>
-          </w:tcPr>
-          <w:p>
-            <w:r>
-              <w:t xml:space="preserve">Alt-build priorities derived at runtime from SEC_FOCUS research (positions #1,#2 from main + #5,#6 from ranked usage, Speed locked to main position)</w:t>
-            </w:r>
-          </w:p>
-        </w:tc>
-        <w:tc>
-          <w:tcPr>
-            <w:tcW w:type="dxa" w:w="2460"/>
-            <w:tcBorders>
-              <w:top w:val="single" w:color="CCCCCC" w:sz="1"/>
-              <w:left w:val="single" w:color="CCCCCC" w:sz="1"/>
-              <w:bottom w:val="single" w:color="CCCCCC" w:sz="1"/>
-              <w:right w:val="single" w:color="CCCCCC" w:sz="1"/>
-            </w:tcBorders>
-            <w:tcMar>
-              <w:top w:type="dxa" w:w="80"/>
-              <w:left w:type="dxa" w:w="120"/>
-              <w:bottom w:type="dxa" w:w="80"/>
-              <w:right w:type="dxa" w:w="120"/>
-            </w:tcMar>
-          </w:tcPr>
-          <w:p>
-            <w:r>
-              <w:t xml:space="preserve">Falls back to hand-curated buSecs when SEC_FOCUS missing. Added soft no-Speed penalty (12pts) when 3+ secondaries revealed without Speed.</w:t>
-            </w:r>
-          </w:p>
-        </w:tc>
-      </w:tr>
-      <w:tr>
-        <w:tc>
-          <w:tcPr>
-            <w:tcW w:type="dxa" w:w="1400"/>
-            <w:tcBorders>
-              <w:top w:val="single" w:color="CCCCCC" w:sz="1"/>
-              <w:left w:val="single" w:color="CCCCCC" w:sz="1"/>
-              <w:bottom w:val="single" w:color="CCCCCC" w:sz="1"/>
-              <w:right w:val="single" w:color="CCCCCC" w:sz="1"/>
-            </w:tcBorders>
-            <w:shd w:fill="D5F0D5" w:val="clear"/>
-            <w:tcMar>
-              <w:top w:type="dxa" w:w="80"/>
-              <w:left w:type="dxa" w:w="120"/>
-              <w:bottom w:type="dxa" w:w="80"/>
-              <w:right w:type="dxa" w:w="120"/>
-            </w:tcMar>
-          </w:tcPr>
-          <w:p>
-            <w:r>
-              <w:rPr>
-                <w:b/>
-                <w:bCs/>
-              </w:rPr>
-              <w:t xml:space="preserve">DONE</w:t>
-            </w:r>
-          </w:p>
-        </w:tc>
-        <w:tc>
-          <w:tcPr>
-            <w:tcW w:type="dxa" w:w="2000"/>
-            <w:tcBorders>
-              <w:top w:val="single" w:color="CCCCCC" w:sz="1"/>
-              <w:left w:val="single" w:color="CCCCCC" w:sz="1"/>
-              <w:bottom w:val="single" w:color="CCCCCC" w:sz="1"/>
-              <w:right w:val="single" w:color="CCCCCC" w:sz="1"/>
-            </w:tcBorders>
-            <w:tcMar>
-              <w:top w:type="dxa" w:w="80"/>
-              <w:left w:type="dxa" w:w="120"/>
-              <w:bottom w:type="dxa" w:w="80"/>
-              <w:right w:type="dxa" w:w="120"/>
-            </w:tcMar>
-          </w:tcPr>
-          <w:p>
-            <w:r>
-              <w:t xml:space="preserve">Slice engine / flat vs %</w:t>
-            </w:r>
-          </w:p>
-        </w:tc>
-        <w:tc>
-          <w:tcPr>
-            <w:tcW w:type="dxa" w:w="3500"/>
-            <w:tcBorders>
-              <w:top w:val="single" w:color="CCCCCC" w:sz="1"/>
-              <w:left w:val="single" w:color="CCCCCC" w:sz="1"/>
-              <w:bottom w:val="single" w:color="CCCCCC" w:sz="1"/>
-              <w:right w:val="single" w:color="CCCCCC" w:sz="1"/>
-            </w:tcBorders>
-            <w:tcMar>
-              <w:top w:type="dxa" w:w="80"/>
-              <w:left w:type="dxa" w:w="120"/>
-              <w:bottom w:type="dxa" w:w="80"/>
-              <w:right w:type="dxa" w:w="120"/>
-            </w:tcMar>
-          </w:tcPr>
-          <w:p>
-            <w:r>
-              <w:t xml:space="preserve">Flat and % priority stats now match each other asymmetrically: scanned % satisfies a flat priority fully; scanned flat gives 25% credit vs a % priority</w:t>
-            </w:r>
-          </w:p>
-        </w:tc>
-        <w:tc>
-          <w:tcPr>
-            <w:tcW w:type="dxa" w:w="2460"/>
-            <w:tcBorders>
-              <w:top w:val="single" w:color="CCCCCC" w:sz="1"/>
-              <w:left w:val="single" w:color="CCCCCC" w:sz="1"/>
-              <w:bottom w:val="single" w:color="CCCCCC" w:sz="1"/>
-              <w:right w:val="single" w:color="CCCCCC" w:sz="1"/>
-            </w:tcBorders>
-            <w:tcMar>
-              <w:top w:type="dxa" w:w="80"/>
-              <w:left w:type="dxa" w:w="120"/>
-              <w:bottom w:type="dxa" w:w="80"/>
-              <w:right w:type="dxa" w:w="120"/>
-            </w:tcMar>
-          </w:tcPr>
-          <w:p>
-            <w:r>
-              <w:t xml:space="preserve">normalizePriorityName promotes Health/Offense/Protection/Defense → their % form for comparison. Primary bonus lookup normalized too.</w:t>
-            </w:r>
-          </w:p>
-        </w:tc>
-      </w:tr>
-      <w:tr>
-        <w:tc>
-          <w:tcPr>
-            <w:tcW w:type="dxa" w:w="1400"/>
-            <w:tcBorders>
-              <w:top w:val="single" w:color="CCCCCC" w:sz="1"/>
-              <w:left w:val="single" w:color="CCCCCC" w:sz="1"/>
-              <w:bottom w:val="single" w:color="CCCCCC" w:sz="1"/>
-              <w:right w:val="single" w:color="CCCCCC" w:sz="1"/>
-            </w:tcBorders>
-            <w:shd w:fill="D5F0D5" w:val="clear"/>
-            <w:tcMar>
-              <w:top w:type="dxa" w:w="80"/>
-              <w:left w:type="dxa" w:w="120"/>
-              <w:bottom w:type="dxa" w:w="80"/>
-              <w:right w:type="dxa" w:w="120"/>
-            </w:tcMar>
-          </w:tcPr>
-          <w:p>
-            <w:r>
-              <w:rPr>
-                <w:b/>
-                <w:bCs/>
-              </w:rPr>
-              <w:t xml:space="preserve">DONE</w:t>
-            </w:r>
-          </w:p>
-        </w:tc>
-        <w:tc>
-          <w:tcPr>
-            <w:tcW w:type="dxa" w:w="2000"/>
-            <w:tcBorders>
-              <w:top w:val="single" w:color="CCCCCC" w:sz="1"/>
-              <w:left w:val="single" w:color="CCCCCC" w:sz="1"/>
-              <w:bottom w:val="single" w:color="CCCCCC" w:sz="1"/>
-              <w:right w:val="single" w:color="CCCCCC" w:sz="1"/>
-            </w:tcBorders>
-            <w:tcMar>
-              <w:top w:type="dxa" w:w="80"/>
-              <w:left w:type="dxa" w:w="120"/>
-              <w:bottom w:type="dxa" w:w="80"/>
-              <w:right w:type="dxa" w:w="120"/>
-            </w:tcMar>
-          </w:tcPr>
-          <w:p>
-            <w:r>
-              <w:t xml:space="preserve">Overlay / premium gating</w:t>
-            </w:r>
-          </w:p>
-        </w:tc>
-        <w:tc>
-          <w:tcPr>
-            <w:tcW w:type="dxa" w:w="3500"/>
-            <w:tcBorders>
-              <w:top w:val="single" w:color="CCCCCC" w:sz="1"/>
-              <w:left w:val="single" w:color="CCCCCC" w:sz="1"/>
-              <w:bottom w:val="single" w:color="CCCCCC" w:sz="1"/>
-              <w:right w:val="single" w:color="CCCCCC" w:sz="1"/>
-            </w:tcBorders>
-            <w:tcMar>
-              <w:top w:type="dxa" w:w="80"/>
-              <w:left w:type="dxa" w:w="120"/>
-              <w:bottom w:type="dxa" w:w="80"/>
-              <w:right w:type="dxa" w:w="120"/>
-            </w:tcMar>
-          </w:tcPr>
-          <w:p>
-            <w:r>
-              <w:t xml:space="preserve">Free-user overlay now gates the characters panel behind ROSTER unlock; top character list expanded from 6 to 20</w:t>
-            </w:r>
-          </w:p>
-        </w:tc>
-        <w:tc>
-          <w:tcPr>
-            <w:tcW w:type="dxa" w:w="2460"/>
-            <w:tcBorders>
-              <w:top w:val="single" w:color="CCCCCC" w:sz="1"/>
-              <w:left w:val="single" w:color="CCCCCC" w:sz="1"/>
-              <w:bottom w:val="single" w:color="CCCCCC" w:sz="1"/>
-              <w:right w:val="single" w:color="CCCCCC" w:sz="1"/>
-            </w:tcBorders>
-            <w:tcMar>
-              <w:top w:type="dxa" w:w="80"/>
-              <w:left w:type="dxa" w:w="120"/>
-              <w:bottom w:type="dxa" w:w="80"/>
-              <w:right w:type="dxa" w:w="120"/>
-            </w:tcMar>
-          </w:tcPr>
-          <w:p>
-            <w:r>
-              <w:t xml:space="preserve">buildOverlayRecommendations() slices to 20; App.js substitutes a “Premium” placeholder card when ROSTER is locked.</w:t>
-            </w:r>
-          </w:p>
-        </w:tc>
-      </w:tr>
-      <w:tr>
-        <w:tc>
-          <w:tcPr>
-            <w:tcW w:type="dxa" w:w="1400"/>
-            <w:tcBorders>
-              <w:top w:val="single" w:color="CCCCCC" w:sz="1"/>
-              <w:left w:val="single" w:color="CCCCCC" w:sz="1"/>
-              <w:bottom w:val="single" w:color="CCCCCC" w:sz="1"/>
-              <w:right w:val="single" w:color="CCCCCC" w:sz="1"/>
-            </w:tcBorders>
-            <w:shd w:fill="D5F0D5" w:val="clear"/>
-            <w:tcMar>
-              <w:top w:type="dxa" w:w="80"/>
-              <w:left w:type="dxa" w:w="120"/>
-              <w:bottom w:type="dxa" w:w="80"/>
-              <w:right w:type="dxa" w:w="120"/>
-            </w:tcMar>
-          </w:tcPr>
-          <w:p>
-            <w:r>
-              <w:rPr>
-                <w:b/>
-                <w:bCs/>
-              </w:rPr>
-              <w:t xml:space="preserve">DONE</w:t>
-            </w:r>
-          </w:p>
-        </w:tc>
-        <w:tc>
-          <w:tcPr>
-            <w:tcW w:type="dxa" w:w="2000"/>
-            <w:tcBorders>
-              <w:top w:val="single" w:color="CCCCCC" w:sz="1"/>
-              <w:left w:val="single" w:color="CCCCCC" w:sz="1"/>
-              <w:bottom w:val="single" w:color="CCCCCC" w:sz="1"/>
-              <w:right w:val="single" w:color="CCCCCC" w:sz="1"/>
-            </w:tcBorders>
-            <w:tcMar>
-              <w:top w:type="dxa" w:w="80"/>
-              <w:left w:type="dxa" w:w="120"/>
-              <w:bottom w:type="dxa" w:w="80"/>
-              <w:right w:type="dxa" w:w="120"/>
-            </w:tcMar>
-          </w:tcPr>
-          <w:p>
-            <w:r>
-              <w:t xml:space="preserve">Scan UX</w:t>
-            </w:r>
-          </w:p>
-        </w:tc>
-        <w:tc>
-          <w:tcPr>
-            <w:tcW w:type="dxa" w:w="3500"/>
-            <w:tcBorders>
-              <w:top w:val="single" w:color="CCCCCC" w:sz="1"/>
-              <w:left w:val="single" w:color="CCCCCC" w:sz="1"/>
-              <w:bottom w:val="single" w:color="CCCCCC" w:sz="1"/>
-              <w:right w:val="single" w:color="CCCCCC" w:sz="1"/>
-            </w:tcBorders>
-            <w:tcMar>
-              <w:top w:type="dxa" w:w="80"/>
-              <w:left w:type="dxa" w:w="120"/>
-              <w:bottom w:type="dxa" w:w="80"/>
-              <w:right w:type="dxa" w:w="120"/>
-            </w:tcMar>
-          </w:tcPr>
-          <w:p>
-            <w:r>
-              <w:t xml:space="preserve">Scanner / scan-button overlay should dismiss when user swaps back to the app so Slice tab is reviewable without manually killing the overlay</w:t>
-            </w:r>
-          </w:p>
-        </w:tc>
-        <w:tc>
-          <w:tcPr>
-            <w:tcW w:type="dxa" w:w="2460"/>
-            <w:tcBorders>
-              <w:top w:val="single" w:color="CCCCCC" w:sz="1"/>
-              <w:left w:val="single" w:color="CCCCCC" w:sz="1"/>
-              <w:bottom w:val="single" w:color="CCCCCC" w:sz="1"/>
-              <w:right w:val="single" w:color="CCCCCC" w:sz="1"/>
-            </w:tcBorders>
-            <w:tcMar>
-              <w:top w:type="dxa" w:w="80"/>
-              <w:left w:type="dxa" w:w="120"/>
-              <w:bottom w:type="dxa" w:w="80"/>
-              <w:right w:type="dxa" w:w="120"/>
-            </w:tcMar>
-          </w:tcPr>
-          <w:p>
-            <w:r>
-              <w:t xml:space="preserve">OBSOLETE: after the first-run bubble fix the overlay persists across app swaps, so auto-dismissing would force a “Ready to scan” tap every time. Keeping the bubble up is the desired UX.</w:t>
-            </w:r>
-          </w:p>
-        </w:tc>
-      </w:tr>
-      <w:tr>
-        <w:tc>
-          <w:tcPr>
-            <w:tcW w:type="dxa" w:w="1400"/>
-            <w:tcBorders>
-              <w:top w:val="single" w:color="CCCCCC" w:sz="1"/>
-              <w:left w:val="single" w:color="CCCCCC" w:sz="1"/>
-              <w:bottom w:val="single" w:color="CCCCCC" w:sz="1"/>
-              <w:right w:val="single" w:color="CCCCCC" w:sz="1"/>
-            </w:tcBorders>
-            <w:shd w:fill="D5F0D5" w:val="clear"/>
-            <w:tcMar>
-              <w:top w:type="dxa" w:w="80"/>
-              <w:left w:type="dxa" w:w="120"/>
-              <w:bottom w:type="dxa" w:w="80"/>
-              <w:right w:type="dxa" w:w="120"/>
-            </w:tcMar>
-          </w:tcPr>
-          <w:p>
-            <w:r>
-              <w:rPr>
-                <w:b/>
-                <w:bCs/>
-              </w:rPr>
-              <w:t xml:space="preserve">DONE</w:t>
-            </w:r>
-          </w:p>
-        </w:tc>
-        <w:tc>
-          <w:tcPr>
-            <w:tcW w:type="dxa" w:w="2000"/>
-            <w:tcBorders>
-              <w:top w:val="single" w:color="CCCCCC" w:sz="1"/>
-              <w:left w:val="single" w:color="CCCCCC" w:sz="1"/>
-              <w:bottom w:val="single" w:color="CCCCCC" w:sz="1"/>
-              <w:right w:val="single" w:color="CCCCCC" w:sz="1"/>
-            </w:tcBorders>
-            <w:tcMar>
-              <w:top w:type="dxa" w:w="80"/>
-              <w:left w:type="dxa" w:w="120"/>
-              <w:bottom w:type="dxa" w:w="80"/>
-              <w:right w:type="dxa" w:w="120"/>
-            </w:tcMar>
-          </w:tcPr>
-          <w:p>
-            <w:r>
-              <w:t xml:space="preserve">Slice engine / slot badge</w:t>
-            </w:r>
-          </w:p>
-        </w:tc>
-        <w:tc>
-          <w:tcPr>
-            <w:tcW w:type="dxa" w:w="3500"/>
-            <w:tcBorders>
-              <w:top w:val="single" w:color="CCCCCC" w:sz="1"/>
-              <w:left w:val="single" w:color="CCCCCC" w:sz="1"/>
-              <w:bottom w:val="single" w:color="CCCCCC" w:sz="1"/>
-              <w:right w:val="single" w:color="CCCCCC" w:sz="1"/>
-            </w:tcBorders>
-            <w:tcMar>
-              <w:top w:type="dxa" w:w="80"/>
-              <w:left w:type="dxa" w:w="120"/>
-              <w:bottom w:type="dxa" w:w="80"/>
-              <w:right w:type="dxa" w:w="120"/>
-            </w:tcMar>
-          </w:tcPr>
-          <w:p>
-            <w:r>
-              <w:t xml:space="preserve">Slot-aware mod badge scores scanned mod vs currently-equipped mod (Upgrade / Sidegrade / Downgrade) using the slice engine, not just structural emptiness</w:t>
-            </w:r>
-          </w:p>
-        </w:tc>
-        <w:tc>
-          <w:tcPr>
-            <w:tcW w:type="dxa" w:w="2460"/>
-            <w:tcBorders>
-              <w:top w:val="single" w:color="CCCCCC" w:sz="1"/>
-              <w:left w:val="single" w:color="CCCCCC" w:sz="1"/>
-              <w:bottom w:val="single" w:color="CCCCCC" w:sz="1"/>
-              <w:right w:val="single" w:color="CCCCCC" w:sz="1"/>
-            </w:tcBorders>
-            <w:tcMar>
-              <w:top w:type="dxa" w:w="80"/>
-              <w:left w:type="dxa" w:w="120"/>
-              <w:bottom w:type="dxa" w:w="80"/>
-              <w:right w:type="dxa" w:w="120"/>
-            </w:tcMar>
-          </w:tcPr>
-          <w:p>
-            <w:r>
-              <w:t xml:space="preserve">compareScannedVsEquipped() in sliceEngine.js:1130 scores both mods against the match priorities, then returns verdict (rawDelta&gt;4 Upgrade, &lt;-6 Downgrade, else Sidegrade), scoreDelta, and per-priority stat deltas for the badge label. Archive on next sweep.</w:t>
-            </w:r>
-          </w:p>
-        </w:tc>
-      </w:tr>
-      <w:tr>
-        <w:tc>
-          <w:tcPr>
-            <w:tcW w:type="dxa" w:w="1400"/>
-            <w:tcBorders>
-              <w:top w:val="single" w:color="CCCCCC" w:sz="1"/>
-              <w:left w:val="single" w:color="CCCCCC" w:sz="1"/>
-              <w:bottom w:val="single" w:color="CCCCCC" w:sz="1"/>
-              <w:right w:val="single" w:color="CCCCCC" w:sz="1"/>
-            </w:tcBorders>
-            <w:shd w:fill="D5F0D5" w:val="clear"/>
-            <w:tcMar>
-              <w:top w:type="dxa" w:w="80"/>
-              <w:left w:type="dxa" w:w="120"/>
-              <w:bottom w:type="dxa" w:w="80"/>
-              <w:right w:type="dxa" w:w="120"/>
-            </w:tcMar>
-          </w:tcPr>
-          <w:p>
-            <w:r>
-              <w:rPr>
-                <w:b/>
-                <w:bCs/>
-              </w:rPr>
-              <w:t xml:space="preserve">DONE</w:t>
-            </w:r>
-          </w:p>
-        </w:tc>
-        <w:tc>
-          <w:tcPr>
-            <w:tcW w:type="dxa" w:w="2000"/>
-            <w:tcBorders>
-              <w:top w:val="single" w:color="CCCCCC" w:sz="1"/>
-              <w:left w:val="single" w:color="CCCCCC" w:sz="1"/>
-              <w:bottom w:val="single" w:color="CCCCCC" w:sz="1"/>
-              <w:right w:val="single" w:color="CCCCCC" w:sz="1"/>
-            </w:tcBorders>
-            <w:tcMar>
-              <w:top w:type="dxa" w:w="80"/>
-              <w:left w:type="dxa" w:w="120"/>
-              <w:bottom w:type="dxa" w:w="80"/>
-              <w:right w:type="dxa" w:w="120"/>
-            </w:tcMar>
-          </w:tcPr>
-          <w:p>
-            <w:r>
-              <w:t xml:space="preserve">Permissions UX</w:t>
-            </w:r>
-          </w:p>
-        </w:tc>
-        <w:tc>
-          <w:tcPr>
-            <w:tcW w:type="dxa" w:w="3500"/>
-            <w:tcBorders>
-              <w:top w:val="single" w:color="CCCCCC" w:sz="1"/>
-              <w:left w:val="single" w:color="CCCCCC" w:sz="1"/>
-              <w:bottom w:val="single" w:color="CCCCCC" w:sz="1"/>
-              <w:right w:val="single" w:color="CCCCCC" w:sz="1"/>
-            </w:tcBorders>
-            <w:tcMar>
-              <w:top w:type="dxa" w:w="80"/>
-              <w:left w:type="dxa" w:w="120"/>
-              <w:bottom w:type="dxa" w:w="80"/>
-              <w:right w:type="dxa" w:w="120"/>
-            </w:tcMar>
-          </w:tcPr>
-          <w:p>
-            <w:r>
-              <w:t xml:space="preserve">Screen Capture row now reflects MediaProjection grant after a successful scan</w:t>
-            </w:r>
-          </w:p>
-        </w:tc>
-        <w:tc>
-          <w:tcPr>
-            <w:tcW w:type="dxa" w:w="2460"/>
-            <w:tcBorders>
-              <w:top w:val="single" w:color="CCCCCC" w:sz="1"/>
-              <w:left w:val="single" w:color="CCCCCC" w:sz="1"/>
-              <w:bottom w:val="single" w:color="CCCCCC" w:sz="1"/>
-              <w:right w:val="single" w:color="CCCCCC" w:sz="1"/>
-            </w:tcBorders>
-            <w:tcMar>
-              <w:top w:type="dxa" w:w="80"/>
-              <w:left w:type="dxa" w:w="120"/>
-              <w:bottom w:type="dxa" w:w="80"/>
-              <w:right w:type="dxa" w:w="120"/>
-            </w:tcMar>
-          </w:tcPr>
-          <w:p>
-            <w:r>
-              <w:t xml:space="preserve">User-verified on the 2026-04-22 install. Resolved without a targeted code change — likely fell out of the capture/recommendation plumbing refresh in the same build. Archive on next sweep.</w:t>
-            </w:r>
-          </w:p>
-        </w:tc>
-      </w:tr>
-      <w:tr>
-        <w:tc>
-          <w:tcPr>
-            <w:tcW w:type="dxa" w:w="1400"/>
-            <w:tcBorders>
-              <w:top w:val="single" w:color="CCCCCC" w:sz="1"/>
-              <w:left w:val="single" w:color="CCCCCC" w:sz="1"/>
-              <w:bottom w:val="single" w:color="CCCCCC" w:sz="1"/>
-              <w:right w:val="single" w:color="CCCCCC" w:sz="1"/>
-            </w:tcBorders>
-            <w:shd w:fill="FFF4CE" w:val="clear"/>
-            <w:tcMar>
-              <w:top w:type="dxa" w:w="80"/>
-              <w:left w:type="dxa" w:w="120"/>
-              <w:bottom w:type="dxa" w:w="80"/>
-              <w:right w:type="dxa" w:w="120"/>
-            </w:tcMar>
-          </w:tcPr>
-          <w:p>
-            <w:r>
-              <w:rPr>
-                <w:b/>
-                <w:bCs/>
-              </w:rPr>
-              <w:t xml:space="preserve">OPEN</w:t>
-            </w:r>
-          </w:p>
-        </w:tc>
-        <w:tc>
-          <w:tcPr>
-            <w:tcW w:type="dxa" w:w="2000"/>
-            <w:tcBorders>
-              <w:top w:val="single" w:color="CCCCCC" w:sz="1"/>
-              <w:left w:val="single" w:color="CCCCCC" w:sz="1"/>
-              <w:bottom w:val="single" w:color="CCCCCC" w:sz="1"/>
-              <w:right w:val="single" w:color="CCCCCC" w:sz="1"/>
-            </w:tcBorders>
-            <w:tcMar>
-              <w:top w:type="dxa" w:w="80"/>
-              <w:left w:type="dxa" w:w="120"/>
-              <w:bottom w:type="dxa" w:w="80"/>
-              <w:right w:type="dxa" w:w="120"/>
-            </w:tcMar>
-          </w:tcPr>
-          <w:p>
-            <w:r>
-              <w:t xml:space="preserve">Scanner / coverage verification</w:t>
-            </w:r>
-          </w:p>
-        </w:tc>
-        <w:tc>
-          <w:tcPr>
-            <w:tcW w:type="dxa" w:w="3500"/>
-            <w:tcBorders>
-              <w:top w:val="single" w:color="CCCCCC" w:sz="1"/>
-              <w:left w:val="single" w:color="CCCCCC" w:sz="1"/>
-              <w:bottom w:val="single" w:color="CCCCCC" w:sz="1"/>
-              <w:right w:val="single" w:color="CCCCCC" w:sz="1"/>
-            </w:tcBorders>
-            <w:tcMar>
-              <w:top w:type="dxa" w:w="80"/>
-              <w:left w:type="dxa" w:w="120"/>
-              <w:bottom w:type="dxa" w:w="80"/>
-              <w:right w:type="dxa" w:w="120"/>
-            </w:tcMar>
-          </w:tcPr>
-          <w:p>
-            <w:r>
-              <w:t xml:space="preserve">Verify classifier on a full matrix: every shape × every set × every primary color/tier × every mod level/dot-tier</w:t>
-            </w:r>
-          </w:p>
-        </w:tc>
-        <w:tc>
-          <w:tcPr>
-            <w:tcW w:type="dxa" w:w="2460"/>
-            <w:tcBorders>
-              <w:top w:val="single" w:color="CCCCCC" w:sz="1"/>
-              <w:left w:val="single" w:color="CCCCCC" w:sz="1"/>
-              <w:bottom w:val="single" w:color="CCCCCC" w:sz="1"/>
-              <w:right w:val="single" w:color="CCCCCC" w:sz="1"/>
-            </w:tcBorders>
-            <w:tcMar>
-              <w:top w:type="dxa" w:w="80"/>
-              <w:left w:type="dxa" w:w="120"/>
-              <w:bottom w:type="dxa" w:w="80"/>
-              <w:right w:type="dxa" w:w="120"/>
-            </w:tcMar>
-          </w:tcPr>
-          <w:p>
-            <w:r>
-              <w:t xml:space="preserve">Following the variant-consensus tiebreak fix (mask-only wins when outer rim is rounded on a Diamond), we need an end-to-end sweep. Capture at least one scan per cell of the matrix: 6 shapes (Square/Arrow/Diamond/Triangle/Circle/Cross) × all sets (Health/Defense/Crit Chance/Crit Dmg/Offense/Potency/Tenacity/Speed) × tier colors (E gray/D green/C blue/B purple/A gold) × dot levels (5 vs 6) × primaries. Log shape/set classification result + OCR primary+secondaries per cell, then fix misses. Batch the captures into tools/debug_out/ with a naming convention so we can regression-test later.</w:t>
-            </w:r>
-          </w:p>
-        </w:tc>
-      </w:tr>
-      <w:tr>
-        <w:tc>
-          <w:tcPr>
-            <w:tcW w:type="dxa" w:w="1400"/>
-            <w:tcBorders>
-              <w:top w:val="single" w:color="CCCCCC" w:sz="1"/>
-              <w:left w:val="single" w:color="CCCCCC" w:sz="1"/>
-              <w:bottom w:val="single" w:color="CCCCCC" w:sz="1"/>
-              <w:right w:val="single" w:color="CCCCCC" w:sz="1"/>
-            </w:tcBorders>
-            <w:shd w:fill="D5F0D5" w:val="clear"/>
-            <w:tcMar>
-              <w:top w:type="dxa" w:w="80"/>
-              <w:left w:type="dxa" w:w="120"/>
-              <w:bottom w:type="dxa" w:w="80"/>
-              <w:right w:type="dxa" w:w="120"/>
-            </w:tcMar>
-          </w:tcPr>
-          <w:p>
-            <w:r>
-              <w:rPr>
-                <w:b/>
-                <w:bCs/>
-              </w:rPr>
-              <w:t xml:space="preserve">DONE</w:t>
-            </w:r>
-          </w:p>
-        </w:tc>
-        <w:tc>
-          <w:tcPr>
-            <w:tcW w:type="dxa" w:w="2000"/>
-            <w:tcBorders>
-              <w:top w:val="single" w:color="CCCCCC" w:sz="1"/>
-              <w:left w:val="single" w:color="CCCCCC" w:sz="1"/>
-              <w:bottom w:val="single" w:color="CCCCCC" w:sz="1"/>
-              <w:right w:val="single" w:color="CCCCCC" w:sz="1"/>
-            </w:tcBorders>
-            <w:tcMar>
-              <w:top w:type="dxa" w:w="80"/>
-              <w:left w:type="dxa" w:w="120"/>
-              <w:bottom w:type="dxa" w:w="80"/>
-              <w:right w:type="dxa" w:w="120"/>
-            </w:tcMar>
-          </w:tcPr>
-          <w:p>
-            <w:r>
-              <w:t xml:space="preserve">Slice engine / 6-dot gate</w:t>
-            </w:r>
-          </w:p>
-        </w:tc>
-        <w:tc>
-          <w:tcPr>
-            <w:tcW w:type="dxa" w:w="3500"/>
-            <w:tcBorders>
-              <w:top w:val="single" w:color="CCCCCC" w:sz="1"/>
-              <w:left w:val="single" w:color="CCCCCC" w:sz="1"/>
-              <w:bottom w:val="single" w:color="CCCCCC" w:sz="1"/>
-              <w:right w:val="single" w:color="CCCCCC" w:sz="1"/>
-            </w:tcBorders>
-            <w:tcMar>
-              <w:top w:type="dxa" w:w="80"/>
-              <w:left w:type="dxa" w:w="120"/>
-              <w:bottom w:type="dxa" w:w="80"/>
-              <w:right w:type="dxa" w:w="120"/>
-            </w:tcMar>
-          </w:tcPr>
-          <w:p>
-            <w:r>
-              <w:t xml:space="preserve">Tightened the 5A→6E gate: dropped the 2-roll “speedBacked” path, added a Speed value floor of 14 to the 3-roll path, and unified overlay + slice-tab verdicts</w:t>
-            </w:r>
-          </w:p>
-        </w:tc>
-        <w:tc>
-          <w:tcPr>
-            <w:tcW w:type="dxa" w:w="2460"/>
-            <w:tcBorders>
-              <w:top w:val="single" w:color="CCCCCC" w:sz="1"/>
-              <w:left w:val="single" w:color="CCCCCC" w:sz="1"/>
-              <w:bottom w:val="single" w:color="CCCCCC" w:sz="1"/>
-              <w:right w:val="single" w:color="CCCCCC" w:sz="1"/>
-            </w:tcBorders>
-            <w:tcMar>
-              <w:top w:type="dxa" w:w="80"/>
-              <w:left w:type="dxa" w:w="120"/>
-              <w:bottom w:type="dxa" w:w="80"/>
-              <w:right w:type="dxa" w:w="120"/>
-            </w:tcMar>
-          </w:tcPr>
-          <w:p>
-            <w:r>
-              <w:t xml:space="preserve">Previously a mod like Speed 10 × 2 rolls with mid-55% avgPriorityQuality would fire USABLE → 6E; now it falls to SLICE_NEXT → 5B (step-by-step). Added `speedVal &gt;= 14` to `speedHitHard` so an unlucky 3-roll Speed that landed 9–13 doesn’t slip through. overlayRecommendation.js now evaluates against the full DECODED_CHARS pool (matches SliceScreen) so roster-filter differences don’t produce conflicting verdicts between the overlay and the Slice tab. Aligns with community guidance (“Speed ≥15 before 6-dot”). GuideModal Slicer page + READMEBEFOREEDITING.md updated.</w:t>
+              <w:t xml:space="preserve">Full error: "Missing class android.media.LoudnessCodecController (referenced from: android.media.LoudnessCodecController com.google.android.gms.internal.ads.zzrz.zzb and 4 other contexts)". The class is API 35+; current compileSdkVersion is 34. Fix options: (a) add -dontwarn android.media.LoudnessCodecController and any other missing classes the build reports to proguard-rules.pro, or (b) raise android.compileSdkVersion 34 → 35 in gradle.properties. Option (a) is the lower-risk path. After fixing, re-run ANDROID_SERIAL=R5CX10W4LJY ./gradlew installRelease and verify the premium hardening end-to-end on device.</w:t>
             </w:r>
           </w:p>
         </w:tc>

--- a/docs/TODO.docx
+++ b/docs/TODO.docx
@@ -5388,7 +5388,102 @@
           </w:tcPr>
           <w:p>
             <w:r>
-              <w:t xml:space="preserve">gradle.properties: android.enableMinifyInReleaseBuilds=true + android.enableShrinkResourcesInReleaseBuilds=true. proguard-rules.pro: -keep on com.hungrr13.modhelper.overlay.**, com.hungrr13.modhelper.iap.**, the @ReactMethod surface on ReactContextBaseJavaModule subclasses, plus java.security.** and javax.crypto.** so R8 doesn’t strip the verifier’s reflection targets. Hermes JS bytecode (already enabled) covers the JS bundle. Slows reverse-engineering of the Kotlin overlay/IAP-verifier modules and strips debug symbols. R8 build is currently failing on missing-class warnings from the Google Mobile Ads SDK — see separate BLOCKED row.</w:t>
+              <w:t xml:space="preserve">gradle.properties: android.enableMinifyInReleaseBuilds=true + android.enableShrinkResourcesInReleaseBuilds=true. proguard-rules.pro: -keep on com.hungrr13.modhelper.overlay.**, com.hungrr13.modhelper.iap.**, the @ReactMethod surface on ReactContextBaseJavaModule subclasses, plus java.security.** and javax.crypto.** so R8 doesn’t strip the verifier’s reflection targets. Hermes JS bytecode (already enabled) covers the JS bundle. Slows reverse-engineering of the Kotlin overlay/IAP-verifier modules and strips debug symbols.</w:t>
+            </w:r>
+          </w:p>
+        </w:tc>
+      </w:tr>
+      <w:tr>
+        <w:tc>
+          <w:tcPr>
+            <w:tcW w:type="dxa" w:w="1400"/>
+            <w:tcBorders>
+              <w:top w:val="single" w:color="CCCCCC" w:sz="1"/>
+              <w:left w:val="single" w:color="CCCCCC" w:sz="1"/>
+              <w:bottom w:val="single" w:color="CCCCCC" w:sz="1"/>
+              <w:right w:val="single" w:color="CCCCCC" w:sz="1"/>
+            </w:tcBorders>
+            <w:shd w:fill="D5F0D5" w:val="clear"/>
+            <w:tcMar>
+              <w:top w:type="dxa" w:w="80"/>
+              <w:left w:type="dxa" w:w="120"/>
+              <w:bottom w:type="dxa" w:w="80"/>
+              <w:right w:type="dxa" w:w="120"/>
+            </w:tcMar>
+          </w:tcPr>
+          <w:p>
+            <w:r>
+              <w:rPr>
+                <w:b/>
+                <w:bCs/>
+              </w:rPr>
+              <w:t xml:space="preserve">DONE</w:t>
+            </w:r>
+          </w:p>
+        </w:tc>
+        <w:tc>
+          <w:tcPr>
+            <w:tcW w:type="dxa" w:w="2000"/>
+            <w:tcBorders>
+              <w:top w:val="single" w:color="CCCCCC" w:sz="1"/>
+              <w:left w:val="single" w:color="CCCCCC" w:sz="1"/>
+              <w:bottom w:val="single" w:color="CCCCCC" w:sz="1"/>
+              <w:right w:val="single" w:color="CCCCCC" w:sz="1"/>
+            </w:tcBorders>
+            <w:tcMar>
+              <w:top w:type="dxa" w:w="80"/>
+              <w:left w:type="dxa" w:w="120"/>
+              <w:bottom w:type="dxa" w:w="80"/>
+              <w:right w:type="dxa" w:w="120"/>
+            </w:tcMar>
+          </w:tcPr>
+          <w:p>
+            <w:r>
+              <w:t xml:space="preserve">Premium / react-native-iap dependency</w:t>
+            </w:r>
+          </w:p>
+        </w:tc>
+        <w:tc>
+          <w:tcPr>
+            <w:tcW w:type="dxa" w:w="3500"/>
+            <w:tcBorders>
+              <w:top w:val="single" w:color="CCCCCC" w:sz="1"/>
+              <w:left w:val="single" w:color="CCCCCC" w:sz="1"/>
+              <w:bottom w:val="single" w:color="CCCCCC" w:sz="1"/>
+              <w:right w:val="single" w:color="CCCCCC" w:sz="1"/>
+            </w:tcBorders>
+            <w:tcMar>
+              <w:top w:type="dxa" w:w="80"/>
+              <w:left w:type="dxa" w:w="120"/>
+              <w:bottom w:type="dxa" w:w="80"/>
+              <w:right w:type="dxa" w:w="120"/>
+            </w:tcMar>
+          </w:tcPr>
+          <w:p>
+            <w:r>
+              <w:t xml:space="preserve">react-native-iap@12.16.4 installed and verified on R5CX10W4LJY — cold-start reconcile against Play is now live</w:t>
+            </w:r>
+          </w:p>
+        </w:tc>
+        <w:tc>
+          <w:tcPr>
+            <w:tcW w:type="dxa" w:w="2460"/>
+            <w:tcBorders>
+              <w:top w:val="single" w:color="CCCCCC" w:sz="1"/>
+              <w:left w:val="single" w:color="CCCCCC" w:sz="1"/>
+              <w:bottom w:val="single" w:color="CCCCCC" w:sz="1"/>
+              <w:right w:val="single" w:color="CCCCCC" w:sz="1"/>
+            </w:tcBorders>
+            <w:tcMar>
+              <w:top w:type="dxa" w:w="80"/>
+              <w:left w:type="dxa" w:w="120"/>
+              <w:bottom w:type="dxa" w:w="80"/>
+              <w:right w:type="dxa" w:w="120"/>
+            </w:tcMar>
+          </w:tcPr>
+          <w:p>
+            <w:r>
+              <w:t xml:space="preserve">Installed react-native-iap@^12.16.4 (the v12 line that matches the requestPurchase({sku, skus:[SKU]}) / getProducts shape iap.js was already written for). Pinned the play flavor in android/app/build.gradle via missingDimensionStrategy ‘store’, ‘play’ (the lib ships dual play/amazon flavors). Added com.android.vending.BILLING permission to AndroidManifest.xml — the lib does NOT auto-add it via manifest merge. Patched the RN 0.81 currentActivity break: ReactContextBaseJavaModule was converted to Kotlin in RN 0.81, and the Java-getter-as-Kotlin-property syntax stopped resolving — RNIapModule.kt and react-native-google-mobile-ads’ ReactNativeGoogleMobileAdsModule.kt + FullScreenAdModule.kt all needed currentActivity → getCurrentActivity() (~7 sites total). Patches live in patches/ via patch-package@^8.0.1 with a postinstall hook so they survive npm install. Verified on R5CX10W4LJY 2026-04-25: cold-start logcat shows three RNIapModule responseCode: 0 lines within 3s of bundle load — initConnection, getProducts, getAvailablePurchases (= reconcileWithPlay) all OK. No FATAL EXCEPTION, no stripped-class errors, no unhandled rejections. The hardening pipeline is no longer inert.</w:t>
             </w:r>
           </w:p>
         </w:tc>
@@ -5439,7 +5534,7 @@
           </w:tcPr>
           <w:p>
             <w:r>
-              <w:t xml:space="preserve">Premium / react-native-iap dependency</w:t>
+              <w:t xml:space="preserve">Premium / Play License key</w:t>
             </w:r>
           </w:p>
         </w:tc>
@@ -5461,7 +5556,7 @@
           </w:tcPr>
           <w:p>
             <w:r>
-              <w:t xml:space="preserve">Install react-native-iap as a real dependency before Play release — without it, the entire IAP hardening pipeline is inert</w:t>
+              <w:t xml:space="preserve">Populate PLAY_LICENSE_PUBLIC_KEY in src/config/playLicense.js before producing the Play release build</w:t>
             </w:r>
           </w:p>
         </w:tc>
@@ -5483,7 +5578,7 @@
           </w:tcPr>
           <w:p>
             <w:r>
-              <w:t xml:space="preserve">src/services/iap.js does a lazy require(‘react-native-iap’) wrapped in try/catch that returns null when the module is missing. Verified on 2026-04-25: react-native-iap is not in package.json and not installed in node_modules, so iap.isAvailable() returns false, reconcileWithPlay() returns {ok:false, reason:’iap-unavailable’} immediately, and the native ModForgeIapVerifier is unreachable. The hardening (cold-start reconcile + RSA-SHA1 signature verification) only activates once react-native-iap is installed and Play Billing v6+ is wired in MainActivity. Plan: npx expo install react-native-iap (v12+ for the requestPurchase({skus:[]}) shape iap.js already uses), add the BILLING permission to AndroidManifest.xml if expo doesn’t add it automatically, build a fresh release APK, and validate the listener path with a real Play Console internal-test purchase. Until then, premium state is purely AsyncStorage-driven on Android.</w:t>
+              <w:t xml:space="preserve">Empty string ships by default. iapVerifier.isConfigured() returns false on empty, which causes the purchase listener and reconcileWithPlay to FAIL OPEN (trust any purchase event for PREMIUM_SKU). Acceptable for dev/sideload, NOT for prod. Currently blocked on Play Console identity verification before the licensing key field becomes available. To populate once unblocked: Play Console → your app → Monetize → Monetization setup (older console: Setup → Licensing) → copy the Base64-encoded RSA public key (long block of A-Z/a-z/0-9/+// chars, no PEM headers) → paste as the PLAY_LICENSE_PUBLIC_KEY export. Consider adding a release-build assertion that fails the build if the key is empty.</w:t>
             </w:r>
           </w:p>
         </w:tc>
@@ -5498,7 +5593,7 @@
               <w:bottom w:val="single" w:color="CCCCCC" w:sz="1"/>
               <w:right w:val="single" w:color="CCCCCC" w:sz="1"/>
             </w:tcBorders>
-            <w:shd w:fill="FFF4CE" w:val="clear"/>
+            <w:shd w:fill="D5F0D5" w:val="clear"/>
             <w:tcMar>
               <w:top w:type="dxa" w:w="80"/>
               <w:left w:type="dxa" w:w="120"/>
@@ -5512,7 +5607,7 @@
                 <w:b/>
                 <w:bCs/>
               </w:rPr>
-              <w:t xml:space="preserve">OPEN</w:t>
+              <w:t xml:space="preserve">DONE</w:t>
             </w:r>
           </w:p>
         </w:tc>
@@ -5534,7 +5629,7 @@
           </w:tcPr>
           <w:p>
             <w:r>
-              <w:t xml:space="preserve">Premium / Play License key</w:t>
+              <w:t xml:space="preserve">Build / R8 missing classes</w:t>
             </w:r>
           </w:p>
         </w:tc>
@@ -5556,7 +5651,7 @@
           </w:tcPr>
           <w:p>
             <w:r>
-              <w:t xml:space="preserve">Populate PLAY_LICENSE_PUBLIC_KEY in src/config/playLicense.js before producing the Play release build</w:t>
+              <w:t xml:space="preserve">R8 release build was failing on android.media.LoudnessCodecController missing-class warnings from Google Mobile Ads SDK</w:t>
             </w:r>
           </w:p>
         </w:tc>
@@ -5578,7 +5673,7 @@
           </w:tcPr>
           <w:p>
             <w:r>
-              <w:t xml:space="preserve">Empty string ships by default. iapVerifier.isConfigured() returns false on empty, which causes the purchase listener and reconcileWithPlay to FAIL OPEN (trust any purchase event for PREMIUM_SKU). Acceptable for dev/sideload, NOT for prod. To populate: Play Console → your app → Monetize → Monetization setup (older console: Setup → Licensing) → copy the Base64-encoded RSA public key (long block of A-Z/a-z/0-9/+// chars, no PEM headers) → paste as the PLAY_LICENSE_PUBLIC_KEY export. Consider adding a release-build assertion that fails the build if the key is empty.</w:t>
+              <w:t xml:space="preserve">Resolved by adding -dontwarn android.media.LoudnessCodecController and -dontwarn android.media.LoudnessCodecController$OnLoudnessCodecUpdateListener to android/app/proguard-rules.pro. The class is API 35+; we compile against API 34, and the AdMob SDK guards usage at runtime with SDK_INT checks so silencing the warning is safe. Lower-risk than bumping compileSdkVersion 34 → 35.</w:t>
             </w:r>
           </w:p>
         </w:tc>
@@ -5593,7 +5688,7 @@
               <w:bottom w:val="single" w:color="CCCCCC" w:sz="1"/>
               <w:right w:val="single" w:color="CCCCCC" w:sz="1"/>
             </w:tcBorders>
-            <w:shd w:fill="FADBD8" w:val="clear"/>
+            <w:shd w:fill="D5F0D5" w:val="clear"/>
             <w:tcMar>
               <w:top w:type="dxa" w:w="80"/>
               <w:left w:type="dxa" w:w="120"/>
@@ -5607,7 +5702,7 @@
                 <w:b/>
                 <w:bCs/>
               </w:rPr>
-              <w:t xml:space="preserve">BLOCKED</w:t>
+              <w:t xml:space="preserve">DONE</w:t>
             </w:r>
           </w:p>
         </w:tc>
@@ -5629,7 +5724,7 @@
           </w:tcPr>
           <w:p>
             <w:r>
-              <w:t xml:space="preserve">Build / R8 missing classes</w:t>
+              <w:t xml:space="preserve">Build / Gradle JVM heap + metaspace</w:t>
             </w:r>
           </w:p>
         </w:tc>
@@ -5651,7 +5746,7 @@
           </w:tcPr>
           <w:p>
             <w:r>
-              <w:t xml:space="preserve">Release build fails at :app:minifyReleaseWithR8 on missing android.media.LoudnessCodecController referenced by Google Mobile Ads SDK</w:t>
+              <w:t xml:space="preserve">Bumped Gradle daemon JVM args from -Xmx2g/-XX:MaxMetaspaceSize=512m to -Xmx4g/-XX:MaxMetaspaceSize=1024m</w:t>
             </w:r>
           </w:p>
         </w:tc>
@@ -5673,7 +5768,7 @@
           </w:tcPr>
           <w:p>
             <w:r>
-              <w:t xml:space="preserve">Full error: "Missing class android.media.LoudnessCodecController (referenced from: android.media.LoudnessCodecController com.google.android.gms.internal.ads.zzrz.zzb and 4 other contexts)". The class is API 35+; current compileSdkVersion is 34. Fix options: (a) add -dontwarn android.media.LoudnessCodecController and any other missing classes the build reports to proguard-rules.pro, or (b) raise android.compileSdkVersion 34 → 35 in gradle.properties. Option (a) is the lower-risk path. After fixing, re-run ANDROID_SERIAL=R5CX10W4LJY ./gradlew installRelease and verify the premium hardening end-to-end on device.</w:t>
+              <w:t xml:space="preserve">After adding react-native-iap to the classpath, release builds (R8 + Kotlin compile across the full RN+Expo+iap+ads module graph) hit OutOfMemoryError: Metaspace inside the daemon. Symptom was deceptive: the daemon stayed alive at full CPU running endless GC cycles, no APK output, no error to stderr (only visible in ~/.gradle/daemon/8.14.3/daemon-&lt;pid&gt;.out.log). 1g of metaspace leaves comfortable headroom; can lower again if memory becomes scarce.</w:t>
             </w:r>
           </w:p>
         </w:tc>

--- a/docs/TODO.docx
+++ b/docs/TODO.docx
@@ -5769,6 +5769,196 @@
           <w:p>
             <w:r>
               <w:t xml:space="preserve">After adding react-native-iap to the classpath, release builds (R8 + Kotlin compile across the full RN+Expo+iap+ads module graph) hit OutOfMemoryError: Metaspace inside the daemon. Symptom was deceptive: the daemon stayed alive at full CPU running endless GC cycles, no APK output, no error to stderr (only visible in ~/.gradle/daemon/8.14.3/daemon-&lt;pid&gt;.out.log). 1g of metaspace leaves comfortable headroom; can lower again if memory becomes scarce.</w:t>
+            </w:r>
+          </w:p>
+        </w:tc>
+      </w:tr>
+      <w:tr>
+        <w:tc>
+          <w:tcPr>
+            <w:tcW w:type="dxa" w:w="1400"/>
+            <w:tcBorders>
+              <w:top w:val="single" w:color="CCCCCC" w:sz="1"/>
+              <w:left w:val="single" w:color="CCCCCC" w:sz="1"/>
+              <w:bottom w:val="single" w:color="CCCCCC" w:sz="1"/>
+              <w:right w:val="single" w:color="CCCCCC" w:sz="1"/>
+            </w:tcBorders>
+            <w:shd w:fill="FFF4CE" w:val="clear"/>
+            <w:tcMar>
+              <w:top w:type="dxa" w:w="80"/>
+              <w:left w:type="dxa" w:w="120"/>
+              <w:bottom w:type="dxa" w:w="80"/>
+              <w:right w:type="dxa" w:w="120"/>
+            </w:tcMar>
+          </w:tcPr>
+          <w:p>
+            <w:r>
+              <w:rPr>
+                <w:b/>
+                <w:bCs/>
+              </w:rPr>
+              <w:t xml:space="preserve">OPEN</w:t>
+            </w:r>
+          </w:p>
+        </w:tc>
+        <w:tc>
+          <w:tcPr>
+            <w:tcW w:type="dxa" w:w="2000"/>
+            <w:tcBorders>
+              <w:top w:val="single" w:color="CCCCCC" w:sz="1"/>
+              <w:left w:val="single" w:color="CCCCCC" w:sz="1"/>
+              <w:bottom w:val="single" w:color="CCCCCC" w:sz="1"/>
+              <w:right w:val="single" w:color="CCCCCC" w:sz="1"/>
+            </w:tcBorders>
+            <w:tcMar>
+              <w:top w:type="dxa" w:w="80"/>
+              <w:left w:type="dxa" w:w="120"/>
+              <w:bottom w:type="dxa" w:w="80"/>
+              <w:right w:type="dxa" w:w="120"/>
+            </w:tcMar>
+          </w:tcPr>
+          <w:p>
+            <w:r>
+              <w:t xml:space="preserve">Slicer / Alt builds</w:t>
+            </w:r>
+          </w:p>
+        </w:tc>
+        <w:tc>
+          <w:tcPr>
+            <w:tcW w:type="dxa" w:w="3500"/>
+            <w:tcBorders>
+              <w:top w:val="single" w:color="CCCCCC" w:sz="1"/>
+              <w:left w:val="single" w:color="CCCCCC" w:sz="1"/>
+              <w:bottom w:val="single" w:color="CCCCCC" w:sz="1"/>
+              <w:right w:val="single" w:color="CCCCCC" w:sz="1"/>
+            </w:tcBorders>
+            <w:tcMar>
+              <w:top w:type="dxa" w:w="80"/>
+              <w:left w:type="dxa" w:w="120"/>
+              <w:bottom w:type="dxa" w:w="80"/>
+              <w:right w:type="dxa" w:w="120"/>
+            </w:tcMar>
+          </w:tcPr>
+          <w:p>
+            <w:r>
+              <w:t xml:space="preserve">Temp-hide alternate builds (variant === "alternate") from matchedCharacters until alt-build scoring is more dialed in</w:t>
+            </w:r>
+          </w:p>
+        </w:tc>
+        <w:tc>
+          <w:tcPr>
+            <w:tcW w:type="dxa" w:w="2460"/>
+            <w:tcBorders>
+              <w:top w:val="single" w:color="CCCCCC" w:sz="1"/>
+              <w:left w:val="single" w:color="CCCCCC" w:sz="1"/>
+              <w:bottom w:val="single" w:color="CCCCCC" w:sz="1"/>
+              <w:right w:val="single" w:color="CCCCCC" w:sz="1"/>
+            </w:tcBorders>
+            <w:tcMar>
+              <w:top w:type="dxa" w:w="80"/>
+              <w:left w:type="dxa" w:w="120"/>
+              <w:bottom w:type="dxa" w:w="80"/>
+              <w:right w:type="dxa" w:w="120"/>
+            </w:tcMar>
+          </w:tcPr>
+          <w:p>
+            <w:r>
+              <w:t xml:space="preserve">Each character in chars.js carries a primary build (modSet + secs) and an alternate build (buSet + buSecs). evaluateSliceMod currently surfaces both as separate match entries, which inflates the matched-character list with duplicates that may not represent the user's actual usage. Filter alternate variant from matchedCharacters in the engine for now; revisit once we have signal on which alt builds are worth keeping.</w:t>
+            </w:r>
+          </w:p>
+        </w:tc>
+      </w:tr>
+      <w:tr>
+        <w:tc>
+          <w:tcPr>
+            <w:tcW w:type="dxa" w:w="1400"/>
+            <w:tcBorders>
+              <w:top w:val="single" w:color="CCCCCC" w:sz="1"/>
+              <w:left w:val="single" w:color="CCCCCC" w:sz="1"/>
+              <w:bottom w:val="single" w:color="CCCCCC" w:sz="1"/>
+              <w:right w:val="single" w:color="CCCCCC" w:sz="1"/>
+            </w:tcBorders>
+            <w:shd w:fill="FFF4CE" w:val="clear"/>
+            <w:tcMar>
+              <w:top w:type="dxa" w:w="80"/>
+              <w:left w:type="dxa" w:w="120"/>
+              <w:bottom w:type="dxa" w:w="80"/>
+              <w:right w:type="dxa" w:w="120"/>
+            </w:tcMar>
+          </w:tcPr>
+          <w:p>
+            <w:r>
+              <w:rPr>
+                <w:b/>
+                <w:bCs/>
+              </w:rPr>
+              <w:t xml:space="preserve">OPEN</w:t>
+            </w:r>
+          </w:p>
+        </w:tc>
+        <w:tc>
+          <w:tcPr>
+            <w:tcW w:type="dxa" w:w="2000"/>
+            <w:tcBorders>
+              <w:top w:val="single" w:color="CCCCCC" w:sz="1"/>
+              <w:left w:val="single" w:color="CCCCCC" w:sz="1"/>
+              <w:bottom w:val="single" w:color="CCCCCC" w:sz="1"/>
+              <w:right w:val="single" w:color="CCCCCC" w:sz="1"/>
+            </w:tcBorders>
+            <w:tcMar>
+              <w:top w:type="dxa" w:w="80"/>
+              <w:left w:type="dxa" w:w="120"/>
+              <w:bottom w:type="dxa" w:w="80"/>
+              <w:right w:type="dxa" w:w="120"/>
+            </w:tcMar>
+          </w:tcPr>
+          <w:p>
+            <w:r>
+              <w:t xml:space="preserve">Slicer / Cross-shape set match</w:t>
+            </w:r>
+          </w:p>
+        </w:tc>
+        <w:tc>
+          <w:tcPr>
+            <w:tcW w:type="dxa" w:w="3500"/>
+            <w:tcBorders>
+              <w:top w:val="single" w:color="CCCCCC" w:sz="1"/>
+              <w:left w:val="single" w:color="CCCCCC" w:sz="1"/>
+              <w:bottom w:val="single" w:color="CCCCCC" w:sz="1"/>
+              <w:right w:val="single" w:color="CCCCCC" w:sz="1"/>
+            </w:tcBorders>
+            <w:tcMar>
+              <w:top w:type="dxa" w:w="80"/>
+              <w:left w:type="dxa" w:w="120"/>
+              <w:bottom w:type="dxa" w:w="80"/>
+              <w:right w:type="dxa" w:w="120"/>
+            </w:tcMar>
+          </w:tcPr>
+          <w:p>
+            <w:r>
+              <w:t xml:space="preserve">Match characters by SECONDARY set membership across all shapes, not just by exact shape+set</w:t>
+            </w:r>
+          </w:p>
+        </w:tc>
+        <w:tc>
+          <w:tcPr>
+            <w:tcW w:type="dxa" w:w="2460"/>
+            <w:tcBorders>
+              <w:top w:val="single" w:color="CCCCCC" w:sz="1"/>
+              <w:left w:val="single" w:color="CCCCCC" w:sz="1"/>
+              <w:bottom w:val="single" w:color="CCCCCC" w:sz="1"/>
+              <w:right w:val="single" w:color="CCCCCC" w:sz="1"/>
+            </w:tcBorders>
+            <w:tcMar>
+              <w:top w:type="dxa" w:w="80"/>
+              <w:left w:type="dxa" w:w="120"/>
+              <w:bottom w:type="dxa" w:w="80"/>
+              <w:right w:type="dxa" w:w="120"/>
+            </w:tcMar>
+          </w:tcPr>
+          <w:p>
+            <w:r>
+              <w:t xml:space="preserve">When a character's build calls for Speed(x4)+Health(x2), a scanned Health-set mod should match that character regardless of shape if its secondaries align — currently only the matching shape gets matched. Engine path: findMatchingBuilds in sliceEngine.js requires shape match; add a secondary-set path that accepts any shape when the scanned mod's set fills the x2/x4 slot of the build. Strong-fit threshold should rely on alignedCount/strongAlignedCount, not on shape match.</w:t>
             </w:r>
           </w:p>
         </w:tc>

--- a/docs/TODO.docx
+++ b/docs/TODO.docx
@@ -463,101 +463,6 @@
               <w:bottom w:val="single" w:color="CCCCCC" w:sz="1"/>
               <w:right w:val="single" w:color="CCCCCC" w:sz="1"/>
             </w:tcBorders>
-            <w:shd w:fill="E6E0EC" w:val="clear"/>
-            <w:tcMar>
-              <w:top w:type="dxa" w:w="80"/>
-              <w:left w:type="dxa" w:w="120"/>
-              <w:bottom w:type="dxa" w:w="80"/>
-              <w:right w:type="dxa" w:w="120"/>
-            </w:tcMar>
-          </w:tcPr>
-          <w:p>
-            <w:r>
-              <w:rPr>
-                <w:b/>
-                <w:bCs/>
-              </w:rPr>
-              <w:t xml:space="preserve">PARKED</w:t>
-            </w:r>
-          </w:p>
-        </w:tc>
-        <w:tc>
-          <w:tcPr>
-            <w:tcW w:type="dxa" w:w="2000"/>
-            <w:tcBorders>
-              <w:top w:val="single" w:color="CCCCCC" w:sz="1"/>
-              <w:left w:val="single" w:color="CCCCCC" w:sz="1"/>
-              <w:bottom w:val="single" w:color="CCCCCC" w:sz="1"/>
-              <w:right w:val="single" w:color="CCCCCC" w:sz="1"/>
-            </w:tcBorders>
-            <w:tcMar>
-              <w:top w:type="dxa" w:w="80"/>
-              <w:left w:type="dxa" w:w="120"/>
-              <w:bottom w:type="dxa" w:w="80"/>
-              <w:right w:type="dxa" w:w="120"/>
-            </w:tcMar>
-          </w:tcPr>
-          <w:p>
-            <w:r>
-              <w:t xml:space="preserve">Shape classifier</w:t>
-            </w:r>
-          </w:p>
-        </w:tc>
-        <w:tc>
-          <w:tcPr>
-            <w:tcW w:type="dxa" w:w="3500"/>
-            <w:tcBorders>
-              <w:top w:val="single" w:color="CCCCCC" w:sz="1"/>
-              <w:left w:val="single" w:color="CCCCCC" w:sz="1"/>
-              <w:bottom w:val="single" w:color="CCCCCC" w:sz="1"/>
-              <w:right w:val="single" w:color="CCCCCC" w:sz="1"/>
-            </w:tcBorders>
-            <w:tcMar>
-              <w:top w:type="dxa" w:w="80"/>
-              <w:left w:type="dxa" w:w="120"/>
-              <w:bottom w:type="dxa" w:w="80"/>
-              <w:right w:type="dxa" w:w="120"/>
-            </w:tcMar>
-          </w:tcPr>
-          <w:p>
-            <w:r>
-              <w:t xml:space="preserve">Inner cavity mask shows notch at top on Circle — investigate if portrait-removal or pip-cleanup clipping the rim</w:t>
-            </w:r>
-          </w:p>
-        </w:tc>
-        <w:tc>
-          <w:tcPr>
-            <w:tcW w:type="dxa" w:w="2460"/>
-            <w:tcBorders>
-              <w:top w:val="single" w:color="CCCCCC" w:sz="1"/>
-              <w:left w:val="single" w:color="CCCCCC" w:sz="1"/>
-              <w:bottom w:val="single" w:color="CCCCCC" w:sz="1"/>
-              <w:right w:val="single" w:color="CCCCCC" w:sz="1"/>
-            </w:tcBorders>
-            <w:tcMar>
-              <w:top w:type="dxa" w:w="80"/>
-              <w:left w:type="dxa" w:w="120"/>
-              <w:bottom w:type="dxa" w:w="80"/>
-              <w:right w:type="dxa" w:w="120"/>
-            </w:tcMar>
-          </w:tcPr>
-          <w:p>
-            <w:r>
-              <w:t xml:space="preserve">Parked 2026-04-23 pending fresh sample. See shape-classifier-candidate-inner-mask.png from the Apr 20 Circle scan.</w:t>
-            </w:r>
-          </w:p>
-        </w:tc>
-      </w:tr>
-      <w:tr>
-        <w:tc>
-          <w:tcPr>
-            <w:tcW w:type="dxa" w:w="1400"/>
-            <w:tcBorders>
-              <w:top w:val="single" w:color="CCCCCC" w:sz="1"/>
-              <w:left w:val="single" w:color="CCCCCC" w:sz="1"/>
-              <w:bottom w:val="single" w:color="CCCCCC" w:sz="1"/>
-              <w:right w:val="single" w:color="CCCCCC" w:sz="1"/>
-            </w:tcBorders>
             <w:shd w:fill="D5F0D5" w:val="clear"/>
             <w:tcMar>
               <w:top w:type="dxa" w:w="80"/>
@@ -594,7 +499,7 @@
           </w:tcPr>
           <w:p>
             <w:r>
-              <w:t xml:space="preserve">Tooling / debug</w:t>
+              <w:t xml:space="preserve">Shape classifier</w:t>
             </w:r>
           </w:p>
         </w:tc>
@@ -616,7 +521,7 @@
           </w:tcPr>
           <w:p>
             <w:r>
-              <w:t xml:space="preserve">pull_debug.ps1 now downscales PNGs to a 400px longest edge before writing to tools/debug_out/</w:t>
+              <w:t xml:space="preserve">Inner cavity mask shows notch at top on Circle — investigate if portrait-removal or pip-cleanup clipping the rim</w:t>
             </w:r>
           </w:p>
         </w:tc>
@@ -638,7 +543,7 @@
           </w:tcPr>
           <w:p>
             <w:r>
-              <w:t xml:space="preserve">Text debug was already pulled first. Added a System.Drawing bicubic downscale step in Pull-SafePng that runs after the magic-byte guard and before the final Move-Item. Typical classifier crops drop from ~100KB to ~20–40KB, which keeps Claude’s Read tool happy. -Full switch bypasses the downscale when native-resolution is actually needed. Archive on next sweep.</w:t>
+              <w:t xml:space="preserve">Resolved during the 2026-05-02 shape-classifier sweep. The rescue rules added on 2026-05-02 (strong-Diamond-corners, chooseShape priority fix, Square→Cross geometry rescue, Cross→Square extent rescue) closed the failure modes this notch was causing. Multiple Circle scans verified correct on device.</w:t>
             </w:r>
           </w:p>
         </w:tc>
@@ -689,7 +594,7 @@
           </w:tcPr>
           <w:p>
             <w:r>
-              <w:t xml:space="preserve">UI / shape icons</w:t>
+              <w:t xml:space="preserve">Tooling / debug</w:t>
             </w:r>
           </w:p>
         </w:tc>
@@ -711,7 +616,7 @@
           </w:tcPr>
           <w:p>
             <w:r>
-              <w:t xml:space="preserve">Shape icons on Slice/Finder pickers now use assets/shapes PNGs and were bumped 22 → 28</w:t>
+              <w:t xml:space="preserve">pull_debug.ps1 now downscales PNGs to a 400px longest edge before writing to tools/debug_out/</w:t>
             </w:r>
           </w:p>
         </w:tc>
@@ -733,7 +638,7 @@
           </w:tcPr>
           <w:p>
             <w:r>
-              <w:t xml:space="preserve">ModShapeIcon.js was already wired to assets/shapes/*.png. Bumped size on SliceScreen.js:278 and FinderScreen.js:597. Archive on next sweep.</w:t>
+              <w:t xml:space="preserve">Text debug was already pulled first. Added a System.Drawing bicubic downscale step in Pull-SafePng that runs after the magic-byte guard and before the final Move-Item. Typical classifier crops drop from ~100KB to ~20–40KB, which keeps Claude’s Read tool happy. -Full switch bypasses the downscale when native-resolution is actually needed. Archive on next sweep.</w:t>
             </w:r>
           </w:p>
         </w:tc>
@@ -784,7 +689,7 @@
           </w:tcPr>
           <w:p>
             <w:r>
-              <w:t xml:space="preserve">Ally code / privacy</w:t>
+              <w:t xml:space="preserve">UI / shape icons</w:t>
             </w:r>
           </w:p>
         </w:tc>
@@ -806,7 +711,7 @@
           </w:tcPr>
           <w:p>
             <w:r>
-              <w:t xml:space="preserve">AllyCodePanel placeholder changed from the owner’s real ally code to 123-456-789</w:t>
+              <w:t xml:space="preserve">Shape icons on Slice/Finder pickers now use assets/shapes PNGs and were bumped 22 → 28</w:t>
             </w:r>
           </w:p>
         </w:tc>
@@ -828,7 +733,7 @@
           </w:tcPr>
           <w:p>
             <w:r>
-              <w:t xml:space="preserve">Change captured in the staged diff for AllyCodePanel.js (489-758-819 → 123-456-789). Archive on next sweep.</w:t>
+              <w:t xml:space="preserve">ModShapeIcon.js was already wired to assets/shapes/*.png. Bumped size on SliceScreen.js:278 and FinderScreen.js:597. Archive on next sweep.</w:t>
             </w:r>
           </w:p>
         </w:tc>
@@ -879,7 +784,7 @@
           </w:tcPr>
           <w:p>
             <w:r>
-              <w:t xml:space="preserve">Repo hygiene</w:t>
+              <w:t xml:space="preserve">Ally code / privacy</w:t>
             </w:r>
           </w:p>
         </w:tc>
@@ -901,7 +806,7 @@
           </w:tcPr>
           <w:p>
             <w:r>
-              <w:t xml:space="preserve">references/mod-source-html/*_files/ (SWGOH.GG webpack bundles) removed from working tree; not tracked in git on either branch</w:t>
+              <w:t xml:space="preserve">AllyCodePanel placeholder changed from the owner’s real ally code to 123-456-789</w:t>
             </w:r>
           </w:p>
         </w:tc>
@@ -923,7 +828,7 @@
           </w:tcPr>
           <w:p>
             <w:r>
-              <w:t xml:space="preserve">User confirmed external backup kept in case parsers ever need them. Verified on 2026-04-25: references/ contains only character-data, mod-source, and native-overlay-template; no _files/ subdirs anywhere; git ls-files references/mod-source-html returns 0 entries on both main and friendly-stonebraker. Archive on next sweep.</w:t>
+              <w:t xml:space="preserve">Change captured in the staged diff for AllyCodePanel.js (489-758-819 → 123-456-789). Archive on next sweep.</w:t>
             </w:r>
           </w:p>
         </w:tc>
@@ -974,7 +879,7 @@
           </w:tcPr>
           <w:p>
             <w:r>
-              <w:t xml:space="preserve">Repo hygiene / cleanup</w:t>
+              <w:t xml:space="preserve">Repo hygiene</w:t>
             </w:r>
           </w:p>
         </w:tc>
@@ -996,7 +901,7 @@
           </w:tcPr>
           <w:p>
             <w:r>
-              <w:t xml:space="preserve">Codebase cleanup pass: deleted archive/, removed src/data/chars.js.bak, deduplicated DECODED_CHARS, consolidated verdict helpers, documented tools/</w:t>
+              <w:t xml:space="preserve">references/mod-source-html/*_files/ (SWGOH.GG webpack bundles) removed from working tree; not tracked in git on either branch</w:t>
             </w:r>
           </w:p>
         </w:tc>
@@ -1018,7 +923,7 @@
           </w:tcPr>
           <w:p>
             <w:r>
-              <w:t xml:space="preserve">Landed 2026-04-24. archive/ (53 files) deleted with backup pushed to backup/pre-cleanup-2026-04-24 and chars.js.bak copied to C:/Users/Chad/my-app/backups/. New src/data/charDecoding.js exports DECODED_CHARS + ENGINE_SLICE_REF used by both overlayRecommendation and SliceScreen. New getDecisionDescription() export on sliceEngine.js replaces two slightly drifted decisionDefinition() helpers. New tools/README.md catalogs all 22 dev scripts.</w:t>
+              <w:t xml:space="preserve">User confirmed external backup kept in case parsers ever need them. Verified on 2026-04-25: references/ contains only character-data, mod-source, and native-overlay-template; no _files/ subdirs anywhere; git ls-files references/mod-source-html returns 0 entries on both main and friendly-stonebraker. Archive on next sweep.</w:t>
             </w:r>
           </w:p>
         </w:tc>
@@ -1069,7 +974,7 @@
           </w:tcPr>
           <w:p>
             <w:r>
-              <w:t xml:space="preserve">Theme / shape icons</w:t>
+              <w:t xml:space="preserve">Repo hygiene / cleanup</w:t>
             </w:r>
           </w:p>
         </w:tc>
@@ -1091,7 +996,7 @@
           </w:tcPr>
           <w:p>
             <w:r>
-              <w:t xml:space="preserve">Light-mode shape icons: cross/triangle/diamond/etc. now have light-mode variants so they don’t render as black blobs on the white background</w:t>
+              <w:t xml:space="preserve">Codebase cleanup pass: deleted archive/, removed src/data/chars.js.bak, deduplicated DECODED_CHARS, consolidated verdict helpers, documented tools/</w:t>
             </w:r>
           </w:p>
         </w:tc>
@@ -1113,7 +1018,7 @@
           </w:tcPr>
           <w:p>
             <w:r>
-              <w:t xml:space="preserve">Each shape PNG has a metallic colored frame + dark inner cavity + dark outer drop-shadow. New tools/gen-shape-lightmode.py rewrites pixels with max(R,G,B) &lt; 55 to white while preserving alpha (soft black aura becomes soft white glow). Generated assets/shapes/{name}-light.png for all 6 shapes. ModShapeIcon.js now reads isDark from useThemeControls() and swaps source maps accordingly. Verified visually before commit. Push LUM_MAX from 55 to 65 in the script if any dark specks survive on-device.</w:t>
+              <w:t xml:space="preserve">Landed 2026-04-24. archive/ (53 files) deleted with backup pushed to backup/pre-cleanup-2026-04-24 and chars.js.bak copied to C:/Users/Chad/my-app/backups/. New src/data/charDecoding.js exports DECODED_CHARS + ENGINE_SLICE_REF used by both overlayRecommendation and SliceScreen. New getDecisionDescription() export on sliceEngine.js replaces two slightly drifted decisionDefinition() helpers. New tools/README.md catalogs all 22 dev scripts.</w:t>
             </w:r>
           </w:p>
         </w:tc>
@@ -1164,7 +1069,7 @@
           </w:tcPr>
           <w:p>
             <w:r>
-              <w:t xml:space="preserve">Slice screen / layout</w:t>
+              <w:t xml:space="preserve">Theme / shape icons</w:t>
             </w:r>
           </w:p>
         </w:tc>
@@ -1186,7 +1091,7 @@
           </w:tcPr>
           <w:p>
             <w:r>
-              <w:t xml:space="preserve">Shrink the Best Character Fit card and place a "Your Characters" card next to it (premium-only)</w:t>
+              <w:t xml:space="preserve">Light-mode shape icons: cross/triangle/diamond/etc. now have light-mode variants so they don’t render as black blobs on the white background</w:t>
             </w:r>
           </w:p>
         </w:tc>
@@ -1208,7 +1113,7 @@
           </w:tcPr>
           <w:p>
             <w:r>
-              <w:t xml:space="preserve">Two-card row. "Your Characters" populated from ally-code roster; gated behind premium.</w:t>
+              <w:t xml:space="preserve">Each shape PNG has a metallic colored frame + dark inner cavity + dark outer drop-shadow. New tools/gen-shape-lightmode.py rewrites pixels with max(R,G,B) &lt; 55 to white while preserving alpha (soft black aura becomes soft white glow). Generated assets/shapes/{name}-light.png for all 6 shapes. ModShapeIcon.js now reads isDark from useThemeControls() and swaps source maps accordingly. Verified visually before commit. Push LUM_MAX from 55 to 65 in the script if any dark specks survive on-device.</w:t>
             </w:r>
           </w:p>
         </w:tc>
@@ -1259,7 +1164,7 @@
           </w:tcPr>
           <w:p>
             <w:r>
-              <w:t xml:space="preserve">Slice screen / suggestions</w:t>
+              <w:t xml:space="preserve">Slice screen / layout</w:t>
             </w:r>
           </w:p>
         </w:tc>
@@ -1281,7 +1186,7 @@
           </w:tcPr>
           <w:p>
             <w:r>
-              <w:t xml:space="preserve">Capped Best Characters + Your Roster to top 25 by fit score</w:t>
+              <w:t xml:space="preserve">Shrink the Best Character Fit card and place a "Your Characters" card next to it (premium-only)</w:t>
             </w:r>
           </w:p>
         </w:tc>
@@ -1303,7 +1208,7 @@
           </w:tcPr>
           <w:p>
             <w:r>
-              <w:t xml:space="preserve">SliceScreen slices setFilteredMatches and ownedMatches to MAX_VISIBLE_MATCHES=25. matchedCharacters is already sorted desc by matchScore so the cap surfaces the strongest fits. Headers show “Top 25 of N” when truncated, plain “N” otherwise. Archive on next sweep.</w:t>
+              <w:t xml:space="preserve">Two-card row. "Your Characters" populated from ally-code roster; gated behind premium.</w:t>
             </w:r>
           </w:p>
         </w:tc>
@@ -1354,6 +1259,101 @@
           </w:tcPr>
           <w:p>
             <w:r>
+              <w:t xml:space="preserve">Slice screen / suggestions</w:t>
+            </w:r>
+          </w:p>
+        </w:tc>
+        <w:tc>
+          <w:tcPr>
+            <w:tcW w:type="dxa" w:w="3500"/>
+            <w:tcBorders>
+              <w:top w:val="single" w:color="CCCCCC" w:sz="1"/>
+              <w:left w:val="single" w:color="CCCCCC" w:sz="1"/>
+              <w:bottom w:val="single" w:color="CCCCCC" w:sz="1"/>
+              <w:right w:val="single" w:color="CCCCCC" w:sz="1"/>
+            </w:tcBorders>
+            <w:tcMar>
+              <w:top w:type="dxa" w:w="80"/>
+              <w:left w:type="dxa" w:w="120"/>
+              <w:bottom w:type="dxa" w:w="80"/>
+              <w:right w:type="dxa" w:w="120"/>
+            </w:tcMar>
+          </w:tcPr>
+          <w:p>
+            <w:r>
+              <w:t xml:space="preserve">Capped Best Characters + Your Roster to top 25 by fit score</w:t>
+            </w:r>
+          </w:p>
+        </w:tc>
+        <w:tc>
+          <w:tcPr>
+            <w:tcW w:type="dxa" w:w="2460"/>
+            <w:tcBorders>
+              <w:top w:val="single" w:color="CCCCCC" w:sz="1"/>
+              <w:left w:val="single" w:color="CCCCCC" w:sz="1"/>
+              <w:bottom w:val="single" w:color="CCCCCC" w:sz="1"/>
+              <w:right w:val="single" w:color="CCCCCC" w:sz="1"/>
+            </w:tcBorders>
+            <w:tcMar>
+              <w:top w:type="dxa" w:w="80"/>
+              <w:left w:type="dxa" w:w="120"/>
+              <w:bottom w:type="dxa" w:w="80"/>
+              <w:right w:type="dxa" w:w="120"/>
+            </w:tcMar>
+          </w:tcPr>
+          <w:p>
+            <w:r>
+              <w:t xml:space="preserve">SliceScreen slices setFilteredMatches and ownedMatches to MAX_VISIBLE_MATCHES=25. matchedCharacters is already sorted desc by matchScore so the cap surfaces the strongest fits. Headers show “Top 25 of N” when truncated, plain “N” otherwise. Archive on next sweep.</w:t>
+            </w:r>
+          </w:p>
+        </w:tc>
+      </w:tr>
+      <w:tr>
+        <w:tc>
+          <w:tcPr>
+            <w:tcW w:type="dxa" w:w="1400"/>
+            <w:tcBorders>
+              <w:top w:val="single" w:color="CCCCCC" w:sz="1"/>
+              <w:left w:val="single" w:color="CCCCCC" w:sz="1"/>
+              <w:bottom w:val="single" w:color="CCCCCC" w:sz="1"/>
+              <w:right w:val="single" w:color="CCCCCC" w:sz="1"/>
+            </w:tcBorders>
+            <w:shd w:fill="D5F0D5" w:val="clear"/>
+            <w:tcMar>
+              <w:top w:type="dxa" w:w="80"/>
+              <w:left w:type="dxa" w:w="120"/>
+              <w:bottom w:type="dxa" w:w="80"/>
+              <w:right w:type="dxa" w:w="120"/>
+            </w:tcMar>
+          </w:tcPr>
+          <w:p>
+            <w:r>
+              <w:rPr>
+                <w:b/>
+                <w:bCs/>
+              </w:rPr>
+              <w:t xml:space="preserve">DONE</w:t>
+            </w:r>
+          </w:p>
+        </w:tc>
+        <w:tc>
+          <w:tcPr>
+            <w:tcW w:type="dxa" w:w="2000"/>
+            <w:tcBorders>
+              <w:top w:val="single" w:color="CCCCCC" w:sz="1"/>
+              <w:left w:val="single" w:color="CCCCCC" w:sz="1"/>
+              <w:bottom w:val="single" w:color="CCCCCC" w:sz="1"/>
+              <w:right w:val="single" w:color="CCCCCC" w:sz="1"/>
+            </w:tcBorders>
+            <w:tcMar>
+              <w:top w:type="dxa" w:w="80"/>
+              <w:left w:type="dxa" w:w="120"/>
+              <w:bottom w:type="dxa" w:w="80"/>
+              <w:right w:type="dxa" w:w="120"/>
+            </w:tcMar>
+          </w:tcPr>
+          <w:p>
+            <w:r>
               <w:t xml:space="preserve">Slice screen / scoring</w:t>
             </w:r>
           </w:p>
@@ -1698,101 +1698,6 @@
               <w:bottom w:val="single" w:color="CCCCCC" w:sz="1"/>
               <w:right w:val="single" w:color="CCCCCC" w:sz="1"/>
             </w:tcBorders>
-            <w:shd w:fill="E6E0EC" w:val="clear"/>
-            <w:tcMar>
-              <w:top w:type="dxa" w:w="80"/>
-              <w:left w:type="dxa" w:w="120"/>
-              <w:bottom w:type="dxa" w:w="80"/>
-              <w:right w:type="dxa" w:w="120"/>
-            </w:tcMar>
-          </w:tcPr>
-          <w:p>
-            <w:r>
-              <w:rPr>
-                <w:b/>
-                <w:bCs/>
-              </w:rPr>
-              <w:t xml:space="preserve">PARKED</w:t>
-            </w:r>
-          </w:p>
-        </w:tc>
-        <w:tc>
-          <w:tcPr>
-            <w:tcW w:type="dxa" w:w="2000"/>
-            <w:tcBorders>
-              <w:top w:val="single" w:color="CCCCCC" w:sz="1"/>
-              <w:left w:val="single" w:color="CCCCCC" w:sz="1"/>
-              <w:bottom w:val="single" w:color="CCCCCC" w:sz="1"/>
-              <w:right w:val="single" w:color="CCCCCC" w:sz="1"/>
-            </w:tcBorders>
-            <w:tcMar>
-              <w:top w:type="dxa" w:w="80"/>
-              <w:left w:type="dxa" w:w="120"/>
-              <w:bottom w:type="dxa" w:w="80"/>
-              <w:right w:type="dxa" w:w="120"/>
-            </w:tcMar>
-          </w:tcPr>
-          <w:p>
-            <w:r>
-              <w:t xml:space="preserve">Shape classifier</w:t>
-            </w:r>
-          </w:p>
-        </w:tc>
-        <w:tc>
-          <w:tcPr>
-            <w:tcW w:type="dxa" w:w="3500"/>
-            <w:tcBorders>
-              <w:top w:val="single" w:color="CCCCCC" w:sz="1"/>
-              <w:left w:val="single" w:color="CCCCCC" w:sz="1"/>
-              <w:bottom w:val="single" w:color="CCCCCC" w:sz="1"/>
-              <w:right w:val="single" w:color="CCCCCC" w:sz="1"/>
-            </w:tcBorders>
-            <w:tcMar>
-              <w:top w:type="dxa" w:w="80"/>
-              <w:left w:type="dxa" w:w="120"/>
-              <w:bottom w:type="dxa" w:w="80"/>
-              <w:right w:type="dxa" w:w="120"/>
-            </w:tcMar>
-          </w:tcPr>
-          <w:p>
-            <w:r>
-              <w:t xml:space="preserve">Second Circle mod reads as Cross: no candidate view sees a round outline (outer circularity 0.404, mask-only circularity 0.333, extent 0.933, stronglyRound=false)</w:t>
-            </w:r>
-          </w:p>
-        </w:tc>
-        <w:tc>
-          <w:tcPr>
-            <w:tcW w:type="dxa" w:w="2460"/>
-            <w:tcBorders>
-              <w:top w:val="single" w:color="CCCCCC" w:sz="1"/>
-              <w:left w:val="single" w:color="CCCCCC" w:sz="1"/>
-              <w:bottom w:val="single" w:color="CCCCCC" w:sz="1"/>
-              <w:right w:val="single" w:color="CCCCCC" w:sz="1"/>
-            </w:tcBorders>
-            <w:tcMar>
-              <w:top w:type="dxa" w:w="80"/>
-              <w:left w:type="dxa" w:w="120"/>
-              <w:bottom w:type="dxa" w:w="80"/>
-              <w:right w:type="dxa" w:w="120"/>
-            </w:tcMar>
-          </w:tcPr>
-          <w:p>
-            <w:r>
-              <w:t xml:space="preserve">Parked 2026-04-23 pending broader Circle sample set. Unlike Grievous, this Circle’s mask-only candidate doesn’t see the round outline at all. Hypotheses: (a) capture framing cut off part of the mod, (b) different Circle visual tier/set produces a different silhouette profile. Collect multiple Circle scans (different tiers/sets/primaries) to determine whether new rescue rule is needed or whether it’s a capture artifact.</w:t>
-            </w:r>
-          </w:p>
-        </w:tc>
-      </w:tr>
-      <w:tr>
-        <w:tc>
-          <w:tcPr>
-            <w:tcW w:type="dxa" w:w="1400"/>
-            <w:tcBorders>
-              <w:top w:val="single" w:color="CCCCCC" w:sz="1"/>
-              <w:left w:val="single" w:color="CCCCCC" w:sz="1"/>
-              <w:bottom w:val="single" w:color="CCCCCC" w:sz="1"/>
-              <w:right w:val="single" w:color="CCCCCC" w:sz="1"/>
-            </w:tcBorders>
             <w:shd w:fill="D5F0D5" w:val="clear"/>
             <w:tcMar>
               <w:top w:type="dxa" w:w="80"/>
@@ -1829,6 +1734,101 @@
           </w:tcPr>
           <w:p>
             <w:r>
+              <w:t xml:space="preserve">Shape classifier</w:t>
+            </w:r>
+          </w:p>
+        </w:tc>
+        <w:tc>
+          <w:tcPr>
+            <w:tcW w:type="dxa" w:w="3500"/>
+            <w:tcBorders>
+              <w:top w:val="single" w:color="CCCCCC" w:sz="1"/>
+              <w:left w:val="single" w:color="CCCCCC" w:sz="1"/>
+              <w:bottom w:val="single" w:color="CCCCCC" w:sz="1"/>
+              <w:right w:val="single" w:color="CCCCCC" w:sz="1"/>
+            </w:tcBorders>
+            <w:tcMar>
+              <w:top w:type="dxa" w:w="80"/>
+              <w:left w:type="dxa" w:w="120"/>
+              <w:bottom w:type="dxa" w:w="80"/>
+              <w:right w:type="dxa" w:w="120"/>
+            </w:tcMar>
+          </w:tcPr>
+          <w:p>
+            <w:r>
+              <w:t xml:space="preserve">Second Circle mod reads as Cross: no candidate view sees a round outline</w:t>
+            </w:r>
+          </w:p>
+        </w:tc>
+        <w:tc>
+          <w:tcPr>
+            <w:tcW w:type="dxa" w:w="2460"/>
+            <w:tcBorders>
+              <w:top w:val="single" w:color="CCCCCC" w:sz="1"/>
+              <w:left w:val="single" w:color="CCCCCC" w:sz="1"/>
+              <w:bottom w:val="single" w:color="CCCCCC" w:sz="1"/>
+              <w:right w:val="single" w:color="CCCCCC" w:sz="1"/>
+            </w:tcBorders>
+            <w:tcMar>
+              <w:top w:type="dxa" w:w="80"/>
+              <w:left w:type="dxa" w:w="120"/>
+              <w:bottom w:type="dxa" w:w="80"/>
+              <w:right w:type="dxa" w:w="120"/>
+            </w:tcMar>
+          </w:tcPr>
+          <w:p>
+            <w:r>
+              <w:t xml:space="preserve">Resolved 2026-05-02 via two layered fixes: (1) chooseShape now prefers the same-variant runner-up over cross-variant consensus when the native winner is rejected by the primary-stat filter; (2) the Circle/Diamond→Triangle rescue gained a triangleScore-vs-diamondCornerScore guard so a rounded silhouette with strong diamond geometry no longer flips to Triangle. Verified end-to-end: 3 Circle Offense scans passed, the one remaining 5D Circle Protection misclass turned out to be the chooseShape consensus bug and was fixed in the same commit.</w:t>
+            </w:r>
+          </w:p>
+        </w:tc>
+      </w:tr>
+      <w:tr>
+        <w:tc>
+          <w:tcPr>
+            <w:tcW w:type="dxa" w:w="1400"/>
+            <w:tcBorders>
+              <w:top w:val="single" w:color="CCCCCC" w:sz="1"/>
+              <w:left w:val="single" w:color="CCCCCC" w:sz="1"/>
+              <w:bottom w:val="single" w:color="CCCCCC" w:sz="1"/>
+              <w:right w:val="single" w:color="CCCCCC" w:sz="1"/>
+            </w:tcBorders>
+            <w:shd w:fill="D5F0D5" w:val="clear"/>
+            <w:tcMar>
+              <w:top w:type="dxa" w:w="80"/>
+              <w:left w:type="dxa" w:w="120"/>
+              <w:bottom w:type="dxa" w:w="80"/>
+              <w:right w:type="dxa" w:w="120"/>
+            </w:tcMar>
+          </w:tcPr>
+          <w:p>
+            <w:r>
+              <w:rPr>
+                <w:b/>
+                <w:bCs/>
+              </w:rPr>
+              <w:t xml:space="preserve">DONE</w:t>
+            </w:r>
+          </w:p>
+        </w:tc>
+        <w:tc>
+          <w:tcPr>
+            <w:tcW w:type="dxa" w:w="2000"/>
+            <w:tcBorders>
+              <w:top w:val="single" w:color="CCCCCC" w:sz="1"/>
+              <w:left w:val="single" w:color="CCCCCC" w:sz="1"/>
+              <w:bottom w:val="single" w:color="CCCCCC" w:sz="1"/>
+              <w:right w:val="single" w:color="CCCCCC" w:sz="1"/>
+            </w:tcBorders>
+            <w:tcMar>
+              <w:top w:type="dxa" w:w="80"/>
+              <w:left w:type="dxa" w:w="120"/>
+              <w:bottom w:type="dxa" w:w="80"/>
+              <w:right w:type="dxa" w:w="120"/>
+            </w:tcMar>
+          </w:tcPr>
+          <w:p>
+            <w:r>
               <w:t xml:space="preserve">Branch hygiene</w:t>
             </w:r>
           </w:p>
@@ -5936,7 +5936,7 @@
           </w:tcPr>
           <w:p>
             <w:r>
-              <w:t xml:space="preserve">Match characters by SECONDARY set membership across all shapes, not just by exact shape+set</w:t>
+              <w:t xml:space="preserve">Match characters by SECONDARY set membership across all shapes, not just by exact shape+primary</w:t>
             </w:r>
           </w:p>
         </w:tc>
@@ -5958,7 +5958,102 @@
           </w:tcPr>
           <w:p>
             <w:r>
-              <w:t xml:space="preserve">When a character's build calls for Speed(x4)+Health(x2), a scanned Health-set mod should match that character regardless of shape if its secondaries align — currently only the matching shape gets matched. Engine path: findMatchingBuilds in sliceEngine.js requires shape match; add a secondary-set path that accepts any shape when the scanned mod's set fills the x2/x4 slot of the build. Strong-fit threshold should rely on alignedCount/strongAlignedCount, not on shape match.</w:t>
+              <w:t xml:space="preserve">Today: findMatchingBuilds in sliceEngine.js requires BOTH shape-and-primary match (e.g. char's triangle="Crit Chance%" only matches Triangle Crit Chance% mods) AND a set membership check. The set-side already accepts main+side matches. The shape-and-primary side does not. Result: a Triangle Health% mod (great secondaries, character's build calls for Speed(x4)+Health(x2)) doesn't match any character whose Triangle primary isn't Health% even when their build wants the Health-set piece in some slot. Goal: a scanned mod's set fill counts toward the build regardless of which shape carries it, so a "shell" match path opens up for set-side fits. Implementation outline: (a) add a "setOnlyMatch" branch in findMatchingBuilds that matches when selectedSet appears in setRequirements with selectedSetCount &gt; 0 and skips the per-shape primary check (this branch tags the match as e.g. fitTier="setSidePiece"); (b) downgrade matchScore vs. main-set+primary matches so set-only matches don't crowd out exact fits; (c) per the user spec, strong-fit threshold remains alignedCount/strongAlignedCount on secondaries — set-only matches with weak secondaries still don't surface. Edge: don't blow up matchedCharacters with every char that has Speed(x4) in their build when scanning a Speed mod with mediocre secondaries — gate by the existing alignedCount &gt;= 2 filter (already in place for ownedComparisons).</w:t>
+            </w:r>
+          </w:p>
+        </w:tc>
+      </w:tr>
+      <w:tr>
+        <w:tc>
+          <w:tcPr>
+            <w:tcW w:type="dxa" w:w="1400"/>
+            <w:tcBorders>
+              <w:top w:val="single" w:color="CCCCCC" w:sz="1"/>
+              <w:left w:val="single" w:color="CCCCCC" w:sz="1"/>
+              <w:bottom w:val="single" w:color="CCCCCC" w:sz="1"/>
+              <w:right w:val="single" w:color="CCCCCC" w:sz="1"/>
+            </w:tcBorders>
+            <w:shd w:fill="FFF4CE" w:val="clear"/>
+            <w:tcMar>
+              <w:top w:type="dxa" w:w="80"/>
+              <w:left w:type="dxa" w:w="120"/>
+              <w:bottom w:type="dxa" w:w="80"/>
+              <w:right w:type="dxa" w:w="120"/>
+            </w:tcMar>
+          </w:tcPr>
+          <w:p>
+            <w:r>
+              <w:rPr>
+                <w:b/>
+                <w:bCs/>
+              </w:rPr>
+              <w:t xml:space="preserve">OPEN</w:t>
+            </w:r>
+          </w:p>
+        </w:tc>
+        <w:tc>
+          <w:tcPr>
+            <w:tcW w:type="dxa" w:w="2000"/>
+            <w:tcBorders>
+              <w:top w:val="single" w:color="CCCCCC" w:sz="1"/>
+              <w:left w:val="single" w:color="CCCCCC" w:sz="1"/>
+              <w:bottom w:val="single" w:color="CCCCCC" w:sz="1"/>
+              <w:right w:val="single" w:color="CCCCCC" w:sz="1"/>
+            </w:tcBorders>
+            <w:tcMar>
+              <w:top w:type="dxa" w:w="80"/>
+              <w:left w:type="dxa" w:w="120"/>
+              <w:bottom w:type="dxa" w:w="80"/>
+              <w:right w:type="dxa" w:w="120"/>
+            </w:tcMar>
+          </w:tcPr>
+          <w:p>
+            <w:r>
+              <w:t xml:space="preserve">Slicer / Deep EV modeling</w:t>
+            </w:r>
+          </w:p>
+        </w:tc>
+        <w:tc>
+          <w:tcPr>
+            <w:tcW w:type="dxa" w:w="3500"/>
+            <w:tcBorders>
+              <w:top w:val="single" w:color="CCCCCC" w:sz="1"/>
+              <w:left w:val="single" w:color="CCCCCC" w:sz="1"/>
+              <w:bottom w:val="single" w:color="CCCCCC" w:sz="1"/>
+              <w:right w:val="single" w:color="CCCCCC" w:sz="1"/>
+            </w:tcBorders>
+            <w:tcMar>
+              <w:top w:type="dxa" w:w="80"/>
+              <w:left w:type="dxa" w:w="120"/>
+              <w:bottom w:type="dxa" w:w="80"/>
+              <w:right w:type="dxa" w:w="120"/>
+            </w:tcMar>
+          </w:tcPr>
+          <w:p>
+            <w:r>
+              <w:t xml:space="preserve">Project full distribution of post-slice mod power, not just the expected value of a single bonus roll</w:t>
+            </w:r>
+          </w:p>
+        </w:tc>
+        <w:tc>
+          <w:tcPr>
+            <w:tcW w:type="dxa" w:w="2460"/>
+            <w:tcBorders>
+              <w:top w:val="single" w:color="CCCCCC" w:sz="1"/>
+              <w:left w:val="single" w:color="CCCCCC" w:sz="1"/>
+              <w:bottom w:val="single" w:color="CCCCCC" w:sz="1"/>
+              <w:right w:val="single" w:color="CCCCCC" w:sz="1"/>
+            </w:tcBorders>
+            <w:tcMar>
+              <w:top w:type="dxa" w:w="80"/>
+              <w:left w:type="dxa" w:w="120"/>
+              <w:bottom w:type="dxa" w:w="80"/>
+              <w:right w:type="dxa" w:w="120"/>
+            </w:tcMar>
+          </w:tcPr>
+          <w:p>
+            <w:r>
+              <w:t xml:space="preserve">Today (Phase 1, c806c92): projectSliceOutcome models a single tier-up — picks one random eligible secondary, returns expected added value per stat. The actionDesc surfaces "X% chance the bonus roll lands on Speed (avg +5 on hit)". Limits: (1) Single-tier only — doesn't project 5C → 5B → 5A → 6E end-to-end, so the user can't see "by 5A this Speed could realistically be 14-22". (2) Single-stat headline — picks Speed-or-top-weighted only, ignores the joint distribution. (3) No "P(meets threshold)" — no way to express "this mod has a 35% chance of being a 5A Speed &gt;= 18 mod after sliceing the rest of the way." Goal: add projectSliceLadder(secondaries, fromTier, toTier) that walks the tiers, simulates the random-bonus-pick at each step, and returns a probability distribution of final stat values. Then a percentile-based recommendation: "P(Speed &gt;= 18 by 5A) = 42%" / "P(Speed &gt;= 22) = 8%". Inform SLICE/HOLD threshold by the probability of meeting a configurable target (e.g. "Speed &gt;= 15 means slice; expected value isn't enough"). Likely needs Monte Carlo (1000+ samples) since the joint distribution doesn't close-form, then bucketed reporting in actionDesc. Roster-aware extension: P(this scanned mod beats your equipped mod for owned char X by 5A) — gives a true EV for the slice mats.</w:t>
             </w:r>
           </w:p>
         </w:tc>
